--- a/docs/academic/TeslimEdilecekler/1.TEZ-RAPOR/BM498_Mezuniyet_Tezi_Hasan_Arthur_Altuntas.docx
+++ b/docs/academic/TeslimEdilecekler/1.TEZ-RAPOR/BM498_Mezuniyet_Tezi_Hasan_Arthur_Altuntas.docx
@@ -9,26 +9,6 @@
           <w:szCs w:val="24"/>
         </w:rPr>
       </w:pPr>
-      <w:commentRangeStart w:id="0"/>
-      <w:commentRangeStart w:id="1"/>
-      <w:commentRangeEnd w:id="1"/>
-      <w:r>
-        <w:rPr>
-          <w:rStyle w:val="AklamaBavurusu"/>
-          <w:sz w:val="24"/>
-          <w:szCs w:val="24"/>
-        </w:rPr>
-        <w:commentReference w:id="1"/>
-      </w:r>
-      <w:commentRangeEnd w:id="0"/>
-      <w:r>
-        <w:rPr>
-          <w:rStyle w:val="AklamaBavurusu"/>
-          <w:sz w:val="24"/>
-          <w:szCs w:val="24"/>
-        </w:rPr>
-        <w:commentReference w:id="0"/>
-      </w:r>
     </w:p>
     <w:p>
       <w:pPr>
@@ -60,7 +40,7 @@
                     <pic:cNvPicPr/>
                   </pic:nvPicPr>
                   <pic:blipFill>
-                    <a:blip r:embed="rId11" cstate="print">
+                    <a:blip r:embed="rId8" cstate="print">
                       <a:extLst>
                         <a:ext uri="{28A0092B-C50C-407E-A947-70E740481C1C}">
                           <a14:useLocalDpi xmlns:a14="http://schemas.microsoft.com/office/drawing/2010/main" val="0"/>
@@ -557,8 +537,8 @@
                 <w:szCs w:val="28"/>
               </w:rPr>
             </w:pPr>
-            <w:bookmarkStart w:id="2" w:name="_Toc520892749"/>
-            <w:bookmarkStart w:id="3" w:name="_Toc520892835"/>
+            <w:bookmarkStart w:id="0" w:name="_Toc520892749"/>
+            <w:bookmarkStart w:id="1" w:name="_Toc520892835"/>
             <w:r>
               <w:rPr>
                 <w:rFonts w:ascii="Aptos" w:hAnsi="Aptos" w:cs="Calibri"/>
@@ -2760,31 +2740,31 @@
         <w:pStyle w:val="LKBALIKLAR"/>
         <w:spacing w:before="120" w:after="120"/>
       </w:pPr>
-      <w:commentRangeStart w:id="4"/>
-      <w:commentRangeStart w:id="5"/>
+      <w:commentRangeStart w:id="2"/>
+      <w:commentRangeStart w:id="3"/>
       <w:r>
         <w:lastRenderedPageBreak/>
         <w:t>BEYAN</w:t>
       </w:r>
-      <w:bookmarkEnd w:id="2"/>
-      <w:bookmarkEnd w:id="3"/>
-      <w:commentRangeEnd w:id="5"/>
+      <w:bookmarkEnd w:id="0"/>
+      <w:bookmarkEnd w:id="1"/>
+      <w:commentRangeEnd w:id="3"/>
       <w:r>
         <w:rPr>
           <w:rStyle w:val="AklamaBavurusu"/>
           <w:sz w:val="28"/>
           <w:szCs w:val="28"/>
         </w:rPr>
-        <w:commentReference w:id="5"/>
-      </w:r>
-      <w:commentRangeEnd w:id="4"/>
+        <w:commentReference w:id="3"/>
+      </w:r>
+      <w:commentRangeEnd w:id="2"/>
       <w:r>
         <w:rPr>
           <w:rStyle w:val="AklamaBavurusu"/>
           <w:sz w:val="28"/>
           <w:szCs w:val="28"/>
         </w:rPr>
-        <w:commentReference w:id="4"/>
+        <w:commentReference w:id="2"/>
       </w:r>
     </w:p>
     <w:p>
@@ -3444,28 +3424,14 @@
       <w:r>
         <w:t>Bu tez çalışmasının her aşamasında değerli yönlendirmeleri, sabrı ve akademik rehberliğiyle süreci şekillendiren danışman hocam Dr. Öğr. Üyesi Büşra TAKGİL'e sonsuz teşekkürlerimi sunarım.</w:t>
       </w:r>
-    </w:p>
-    <w:p>
-      <w:pPr>
-        <w:spacing w:after="240" w:line="360" w:lineRule="auto"/>
-        <w:jc w:val="both"/>
+      <w:r>
         <w:rPr>
           <w:color w:val="000000"/>
           <w:sz w:val="24"/>
           <w:szCs w:val="24"/>
         </w:rPr>
-      </w:pPr>
-    </w:p>
-    <w:p>
-      <w:pPr>
-        <w:spacing w:after="240" w:line="360" w:lineRule="auto"/>
-        <w:jc w:val="both"/>
-        <w:rPr>
-          <w:color w:val="000000"/>
-          <w:sz w:val="24"/>
-          <w:szCs w:val="24"/>
-        </w:rPr>
-      </w:pPr>
+        <w:t xml:space="preserve"> </w:t>
+      </w:r>
       <w:r>
         <w:t>Tez süreci boyunca gösterdikleri anlayış ve destekten dolayı aileme ve tüm arkadaşlarıma teşekkür ederim.</w:t>
       </w:r>
@@ -3685,18 +3651,8 @@
         <w:pStyle w:val="LKBALIKLAR"/>
         <w:spacing w:before="120" w:after="120"/>
       </w:pPr>
-      <w:commentRangeStart w:id="7"/>
       <w:r>
         <w:t>İÇİNDEKİLER</w:t>
-      </w:r>
-      <w:commentRangeEnd w:id="7"/>
-      <w:r>
-        <w:rPr>
-          <w:rStyle w:val="AklamaBavurusu"/>
-          <w:sz w:val="28"/>
-          <w:szCs w:val="28"/>
-        </w:rPr>
-        <w:commentReference w:id="7"/>
       </w:r>
     </w:p>
     <w:p>
@@ -9638,15 +9594,15 @@
       <w:r>
         <w:t>LİSTESİ</w:t>
       </w:r>
-      <w:commentRangeStart w:id="8"/>
-      <w:commentRangeEnd w:id="8"/>
+      <w:commentRangeStart w:id="4"/>
+      <w:commentRangeEnd w:id="4"/>
       <w:r>
         <w:rPr>
           <w:rStyle w:val="AklamaBavurusu"/>
           <w:sz w:val="28"/>
           <w:szCs w:val="28"/>
         </w:rPr>
-        <w:commentReference w:id="8"/>
+        <w:commentReference w:id="4"/>
       </w:r>
     </w:p>
     <w:p>
@@ -10518,19 +10474,19 @@
       <w:pPr>
         <w:pStyle w:val="Balk1ekil"/>
       </w:pPr>
-      <w:commentRangeStart w:id="9"/>
+      <w:commentRangeStart w:id="5"/>
       <w:r>
         <w:lastRenderedPageBreak/>
         <w:t>KISALTMALAR</w:t>
       </w:r>
-      <w:commentRangeEnd w:id="9"/>
+      <w:commentRangeEnd w:id="5"/>
       <w:r>
         <w:rPr>
           <w:rStyle w:val="AklamaBavurusu"/>
           <w:sz w:val="28"/>
           <w:szCs w:val="28"/>
         </w:rPr>
-        <w:commentReference w:id="9"/>
+        <w:commentReference w:id="5"/>
       </w:r>
     </w:p>
     <w:tbl>
@@ -11961,15 +11917,15 @@
         <w:lastRenderedPageBreak/>
         <w:t>SİMGELER</w:t>
       </w:r>
-      <w:commentRangeStart w:id="10"/>
-      <w:commentRangeEnd w:id="10"/>
+      <w:commentRangeStart w:id="6"/>
+      <w:commentRangeEnd w:id="6"/>
       <w:r>
         <w:rPr>
           <w:rStyle w:val="AklamaBavurusu"/>
           <w:sz w:val="28"/>
           <w:szCs w:val="28"/>
         </w:rPr>
-        <w:commentReference w:id="10"/>
+        <w:commentReference w:id="6"/>
       </w:r>
     </w:p>
     <w:tbl>
@@ -13529,7 +13485,7 @@
         </w:rPr>
         <w:t xml:space="preserve"> </w:t>
       </w:r>
-      <w:commentRangeStart w:id="11"/>
+      <w:commentRangeStart w:id="7"/>
       <w:r>
         <w:rPr>
           <w:sz w:val="24"/>
@@ -13537,14 +13493,14 @@
         </w:rPr>
         <w:t>sayfa</w:t>
       </w:r>
-      <w:commentRangeEnd w:id="11"/>
+      <w:commentRangeEnd w:id="7"/>
       <w:r>
         <w:rPr>
           <w:rStyle w:val="AklamaBavurusu"/>
           <w:sz w:val="24"/>
           <w:szCs w:val="24"/>
         </w:rPr>
-        <w:commentReference w:id="11"/>
+        <w:commentReference w:id="7"/>
       </w:r>
     </w:p>
     <w:p>
@@ -13614,7 +13570,7 @@
           <w:szCs w:val="24"/>
         </w:rPr>
       </w:pPr>
-      <w:commentRangeStart w:id="12"/>
+      <w:commentRangeStart w:id="8"/>
       <w:r>
         <w:rPr>
           <w:b/>
@@ -13623,7 +13579,7 @@
         </w:rPr>
         <w:t>Anahtar sözcükler</w:t>
       </w:r>
-      <w:commentRangeEnd w:id="12"/>
+      <w:commentRangeEnd w:id="8"/>
       <w:r>
         <w:rPr>
           <w:rStyle w:val="AklamaBavurusu"/>
@@ -13631,7 +13587,7 @@
           <w:sz w:val="24"/>
           <w:szCs w:val="24"/>
         </w:rPr>
-        <w:commentReference w:id="12"/>
+        <w:commentReference w:id="8"/>
       </w:r>
       <w:r>
         <w:rPr>
@@ -13935,7 +13891,7 @@
         </w:rPr>
         <w:t xml:space="preserve"> </w:t>
       </w:r>
-      <w:commentRangeStart w:id="13"/>
+      <w:commentRangeStart w:id="9"/>
       <w:r>
         <w:rPr>
           <w:sz w:val="24"/>
@@ -13944,7 +13900,7 @@
         </w:rPr>
         <w:t>pages</w:t>
       </w:r>
-      <w:commentRangeEnd w:id="13"/>
+      <w:commentRangeEnd w:id="9"/>
       <w:r>
         <w:rPr>
           <w:rStyle w:val="AklamaBavurusu"/>
@@ -13952,7 +13908,7 @@
           <w:szCs w:val="24"/>
           <w:lang w:val="en-US"/>
         </w:rPr>
-        <w:commentReference w:id="13"/>
+        <w:commentReference w:id="9"/>
       </w:r>
     </w:p>
     <w:p>
@@ -14037,7 +13993,7 @@
           <w:lang w:val="en-US"/>
         </w:rPr>
       </w:pPr>
-      <w:commentRangeStart w:id="14"/>
+      <w:commentRangeStart w:id="10"/>
       <w:r>
         <w:rPr>
           <w:b/>
@@ -14047,7 +14003,7 @@
         </w:rPr>
         <w:t>Keywords:</w:t>
       </w:r>
-      <w:commentRangeEnd w:id="14"/>
+      <w:commentRangeEnd w:id="10"/>
       <w:r>
         <w:rPr>
           <w:rStyle w:val="AklamaBavurusu"/>
@@ -14055,7 +14011,7 @@
           <w:szCs w:val="24"/>
           <w:lang w:val="en-US"/>
         </w:rPr>
-        <w:commentReference w:id="14"/>
+        <w:commentReference w:id="10"/>
       </w:r>
       <w:r>
         <w:rPr>
@@ -14156,15 +14112,15 @@
       <w:r>
         <w:t>GİRİŞ</w:t>
       </w:r>
-      <w:commentRangeStart w:id="15"/>
-      <w:commentRangeEnd w:id="15"/>
+      <w:commentRangeStart w:id="11"/>
+      <w:commentRangeEnd w:id="11"/>
       <w:r>
         <w:rPr>
           <w:rStyle w:val="AklamaBavurusu"/>
           <w:sz w:val="28"/>
           <w:szCs w:val="28"/>
         </w:rPr>
-        <w:commentReference w:id="15"/>
+        <w:commentReference w:id="11"/>
       </w:r>
     </w:p>
     <w:p>
@@ -14256,15 +14212,15 @@
       <w:r>
         <w:t xml:space="preserve"> </w:t>
       </w:r>
-      <w:commentRangeStart w:id="16"/>
-      <w:commentRangeEnd w:id="16"/>
+      <w:commentRangeStart w:id="12"/>
+      <w:commentRangeEnd w:id="12"/>
       <w:r>
         <w:rPr>
           <w:rStyle w:val="AklamaBavurusu"/>
           <w:sz w:val="28"/>
           <w:szCs w:val="28"/>
         </w:rPr>
-        <w:commentReference w:id="16"/>
+        <w:commentReference w:id="12"/>
       </w:r>
     </w:p>
     <w:p>
@@ -14385,14 +14341,14 @@
         </w:rPr>
         <w:t xml:space="preserve"> otomatik olarak numaralandırılmaktadır. Bu kopyalanarak istenildiği kadar </w:t>
       </w:r>
-      <w:commentRangeStart w:id="17"/>
+      <w:commentRangeStart w:id="13"/>
       <w:r>
         <w:rPr>
           <w:color w:val="auto"/>
         </w:rPr>
         <w:t>çoğaltılabilir</w:t>
       </w:r>
-      <w:commentRangeEnd w:id="17"/>
+      <w:commentRangeEnd w:id="13"/>
       <w:r>
         <w:rPr>
           <w:rStyle w:val="AklamaBavurusu"/>
@@ -14400,7 +14356,7 @@
           <w:sz w:val="24"/>
           <w:szCs w:val="24"/>
         </w:rPr>
-        <w:commentReference w:id="17"/>
+        <w:commentReference w:id="13"/>
       </w:r>
       <w:r>
         <w:rPr>
@@ -14818,14 +14774,14 @@
         </w:rPr>
         <w:t xml:space="preserve">otomatik olarak </w:t>
       </w:r>
-      <w:commentRangeStart w:id="18"/>
+      <w:commentRangeStart w:id="14"/>
       <w:r>
         <w:rPr>
           <w:color w:val="auto"/>
         </w:rPr>
         <w:t>numaralandırılmaktadır</w:t>
       </w:r>
-      <w:commentRangeEnd w:id="18"/>
+      <w:commentRangeEnd w:id="14"/>
       <w:r>
         <w:rPr>
           <w:rStyle w:val="AklamaBavurusu"/>
@@ -14833,7 +14789,7 @@
           <w:sz w:val="24"/>
           <w:szCs w:val="24"/>
         </w:rPr>
-        <w:commentReference w:id="18"/>
+        <w:commentReference w:id="14"/>
       </w:r>
       <w:r>
         <w:rPr>
@@ -16335,28 +16291,28 @@
       <w:r>
         <w:t xml:space="preserve"> Türkiye’nin solar haritasını </w:t>
       </w:r>
-      <w:commentRangeStart w:id="19"/>
-      <w:commentRangeStart w:id="20"/>
+      <w:commentRangeStart w:id="15"/>
+      <w:commentRangeStart w:id="16"/>
       <w:r>
         <w:t>göstermektedir</w:t>
       </w:r>
-      <w:commentRangeEnd w:id="20"/>
+      <w:commentRangeEnd w:id="16"/>
       <w:r>
         <w:rPr>
           <w:rStyle w:val="AklamaBavurusu"/>
           <w:sz w:val="24"/>
           <w:szCs w:val="24"/>
         </w:rPr>
-        <w:commentReference w:id="20"/>
-      </w:r>
-      <w:commentRangeEnd w:id="19"/>
+        <w:commentReference w:id="16"/>
+      </w:r>
+      <w:commentRangeEnd w:id="15"/>
       <w:r>
         <w:rPr>
           <w:rStyle w:val="AklamaBavurusu"/>
           <w:sz w:val="24"/>
           <w:szCs w:val="24"/>
         </w:rPr>
-        <w:commentReference w:id="19"/>
+        <w:commentReference w:id="15"/>
       </w:r>
       <w:r>
         <w:t>.</w:t>
@@ -16454,38 +16410,38 @@
       <w:r>
         <w:t xml:space="preserve">. Türkiye solar </w:t>
       </w:r>
-      <w:commentRangeStart w:id="21"/>
-      <w:commentRangeStart w:id="22"/>
-      <w:commentRangeStart w:id="23"/>
+      <w:commentRangeStart w:id="17"/>
+      <w:commentRangeStart w:id="18"/>
+      <w:commentRangeStart w:id="19"/>
       <w:r>
         <w:t>haritası1</w:t>
       </w:r>
-      <w:commentRangeEnd w:id="23"/>
+      <w:commentRangeEnd w:id="19"/>
       <w:r>
         <w:rPr>
           <w:rStyle w:val="AklamaBavurusu"/>
           <w:sz w:val="24"/>
           <w:szCs w:val="20"/>
         </w:rPr>
-        <w:commentReference w:id="23"/>
-      </w:r>
-      <w:commentRangeEnd w:id="21"/>
+        <w:commentReference w:id="19"/>
+      </w:r>
+      <w:commentRangeEnd w:id="17"/>
       <w:r>
         <w:rPr>
           <w:rStyle w:val="AklamaBavurusu"/>
           <w:sz w:val="24"/>
           <w:szCs w:val="20"/>
         </w:rPr>
-        <w:commentReference w:id="21"/>
-      </w:r>
-      <w:commentRangeEnd w:id="22"/>
+        <w:commentReference w:id="17"/>
+      </w:r>
+      <w:commentRangeEnd w:id="18"/>
       <w:r>
         <w:rPr>
           <w:rStyle w:val="AklamaBavurusu"/>
           <w:sz w:val="24"/>
           <w:szCs w:val="20"/>
         </w:rPr>
-        <w:commentReference w:id="22"/>
+        <w:commentReference w:id="18"/>
       </w:r>
       <w:r>
         <w:t>.</w:t>
@@ -16573,10 +16529,10 @@
                   <v:path o:extrusionok="f" gradientshapeok="t" o:connecttype="rect"/>
                   <o:lock v:ext="edit" aspectratio="t"/>
                 </v:shapetype>
-                <v:shape id="_x0000_i1025" type="#_x0000_t75" style="width:193.2pt;height:22.2pt" o:ole="">
+                <v:shape id="_x0000_i1025" type="#_x0000_t75" style="width:193.5pt;height:22.5pt" o:ole="">
                   <v:imagedata r:id="rId20" o:title=""/>
                 </v:shape>
-                <o:OLEObject Type="Embed" ProgID="Equation.DSMT4" ShapeID="_x0000_i1025" DrawAspect="Content" ObjectID="_1840197369" r:id="rId21"/>
+                <o:OLEObject Type="Embed" ProgID="Equation.DSMT4" ShapeID="_x0000_i1025" DrawAspect="Content" ObjectID="_1842429909" r:id="rId21"/>
               </w:object>
             </w:r>
           </w:p>
@@ -16630,15 +16586,15 @@
             <w:r>
               <w:t>)</w:t>
             </w:r>
-            <w:commentRangeStart w:id="24"/>
-            <w:commentRangeEnd w:id="24"/>
+            <w:commentRangeStart w:id="20"/>
+            <w:commentRangeEnd w:id="20"/>
             <w:r>
               <w:rPr>
                 <w:rStyle w:val="AklamaBavurusu"/>
                 <w:sz w:val="24"/>
                 <w:szCs w:val="20"/>
               </w:rPr>
-              <w:commentReference w:id="24"/>
+              <w:commentReference w:id="20"/>
             </w:r>
           </w:p>
         </w:tc>
@@ -16664,10 +16620,10 @@
                 <w:position w:val="-14"/>
               </w:rPr>
               <w:object w:dxaOrig="3800" w:dyaOrig="420" w14:anchorId="78EEAD71">
-                <v:shape id="_x0000_i1026" type="#_x0000_t75" style="width:193.2pt;height:22.2pt" o:ole="">
+                <v:shape id="_x0000_i1026" type="#_x0000_t75" style="width:193.5pt;height:22.5pt" o:ole="">
                   <v:imagedata r:id="rId20" o:title=""/>
                 </v:shape>
-                <o:OLEObject Type="Embed" ProgID="Equation.DSMT4" ShapeID="_x0000_i1026" DrawAspect="Content" ObjectID="_1840197370" r:id="rId22"/>
+                <o:OLEObject Type="Embed" ProgID="Equation.DSMT4" ShapeID="_x0000_i1026" DrawAspect="Content" ObjectID="_1842429910" r:id="rId22"/>
               </w:object>
             </w:r>
           </w:p>
@@ -16729,15 +16685,15 @@
       <w:pPr>
         <w:pStyle w:val="PARAGRAFMETN"/>
       </w:pPr>
-      <w:commentRangeStart w:id="25"/>
-      <w:commentRangeEnd w:id="25"/>
+      <w:commentRangeStart w:id="21"/>
+      <w:commentRangeEnd w:id="21"/>
       <w:r>
         <w:rPr>
           <w:rStyle w:val="AklamaBavurusu"/>
           <w:sz w:val="24"/>
           <w:szCs w:val="24"/>
         </w:rPr>
-        <w:commentReference w:id="25"/>
+        <w:commentReference w:id="21"/>
       </w:r>
       <w:r>
         <w:t xml:space="preserve">Denklem </w:t>
@@ -16978,15 +16934,15 @@
         </w:rPr>
         <w:t>Alt Başlık 3</w:t>
       </w:r>
-      <w:commentRangeStart w:id="26"/>
-      <w:commentRangeEnd w:id="26"/>
+      <w:commentRangeStart w:id="22"/>
+      <w:commentRangeEnd w:id="22"/>
       <w:r>
         <w:rPr>
           <w:rStyle w:val="AklamaBavurusu"/>
           <w:sz w:val="24"/>
           <w:szCs w:val="28"/>
         </w:rPr>
-        <w:commentReference w:id="26"/>
+        <w:commentReference w:id="22"/>
       </w:r>
     </w:p>
     <w:p>
@@ -17008,15 +16964,15 @@
         <w:lastRenderedPageBreak/>
         <w:t>Alt Başlık 3</w:t>
       </w:r>
-      <w:commentRangeStart w:id="27"/>
-      <w:commentRangeEnd w:id="27"/>
+      <w:commentRangeStart w:id="23"/>
+      <w:commentRangeEnd w:id="23"/>
       <w:r>
         <w:rPr>
           <w:rStyle w:val="AklamaBavurusu"/>
           <w:sz w:val="24"/>
           <w:szCs w:val="28"/>
         </w:rPr>
-        <w:commentReference w:id="27"/>
+        <w:commentReference w:id="23"/>
       </w:r>
     </w:p>
     <w:p>
@@ -17521,8 +17477,8 @@
         </w:rPr>
         <w:footnoteReference w:id="1"/>
       </w:r>
-      <w:commentRangeStart w:id="28"/>
-      <w:commentRangeEnd w:id="28"/>
+      <w:commentRangeStart w:id="24"/>
+      <w:commentRangeEnd w:id="24"/>
       <w:r>
         <w:rPr>
           <w:rStyle w:val="AklamaBavurusu"/>
@@ -17530,7 +17486,7 @@
           <w:sz w:val="24"/>
           <w:szCs w:val="24"/>
         </w:rPr>
-        <w:commentReference w:id="28"/>
+        <w:commentReference w:id="24"/>
       </w:r>
       <w:r>
         <w:rPr>
@@ -17948,15 +17904,15 @@
       <w:r>
         <w:t>Birimler 2</w:t>
       </w:r>
-      <w:commentRangeStart w:id="29"/>
-      <w:commentRangeEnd w:id="29"/>
+      <w:commentRangeStart w:id="25"/>
+      <w:commentRangeEnd w:id="25"/>
       <w:r>
         <w:rPr>
           <w:rStyle w:val="AklamaBavurusu"/>
           <w:sz w:val="24"/>
           <w:szCs w:val="20"/>
         </w:rPr>
-        <w:commentReference w:id="29"/>
+        <w:commentReference w:id="25"/>
       </w:r>
       <w:r>
         <w:t>.</w:t>
@@ -18392,15 +18348,15 @@
       <w:r>
         <w:t xml:space="preserve"> 3</w:t>
       </w:r>
-      <w:commentRangeStart w:id="30"/>
-      <w:commentRangeEnd w:id="30"/>
+      <w:commentRangeStart w:id="26"/>
+      <w:commentRangeEnd w:id="26"/>
       <w:r>
         <w:rPr>
           <w:rStyle w:val="AklamaBavurusu"/>
           <w:sz w:val="28"/>
           <w:szCs w:val="28"/>
         </w:rPr>
-        <w:commentReference w:id="30"/>
+        <w:commentReference w:id="26"/>
       </w:r>
     </w:p>
     <w:p>
@@ -18460,10 +18416,10 @@
                 <w:position w:val="-14"/>
               </w:rPr>
               <w:object w:dxaOrig="3800" w:dyaOrig="420" w14:anchorId="7780CCE5">
-                <v:shape id="_x0000_i1027" type="#_x0000_t75" style="width:193.2pt;height:22.2pt" o:ole="">
+                <v:shape id="_x0000_i1027" type="#_x0000_t75" style="width:193.5pt;height:22.5pt" o:ole="">
                   <v:imagedata r:id="rId20" o:title=""/>
                 </v:shape>
-                <o:OLEObject Type="Embed" ProgID="Equation.DSMT4" ShapeID="_x0000_i1027" DrawAspect="Content" ObjectID="_1840197371" r:id="rId27"/>
+                <o:OLEObject Type="Embed" ProgID="Equation.DSMT4" ShapeID="_x0000_i1027" DrawAspect="Content" ObjectID="_1842429911" r:id="rId27"/>
               </w:object>
             </w:r>
           </w:p>
@@ -18541,10 +18497,10 @@
                 <w:position w:val="-14"/>
               </w:rPr>
               <w:object w:dxaOrig="3800" w:dyaOrig="420" w14:anchorId="23416F58">
-                <v:shape id="_x0000_i1028" type="#_x0000_t75" style="width:193.2pt;height:22.2pt" o:ole="">
+                <v:shape id="_x0000_i1028" type="#_x0000_t75" style="width:193.5pt;height:22.5pt" o:ole="">
                   <v:imagedata r:id="rId20" o:title=""/>
                 </v:shape>
-                <o:OLEObject Type="Embed" ProgID="Equation.DSMT4" ShapeID="_x0000_i1028" DrawAspect="Content" ObjectID="_1840197372" r:id="rId28"/>
+                <o:OLEObject Type="Embed" ProgID="Equation.DSMT4" ShapeID="_x0000_i1028" DrawAspect="Content" ObjectID="_1842429912" r:id="rId28"/>
               </w:object>
             </w:r>
           </w:p>
@@ -18645,10 +18601,10 @@
                 <w:position w:val="-14"/>
               </w:rPr>
               <w:object w:dxaOrig="3800" w:dyaOrig="420" w14:anchorId="20594A14">
-                <v:shape id="_x0000_i1029" type="#_x0000_t75" style="width:193.2pt;height:22.2pt" o:ole="">
+                <v:shape id="_x0000_i1029" type="#_x0000_t75" style="width:193.5pt;height:22.5pt" o:ole="">
                   <v:imagedata r:id="rId20" o:title=""/>
                 </v:shape>
-                <o:OLEObject Type="Embed" ProgID="Equation.DSMT4" ShapeID="_x0000_i1029" DrawAspect="Content" ObjectID="_1840197373" r:id="rId29"/>
+                <o:OLEObject Type="Embed" ProgID="Equation.DSMT4" ShapeID="_x0000_i1029" DrawAspect="Content" ObjectID="_1842429913" r:id="rId29"/>
               </w:object>
             </w:r>
           </w:p>
@@ -19099,15 +19055,15 @@
       <w:r>
         <w:t xml:space="preserve">. Birimler </w:t>
       </w:r>
-      <w:commentRangeStart w:id="31"/>
-      <w:commentRangeEnd w:id="31"/>
+      <w:commentRangeStart w:id="27"/>
+      <w:commentRangeEnd w:id="27"/>
       <w:r>
         <w:rPr>
           <w:rStyle w:val="AklamaBavurusu"/>
           <w:sz w:val="24"/>
           <w:szCs w:val="20"/>
         </w:rPr>
-        <w:commentReference w:id="31"/>
+        <w:commentReference w:id="27"/>
       </w:r>
       <w:r>
         <w:t>3.</w:t>
@@ -19978,15 +19934,15 @@
         <w:lastRenderedPageBreak/>
         <w:t xml:space="preserve">BÖLÜM </w:t>
       </w:r>
-      <w:commentRangeStart w:id="32"/>
-      <w:commentRangeEnd w:id="32"/>
+      <w:commentRangeStart w:id="28"/>
+      <w:commentRangeEnd w:id="28"/>
       <w:r>
         <w:rPr>
           <w:rStyle w:val="AklamaBavurusu"/>
           <w:sz w:val="28"/>
           <w:szCs w:val="28"/>
         </w:rPr>
-        <w:commentReference w:id="32"/>
+        <w:commentReference w:id="28"/>
       </w:r>
       <w:r>
         <w:t>4</w:t>
@@ -20470,15 +20426,15 @@
       <w:r>
         <w:t xml:space="preserve"> Birimler </w:t>
       </w:r>
-      <w:commentRangeStart w:id="33"/>
-      <w:commentRangeEnd w:id="33"/>
+      <w:commentRangeStart w:id="29"/>
+      <w:commentRangeEnd w:id="29"/>
       <w:r>
         <w:rPr>
           <w:rStyle w:val="AklamaBavurusu"/>
           <w:sz w:val="24"/>
           <w:szCs w:val="20"/>
         </w:rPr>
-        <w:commentReference w:id="33"/>
+        <w:commentReference w:id="29"/>
       </w:r>
       <w:r>
         <w:t>4.</w:t>
@@ -20951,15 +20907,15 @@
         <w:lastRenderedPageBreak/>
         <w:t>BULGULAR VE TARTIŞMA</w:t>
       </w:r>
-      <w:commentRangeStart w:id="34"/>
-      <w:commentRangeEnd w:id="34"/>
+      <w:commentRangeStart w:id="30"/>
+      <w:commentRangeEnd w:id="30"/>
       <w:r>
         <w:rPr>
           <w:rStyle w:val="AklamaBavurusu"/>
           <w:sz w:val="28"/>
           <w:szCs w:val="28"/>
         </w:rPr>
-        <w:commentReference w:id="34"/>
+        <w:commentReference w:id="30"/>
       </w:r>
     </w:p>
     <w:p>
@@ -21702,15 +21658,15 @@
         <w:lastRenderedPageBreak/>
         <w:t>BULGULAR VE TARTIŞMA</w:t>
       </w:r>
-      <w:commentRangeStart w:id="35"/>
-      <w:commentRangeEnd w:id="35"/>
+      <w:commentRangeStart w:id="31"/>
+      <w:commentRangeEnd w:id="31"/>
       <w:r>
         <w:rPr>
           <w:rStyle w:val="AklamaBavurusu"/>
           <w:sz w:val="28"/>
           <w:szCs w:val="28"/>
         </w:rPr>
-        <w:commentReference w:id="35"/>
+        <w:commentReference w:id="31"/>
       </w:r>
     </w:p>
     <w:p>
@@ -23958,15 +23914,15 @@
         <w:lastRenderedPageBreak/>
         <w:t>KAYNAKLAR</w:t>
       </w:r>
-      <w:commentRangeStart w:id="36"/>
-      <w:commentRangeEnd w:id="36"/>
+      <w:commentRangeStart w:id="32"/>
+      <w:commentRangeEnd w:id="32"/>
       <w:r>
         <w:rPr>
           <w:rStyle w:val="AklamaBavurusu"/>
           <w:sz w:val="28"/>
           <w:szCs w:val="28"/>
         </w:rPr>
-        <w:commentReference w:id="36"/>
+        <w:commentReference w:id="32"/>
       </w:r>
     </w:p>
     <w:p>
@@ -24287,15 +24243,15 @@
         <w:lastRenderedPageBreak/>
         <w:t>EKLER</w:t>
       </w:r>
-      <w:commentRangeStart w:id="37"/>
-      <w:commentRangeEnd w:id="37"/>
+      <w:commentRangeStart w:id="33"/>
+      <w:commentRangeEnd w:id="33"/>
       <w:r>
         <w:rPr>
           <w:rStyle w:val="AklamaBavurusu"/>
           <w:sz w:val="28"/>
           <w:szCs w:val="28"/>
         </w:rPr>
-        <w:commentReference w:id="37"/>
+        <w:commentReference w:id="33"/>
       </w:r>
     </w:p>
     <w:p>
@@ -24305,34 +24261,34 @@
       <w:r>
         <w:t xml:space="preserve">EK </w:t>
       </w:r>
-      <w:commentRangeStart w:id="38"/>
+      <w:commentRangeStart w:id="34"/>
       <w:r>
         <w:t>1</w:t>
       </w:r>
-      <w:commentRangeEnd w:id="38"/>
+      <w:commentRangeEnd w:id="34"/>
       <w:r>
         <w:rPr>
           <w:rStyle w:val="AklamaBavurusu"/>
           <w:sz w:val="24"/>
           <w:szCs w:val="28"/>
         </w:rPr>
-        <w:commentReference w:id="38"/>
+        <w:commentReference w:id="34"/>
       </w:r>
       <w:r>
         <w:t xml:space="preserve">: </w:t>
       </w:r>
-      <w:commentRangeStart w:id="39"/>
+      <w:commentRangeStart w:id="35"/>
       <w:r>
         <w:t>BAŞLIK</w:t>
       </w:r>
-      <w:commentRangeEnd w:id="39"/>
+      <w:commentRangeEnd w:id="35"/>
       <w:r>
         <w:rPr>
           <w:rStyle w:val="AklamaBavurusu"/>
           <w:sz w:val="24"/>
           <w:szCs w:val="28"/>
         </w:rPr>
-        <w:commentReference w:id="39"/>
+        <w:commentReference w:id="35"/>
       </w:r>
       <w:r>
         <w:t xml:space="preserve"> ADI</w:t>
@@ -24389,10 +24345,10 @@
                 <w:position w:val="-14"/>
               </w:rPr>
               <w:object w:dxaOrig="3800" w:dyaOrig="420" w14:anchorId="1C7BA334">
-                <v:shape id="_x0000_i1030" type="#_x0000_t75" style="width:193.2pt;height:22.2pt" o:ole="">
+                <v:shape id="_x0000_i1030" type="#_x0000_t75" style="width:193.5pt;height:22.5pt" o:ole="">
                   <v:imagedata r:id="rId20" o:title=""/>
                 </v:shape>
-                <o:OLEObject Type="Embed" ProgID="Equation.DSMT4" ShapeID="_x0000_i1030" DrawAspect="Content" ObjectID="_1840197374" r:id="rId36"/>
+                <o:OLEObject Type="Embed" ProgID="Equation.DSMT4" ShapeID="_x0000_i1030" DrawAspect="Content" ObjectID="_1842429914" r:id="rId36"/>
               </w:object>
             </w:r>
           </w:p>
@@ -24470,10 +24426,10 @@
                 <w:position w:val="-14"/>
               </w:rPr>
               <w:object w:dxaOrig="3800" w:dyaOrig="420" w14:anchorId="4E30D5BC">
-                <v:shape id="_x0000_i1031" type="#_x0000_t75" style="width:193.2pt;height:22.2pt" o:ole="">
+                <v:shape id="_x0000_i1031" type="#_x0000_t75" style="width:193.5pt;height:22.5pt" o:ole="">
                   <v:imagedata r:id="rId20" o:title=""/>
                 </v:shape>
-                <o:OLEObject Type="Embed" ProgID="Equation.DSMT4" ShapeID="_x0000_i1031" DrawAspect="Content" ObjectID="_1840197375" r:id="rId37"/>
+                <o:OLEObject Type="Embed" ProgID="Equation.DSMT4" ShapeID="_x0000_i1031" DrawAspect="Content" ObjectID="_1842429915" r:id="rId37"/>
               </w:object>
             </w:r>
           </w:p>
@@ -24574,10 +24530,10 @@
                 <w:position w:val="-14"/>
               </w:rPr>
               <w:object w:dxaOrig="3800" w:dyaOrig="420" w14:anchorId="428470F4">
-                <v:shape id="_x0000_i1032" type="#_x0000_t75" style="width:193.2pt;height:22.2pt" o:ole="">
+                <v:shape id="_x0000_i1032" type="#_x0000_t75" style="width:193.5pt;height:22.5pt" o:ole="">
                   <v:imagedata r:id="rId20" o:title=""/>
                 </v:shape>
-                <o:OLEObject Type="Embed" ProgID="Equation.DSMT4" ShapeID="_x0000_i1032" DrawAspect="Content" ObjectID="_1840197376" r:id="rId38"/>
+                <o:OLEObject Type="Embed" ProgID="Equation.DSMT4" ShapeID="_x0000_i1032" DrawAspect="Content" ObjectID="_1842429916" r:id="rId38"/>
               </w:object>
             </w:r>
           </w:p>
@@ -24894,15 +24850,15 @@
       <w:r>
         <w:t xml:space="preserve">. Birimler </w:t>
       </w:r>
-      <w:commentRangeStart w:id="40"/>
-      <w:commentRangeEnd w:id="40"/>
+      <w:commentRangeStart w:id="36"/>
+      <w:commentRangeEnd w:id="36"/>
       <w:r>
         <w:rPr>
           <w:rStyle w:val="AklamaBavurusu"/>
           <w:sz w:val="24"/>
           <w:szCs w:val="20"/>
         </w:rPr>
-        <w:commentReference w:id="40"/>
+        <w:commentReference w:id="36"/>
       </w:r>
       <w:r>
         <w:t>3.</w:t>
@@ -25725,18 +25681,18 @@
         <w:lastRenderedPageBreak/>
         <w:t xml:space="preserve">EK 2: </w:t>
       </w:r>
-      <w:commentRangeStart w:id="41"/>
+      <w:commentRangeStart w:id="37"/>
       <w:r>
         <w:t>BAŞLIK</w:t>
       </w:r>
-      <w:commentRangeEnd w:id="41"/>
+      <w:commentRangeEnd w:id="37"/>
       <w:r>
         <w:rPr>
           <w:rStyle w:val="AklamaBavurusu"/>
           <w:sz w:val="24"/>
           <w:szCs w:val="28"/>
         </w:rPr>
-        <w:commentReference w:id="41"/>
+        <w:commentReference w:id="37"/>
       </w:r>
       <w:r>
         <w:t xml:space="preserve"> ADI</w:t>
@@ -25793,10 +25749,10 @@
                 <w:position w:val="-14"/>
               </w:rPr>
               <w:object w:dxaOrig="3800" w:dyaOrig="420" w14:anchorId="6DEE0A71">
-                <v:shape id="_x0000_i1033" type="#_x0000_t75" style="width:193.2pt;height:21.6pt" o:ole="">
+                <v:shape id="_x0000_i1033" type="#_x0000_t75" style="width:193.5pt;height:21.75pt" o:ole="">
                   <v:imagedata r:id="rId20" o:title=""/>
                 </v:shape>
-                <o:OLEObject Type="Embed" ProgID="Equation.DSMT4" ShapeID="_x0000_i1033" DrawAspect="Content" ObjectID="_1840197377" r:id="rId39"/>
+                <o:OLEObject Type="Embed" ProgID="Equation.DSMT4" ShapeID="_x0000_i1033" DrawAspect="Content" ObjectID="_1842429917" r:id="rId39"/>
               </w:object>
             </w:r>
           </w:p>
@@ -25874,10 +25830,10 @@
                 <w:position w:val="-14"/>
               </w:rPr>
               <w:object w:dxaOrig="3800" w:dyaOrig="420" w14:anchorId="60138E08">
-                <v:shape id="_x0000_i1034" type="#_x0000_t75" style="width:193.2pt;height:21.6pt" o:ole="">
+                <v:shape id="_x0000_i1034" type="#_x0000_t75" style="width:193.5pt;height:21.75pt" o:ole="">
                   <v:imagedata r:id="rId20" o:title=""/>
                 </v:shape>
-                <o:OLEObject Type="Embed" ProgID="Equation.DSMT4" ShapeID="_x0000_i1034" DrawAspect="Content" ObjectID="_1840197378" r:id="rId40"/>
+                <o:OLEObject Type="Embed" ProgID="Equation.DSMT4" ShapeID="_x0000_i1034" DrawAspect="Content" ObjectID="_1842429918" r:id="rId40"/>
               </w:object>
             </w:r>
           </w:p>
@@ -25978,10 +25934,10 @@
                 <w:position w:val="-14"/>
               </w:rPr>
               <w:object w:dxaOrig="3800" w:dyaOrig="420" w14:anchorId="693CA1D8">
-                <v:shape id="_x0000_i1035" type="#_x0000_t75" style="width:193.2pt;height:21.6pt" o:ole="">
+                <v:shape id="_x0000_i1035" type="#_x0000_t75" style="width:193.5pt;height:21.75pt" o:ole="">
                   <v:imagedata r:id="rId20" o:title=""/>
                 </v:shape>
-                <o:OLEObject Type="Embed" ProgID="Equation.DSMT4" ShapeID="_x0000_i1035" DrawAspect="Content" ObjectID="_1840197379" r:id="rId41"/>
+                <o:OLEObject Type="Embed" ProgID="Equation.DSMT4" ShapeID="_x0000_i1035" DrawAspect="Content" ObjectID="_1842429919" r:id="rId41"/>
               </w:object>
             </w:r>
           </w:p>
@@ -26298,15 +26254,15 @@
       <w:r>
         <w:t xml:space="preserve">. Birimler </w:t>
       </w:r>
-      <w:commentRangeStart w:id="42"/>
-      <w:commentRangeEnd w:id="42"/>
+      <w:commentRangeStart w:id="38"/>
+      <w:commentRangeEnd w:id="38"/>
       <w:r>
         <w:rPr>
           <w:rStyle w:val="AklamaBavurusu"/>
           <w:sz w:val="24"/>
           <w:szCs w:val="20"/>
         </w:rPr>
-        <w:commentReference w:id="42"/>
+        <w:commentReference w:id="38"/>
       </w:r>
       <w:r>
         <w:t>3.</w:t>
@@ -27133,18 +27089,18 @@
         <w:lastRenderedPageBreak/>
         <w:t xml:space="preserve">EK 3: </w:t>
       </w:r>
-      <w:commentRangeStart w:id="43"/>
+      <w:commentRangeStart w:id="39"/>
       <w:r>
         <w:t>BAŞLIK</w:t>
       </w:r>
-      <w:commentRangeEnd w:id="43"/>
+      <w:commentRangeEnd w:id="39"/>
       <w:r>
         <w:rPr>
           <w:rStyle w:val="AklamaBavurusu"/>
           <w:sz w:val="24"/>
           <w:szCs w:val="28"/>
         </w:rPr>
-        <w:commentReference w:id="43"/>
+        <w:commentReference w:id="39"/>
       </w:r>
       <w:r>
         <w:t xml:space="preserve"> ADI</w:t>
@@ -27201,10 +27157,10 @@
                 <w:position w:val="-14"/>
               </w:rPr>
               <w:object w:dxaOrig="3800" w:dyaOrig="420" w14:anchorId="5619CC9C">
-                <v:shape id="_x0000_i1036" type="#_x0000_t75" style="width:193.2pt;height:21.6pt" o:ole="">
+                <v:shape id="_x0000_i1036" type="#_x0000_t75" style="width:193.5pt;height:21.75pt" o:ole="">
                   <v:imagedata r:id="rId20" o:title=""/>
                 </v:shape>
-                <o:OLEObject Type="Embed" ProgID="Equation.DSMT4" ShapeID="_x0000_i1036" DrawAspect="Content" ObjectID="_1840197380" r:id="rId42"/>
+                <o:OLEObject Type="Embed" ProgID="Equation.DSMT4" ShapeID="_x0000_i1036" DrawAspect="Content" ObjectID="_1842429920" r:id="rId42"/>
               </w:object>
             </w:r>
           </w:p>
@@ -27282,10 +27238,10 @@
                 <w:position w:val="-14"/>
               </w:rPr>
               <w:object w:dxaOrig="3800" w:dyaOrig="420" w14:anchorId="36CB6127">
-                <v:shape id="_x0000_i1037" type="#_x0000_t75" style="width:193.2pt;height:21.6pt" o:ole="">
+                <v:shape id="_x0000_i1037" type="#_x0000_t75" style="width:193.5pt;height:21.75pt" o:ole="">
                   <v:imagedata r:id="rId20" o:title=""/>
                 </v:shape>
-                <o:OLEObject Type="Embed" ProgID="Equation.DSMT4" ShapeID="_x0000_i1037" DrawAspect="Content" ObjectID="_1840197381" r:id="rId43"/>
+                <o:OLEObject Type="Embed" ProgID="Equation.DSMT4" ShapeID="_x0000_i1037" DrawAspect="Content" ObjectID="_1842429921" r:id="rId43"/>
               </w:object>
             </w:r>
           </w:p>
@@ -27386,10 +27342,10 @@
                 <w:position w:val="-14"/>
               </w:rPr>
               <w:object w:dxaOrig="3800" w:dyaOrig="420" w14:anchorId="335ADEE6">
-                <v:shape id="_x0000_i1038" type="#_x0000_t75" style="width:193.2pt;height:21.6pt" o:ole="">
+                <v:shape id="_x0000_i1038" type="#_x0000_t75" style="width:193.5pt;height:21.75pt" o:ole="">
                   <v:imagedata r:id="rId20" o:title=""/>
                 </v:shape>
-                <o:OLEObject Type="Embed" ProgID="Equation.DSMT4" ShapeID="_x0000_i1038" DrawAspect="Content" ObjectID="_1840197382" r:id="rId44"/>
+                <o:OLEObject Type="Embed" ProgID="Equation.DSMT4" ShapeID="_x0000_i1038" DrawAspect="Content" ObjectID="_1842429922" r:id="rId44"/>
               </w:object>
             </w:r>
           </w:p>
@@ -27700,15 +27656,15 @@
       <w:r>
         <w:t xml:space="preserve">. Birimler </w:t>
       </w:r>
-      <w:commentRangeStart w:id="44"/>
-      <w:commentRangeEnd w:id="44"/>
+      <w:commentRangeStart w:id="40"/>
+      <w:commentRangeEnd w:id="40"/>
       <w:r>
         <w:rPr>
           <w:rStyle w:val="AklamaBavurusu"/>
           <w:sz w:val="24"/>
           <w:szCs w:val="20"/>
         </w:rPr>
-        <w:commentReference w:id="44"/>
+        <w:commentReference w:id="40"/>
       </w:r>
       <w:r>
         <w:t>3.</w:t>
@@ -28446,19 +28402,19 @@
         </w:numPr>
         <w:ind w:left="-72"/>
       </w:pPr>
-      <w:commentRangeStart w:id="45"/>
+      <w:commentRangeStart w:id="41"/>
       <w:r>
         <w:lastRenderedPageBreak/>
         <w:t>ÖZGEÇMİŞ</w:t>
       </w:r>
-      <w:commentRangeEnd w:id="45"/>
+      <w:commentRangeEnd w:id="41"/>
       <w:r>
         <w:rPr>
           <w:rStyle w:val="AklamaBavurusu"/>
           <w:sz w:val="28"/>
           <w:szCs w:val="28"/>
         </w:rPr>
-        <w:commentReference w:id="45"/>
+        <w:commentReference w:id="41"/>
       </w:r>
     </w:p>
     <w:p>
@@ -29165,7 +29121,11 @@
         <w:pStyle w:val="PARAGRAFMETN"/>
       </w:pPr>
       <w:r>
-        <w:t>Bu tez çalışmasında AURIS (Acoustic Understanding and Recognition Intelligence System — Akustik Öznitelik Tabanlı Yapay Zekâ Müzik Tespiti) sistemi tasarlanmış ve geliştirilmiştir. AURIS, ses sinyallerinden librosa kütüphanesi aracılığıyla 5 kategoride (spektral, zamansal, ritmik, harmonik, vokal) toplam 47 akustik öznitelik çıkarmakta; bu öznitelik vektörü üzerinde 7 klasik makine öğrenmesi ve 4 derin öğrenme modelini 5 katlı tabakalı çapraz doğrulama protokolüyle karşılaştırmaktadır.</w:t>
+        <w:t xml:space="preserve">Bu tez çalışmasında AURIS (Acoustic Understanding and Recognition Intelligence </w:t>
+      </w:r>
+      <w:r>
+        <w:lastRenderedPageBreak/>
+        <w:t>System — Akustik Öznitelik Tabanlı Yapay Zekâ Müzik Tespiti) sistemi tasarlanmış ve geliştirilmiştir. AURIS, ses sinyallerinden librosa kütüphanesi aracılığıyla 5 kategoride (spektral, zamansal, ritmik, harmonik, vokal) toplam 47 akustik öznitelik çıkarmakta; bu öznitelik vektörü üzerinde 7 klasik makine öğrenmesi ve 4 derin öğrenme modelini 5 katlı tabakalı çapraz doğrulama protokolüyle karşılaştırmaktadır.</w:t>
       </w:r>
     </w:p>
     <w:p>
@@ -29213,7 +29173,11 @@
         <w:pStyle w:val="PARAGRAFMETN"/>
       </w:pPr>
       <w:r>
-        <w:t>The rapid proliferation of generative AI platforms such as Suno, MusicGen, Udio, and Echoes has led to a dramatic increase in AI-generated music on content streaming platforms. This development raises serious concerns regarding copyright infringement, unfair distribution of artist revenues, and ethical issues in music competitions. The need for a reliable, explainable, and real-time detection system capable of distinguishing human-composed music from AI-generated tracks is growing rapidly.</w:t>
+        <w:t xml:space="preserve">The rapid proliferation of generative AI platforms such as Suno, MusicGen, Udio, and Echoes has led to a dramatic increase in AI-generated music on content streaming platforms. This development raises serious concerns regarding copyright infringement, </w:t>
+      </w:r>
+      <w:r>
+        <w:lastRenderedPageBreak/>
+        <w:t>unfair distribution of artist revenues, and ethical issues in music competitions. The need for a reliable, explainable, and real-time detection system capable of distinguishing human-composed music from AI-generated tracks is growing rapidly.</w:t>
       </w:r>
     </w:p>
     <w:p>
@@ -29258,6 +29222,7 @@
         <w:pStyle w:val="Balk1"/>
       </w:pPr>
       <w:r>
+        <w:lastRenderedPageBreak/>
         <w:t>1. GİRİŞ</w:t>
       </w:r>
     </w:p>
@@ -29306,6 +29271,7 @@
         <w:pStyle w:val="Balk2"/>
       </w:pPr>
       <w:r>
+        <w:lastRenderedPageBreak/>
         <w:t>1.2. Araştırmanın Amaç ve Kapsamı</w:t>
       </w:r>
     </w:p>
@@ -29410,7 +29376,11 @@
         <w:pStyle w:val="PARAGRAFMETN"/>
       </w:pPr>
       <w:r>
-        <w:t>Bölüm 2'de yapay zekâ müzik üretimi, ses derin sahteciliği tespiti, transformer tabanlı ses gösterimleri, topluluk yöntemleri ve mevcut tespit sistemleri ele alınmaktadır. Bölüm 3'te veri kümesi, öznitelik mühendisliği, model mimarileri ve eğitim protokolü ayrıntılı biçimde açıklanmaktadır. Bölüm 4'te deneysel bulgular sunulmaktadır. Bölüm 5'te bulgular tartışılmaktadır. Bölüm 6'da sonuçlar ve gelecek çalışma önerileri yer almaktadır.</w:t>
+        <w:t xml:space="preserve">Bölüm 2'de yapay zekâ müzik üretimi, ses derin sahteciliği tespiti, transformer tabanlı ses gösterimleri, topluluk yöntemleri ve mevcut tespit sistemleri ele alınmaktadır. Bölüm 3'te veri kümesi, öznitelik mühendisliği, model mimarileri ve eğitim protokolü ayrıntılı biçimde açıklanmaktadır. Bölüm 4'te deneysel bulgular sunulmaktadır. Bölüm 5'te </w:t>
+      </w:r>
+      <w:r>
+        <w:lastRenderedPageBreak/>
+        <w:t>bulgular tartışılmaktadır. Bölüm 6'da sonuçlar ve gelecek çalışma önerileri yer almaktadır.</w:t>
       </w:r>
     </w:p>
     <w:p>
@@ -29423,6 +29393,7 @@
         <w:pStyle w:val="Balk1"/>
       </w:pPr>
       <w:r>
+        <w:lastRenderedPageBreak/>
         <w:t>2. LİTERATÜR TARAMASI</w:t>
       </w:r>
     </w:p>
@@ -29479,7 +29450,11 @@
         <w:pStyle w:val="PARAGRAFMETN"/>
       </w:pPr>
       <w:r>
-        <w:t>Yapay zekâ üretimi ses tespitine ilişkin sistematik araştırma, ilk olarak konuşma sentezi ve ses derin sahteciliği alanında başlamıştır. WaveFake veri kümesi (Frank ve Schönherr, 2021), yedi farklı vocoder mimarisinin çıktılarını barındıran temel bir kıyaslama noktası oluşturmuştur. Bu çalışma, mel-spektrogram özniteliklerinin hafif sınıflandırıcılarla kombinasyonunun bilinen vocoderlar üzerinde yüksek tespit oranlarına ulaşabildiğini, ancak görülmemiş mimarilere genellemede ciddi performans düşüşü yaşandığını ortaya koymuştur.</w:t>
+        <w:t xml:space="preserve">Yapay zekâ üretimi ses tespitine ilişkin sistematik araştırma, ilk olarak konuşma sentezi ve ses derin sahteciliği alanında başlamıştır. WaveFake veri kümesi (Frank ve Schönherr, 2021), yedi farklı vocoder mimarisinin çıktılarını barındıran temel bir kıyaslama noktası oluşturmuştur. Bu çalışma, mel-spektrogram özniteliklerinin hafif sınıflandırıcılarla </w:t>
+      </w:r>
+      <w:r>
+        <w:lastRenderedPageBreak/>
+        <w:t>kombinasyonunun bilinen vocoderlar üzerinde yüksek tespit oranlarına ulaşabildiğini, ancak görülmemiş mimarilere genellemede ciddi performans düşüşü yaşandığını ortaya koymuştur.</w:t>
       </w:r>
     </w:p>
     <w:p>
@@ -29519,7 +29494,11 @@
         <w:pStyle w:val="PARAGRAFMETN"/>
       </w:pPr>
       <w:r>
-        <w:t>CLAP (Elizalde vd., 2023), karşıtsal önceden eğitimi ses-metin embedding uzayına genişletmektedir. Wu vd. (2023) tarafından geliştirilen LAION-CLAP varyantı, 630.000 ses-metin çifti üzerinde eğitilmiş ve genel amaçlı ses embedding'leri sağlamaktadır. CLAP, hem tespit öznitelikleri olarak hem de yapay zekâ üretim hattlarının karakterizasyonunda ilgili bir araç konumundadır. Kosta vd. (2025) ise Segment Transformer'ı, müzik bölümlerinin dizisini işleyen ve tam kompozisyon genelindeki yapısal örüntüleri yakalayan bir çerçeve olarak önermiştir.</w:t>
+        <w:t xml:space="preserve">CLAP (Elizalde vd., 2023), karşıtsal önceden eğitimi ses-metin embedding uzayına genişletmektedir. Wu vd. (2023) tarafından geliştirilen LAION-CLAP varyantı, 630.000 ses-metin çifti üzerinde eğitilmiş ve genel amaçlı ses embedding'leri sağlamaktadır. CLAP, hem tespit öznitelikleri olarak hem de yapay zekâ üretim hattlarının karakterizasyonunda ilgili bir araç konumundadır. Kosta vd. (2025) ise Segment </w:t>
+      </w:r>
+      <w:r>
+        <w:lastRenderedPageBreak/>
+        <w:t>Transformer'ı, müzik bölümlerinin dizisini işleyen ve tam kompozisyon genelindeki yapısal örüntüleri yakalayan bir çerçeve olarak önermiştir.</w:t>
       </w:r>
     </w:p>
     <w:p>
@@ -29575,6 +29554,7 @@
         <w:pStyle w:val="Balk2"/>
       </w:pPr>
       <w:r>
+        <w:lastRenderedPageBreak/>
         <w:t>2.6. Mevcut Sistemler ve Araştırma Boşlukları</w:t>
       </w:r>
     </w:p>
@@ -29604,6 +29584,7 @@
         <w:pStyle w:val="Balk1"/>
       </w:pPr>
       <w:r>
+        <w:lastRenderedPageBreak/>
         <w:t>3. MATERYAL VE YÖNTEM</w:t>
       </w:r>
     </w:p>
@@ -29682,20 +29663,23 @@
     <w:tbl>
       <w:tblPr>
         <w:tblStyle w:val="TabloKlavuzu"/>
-        <w:tblW w:type="auto" w:w="0"/>
+        <w:tblW w:w="0" w:type="auto"/>
         <w:jc w:val="center"/>
-        <w:tblLook w:firstColumn="1" w:firstRow="1" w:lastColumn="0" w:lastRow="0" w:noHBand="0" w:noVBand="1" w:val="04A0"/>
+        <w:tblLook w:val="04A0" w:firstRow="1" w:lastRow="0" w:firstColumn="1" w:lastColumn="0" w:noHBand="0" w:noVBand="1"/>
       </w:tblPr>
       <w:tblGrid>
-        <w:gridCol w:w="2126"/>
-        <w:gridCol w:w="2126"/>
-        <w:gridCol w:w="2126"/>
-        <w:gridCol w:w="2126"/>
+        <w:gridCol w:w="3497"/>
+        <w:gridCol w:w="820"/>
+        <w:gridCol w:w="839"/>
+        <w:gridCol w:w="3340"/>
       </w:tblGrid>
       <w:tr>
-        <w:tc>
-          <w:tcPr>
-            <w:tcW w:type="dxa" w:w="3685"/>
+        <w:trPr>
+          <w:jc w:val="center"/>
+        </w:trPr>
+        <w:tc>
+          <w:tcPr>
+            <w:tcW w:w="3685" w:type="dxa"/>
           </w:tcPr>
           <w:p>
             <w:pPr>
@@ -29711,7 +29695,7 @@
         </w:tc>
         <w:tc>
           <w:tcPr>
-            <w:tcW w:type="dxa" w:w="850"/>
+            <w:tcW w:w="850" w:type="dxa"/>
           </w:tcPr>
           <w:p>
             <w:pPr>
@@ -29727,7 +29711,7 @@
         </w:tc>
         <w:tc>
           <w:tcPr>
-            <w:tcW w:type="dxa" w:w="850"/>
+            <w:tcW w:w="850" w:type="dxa"/>
           </w:tcPr>
           <w:p>
             <w:pPr>
@@ -29743,7 +29727,7 @@
         </w:tc>
         <w:tc>
           <w:tcPr>
-            <w:tcW w:type="dxa" w:w="3685"/>
+            <w:tcW w:w="3685" w:type="dxa"/>
           </w:tcPr>
           <w:p>
             <w:pPr>
@@ -29759,9 +29743,12 @@
         </w:tc>
       </w:tr>
       <w:tr>
-        <w:tc>
-          <w:tcPr>
-            <w:tcW w:type="dxa" w:w="3685"/>
+        <w:trPr>
+          <w:jc w:val="center"/>
+        </w:trPr>
+        <w:tc>
+          <w:tcPr>
+            <w:tcW w:w="3685" w:type="dxa"/>
           </w:tcPr>
           <w:p>
             <w:pPr>
@@ -29774,7 +29761,7 @@
         </w:tc>
         <w:tc>
           <w:tcPr>
-            <w:tcW w:type="dxa" w:w="850"/>
+            <w:tcW w:w="850" w:type="dxa"/>
           </w:tcPr>
           <w:p>
             <w:pPr>
@@ -29787,7 +29774,7 @@
         </w:tc>
         <w:tc>
           <w:tcPr>
-            <w:tcW w:type="dxa" w:w="850"/>
+            <w:tcW w:w="850" w:type="dxa"/>
           </w:tcPr>
           <w:p>
             <w:pPr>
@@ -29800,7 +29787,7 @@
         </w:tc>
         <w:tc>
           <w:tcPr>
-            <w:tcW w:type="dxa" w:w="3685"/>
+            <w:tcW w:w="3685" w:type="dxa"/>
           </w:tcPr>
           <w:p>
             <w:pPr>
@@ -29813,9 +29800,12 @@
         </w:tc>
       </w:tr>
       <w:tr>
-        <w:tc>
-          <w:tcPr>
-            <w:tcW w:type="dxa" w:w="3685"/>
+        <w:trPr>
+          <w:jc w:val="center"/>
+        </w:trPr>
+        <w:tc>
+          <w:tcPr>
+            <w:tcW w:w="3685" w:type="dxa"/>
           </w:tcPr>
           <w:p>
             <w:pPr>
@@ -29828,7 +29818,7 @@
         </w:tc>
         <w:tc>
           <w:tcPr>
-            <w:tcW w:type="dxa" w:w="850"/>
+            <w:tcW w:w="850" w:type="dxa"/>
           </w:tcPr>
           <w:p>
             <w:pPr>
@@ -29841,7 +29831,7 @@
         </w:tc>
         <w:tc>
           <w:tcPr>
-            <w:tcW w:type="dxa" w:w="850"/>
+            <w:tcW w:w="850" w:type="dxa"/>
           </w:tcPr>
           <w:p>
             <w:pPr>
@@ -29854,7 +29844,7 @@
         </w:tc>
         <w:tc>
           <w:tcPr>
-            <w:tcW w:type="dxa" w:w="3685"/>
+            <w:tcW w:w="3685" w:type="dxa"/>
           </w:tcPr>
           <w:p>
             <w:pPr>
@@ -29867,22 +29857,26 @@
         </w:tc>
       </w:tr>
       <w:tr>
-        <w:tc>
-          <w:tcPr>
-            <w:tcW w:type="dxa" w:w="3685"/>
-          </w:tcPr>
-          <w:p>
-            <w:pPr>
-              <w:jc w:val="center"/>
-            </w:pPr>
-            <w:r>
+        <w:trPr>
+          <w:jc w:val="center"/>
+        </w:trPr>
+        <w:tc>
+          <w:tcPr>
+            <w:tcW w:w="3685" w:type="dxa"/>
+          </w:tcPr>
+          <w:p>
+            <w:pPr>
+              <w:jc w:val="center"/>
+            </w:pPr>
+            <w:r>
+              <w:lastRenderedPageBreak/>
               <w:t>zuhri025/suno-audio</w:t>
             </w:r>
           </w:p>
         </w:tc>
         <w:tc>
           <w:tcPr>
-            <w:tcW w:type="dxa" w:w="850"/>
+            <w:tcW w:w="850" w:type="dxa"/>
           </w:tcPr>
           <w:p>
             <w:pPr>
@@ -29895,7 +29889,7 @@
         </w:tc>
         <w:tc>
           <w:tcPr>
-            <w:tcW w:type="dxa" w:w="850"/>
+            <w:tcW w:w="850" w:type="dxa"/>
           </w:tcPr>
           <w:p>
             <w:pPr>
@@ -29908,7 +29902,7 @@
         </w:tc>
         <w:tc>
           <w:tcPr>
-            <w:tcW w:type="dxa" w:w="3685"/>
+            <w:tcW w:w="3685" w:type="dxa"/>
           </w:tcPr>
           <w:p>
             <w:pPr>
@@ -29921,9 +29915,12 @@
         </w:tc>
       </w:tr>
       <w:tr>
-        <w:tc>
-          <w:tcPr>
-            <w:tcW w:type="dxa" w:w="3685"/>
+        <w:trPr>
+          <w:jc w:val="center"/>
+        </w:trPr>
+        <w:tc>
+          <w:tcPr>
+            <w:tcW w:w="3685" w:type="dxa"/>
           </w:tcPr>
           <w:p>
             <w:pPr>
@@ -29936,7 +29933,7 @@
         </w:tc>
         <w:tc>
           <w:tcPr>
-            <w:tcW w:type="dxa" w:w="850"/>
+            <w:tcW w:w="850" w:type="dxa"/>
           </w:tcPr>
           <w:p>
             <w:pPr>
@@ -29949,7 +29946,7 @@
         </w:tc>
         <w:tc>
           <w:tcPr>
-            <w:tcW w:type="dxa" w:w="850"/>
+            <w:tcW w:w="850" w:type="dxa"/>
           </w:tcPr>
           <w:p>
             <w:pPr>
@@ -29962,7 +29959,7 @@
         </w:tc>
         <w:tc>
           <w:tcPr>
-            <w:tcW w:type="dxa" w:w="3685"/>
+            <w:tcW w:w="3685" w:type="dxa"/>
           </w:tcPr>
           <w:p>
             <w:pPr>
@@ -29975,9 +29972,12 @@
         </w:tc>
       </w:tr>
       <w:tr>
-        <w:tc>
-          <w:tcPr>
-            <w:tcW w:type="dxa" w:w="3685"/>
+        <w:trPr>
+          <w:jc w:val="center"/>
+        </w:trPr>
+        <w:tc>
+          <w:tcPr>
+            <w:tcW w:w="3685" w:type="dxa"/>
           </w:tcPr>
           <w:p>
             <w:pPr>
@@ -29990,7 +29990,7 @@
         </w:tc>
         <w:tc>
           <w:tcPr>
-            <w:tcW w:type="dxa" w:w="850"/>
+            <w:tcW w:w="850" w:type="dxa"/>
           </w:tcPr>
           <w:p>
             <w:pPr>
@@ -30003,7 +30003,7 @@
         </w:tc>
         <w:tc>
           <w:tcPr>
-            <w:tcW w:type="dxa" w:w="850"/>
+            <w:tcW w:w="850" w:type="dxa"/>
           </w:tcPr>
           <w:p>
             <w:pPr>
@@ -30016,7 +30016,7 @@
         </w:tc>
         <w:tc>
           <w:tcPr>
-            <w:tcW w:type="dxa" w:w="3685"/>
+            <w:tcW w:w="3685" w:type="dxa"/>
           </w:tcPr>
           <w:p>
             <w:pPr>
@@ -30029,9 +30029,12 @@
         </w:tc>
       </w:tr>
       <w:tr>
-        <w:tc>
-          <w:tcPr>
-            <w:tcW w:type="dxa" w:w="3685"/>
+        <w:trPr>
+          <w:jc w:val="center"/>
+        </w:trPr>
+        <w:tc>
+          <w:tcPr>
+            <w:tcW w:w="3685" w:type="dxa"/>
           </w:tcPr>
           <w:p>
             <w:pPr>
@@ -30044,7 +30047,7 @@
         </w:tc>
         <w:tc>
           <w:tcPr>
-            <w:tcW w:type="dxa" w:w="850"/>
+            <w:tcW w:w="850" w:type="dxa"/>
           </w:tcPr>
           <w:p>
             <w:pPr>
@@ -30057,7 +30060,7 @@
         </w:tc>
         <w:tc>
           <w:tcPr>
-            <w:tcW w:type="dxa" w:w="850"/>
+            <w:tcW w:w="850" w:type="dxa"/>
           </w:tcPr>
           <w:p>
             <w:pPr>
@@ -30070,7 +30073,7 @@
         </w:tc>
         <w:tc>
           <w:tcPr>
-            <w:tcW w:type="dxa" w:w="3685"/>
+            <w:tcW w:w="3685" w:type="dxa"/>
           </w:tcPr>
           <w:p>
             <w:pPr>
@@ -30083,9 +30086,12 @@
         </w:tc>
       </w:tr>
       <w:tr>
-        <w:tc>
-          <w:tcPr>
-            <w:tcW w:type="dxa" w:w="3685"/>
+        <w:trPr>
+          <w:jc w:val="center"/>
+        </w:trPr>
+        <w:tc>
+          <w:tcPr>
+            <w:tcW w:w="3685" w:type="dxa"/>
           </w:tcPr>
           <w:p>
             <w:pPr>
@@ -30098,7 +30104,7 @@
         </w:tc>
         <w:tc>
           <w:tcPr>
-            <w:tcW w:type="dxa" w:w="850"/>
+            <w:tcW w:w="850" w:type="dxa"/>
           </w:tcPr>
           <w:p>
             <w:pPr>
@@ -30111,7 +30117,7 @@
         </w:tc>
         <w:tc>
           <w:tcPr>
-            <w:tcW w:type="dxa" w:w="850"/>
+            <w:tcW w:w="850" w:type="dxa"/>
           </w:tcPr>
           <w:p>
             <w:pPr>
@@ -30124,7 +30130,7 @@
         </w:tc>
         <w:tc>
           <w:tcPr>
-            <w:tcW w:type="dxa" w:w="3685"/>
+            <w:tcW w:w="3685" w:type="dxa"/>
           </w:tcPr>
           <w:p>
             <w:pPr>
@@ -30137,9 +30143,7 @@
         </w:tc>
       </w:tr>
     </w:tbl>
-    <w:p>
-      <w:pPr/>
-    </w:p>
+    <w:p/>
     <w:p>
       <w:pPr>
         <w:pStyle w:val="izelgeYazs"/>
@@ -30239,19 +30243,22 @@
     <w:tbl>
       <w:tblPr>
         <w:tblStyle w:val="TabloKlavuzu"/>
-        <w:tblW w:type="auto" w:w="0"/>
+        <w:tblW w:w="0" w:type="auto"/>
         <w:jc w:val="center"/>
-        <w:tblLook w:firstColumn="1" w:firstRow="1" w:lastColumn="0" w:lastRow="0" w:noHBand="0" w:noVBand="1" w:val="04A0"/>
+        <w:tblLook w:val="04A0" w:firstRow="1" w:lastRow="0" w:firstColumn="1" w:lastColumn="0" w:noHBand="0" w:noVBand="1"/>
       </w:tblPr>
       <w:tblGrid>
-        <w:gridCol w:w="2835"/>
-        <w:gridCol w:w="2835"/>
-        <w:gridCol w:w="2835"/>
+        <w:gridCol w:w="1969"/>
+        <w:gridCol w:w="1609"/>
+        <w:gridCol w:w="4918"/>
       </w:tblGrid>
       <w:tr>
-        <w:tc>
-          <w:tcPr>
-            <w:tcW w:type="dxa" w:w="1984"/>
+        <w:trPr>
+          <w:jc w:val="center"/>
+        </w:trPr>
+        <w:tc>
+          <w:tcPr>
+            <w:tcW w:w="1984" w:type="dxa"/>
           </w:tcPr>
           <w:p>
             <w:pPr>
@@ -30267,7 +30274,7 @@
         </w:tc>
         <w:tc>
           <w:tcPr>
-            <w:tcW w:type="dxa" w:w="1701"/>
+            <w:tcW w:w="1701" w:type="dxa"/>
           </w:tcPr>
           <w:p>
             <w:pPr>
@@ -30283,7 +30290,7 @@
         </w:tc>
         <w:tc>
           <w:tcPr>
-            <w:tcW w:type="dxa" w:w="5386"/>
+            <w:tcW w:w="5386" w:type="dxa"/>
           </w:tcPr>
           <w:p>
             <w:pPr>
@@ -30299,9 +30306,12 @@
         </w:tc>
       </w:tr>
       <w:tr>
-        <w:tc>
-          <w:tcPr>
-            <w:tcW w:type="dxa" w:w="1984"/>
+        <w:trPr>
+          <w:jc w:val="center"/>
+        </w:trPr>
+        <w:tc>
+          <w:tcPr>
+            <w:tcW w:w="1984" w:type="dxa"/>
           </w:tcPr>
           <w:p>
             <w:pPr>
@@ -30314,7 +30324,7 @@
         </w:tc>
         <w:tc>
           <w:tcPr>
-            <w:tcW w:type="dxa" w:w="1701"/>
+            <w:tcW w:w="1701" w:type="dxa"/>
           </w:tcPr>
           <w:p>
             <w:pPr>
@@ -30327,7 +30337,7 @@
         </w:tc>
         <w:tc>
           <w:tcPr>
-            <w:tcW w:type="dxa" w:w="5386"/>
+            <w:tcW w:w="5386" w:type="dxa"/>
           </w:tcPr>
           <w:p>
             <w:pPr>
@@ -30340,9 +30350,12 @@
         </w:tc>
       </w:tr>
       <w:tr>
-        <w:tc>
-          <w:tcPr>
-            <w:tcW w:type="dxa" w:w="1984"/>
+        <w:trPr>
+          <w:jc w:val="center"/>
+        </w:trPr>
+        <w:tc>
+          <w:tcPr>
+            <w:tcW w:w="1984" w:type="dxa"/>
           </w:tcPr>
           <w:p>
             <w:pPr>
@@ -30355,7 +30368,7 @@
         </w:tc>
         <w:tc>
           <w:tcPr>
-            <w:tcW w:type="dxa" w:w="1701"/>
+            <w:tcW w:w="1701" w:type="dxa"/>
           </w:tcPr>
           <w:p>
             <w:pPr>
@@ -30368,7 +30381,7 @@
         </w:tc>
         <w:tc>
           <w:tcPr>
-            <w:tcW w:type="dxa" w:w="5386"/>
+            <w:tcW w:w="5386" w:type="dxa"/>
           </w:tcPr>
           <w:p>
             <w:pPr>
@@ -30381,9 +30394,12 @@
         </w:tc>
       </w:tr>
       <w:tr>
-        <w:tc>
-          <w:tcPr>
-            <w:tcW w:type="dxa" w:w="1984"/>
+        <w:trPr>
+          <w:jc w:val="center"/>
+        </w:trPr>
+        <w:tc>
+          <w:tcPr>
+            <w:tcW w:w="1984" w:type="dxa"/>
           </w:tcPr>
           <w:p>
             <w:pPr>
@@ -30396,7 +30412,7 @@
         </w:tc>
         <w:tc>
           <w:tcPr>
-            <w:tcW w:type="dxa" w:w="1701"/>
+            <w:tcW w:w="1701" w:type="dxa"/>
           </w:tcPr>
           <w:p>
             <w:pPr>
@@ -30409,35 +30425,43 @@
         </w:tc>
         <w:tc>
           <w:tcPr>
-            <w:tcW w:type="dxa" w:w="5386"/>
-          </w:tcPr>
-          <w:p>
-            <w:pPr>
-              <w:jc w:val="center"/>
-            </w:pPr>
-            <w:r>
-              <w:t>Onset güç ort/std, beat sayısı, IBI stabilitesi, zamansal örüntü</w:t>
+            <w:tcW w:w="5386" w:type="dxa"/>
+          </w:tcPr>
+          <w:p>
+            <w:pPr>
+              <w:jc w:val="center"/>
+            </w:pPr>
+            <w:r>
+              <w:t xml:space="preserve">Onset güç ort/std, beat sayısı, IBI stabilitesi, zamansal </w:t>
+            </w:r>
+            <w:r>
+              <w:lastRenderedPageBreak/>
+              <w:t>örüntü</w:t>
             </w:r>
           </w:p>
         </w:tc>
       </w:tr>
       <w:tr>
-        <w:tc>
-          <w:tcPr>
-            <w:tcW w:type="dxa" w:w="1984"/>
-          </w:tcPr>
-          <w:p>
-            <w:pPr>
-              <w:jc w:val="center"/>
-            </w:pPr>
-            <w:r>
+        <w:trPr>
+          <w:jc w:val="center"/>
+        </w:trPr>
+        <w:tc>
+          <w:tcPr>
+            <w:tcW w:w="1984" w:type="dxa"/>
+          </w:tcPr>
+          <w:p>
+            <w:pPr>
+              <w:jc w:val="center"/>
+            </w:pPr>
+            <w:r>
+              <w:lastRenderedPageBreak/>
               <w:t>Harmonik/Tonal</w:t>
             </w:r>
           </w:p>
         </w:tc>
         <w:tc>
           <w:tcPr>
-            <w:tcW w:type="dxa" w:w="1701"/>
+            <w:tcW w:w="1701" w:type="dxa"/>
           </w:tcPr>
           <w:p>
             <w:pPr>
@@ -30450,7 +30474,7 @@
         </w:tc>
         <w:tc>
           <w:tcPr>
-            <w:tcW w:type="dxa" w:w="5386"/>
+            <w:tcW w:w="5386" w:type="dxa"/>
           </w:tcPr>
           <w:p>
             <w:pPr>
@@ -30463,9 +30487,12 @@
         </w:tc>
       </w:tr>
       <w:tr>
-        <w:tc>
-          <w:tcPr>
-            <w:tcW w:type="dxa" w:w="1984"/>
+        <w:trPr>
+          <w:jc w:val="center"/>
+        </w:trPr>
+        <w:tc>
+          <w:tcPr>
+            <w:tcW w:w="1984" w:type="dxa"/>
           </w:tcPr>
           <w:p>
             <w:pPr>
@@ -30478,7 +30505,7 @@
         </w:tc>
         <w:tc>
           <w:tcPr>
-            <w:tcW w:type="dxa" w:w="1701"/>
+            <w:tcW w:w="1701" w:type="dxa"/>
           </w:tcPr>
           <w:p>
             <w:pPr>
@@ -30491,7 +30518,7 @@
         </w:tc>
         <w:tc>
           <w:tcPr>
-            <w:tcW w:type="dxa" w:w="5386"/>
+            <w:tcW w:w="5386" w:type="dxa"/>
           </w:tcPr>
           <w:p>
             <w:pPr>
@@ -30504,9 +30531,12 @@
         </w:tc>
       </w:tr>
       <w:tr>
-        <w:tc>
-          <w:tcPr>
-            <w:tcW w:type="dxa" w:w="1984"/>
+        <w:trPr>
+          <w:jc w:val="center"/>
+        </w:trPr>
+        <w:tc>
+          <w:tcPr>
+            <w:tcW w:w="1984" w:type="dxa"/>
           </w:tcPr>
           <w:p>
             <w:pPr>
@@ -30519,7 +30549,7 @@
         </w:tc>
         <w:tc>
           <w:tcPr>
-            <w:tcW w:type="dxa" w:w="1701"/>
+            <w:tcW w:w="1701" w:type="dxa"/>
           </w:tcPr>
           <w:p>
             <w:pPr>
@@ -30532,7 +30562,7 @@
         </w:tc>
         <w:tc>
           <w:tcPr>
-            <w:tcW w:type="dxa" w:w="5386"/>
+            <w:tcW w:w="5386" w:type="dxa"/>
           </w:tcPr>
           <w:p>
             <w:pPr>
@@ -30545,9 +30575,7 @@
         </w:tc>
       </w:tr>
     </w:tbl>
-    <w:p>
-      <w:pPr/>
-    </w:p>
+    <w:p/>
     <w:p>
       <w:pPr>
         <w:pStyle w:val="izelgeYazs"/>
@@ -30609,7 +30637,11 @@
         <w:pStyle w:val="PARAGRAFMETN"/>
       </w:pPr>
       <w:r>
-        <w:t>Yapay zekâ sentezli sesler bu özellikleri taklit etmekte zorlanmaktadır. AI vokal sentezleri, mekanik düzende titreme (çok düzenli vibrato), sert formant geçişleri ve nefes yokluğu/aşırı simetrik nefes örüntüleri gibi iz bırakmaktadır. Bu gözlemler; perde_stabilitesi_skoru, vibrato_düzenlilik_skoru, formant_tutarlılık_skoru ve nefes_örüntüsü_skoru özniteliklerinin tasarım gerekçesini oluşturmaktadır. Nefes örüntüsü skoru'nun LightGBM öznitelik önem analizinde ilk 10'a girmesi bu motivasyonu deneysel olarak doğrulamaktadır.</w:t>
+        <w:t xml:space="preserve">Yapay zekâ sentezli sesler bu özellikleri taklit etmekte zorlanmaktadır. AI vokal sentezleri, mekanik düzende titreme (çok düzenli vibrato), sert formant geçişleri ve nefes </w:t>
+      </w:r>
+      <w:r>
+        <w:lastRenderedPageBreak/>
+        <w:t>yokluğu/aşırı simetrik nefes örüntüleri gibi iz bırakmaktadır. Bu gözlemler; perde_stabilitesi_skoru, vibrato_düzenlilik_skoru, formant_tutarlılık_skoru ve nefes_örüntüsü_skoru özniteliklerinin tasarım gerekçesini oluşturmaktadır. Nefes örüntüsü skoru'nun LightGBM öznitelik önem analizinde ilk 10'a girmesi bu motivasyonu deneysel olarak doğrulamaktadır.</w:t>
       </w:r>
     </w:p>
     <w:p>
@@ -30655,19 +30687,22 @@
     <w:tbl>
       <w:tblPr>
         <w:tblStyle w:val="TabloKlavuzu"/>
-        <w:tblW w:type="auto" w:w="0"/>
+        <w:tblW w:w="0" w:type="auto"/>
         <w:jc w:val="center"/>
-        <w:tblLook w:firstColumn="1" w:firstRow="1" w:lastColumn="0" w:lastRow="0" w:noHBand="0" w:noVBand="1" w:val="04A0"/>
+        <w:tblLook w:val="04A0" w:firstRow="1" w:lastRow="0" w:firstColumn="1" w:lastColumn="0" w:noHBand="0" w:noVBand="1"/>
       </w:tblPr>
       <w:tblGrid>
-        <w:gridCol w:w="2835"/>
-        <w:gridCol w:w="2835"/>
-        <w:gridCol w:w="2835"/>
+        <w:gridCol w:w="2107"/>
+        <w:gridCol w:w="5058"/>
+        <w:gridCol w:w="1331"/>
       </w:tblGrid>
       <w:tr>
-        <w:tc>
-          <w:tcPr>
-            <w:tcW w:type="dxa" w:w="2268"/>
+        <w:trPr>
+          <w:jc w:val="center"/>
+        </w:trPr>
+        <w:tc>
+          <w:tcPr>
+            <w:tcW w:w="2268" w:type="dxa"/>
           </w:tcPr>
           <w:p>
             <w:pPr>
@@ -30683,7 +30718,7 @@
         </w:tc>
         <w:tc>
           <w:tcPr>
-            <w:tcW w:type="dxa" w:w="5386"/>
+            <w:tcW w:w="5386" w:type="dxa"/>
           </w:tcPr>
           <w:p>
             <w:pPr>
@@ -30699,7 +30734,7 @@
         </w:tc>
         <w:tc>
           <w:tcPr>
-            <w:tcW w:type="dxa" w:w="1417"/>
+            <w:tcW w:w="1417" w:type="dxa"/>
           </w:tcPr>
           <w:p>
             <w:pPr>
@@ -30715,9 +30750,12 @@
         </w:tc>
       </w:tr>
       <w:tr>
-        <w:tc>
-          <w:tcPr>
-            <w:tcW w:type="dxa" w:w="2268"/>
+        <w:trPr>
+          <w:jc w:val="center"/>
+        </w:trPr>
+        <w:tc>
+          <w:tcPr>
+            <w:tcW w:w="2268" w:type="dxa"/>
           </w:tcPr>
           <w:p>
             <w:pPr>
@@ -30730,7 +30768,7 @@
         </w:tc>
         <w:tc>
           <w:tcPr>
-            <w:tcW w:type="dxa" w:w="5386"/>
+            <w:tcW w:w="5386" w:type="dxa"/>
           </w:tcPr>
           <w:p>
             <w:pPr>
@@ -30743,7 +30781,7 @@
         </w:tc>
         <w:tc>
           <w:tcPr>
-            <w:tcW w:type="dxa" w:w="1417"/>
+            <w:tcW w:w="1417" w:type="dxa"/>
           </w:tcPr>
           <w:p>
             <w:pPr>
@@ -30756,9 +30794,12 @@
         </w:tc>
       </w:tr>
       <w:tr>
-        <w:tc>
-          <w:tcPr>
-            <w:tcW w:type="dxa" w:w="2268"/>
+        <w:trPr>
+          <w:jc w:val="center"/>
+        </w:trPr>
+        <w:tc>
+          <w:tcPr>
+            <w:tcW w:w="2268" w:type="dxa"/>
           </w:tcPr>
           <w:p>
             <w:pPr>
@@ -30771,7 +30812,7 @@
         </w:tc>
         <w:tc>
           <w:tcPr>
-            <w:tcW w:type="dxa" w:w="5386"/>
+            <w:tcW w:w="5386" w:type="dxa"/>
           </w:tcPr>
           <w:p>
             <w:pPr>
@@ -30784,7 +30825,7 @@
         </w:tc>
         <w:tc>
           <w:tcPr>
-            <w:tcW w:type="dxa" w:w="1417"/>
+            <w:tcW w:w="1417" w:type="dxa"/>
           </w:tcPr>
           <w:p>
             <w:pPr>
@@ -30797,9 +30838,12 @@
         </w:tc>
       </w:tr>
       <w:tr>
-        <w:tc>
-          <w:tcPr>
-            <w:tcW w:type="dxa" w:w="2268"/>
+        <w:trPr>
+          <w:jc w:val="center"/>
+        </w:trPr>
+        <w:tc>
+          <w:tcPr>
+            <w:tcW w:w="2268" w:type="dxa"/>
           </w:tcPr>
           <w:p>
             <w:pPr>
@@ -30812,7 +30856,7 @@
         </w:tc>
         <w:tc>
           <w:tcPr>
-            <w:tcW w:type="dxa" w:w="5386"/>
+            <w:tcW w:w="5386" w:type="dxa"/>
           </w:tcPr>
           <w:p>
             <w:pPr>
@@ -30825,7 +30869,7 @@
         </w:tc>
         <w:tc>
           <w:tcPr>
-            <w:tcW w:type="dxa" w:w="1417"/>
+            <w:tcW w:w="1417" w:type="dxa"/>
           </w:tcPr>
           <w:p>
             <w:pPr>
@@ -30838,9 +30882,12 @@
         </w:tc>
       </w:tr>
       <w:tr>
-        <w:tc>
-          <w:tcPr>
-            <w:tcW w:type="dxa" w:w="2268"/>
+        <w:trPr>
+          <w:jc w:val="center"/>
+        </w:trPr>
+        <w:tc>
+          <w:tcPr>
+            <w:tcW w:w="2268" w:type="dxa"/>
           </w:tcPr>
           <w:p>
             <w:pPr>
@@ -30853,7 +30900,7 @@
         </w:tc>
         <w:tc>
           <w:tcPr>
-            <w:tcW w:type="dxa" w:w="5386"/>
+            <w:tcW w:w="5386" w:type="dxa"/>
           </w:tcPr>
           <w:p>
             <w:pPr>
@@ -30866,7 +30913,7 @@
         </w:tc>
         <w:tc>
           <w:tcPr>
-            <w:tcW w:type="dxa" w:w="1417"/>
+            <w:tcW w:w="1417" w:type="dxa"/>
           </w:tcPr>
           <w:p>
             <w:pPr>
@@ -30879,9 +30926,12 @@
         </w:tc>
       </w:tr>
       <w:tr>
-        <w:tc>
-          <w:tcPr>
-            <w:tcW w:type="dxa" w:w="2268"/>
+        <w:trPr>
+          <w:jc w:val="center"/>
+        </w:trPr>
+        <w:tc>
+          <w:tcPr>
+            <w:tcW w:w="2268" w:type="dxa"/>
           </w:tcPr>
           <w:p>
             <w:pPr>
@@ -30894,7 +30944,7 @@
         </w:tc>
         <w:tc>
           <w:tcPr>
-            <w:tcW w:type="dxa" w:w="5386"/>
+            <w:tcW w:w="5386" w:type="dxa"/>
           </w:tcPr>
           <w:p>
             <w:pPr>
@@ -30907,7 +30957,7 @@
         </w:tc>
         <w:tc>
           <w:tcPr>
-            <w:tcW w:type="dxa" w:w="1417"/>
+            <w:tcW w:w="1417" w:type="dxa"/>
           </w:tcPr>
           <w:p>
             <w:pPr>
@@ -30920,9 +30970,12 @@
         </w:tc>
       </w:tr>
       <w:tr>
-        <w:tc>
-          <w:tcPr>
-            <w:tcW w:type="dxa" w:w="2268"/>
+        <w:trPr>
+          <w:jc w:val="center"/>
+        </w:trPr>
+        <w:tc>
+          <w:tcPr>
+            <w:tcW w:w="2268" w:type="dxa"/>
           </w:tcPr>
           <w:p>
             <w:pPr>
@@ -30935,7 +30988,7 @@
         </w:tc>
         <w:tc>
           <w:tcPr>
-            <w:tcW w:type="dxa" w:w="5386"/>
+            <w:tcW w:w="5386" w:type="dxa"/>
           </w:tcPr>
           <w:p>
             <w:pPr>
@@ -30948,7 +31001,7 @@
         </w:tc>
         <w:tc>
           <w:tcPr>
-            <w:tcW w:type="dxa" w:w="1417"/>
+            <w:tcW w:w="1417" w:type="dxa"/>
           </w:tcPr>
           <w:p>
             <w:pPr>
@@ -30961,9 +31014,12 @@
         </w:tc>
       </w:tr>
       <w:tr>
-        <w:tc>
-          <w:tcPr>
-            <w:tcW w:type="dxa" w:w="2268"/>
+        <w:trPr>
+          <w:jc w:val="center"/>
+        </w:trPr>
+        <w:tc>
+          <w:tcPr>
+            <w:tcW w:w="2268" w:type="dxa"/>
           </w:tcPr>
           <w:p>
             <w:pPr>
@@ -30976,7 +31032,7 @@
         </w:tc>
         <w:tc>
           <w:tcPr>
-            <w:tcW w:type="dxa" w:w="5386"/>
+            <w:tcW w:w="5386" w:type="dxa"/>
           </w:tcPr>
           <w:p>
             <w:pPr>
@@ -30989,7 +31045,7 @@
         </w:tc>
         <w:tc>
           <w:tcPr>
-            <w:tcW w:type="dxa" w:w="1417"/>
+            <w:tcW w:w="1417" w:type="dxa"/>
           </w:tcPr>
           <w:p>
             <w:pPr>
@@ -31002,9 +31058,7 @@
         </w:tc>
       </w:tr>
     </w:tbl>
-    <w:p>
-      <w:pPr/>
-    </w:p>
+    <w:p/>
     <w:p>
       <w:pPr>
         <w:pStyle w:val="izelgeYazs"/>
@@ -31026,25 +31080,32 @@
         <w:pStyle w:val="PARAGRAFMETN"/>
       </w:pPr>
       <w:r>
-        <w:t>Dört derin öğrenme modeli PyTorch (Paszke vd., 2019) çerçevesinde 47 boyutlu öznitelik vektörünü girdi olarak alacak şekilde tasarlanmıştır. Tüm DL modelleri BCEWithLogitsLoss kayıp fonksiyonu ve n_negatif/n_pozitif oranıyla belirlenen pos_weight parametresiyle sınıf dengesizliğini gidermektedir. Adam optimizasyon algoritması (lr=1×10⁻³) ve erken durdurma (patience=10, doğrulama kaybı) kullanılmıştır.</w:t>
+        <w:t xml:space="preserve">Dört derin öğrenme modeli PyTorch (Paszke vd., 2019) çerçevesinde 47 boyutlu öznitelik </w:t>
+      </w:r>
+      <w:r>
+        <w:lastRenderedPageBreak/>
+        <w:t>vektörünü girdi olarak alacak şekilde tasarlanmıştır. Tüm DL modelleri BCEWithLogitsLoss kayıp fonksiyonu ve n_negatif/n_pozitif oranıyla belirlenen pos_weight parametresiyle sınıf dengesizliğini gidermektedir. Adam optimizasyon algoritması (lr=1×10⁻³) ve erken durdurma (patience=10, doğrulama kaybı) kullanılmıştır.</w:t>
       </w:r>
     </w:p>
     <w:tbl>
       <w:tblPr>
         <w:tblStyle w:val="TabloKlavuzu"/>
-        <w:tblW w:type="auto" w:w="0"/>
+        <w:tblW w:w="0" w:type="auto"/>
         <w:jc w:val="center"/>
-        <w:tblLook w:firstColumn="1" w:firstRow="1" w:lastColumn="0" w:lastRow="0" w:noHBand="0" w:noVBand="1" w:val="04A0"/>
+        <w:tblLook w:val="04A0" w:firstRow="1" w:lastRow="0" w:firstColumn="1" w:lastColumn="0" w:noHBand="0" w:noVBand="1"/>
       </w:tblPr>
       <w:tblGrid>
-        <w:gridCol w:w="2835"/>
-        <w:gridCol w:w="2835"/>
-        <w:gridCol w:w="2835"/>
+        <w:gridCol w:w="1847"/>
+        <w:gridCol w:w="4825"/>
+        <w:gridCol w:w="1824"/>
       </w:tblGrid>
       <w:tr>
-        <w:tc>
-          <w:tcPr>
-            <w:tcW w:type="dxa" w:w="1984"/>
+        <w:trPr>
+          <w:jc w:val="center"/>
+        </w:trPr>
+        <w:tc>
+          <w:tcPr>
+            <w:tcW w:w="1984" w:type="dxa"/>
           </w:tcPr>
           <w:p>
             <w:pPr>
@@ -31060,7 +31121,7 @@
         </w:tc>
         <w:tc>
           <w:tcPr>
-            <w:tcW w:type="dxa" w:w="5102"/>
+            <w:tcW w:w="5102" w:type="dxa"/>
           </w:tcPr>
           <w:p>
             <w:pPr>
@@ -31076,7 +31137,7 @@
         </w:tc>
         <w:tc>
           <w:tcPr>
-            <w:tcW w:type="dxa" w:w="1984"/>
+            <w:tcW w:w="1984" w:type="dxa"/>
           </w:tcPr>
           <w:p>
             <w:pPr>
@@ -31092,9 +31153,12 @@
         </w:tc>
       </w:tr>
       <w:tr>
-        <w:tc>
-          <w:tcPr>
-            <w:tcW w:type="dxa" w:w="1984"/>
+        <w:trPr>
+          <w:jc w:val="center"/>
+        </w:trPr>
+        <w:tc>
+          <w:tcPr>
+            <w:tcW w:w="1984" w:type="dxa"/>
           </w:tcPr>
           <w:p>
             <w:pPr>
@@ -31107,7 +31171,7 @@
         </w:tc>
         <w:tc>
           <w:tcPr>
-            <w:tcW w:type="dxa" w:w="5102"/>
+            <w:tcW w:w="5102" w:type="dxa"/>
           </w:tcPr>
           <w:p>
             <w:pPr>
@@ -31120,7 +31184,7 @@
         </w:tc>
         <w:tc>
           <w:tcPr>
-            <w:tcW w:type="dxa" w:w="1984"/>
+            <w:tcW w:w="1984" w:type="dxa"/>
           </w:tcPr>
           <w:p>
             <w:pPr>
@@ -31133,9 +31197,12 @@
         </w:tc>
       </w:tr>
       <w:tr>
-        <w:tc>
-          <w:tcPr>
-            <w:tcW w:type="dxa" w:w="1984"/>
+        <w:trPr>
+          <w:jc w:val="center"/>
+        </w:trPr>
+        <w:tc>
+          <w:tcPr>
+            <w:tcW w:w="1984" w:type="dxa"/>
           </w:tcPr>
           <w:p>
             <w:pPr>
@@ -31148,7 +31215,7 @@
         </w:tc>
         <w:tc>
           <w:tcPr>
-            <w:tcW w:type="dxa" w:w="5102"/>
+            <w:tcW w:w="5102" w:type="dxa"/>
           </w:tcPr>
           <w:p>
             <w:pPr>
@@ -31161,7 +31228,7 @@
         </w:tc>
         <w:tc>
           <w:tcPr>
-            <w:tcW w:type="dxa" w:w="1984"/>
+            <w:tcW w:w="1984" w:type="dxa"/>
           </w:tcPr>
           <w:p>
             <w:pPr>
@@ -31174,9 +31241,12 @@
         </w:tc>
       </w:tr>
       <w:tr>
-        <w:tc>
-          <w:tcPr>
-            <w:tcW w:type="dxa" w:w="1984"/>
+        <w:trPr>
+          <w:jc w:val="center"/>
+        </w:trPr>
+        <w:tc>
+          <w:tcPr>
+            <w:tcW w:w="1984" w:type="dxa"/>
           </w:tcPr>
           <w:p>
             <w:pPr>
@@ -31189,7 +31259,7 @@
         </w:tc>
         <w:tc>
           <w:tcPr>
-            <w:tcW w:type="dxa" w:w="5102"/>
+            <w:tcW w:w="5102" w:type="dxa"/>
           </w:tcPr>
           <w:p>
             <w:pPr>
@@ -31202,7 +31272,7 @@
         </w:tc>
         <w:tc>
           <w:tcPr>
-            <w:tcW w:type="dxa" w:w="1984"/>
+            <w:tcW w:w="1984" w:type="dxa"/>
           </w:tcPr>
           <w:p>
             <w:pPr>
@@ -31215,9 +31285,12 @@
         </w:tc>
       </w:tr>
       <w:tr>
-        <w:tc>
-          <w:tcPr>
-            <w:tcW w:type="dxa" w:w="1984"/>
+        <w:trPr>
+          <w:jc w:val="center"/>
+        </w:trPr>
+        <w:tc>
+          <w:tcPr>
+            <w:tcW w:w="1984" w:type="dxa"/>
           </w:tcPr>
           <w:p>
             <w:pPr>
@@ -31230,7 +31303,7 @@
         </w:tc>
         <w:tc>
           <w:tcPr>
-            <w:tcW w:type="dxa" w:w="5102"/>
+            <w:tcW w:w="5102" w:type="dxa"/>
           </w:tcPr>
           <w:p>
             <w:pPr>
@@ -31243,7 +31316,7 @@
         </w:tc>
         <w:tc>
           <w:tcPr>
-            <w:tcW w:type="dxa" w:w="1984"/>
+            <w:tcW w:w="1984" w:type="dxa"/>
           </w:tcPr>
           <w:p>
             <w:pPr>
@@ -31256,9 +31329,7 @@
         </w:tc>
       </w:tr>
     </w:tbl>
-    <w:p>
-      <w:pPr/>
-    </w:p>
+    <w:p/>
     <w:p>
       <w:pPr>
         <w:pStyle w:val="izelgeYazs"/>
@@ -31328,6 +31399,7 @@
         <w:pStyle w:val="denklem"/>
       </w:pPr>
       <w:r>
+        <w:lastRenderedPageBreak/>
         <w:t>θ* = argmax(TPO − YPO)</w:t>
       </w:r>
     </w:p>
@@ -31432,6 +31504,7 @@
         <w:pStyle w:val="Balk2"/>
       </w:pPr>
       <w:r>
+        <w:lastRenderedPageBreak/>
         <w:t>3.7. Uygulama Mimarisi</w:t>
       </w:r>
     </w:p>
@@ -31493,6 +31566,7 @@
         <w:pStyle w:val="Balk1"/>
       </w:pPr>
       <w:r>
+        <w:lastRenderedPageBreak/>
         <w:t>4. BULGULAR</w:t>
       </w:r>
     </w:p>
@@ -31523,23 +31597,26 @@
     <w:tbl>
       <w:tblPr>
         <w:tblStyle w:val="TabloKlavuzu"/>
-        <w:tblW w:type="auto" w:w="0"/>
+        <w:tblW w:w="0" w:type="auto"/>
         <w:jc w:val="center"/>
-        <w:tblLook w:firstColumn="1" w:firstRow="1" w:lastColumn="0" w:lastRow="0" w:noHBand="0" w:noVBand="1" w:val="04A0"/>
+        <w:tblLook w:val="04A0" w:firstRow="1" w:lastRow="0" w:firstColumn="1" w:lastColumn="0" w:noHBand="0" w:noVBand="1"/>
       </w:tblPr>
       <w:tblGrid>
-        <w:gridCol w:w="1215"/>
-        <w:gridCol w:w="1215"/>
-        <w:gridCol w:w="1215"/>
-        <w:gridCol w:w="1215"/>
-        <w:gridCol w:w="1215"/>
-        <w:gridCol w:w="1215"/>
-        <w:gridCol w:w="1215"/>
+        <w:gridCol w:w="573"/>
+        <w:gridCol w:w="2222"/>
+        <w:gridCol w:w="563"/>
+        <w:gridCol w:w="1331"/>
+        <w:gridCol w:w="1269"/>
+        <w:gridCol w:w="1269"/>
+        <w:gridCol w:w="1269"/>
       </w:tblGrid>
       <w:tr>
-        <w:tc>
-          <w:tcPr>
-            <w:tcW w:type="dxa" w:w="567"/>
+        <w:trPr>
+          <w:jc w:val="center"/>
+        </w:trPr>
+        <w:tc>
+          <w:tcPr>
+            <w:tcW w:w="567" w:type="dxa"/>
           </w:tcPr>
           <w:p>
             <w:pPr>
@@ -31555,7 +31632,7 @@
         </w:tc>
         <w:tc>
           <w:tcPr>
-            <w:tcW w:type="dxa" w:w="2551"/>
+            <w:tcW w:w="2551" w:type="dxa"/>
           </w:tcPr>
           <w:p>
             <w:pPr>
@@ -31571,7 +31648,7 @@
         </w:tc>
         <w:tc>
           <w:tcPr>
-            <w:tcW w:type="dxa" w:w="567"/>
+            <w:tcW w:w="567" w:type="dxa"/>
           </w:tcPr>
           <w:p>
             <w:pPr>
@@ -31587,7 +31664,7 @@
         </w:tc>
         <w:tc>
           <w:tcPr>
-            <w:tcW w:type="dxa" w:w="1417"/>
+            <w:tcW w:w="1417" w:type="dxa"/>
           </w:tcPr>
           <w:p>
             <w:pPr>
@@ -31603,7 +31680,7 @@
         </w:tc>
         <w:tc>
           <w:tcPr>
-            <w:tcW w:type="dxa" w:w="1417"/>
+            <w:tcW w:w="1417" w:type="dxa"/>
           </w:tcPr>
           <w:p>
             <w:pPr>
@@ -31619,7 +31696,7 @@
         </w:tc>
         <w:tc>
           <w:tcPr>
-            <w:tcW w:type="dxa" w:w="1417"/>
+            <w:tcW w:w="1417" w:type="dxa"/>
           </w:tcPr>
           <w:p>
             <w:pPr>
@@ -31635,7 +31712,7 @@
         </w:tc>
         <w:tc>
           <w:tcPr>
-            <w:tcW w:type="dxa" w:w="1417"/>
+            <w:tcW w:w="1417" w:type="dxa"/>
           </w:tcPr>
           <w:p>
             <w:pPr>
@@ -31651,9 +31728,12 @@
         </w:tc>
       </w:tr>
       <w:tr>
-        <w:tc>
-          <w:tcPr>
-            <w:tcW w:type="dxa" w:w="567"/>
+        <w:trPr>
+          <w:jc w:val="center"/>
+        </w:trPr>
+        <w:tc>
+          <w:tcPr>
+            <w:tcW w:w="567" w:type="dxa"/>
           </w:tcPr>
           <w:p>
             <w:pPr>
@@ -31666,7 +31746,7 @@
         </w:tc>
         <w:tc>
           <w:tcPr>
-            <w:tcW w:type="dxa" w:w="2551"/>
+            <w:tcW w:w="2551" w:type="dxa"/>
           </w:tcPr>
           <w:p>
             <w:pPr>
@@ -31679,7 +31759,7 @@
         </w:tc>
         <w:tc>
           <w:tcPr>
-            <w:tcW w:type="dxa" w:w="567"/>
+            <w:tcW w:w="567" w:type="dxa"/>
           </w:tcPr>
           <w:p>
             <w:pPr>
@@ -31692,7 +31772,7 @@
         </w:tc>
         <w:tc>
           <w:tcPr>
-            <w:tcW w:type="dxa" w:w="1417"/>
+            <w:tcW w:w="1417" w:type="dxa"/>
           </w:tcPr>
           <w:p>
             <w:pPr>
@@ -31705,7 +31785,7 @@
         </w:tc>
         <w:tc>
           <w:tcPr>
-            <w:tcW w:type="dxa" w:w="1417"/>
+            <w:tcW w:w="1417" w:type="dxa"/>
           </w:tcPr>
           <w:p>
             <w:pPr>
@@ -31718,7 +31798,7 @@
         </w:tc>
         <w:tc>
           <w:tcPr>
-            <w:tcW w:type="dxa" w:w="1417"/>
+            <w:tcW w:w="1417" w:type="dxa"/>
           </w:tcPr>
           <w:p>
             <w:pPr>
@@ -31731,7 +31811,7 @@
         </w:tc>
         <w:tc>
           <w:tcPr>
-            <w:tcW w:type="dxa" w:w="1417"/>
+            <w:tcW w:w="1417" w:type="dxa"/>
           </w:tcPr>
           <w:p>
             <w:pPr>
@@ -31744,9 +31824,12 @@
         </w:tc>
       </w:tr>
       <w:tr>
-        <w:tc>
-          <w:tcPr>
-            <w:tcW w:type="dxa" w:w="567"/>
+        <w:trPr>
+          <w:jc w:val="center"/>
+        </w:trPr>
+        <w:tc>
+          <w:tcPr>
+            <w:tcW w:w="567" w:type="dxa"/>
           </w:tcPr>
           <w:p>
             <w:pPr>
@@ -31759,7 +31842,7 @@
         </w:tc>
         <w:tc>
           <w:tcPr>
-            <w:tcW w:type="dxa" w:w="2551"/>
+            <w:tcW w:w="2551" w:type="dxa"/>
           </w:tcPr>
           <w:p>
             <w:pPr>
@@ -31772,7 +31855,7 @@
         </w:tc>
         <w:tc>
           <w:tcPr>
-            <w:tcW w:type="dxa" w:w="567"/>
+            <w:tcW w:w="567" w:type="dxa"/>
           </w:tcPr>
           <w:p>
             <w:pPr>
@@ -31785,7 +31868,7 @@
         </w:tc>
         <w:tc>
           <w:tcPr>
-            <w:tcW w:type="dxa" w:w="1417"/>
+            <w:tcW w:w="1417" w:type="dxa"/>
           </w:tcPr>
           <w:p>
             <w:pPr>
@@ -31798,7 +31881,7 @@
         </w:tc>
         <w:tc>
           <w:tcPr>
-            <w:tcW w:type="dxa" w:w="1417"/>
+            <w:tcW w:w="1417" w:type="dxa"/>
           </w:tcPr>
           <w:p>
             <w:pPr>
@@ -31811,7 +31894,7 @@
         </w:tc>
         <w:tc>
           <w:tcPr>
-            <w:tcW w:type="dxa" w:w="1417"/>
+            <w:tcW w:w="1417" w:type="dxa"/>
           </w:tcPr>
           <w:p>
             <w:pPr>
@@ -31824,7 +31907,7 @@
         </w:tc>
         <w:tc>
           <w:tcPr>
-            <w:tcW w:type="dxa" w:w="1417"/>
+            <w:tcW w:w="1417" w:type="dxa"/>
           </w:tcPr>
           <w:p>
             <w:pPr>
@@ -31837,9 +31920,12 @@
         </w:tc>
       </w:tr>
       <w:tr>
-        <w:tc>
-          <w:tcPr>
-            <w:tcW w:type="dxa" w:w="567"/>
+        <w:trPr>
+          <w:jc w:val="center"/>
+        </w:trPr>
+        <w:tc>
+          <w:tcPr>
+            <w:tcW w:w="567" w:type="dxa"/>
           </w:tcPr>
           <w:p>
             <w:pPr>
@@ -31852,7 +31938,7 @@
         </w:tc>
         <w:tc>
           <w:tcPr>
-            <w:tcW w:type="dxa" w:w="2551"/>
+            <w:tcW w:w="2551" w:type="dxa"/>
           </w:tcPr>
           <w:p>
             <w:pPr>
@@ -31865,7 +31951,7 @@
         </w:tc>
         <w:tc>
           <w:tcPr>
-            <w:tcW w:type="dxa" w:w="567"/>
+            <w:tcW w:w="567" w:type="dxa"/>
           </w:tcPr>
           <w:p>
             <w:pPr>
@@ -31878,7 +31964,7 @@
         </w:tc>
         <w:tc>
           <w:tcPr>
-            <w:tcW w:type="dxa" w:w="1417"/>
+            <w:tcW w:w="1417" w:type="dxa"/>
           </w:tcPr>
           <w:p>
             <w:pPr>
@@ -31891,7 +31977,7 @@
         </w:tc>
         <w:tc>
           <w:tcPr>
-            <w:tcW w:type="dxa" w:w="1417"/>
+            <w:tcW w:w="1417" w:type="dxa"/>
           </w:tcPr>
           <w:p>
             <w:pPr>
@@ -31904,7 +31990,7 @@
         </w:tc>
         <w:tc>
           <w:tcPr>
-            <w:tcW w:type="dxa" w:w="1417"/>
+            <w:tcW w:w="1417" w:type="dxa"/>
           </w:tcPr>
           <w:p>
             <w:pPr>
@@ -31917,7 +32003,7 @@
         </w:tc>
         <w:tc>
           <w:tcPr>
-            <w:tcW w:type="dxa" w:w="1417"/>
+            <w:tcW w:w="1417" w:type="dxa"/>
           </w:tcPr>
           <w:p>
             <w:pPr>
@@ -31930,9 +32016,12 @@
         </w:tc>
       </w:tr>
       <w:tr>
-        <w:tc>
-          <w:tcPr>
-            <w:tcW w:type="dxa" w:w="567"/>
+        <w:trPr>
+          <w:jc w:val="center"/>
+        </w:trPr>
+        <w:tc>
+          <w:tcPr>
+            <w:tcW w:w="567" w:type="dxa"/>
           </w:tcPr>
           <w:p>
             <w:pPr>
@@ -31945,7 +32034,7 @@
         </w:tc>
         <w:tc>
           <w:tcPr>
-            <w:tcW w:type="dxa" w:w="2551"/>
+            <w:tcW w:w="2551" w:type="dxa"/>
           </w:tcPr>
           <w:p>
             <w:pPr>
@@ -31958,7 +32047,7 @@
         </w:tc>
         <w:tc>
           <w:tcPr>
-            <w:tcW w:type="dxa" w:w="567"/>
+            <w:tcW w:w="567" w:type="dxa"/>
           </w:tcPr>
           <w:p>
             <w:pPr>
@@ -31971,7 +32060,7 @@
         </w:tc>
         <w:tc>
           <w:tcPr>
-            <w:tcW w:type="dxa" w:w="1417"/>
+            <w:tcW w:w="1417" w:type="dxa"/>
           </w:tcPr>
           <w:p>
             <w:pPr>
@@ -31984,7 +32073,7 @@
         </w:tc>
         <w:tc>
           <w:tcPr>
-            <w:tcW w:type="dxa" w:w="1417"/>
+            <w:tcW w:w="1417" w:type="dxa"/>
           </w:tcPr>
           <w:p>
             <w:pPr>
@@ -31997,7 +32086,7 @@
         </w:tc>
         <w:tc>
           <w:tcPr>
-            <w:tcW w:type="dxa" w:w="1417"/>
+            <w:tcW w:w="1417" w:type="dxa"/>
           </w:tcPr>
           <w:p>
             <w:pPr>
@@ -32010,7 +32099,7 @@
         </w:tc>
         <w:tc>
           <w:tcPr>
-            <w:tcW w:type="dxa" w:w="1417"/>
+            <w:tcW w:w="1417" w:type="dxa"/>
           </w:tcPr>
           <w:p>
             <w:pPr>
@@ -32023,9 +32112,12 @@
         </w:tc>
       </w:tr>
       <w:tr>
-        <w:tc>
-          <w:tcPr>
-            <w:tcW w:type="dxa" w:w="567"/>
+        <w:trPr>
+          <w:jc w:val="center"/>
+        </w:trPr>
+        <w:tc>
+          <w:tcPr>
+            <w:tcW w:w="567" w:type="dxa"/>
           </w:tcPr>
           <w:p>
             <w:pPr>
@@ -32038,7 +32130,7 @@
         </w:tc>
         <w:tc>
           <w:tcPr>
-            <w:tcW w:type="dxa" w:w="2551"/>
+            <w:tcW w:w="2551" w:type="dxa"/>
           </w:tcPr>
           <w:p>
             <w:pPr>
@@ -32051,7 +32143,7 @@
         </w:tc>
         <w:tc>
           <w:tcPr>
-            <w:tcW w:type="dxa" w:w="567"/>
+            <w:tcW w:w="567" w:type="dxa"/>
           </w:tcPr>
           <w:p>
             <w:pPr>
@@ -32064,7 +32156,7 @@
         </w:tc>
         <w:tc>
           <w:tcPr>
-            <w:tcW w:type="dxa" w:w="1417"/>
+            <w:tcW w:w="1417" w:type="dxa"/>
           </w:tcPr>
           <w:p>
             <w:pPr>
@@ -32077,7 +32169,7 @@
         </w:tc>
         <w:tc>
           <w:tcPr>
-            <w:tcW w:type="dxa" w:w="1417"/>
+            <w:tcW w:w="1417" w:type="dxa"/>
           </w:tcPr>
           <w:p>
             <w:pPr>
@@ -32090,7 +32182,7 @@
         </w:tc>
         <w:tc>
           <w:tcPr>
-            <w:tcW w:type="dxa" w:w="1417"/>
+            <w:tcW w:w="1417" w:type="dxa"/>
           </w:tcPr>
           <w:p>
             <w:pPr>
@@ -32103,7 +32195,7 @@
         </w:tc>
         <w:tc>
           <w:tcPr>
-            <w:tcW w:type="dxa" w:w="1417"/>
+            <w:tcW w:w="1417" w:type="dxa"/>
           </w:tcPr>
           <w:p>
             <w:pPr>
@@ -32116,9 +32208,12 @@
         </w:tc>
       </w:tr>
       <w:tr>
-        <w:tc>
-          <w:tcPr>
-            <w:tcW w:type="dxa" w:w="567"/>
+        <w:trPr>
+          <w:jc w:val="center"/>
+        </w:trPr>
+        <w:tc>
+          <w:tcPr>
+            <w:tcW w:w="567" w:type="dxa"/>
           </w:tcPr>
           <w:p>
             <w:pPr>
@@ -32131,7 +32226,7 @@
         </w:tc>
         <w:tc>
           <w:tcPr>
-            <w:tcW w:type="dxa" w:w="2551"/>
+            <w:tcW w:w="2551" w:type="dxa"/>
           </w:tcPr>
           <w:p>
             <w:pPr>
@@ -32144,7 +32239,7 @@
         </w:tc>
         <w:tc>
           <w:tcPr>
-            <w:tcW w:type="dxa" w:w="567"/>
+            <w:tcW w:w="567" w:type="dxa"/>
           </w:tcPr>
           <w:p>
             <w:pPr>
@@ -32157,7 +32252,7 @@
         </w:tc>
         <w:tc>
           <w:tcPr>
-            <w:tcW w:type="dxa" w:w="1417"/>
+            <w:tcW w:w="1417" w:type="dxa"/>
           </w:tcPr>
           <w:p>
             <w:pPr>
@@ -32170,7 +32265,7 @@
         </w:tc>
         <w:tc>
           <w:tcPr>
-            <w:tcW w:type="dxa" w:w="1417"/>
+            <w:tcW w:w="1417" w:type="dxa"/>
           </w:tcPr>
           <w:p>
             <w:pPr>
@@ -32183,7 +32278,7 @@
         </w:tc>
         <w:tc>
           <w:tcPr>
-            <w:tcW w:type="dxa" w:w="1417"/>
+            <w:tcW w:w="1417" w:type="dxa"/>
           </w:tcPr>
           <w:p>
             <w:pPr>
@@ -32196,7 +32291,7 @@
         </w:tc>
         <w:tc>
           <w:tcPr>
-            <w:tcW w:type="dxa" w:w="1417"/>
+            <w:tcW w:w="1417" w:type="dxa"/>
           </w:tcPr>
           <w:p>
             <w:pPr>
@@ -32209,9 +32304,12 @@
         </w:tc>
       </w:tr>
       <w:tr>
-        <w:tc>
-          <w:tcPr>
-            <w:tcW w:type="dxa" w:w="567"/>
+        <w:trPr>
+          <w:jc w:val="center"/>
+        </w:trPr>
+        <w:tc>
+          <w:tcPr>
+            <w:tcW w:w="567" w:type="dxa"/>
           </w:tcPr>
           <w:p>
             <w:pPr>
@@ -32224,7 +32322,7 @@
         </w:tc>
         <w:tc>
           <w:tcPr>
-            <w:tcW w:type="dxa" w:w="2551"/>
+            <w:tcW w:w="2551" w:type="dxa"/>
           </w:tcPr>
           <w:p>
             <w:pPr>
@@ -32237,7 +32335,7 @@
         </w:tc>
         <w:tc>
           <w:tcPr>
-            <w:tcW w:type="dxa" w:w="567"/>
+            <w:tcW w:w="567" w:type="dxa"/>
           </w:tcPr>
           <w:p>
             <w:pPr>
@@ -32250,7 +32348,7 @@
         </w:tc>
         <w:tc>
           <w:tcPr>
-            <w:tcW w:type="dxa" w:w="1417"/>
+            <w:tcW w:w="1417" w:type="dxa"/>
           </w:tcPr>
           <w:p>
             <w:pPr>
@@ -32263,7 +32361,7 @@
         </w:tc>
         <w:tc>
           <w:tcPr>
-            <w:tcW w:type="dxa" w:w="1417"/>
+            <w:tcW w:w="1417" w:type="dxa"/>
           </w:tcPr>
           <w:p>
             <w:pPr>
@@ -32276,7 +32374,7 @@
         </w:tc>
         <w:tc>
           <w:tcPr>
-            <w:tcW w:type="dxa" w:w="1417"/>
+            <w:tcW w:w="1417" w:type="dxa"/>
           </w:tcPr>
           <w:p>
             <w:pPr>
@@ -32289,7 +32387,7 @@
         </w:tc>
         <w:tc>
           <w:tcPr>
-            <w:tcW w:type="dxa" w:w="1417"/>
+            <w:tcW w:w="1417" w:type="dxa"/>
           </w:tcPr>
           <w:p>
             <w:pPr>
@@ -32302,9 +32400,12 @@
         </w:tc>
       </w:tr>
       <w:tr>
-        <w:tc>
-          <w:tcPr>
-            <w:tcW w:type="dxa" w:w="567"/>
+        <w:trPr>
+          <w:jc w:val="center"/>
+        </w:trPr>
+        <w:tc>
+          <w:tcPr>
+            <w:tcW w:w="567" w:type="dxa"/>
           </w:tcPr>
           <w:p>
             <w:pPr>
@@ -32317,7 +32418,7 @@
         </w:tc>
         <w:tc>
           <w:tcPr>
-            <w:tcW w:type="dxa" w:w="2551"/>
+            <w:tcW w:w="2551" w:type="dxa"/>
           </w:tcPr>
           <w:p>
             <w:pPr>
@@ -32330,7 +32431,7 @@
         </w:tc>
         <w:tc>
           <w:tcPr>
-            <w:tcW w:type="dxa" w:w="567"/>
+            <w:tcW w:w="567" w:type="dxa"/>
           </w:tcPr>
           <w:p>
             <w:pPr>
@@ -32343,7 +32444,7 @@
         </w:tc>
         <w:tc>
           <w:tcPr>
-            <w:tcW w:type="dxa" w:w="1417"/>
+            <w:tcW w:w="1417" w:type="dxa"/>
           </w:tcPr>
           <w:p>
             <w:pPr>
@@ -32356,7 +32457,7 @@
         </w:tc>
         <w:tc>
           <w:tcPr>
-            <w:tcW w:type="dxa" w:w="1417"/>
+            <w:tcW w:w="1417" w:type="dxa"/>
           </w:tcPr>
           <w:p>
             <w:pPr>
@@ -32369,7 +32470,7 @@
         </w:tc>
         <w:tc>
           <w:tcPr>
-            <w:tcW w:type="dxa" w:w="1417"/>
+            <w:tcW w:w="1417" w:type="dxa"/>
           </w:tcPr>
           <w:p>
             <w:pPr>
@@ -32382,7 +32483,7 @@
         </w:tc>
         <w:tc>
           <w:tcPr>
-            <w:tcW w:type="dxa" w:w="1417"/>
+            <w:tcW w:w="1417" w:type="dxa"/>
           </w:tcPr>
           <w:p>
             <w:pPr>
@@ -32395,9 +32496,12 @@
         </w:tc>
       </w:tr>
       <w:tr>
-        <w:tc>
-          <w:tcPr>
-            <w:tcW w:type="dxa" w:w="567"/>
+        <w:trPr>
+          <w:jc w:val="center"/>
+        </w:trPr>
+        <w:tc>
+          <w:tcPr>
+            <w:tcW w:w="567" w:type="dxa"/>
           </w:tcPr>
           <w:p>
             <w:pPr>
@@ -32410,7 +32514,7 @@
         </w:tc>
         <w:tc>
           <w:tcPr>
-            <w:tcW w:type="dxa" w:w="2551"/>
+            <w:tcW w:w="2551" w:type="dxa"/>
           </w:tcPr>
           <w:p>
             <w:pPr>
@@ -32423,7 +32527,7 @@
         </w:tc>
         <w:tc>
           <w:tcPr>
-            <w:tcW w:type="dxa" w:w="567"/>
+            <w:tcW w:w="567" w:type="dxa"/>
           </w:tcPr>
           <w:p>
             <w:pPr>
@@ -32436,7 +32540,7 @@
         </w:tc>
         <w:tc>
           <w:tcPr>
-            <w:tcW w:type="dxa" w:w="1417"/>
+            <w:tcW w:w="1417" w:type="dxa"/>
           </w:tcPr>
           <w:p>
             <w:pPr>
@@ -32449,7 +32553,7 @@
         </w:tc>
         <w:tc>
           <w:tcPr>
-            <w:tcW w:type="dxa" w:w="1417"/>
+            <w:tcW w:w="1417" w:type="dxa"/>
           </w:tcPr>
           <w:p>
             <w:pPr>
@@ -32462,7 +32566,7 @@
         </w:tc>
         <w:tc>
           <w:tcPr>
-            <w:tcW w:type="dxa" w:w="1417"/>
+            <w:tcW w:w="1417" w:type="dxa"/>
           </w:tcPr>
           <w:p>
             <w:pPr>
@@ -32475,7 +32579,7 @@
         </w:tc>
         <w:tc>
           <w:tcPr>
-            <w:tcW w:type="dxa" w:w="1417"/>
+            <w:tcW w:w="1417" w:type="dxa"/>
           </w:tcPr>
           <w:p>
             <w:pPr>
@@ -32488,9 +32592,12 @@
         </w:tc>
       </w:tr>
       <w:tr>
-        <w:tc>
-          <w:tcPr>
-            <w:tcW w:type="dxa" w:w="567"/>
+        <w:trPr>
+          <w:jc w:val="center"/>
+        </w:trPr>
+        <w:tc>
+          <w:tcPr>
+            <w:tcW w:w="567" w:type="dxa"/>
           </w:tcPr>
           <w:p>
             <w:pPr>
@@ -32503,7 +32610,7 @@
         </w:tc>
         <w:tc>
           <w:tcPr>
-            <w:tcW w:type="dxa" w:w="2551"/>
+            <w:tcW w:w="2551" w:type="dxa"/>
           </w:tcPr>
           <w:p>
             <w:pPr>
@@ -32516,7 +32623,7 @@
         </w:tc>
         <w:tc>
           <w:tcPr>
-            <w:tcW w:type="dxa" w:w="567"/>
+            <w:tcW w:w="567" w:type="dxa"/>
           </w:tcPr>
           <w:p>
             <w:pPr>
@@ -32529,7 +32636,7 @@
         </w:tc>
         <w:tc>
           <w:tcPr>
-            <w:tcW w:type="dxa" w:w="1417"/>
+            <w:tcW w:w="1417" w:type="dxa"/>
           </w:tcPr>
           <w:p>
             <w:pPr>
@@ -32542,7 +32649,7 @@
         </w:tc>
         <w:tc>
           <w:tcPr>
-            <w:tcW w:type="dxa" w:w="1417"/>
+            <w:tcW w:w="1417" w:type="dxa"/>
           </w:tcPr>
           <w:p>
             <w:pPr>
@@ -32555,7 +32662,7 @@
         </w:tc>
         <w:tc>
           <w:tcPr>
-            <w:tcW w:type="dxa" w:w="1417"/>
+            <w:tcW w:w="1417" w:type="dxa"/>
           </w:tcPr>
           <w:p>
             <w:pPr>
@@ -32568,7 +32675,7 @@
         </w:tc>
         <w:tc>
           <w:tcPr>
-            <w:tcW w:type="dxa" w:w="1417"/>
+            <w:tcW w:w="1417" w:type="dxa"/>
           </w:tcPr>
           <w:p>
             <w:pPr>
@@ -32581,9 +32688,12 @@
         </w:tc>
       </w:tr>
       <w:tr>
-        <w:tc>
-          <w:tcPr>
-            <w:tcW w:type="dxa" w:w="567"/>
+        <w:trPr>
+          <w:jc w:val="center"/>
+        </w:trPr>
+        <w:tc>
+          <w:tcPr>
+            <w:tcW w:w="567" w:type="dxa"/>
           </w:tcPr>
           <w:p>
             <w:pPr>
@@ -32596,7 +32706,7 @@
         </w:tc>
         <w:tc>
           <w:tcPr>
-            <w:tcW w:type="dxa" w:w="2551"/>
+            <w:tcW w:w="2551" w:type="dxa"/>
           </w:tcPr>
           <w:p>
             <w:pPr>
@@ -32609,7 +32719,7 @@
         </w:tc>
         <w:tc>
           <w:tcPr>
-            <w:tcW w:type="dxa" w:w="567"/>
+            <w:tcW w:w="567" w:type="dxa"/>
           </w:tcPr>
           <w:p>
             <w:pPr>
@@ -32622,7 +32732,7 @@
         </w:tc>
         <w:tc>
           <w:tcPr>
-            <w:tcW w:type="dxa" w:w="1417"/>
+            <w:tcW w:w="1417" w:type="dxa"/>
           </w:tcPr>
           <w:p>
             <w:pPr>
@@ -32635,7 +32745,7 @@
         </w:tc>
         <w:tc>
           <w:tcPr>
-            <w:tcW w:type="dxa" w:w="1417"/>
+            <w:tcW w:w="1417" w:type="dxa"/>
           </w:tcPr>
           <w:p>
             <w:pPr>
@@ -32648,7 +32758,7 @@
         </w:tc>
         <w:tc>
           <w:tcPr>
-            <w:tcW w:type="dxa" w:w="1417"/>
+            <w:tcW w:w="1417" w:type="dxa"/>
           </w:tcPr>
           <w:p>
             <w:pPr>
@@ -32661,7 +32771,7 @@
         </w:tc>
         <w:tc>
           <w:tcPr>
-            <w:tcW w:type="dxa" w:w="1417"/>
+            <w:tcW w:w="1417" w:type="dxa"/>
           </w:tcPr>
           <w:p>
             <w:pPr>
@@ -32674,9 +32784,7 @@
         </w:tc>
       </w:tr>
     </w:tbl>
-    <w:p>
-      <w:pPr/>
-    </w:p>
+    <w:p/>
     <w:p>
       <w:pPr>
         <w:pStyle w:val="izelgeYazs"/>
@@ -32704,24 +32812,27 @@
     <w:tbl>
       <w:tblPr>
         <w:tblStyle w:val="TabloKlavuzu"/>
-        <w:tblW w:type="auto" w:w="0"/>
+        <w:tblW w:w="0" w:type="auto"/>
         <w:jc w:val="center"/>
-        <w:tblLook w:firstColumn="1" w:firstRow="1" w:lastColumn="0" w:lastRow="0" w:noHBand="0" w:noVBand="1" w:val="04A0"/>
+        <w:tblLook w:val="04A0" w:firstRow="1" w:lastRow="0" w:firstColumn="1" w:lastColumn="0" w:noHBand="0" w:noVBand="1"/>
       </w:tblPr>
       <w:tblGrid>
-        <w:gridCol w:w="1063"/>
-        <w:gridCol w:w="1063"/>
-        <w:gridCol w:w="1063"/>
-        <w:gridCol w:w="1063"/>
-        <w:gridCol w:w="1063"/>
-        <w:gridCol w:w="1063"/>
-        <w:gridCol w:w="1063"/>
-        <w:gridCol w:w="1063"/>
+        <w:gridCol w:w="1588"/>
+        <w:gridCol w:w="921"/>
+        <w:gridCol w:w="921"/>
+        <w:gridCol w:w="920"/>
+        <w:gridCol w:w="920"/>
+        <w:gridCol w:w="920"/>
+        <w:gridCol w:w="1273"/>
+        <w:gridCol w:w="1033"/>
       </w:tblGrid>
       <w:tr>
-        <w:tc>
-          <w:tcPr>
-            <w:tcW w:type="dxa" w:w="1984"/>
+        <w:trPr>
+          <w:jc w:val="center"/>
+        </w:trPr>
+        <w:tc>
+          <w:tcPr>
+            <w:tcW w:w="1984" w:type="dxa"/>
           </w:tcPr>
           <w:p>
             <w:pPr>
@@ -32737,7 +32848,7 @@
         </w:tc>
         <w:tc>
           <w:tcPr>
-            <w:tcW w:type="dxa" w:w="1020"/>
+            <w:tcW w:w="1020" w:type="dxa"/>
           </w:tcPr>
           <w:p>
             <w:pPr>
@@ -32753,7 +32864,7 @@
         </w:tc>
         <w:tc>
           <w:tcPr>
-            <w:tcW w:type="dxa" w:w="1020"/>
+            <w:tcW w:w="1020" w:type="dxa"/>
           </w:tcPr>
           <w:p>
             <w:pPr>
@@ -32769,7 +32880,7 @@
         </w:tc>
         <w:tc>
           <w:tcPr>
-            <w:tcW w:type="dxa" w:w="1020"/>
+            <w:tcW w:w="1020" w:type="dxa"/>
           </w:tcPr>
           <w:p>
             <w:pPr>
@@ -32785,7 +32896,7 @@
         </w:tc>
         <w:tc>
           <w:tcPr>
-            <w:tcW w:type="dxa" w:w="1020"/>
+            <w:tcW w:w="1020" w:type="dxa"/>
           </w:tcPr>
           <w:p>
             <w:pPr>
@@ -32801,7 +32912,7 @@
         </w:tc>
         <w:tc>
           <w:tcPr>
-            <w:tcW w:type="dxa" w:w="1020"/>
+            <w:tcW w:w="1020" w:type="dxa"/>
           </w:tcPr>
           <w:p>
             <w:pPr>
@@ -32817,7 +32928,7 @@
         </w:tc>
         <w:tc>
           <w:tcPr>
-            <w:tcW w:type="dxa" w:w="1417"/>
+            <w:tcW w:w="1417" w:type="dxa"/>
           </w:tcPr>
           <w:p>
             <w:pPr>
@@ -32833,7 +32944,7 @@
         </w:tc>
         <w:tc>
           <w:tcPr>
-            <w:tcW w:type="dxa" w:w="1134"/>
+            <w:tcW w:w="1134" w:type="dxa"/>
           </w:tcPr>
           <w:p>
             <w:pPr>
@@ -32849,9 +32960,12 @@
         </w:tc>
       </w:tr>
       <w:tr>
-        <w:tc>
-          <w:tcPr>
-            <w:tcW w:type="dxa" w:w="1984"/>
+        <w:trPr>
+          <w:jc w:val="center"/>
+        </w:trPr>
+        <w:tc>
+          <w:tcPr>
+            <w:tcW w:w="1984" w:type="dxa"/>
           </w:tcPr>
           <w:p>
             <w:pPr>
@@ -32864,7 +32978,7 @@
         </w:tc>
         <w:tc>
           <w:tcPr>
-            <w:tcW w:type="dxa" w:w="1020"/>
+            <w:tcW w:w="1020" w:type="dxa"/>
           </w:tcPr>
           <w:p>
             <w:pPr>
@@ -32877,7 +32991,7 @@
         </w:tc>
         <w:tc>
           <w:tcPr>
-            <w:tcW w:type="dxa" w:w="1020"/>
+            <w:tcW w:w="1020" w:type="dxa"/>
           </w:tcPr>
           <w:p>
             <w:pPr>
@@ -32890,7 +33004,7 @@
         </w:tc>
         <w:tc>
           <w:tcPr>
-            <w:tcW w:type="dxa" w:w="1020"/>
+            <w:tcW w:w="1020" w:type="dxa"/>
           </w:tcPr>
           <w:p>
             <w:pPr>
@@ -32903,7 +33017,7 @@
         </w:tc>
         <w:tc>
           <w:tcPr>
-            <w:tcW w:type="dxa" w:w="1020"/>
+            <w:tcW w:w="1020" w:type="dxa"/>
           </w:tcPr>
           <w:p>
             <w:pPr>
@@ -32916,7 +33030,7 @@
         </w:tc>
         <w:tc>
           <w:tcPr>
-            <w:tcW w:type="dxa" w:w="1020"/>
+            <w:tcW w:w="1020" w:type="dxa"/>
           </w:tcPr>
           <w:p>
             <w:pPr>
@@ -32929,7 +33043,7 @@
         </w:tc>
         <w:tc>
           <w:tcPr>
-            <w:tcW w:type="dxa" w:w="1417"/>
+            <w:tcW w:w="1417" w:type="dxa"/>
           </w:tcPr>
           <w:p>
             <w:pPr>
@@ -32942,7 +33056,7 @@
         </w:tc>
         <w:tc>
           <w:tcPr>
-            <w:tcW w:type="dxa" w:w="1134"/>
+            <w:tcW w:w="1134" w:type="dxa"/>
           </w:tcPr>
           <w:p>
             <w:pPr>
@@ -32955,9 +33069,12 @@
         </w:tc>
       </w:tr>
       <w:tr>
-        <w:tc>
-          <w:tcPr>
-            <w:tcW w:type="dxa" w:w="1984"/>
+        <w:trPr>
+          <w:jc w:val="center"/>
+        </w:trPr>
+        <w:tc>
+          <w:tcPr>
+            <w:tcW w:w="1984" w:type="dxa"/>
           </w:tcPr>
           <w:p>
             <w:pPr>
@@ -32970,7 +33087,7 @@
         </w:tc>
         <w:tc>
           <w:tcPr>
-            <w:tcW w:type="dxa" w:w="1020"/>
+            <w:tcW w:w="1020" w:type="dxa"/>
           </w:tcPr>
           <w:p>
             <w:pPr>
@@ -32983,7 +33100,7 @@
         </w:tc>
         <w:tc>
           <w:tcPr>
-            <w:tcW w:type="dxa" w:w="1020"/>
+            <w:tcW w:w="1020" w:type="dxa"/>
           </w:tcPr>
           <w:p>
             <w:pPr>
@@ -32996,7 +33113,7 @@
         </w:tc>
         <w:tc>
           <w:tcPr>
-            <w:tcW w:type="dxa" w:w="1020"/>
+            <w:tcW w:w="1020" w:type="dxa"/>
           </w:tcPr>
           <w:p>
             <w:pPr>
@@ -33009,7 +33126,7 @@
         </w:tc>
         <w:tc>
           <w:tcPr>
-            <w:tcW w:type="dxa" w:w="1020"/>
+            <w:tcW w:w="1020" w:type="dxa"/>
           </w:tcPr>
           <w:p>
             <w:pPr>
@@ -33022,7 +33139,7 @@
         </w:tc>
         <w:tc>
           <w:tcPr>
-            <w:tcW w:type="dxa" w:w="1020"/>
+            <w:tcW w:w="1020" w:type="dxa"/>
           </w:tcPr>
           <w:p>
             <w:pPr>
@@ -33035,7 +33152,7 @@
         </w:tc>
         <w:tc>
           <w:tcPr>
-            <w:tcW w:type="dxa" w:w="1417"/>
+            <w:tcW w:w="1417" w:type="dxa"/>
           </w:tcPr>
           <w:p>
             <w:pPr>
@@ -33048,7 +33165,7 @@
         </w:tc>
         <w:tc>
           <w:tcPr>
-            <w:tcW w:type="dxa" w:w="1134"/>
+            <w:tcW w:w="1134" w:type="dxa"/>
           </w:tcPr>
           <w:p>
             <w:pPr>
@@ -33061,9 +33178,12 @@
         </w:tc>
       </w:tr>
       <w:tr>
-        <w:tc>
-          <w:tcPr>
-            <w:tcW w:type="dxa" w:w="1984"/>
+        <w:trPr>
+          <w:jc w:val="center"/>
+        </w:trPr>
+        <w:tc>
+          <w:tcPr>
+            <w:tcW w:w="1984" w:type="dxa"/>
           </w:tcPr>
           <w:p>
             <w:pPr>
@@ -33076,7 +33196,7 @@
         </w:tc>
         <w:tc>
           <w:tcPr>
-            <w:tcW w:type="dxa" w:w="1020"/>
+            <w:tcW w:w="1020" w:type="dxa"/>
           </w:tcPr>
           <w:p>
             <w:pPr>
@@ -33089,7 +33209,7 @@
         </w:tc>
         <w:tc>
           <w:tcPr>
-            <w:tcW w:type="dxa" w:w="1020"/>
+            <w:tcW w:w="1020" w:type="dxa"/>
           </w:tcPr>
           <w:p>
             <w:pPr>
@@ -33102,7 +33222,7 @@
         </w:tc>
         <w:tc>
           <w:tcPr>
-            <w:tcW w:type="dxa" w:w="1020"/>
+            <w:tcW w:w="1020" w:type="dxa"/>
           </w:tcPr>
           <w:p>
             <w:pPr>
@@ -33115,7 +33235,7 @@
         </w:tc>
         <w:tc>
           <w:tcPr>
-            <w:tcW w:type="dxa" w:w="1020"/>
+            <w:tcW w:w="1020" w:type="dxa"/>
           </w:tcPr>
           <w:p>
             <w:pPr>
@@ -33128,7 +33248,7 @@
         </w:tc>
         <w:tc>
           <w:tcPr>
-            <w:tcW w:type="dxa" w:w="1020"/>
+            <w:tcW w:w="1020" w:type="dxa"/>
           </w:tcPr>
           <w:p>
             <w:pPr>
@@ -33141,7 +33261,7 @@
         </w:tc>
         <w:tc>
           <w:tcPr>
-            <w:tcW w:type="dxa" w:w="1417"/>
+            <w:tcW w:w="1417" w:type="dxa"/>
           </w:tcPr>
           <w:p>
             <w:pPr>
@@ -33154,7 +33274,7 @@
         </w:tc>
         <w:tc>
           <w:tcPr>
-            <w:tcW w:type="dxa" w:w="1134"/>
+            <w:tcW w:w="1134" w:type="dxa"/>
           </w:tcPr>
           <w:p>
             <w:pPr>
@@ -33167,9 +33287,12 @@
         </w:tc>
       </w:tr>
       <w:tr>
-        <w:tc>
-          <w:tcPr>
-            <w:tcW w:type="dxa" w:w="1984"/>
+        <w:trPr>
+          <w:jc w:val="center"/>
+        </w:trPr>
+        <w:tc>
+          <w:tcPr>
+            <w:tcW w:w="1984" w:type="dxa"/>
           </w:tcPr>
           <w:p>
             <w:pPr>
@@ -33182,7 +33305,7 @@
         </w:tc>
         <w:tc>
           <w:tcPr>
-            <w:tcW w:type="dxa" w:w="1020"/>
+            <w:tcW w:w="1020" w:type="dxa"/>
           </w:tcPr>
           <w:p>
             <w:pPr>
@@ -33195,7 +33318,7 @@
         </w:tc>
         <w:tc>
           <w:tcPr>
-            <w:tcW w:type="dxa" w:w="1020"/>
+            <w:tcW w:w="1020" w:type="dxa"/>
           </w:tcPr>
           <w:p>
             <w:pPr>
@@ -33208,7 +33331,7 @@
         </w:tc>
         <w:tc>
           <w:tcPr>
-            <w:tcW w:type="dxa" w:w="1020"/>
+            <w:tcW w:w="1020" w:type="dxa"/>
           </w:tcPr>
           <w:p>
             <w:pPr>
@@ -33221,7 +33344,7 @@
         </w:tc>
         <w:tc>
           <w:tcPr>
-            <w:tcW w:type="dxa" w:w="1020"/>
+            <w:tcW w:w="1020" w:type="dxa"/>
           </w:tcPr>
           <w:p>
             <w:pPr>
@@ -33234,7 +33357,7 @@
         </w:tc>
         <w:tc>
           <w:tcPr>
-            <w:tcW w:type="dxa" w:w="1020"/>
+            <w:tcW w:w="1020" w:type="dxa"/>
           </w:tcPr>
           <w:p>
             <w:pPr>
@@ -33247,7 +33370,7 @@
         </w:tc>
         <w:tc>
           <w:tcPr>
-            <w:tcW w:type="dxa" w:w="1417"/>
+            <w:tcW w:w="1417" w:type="dxa"/>
           </w:tcPr>
           <w:p>
             <w:pPr>
@@ -33260,7 +33383,7 @@
         </w:tc>
         <w:tc>
           <w:tcPr>
-            <w:tcW w:type="dxa" w:w="1134"/>
+            <w:tcW w:w="1134" w:type="dxa"/>
           </w:tcPr>
           <w:p>
             <w:pPr>
@@ -33273,9 +33396,7 @@
         </w:tc>
       </w:tr>
     </w:tbl>
-    <w:p>
-      <w:pPr/>
-    </w:p>
+    <w:p/>
     <w:p>
       <w:pPr>
         <w:pStyle w:val="izelgeYazs"/>
@@ -33297,6 +33418,7 @@
         <w:pStyle w:val="Balk2"/>
       </w:pPr>
       <w:r>
+        <w:lastRenderedPageBreak/>
         <w:t>4.2. En İyi Model: LightGBM Ayrıntılı Analizi</w:t>
       </w:r>
     </w:p>
@@ -33327,19 +33449,32 @@
     <w:tbl>
       <w:tblPr>
         <w:tblStyle w:val="TabloKlavuzu"/>
-        <w:tblW w:type="auto" w:w="0"/>
+        <w:tblW w:w="0" w:type="auto"/>
         <w:jc w:val="center"/>
-        <w:tblLook w:firstColumn="1" w:firstRow="1" w:lastColumn="0" w:lastRow="0" w:noHBand="0" w:noVBand="1" w:val="04A0"/>
+        <w:tblLook w:val="04A0" w:firstRow="1" w:lastRow="0" w:firstColumn="1" w:lastColumn="0" w:noHBand="0" w:noVBand="1"/>
       </w:tblPr>
       <w:tblGrid>
-        <w:gridCol w:w="2835"/>
-        <w:gridCol w:w="2835"/>
-        <w:gridCol w:w="2835"/>
+        <w:gridCol w:w="2138"/>
+        <w:gridCol w:w="3179"/>
+        <w:gridCol w:w="3179"/>
       </w:tblGrid>
       <w:tr>
-        <w:tc>
-          <w:tcPr>
-            <w:tcW w:type="dxa" w:w="2268"/>
+        <w:trPr>
+          <w:jc w:val="center"/>
+        </w:trPr>
+        <w:tc>
+          <w:tcPr>
+            <w:tcW w:w="2268" w:type="dxa"/>
+          </w:tcPr>
+          <w:p>
+            <w:pPr>
+              <w:jc w:val="center"/>
+            </w:pPr>
+          </w:p>
+        </w:tc>
+        <w:tc>
+          <w:tcPr>
+            <w:tcW w:w="3402" w:type="dxa"/>
           </w:tcPr>
           <w:p>
             <w:pPr>
@@ -33349,28 +33484,13 @@
               <w:rPr>
                 <w:b/>
               </w:rPr>
-            </w:r>
-          </w:p>
-        </w:tc>
-        <w:tc>
-          <w:tcPr>
-            <w:tcW w:type="dxa" w:w="3402"/>
-          </w:tcPr>
-          <w:p>
-            <w:pPr>
-              <w:jc w:val="center"/>
-            </w:pPr>
-            <w:r>
-              <w:rPr>
-                <w:b/>
-              </w:rPr>
               <w:t>Tahmin: İnsan (0)</w:t>
             </w:r>
           </w:p>
         </w:tc>
         <w:tc>
           <w:tcPr>
-            <w:tcW w:type="dxa" w:w="3402"/>
+            <w:tcW w:w="3402" w:type="dxa"/>
           </w:tcPr>
           <w:p>
             <w:pPr>
@@ -33386,9 +33506,12 @@
         </w:tc>
       </w:tr>
       <w:tr>
-        <w:tc>
-          <w:tcPr>
-            <w:tcW w:type="dxa" w:w="2268"/>
+        <w:trPr>
+          <w:jc w:val="center"/>
+        </w:trPr>
+        <w:tc>
+          <w:tcPr>
+            <w:tcW w:w="2268" w:type="dxa"/>
           </w:tcPr>
           <w:p>
             <w:pPr>
@@ -33401,7 +33524,7 @@
         </w:tc>
         <w:tc>
           <w:tcPr>
-            <w:tcW w:type="dxa" w:w="3402"/>
+            <w:tcW w:w="3402" w:type="dxa"/>
           </w:tcPr>
           <w:p>
             <w:pPr>
@@ -33414,7 +33537,7 @@
         </w:tc>
         <w:tc>
           <w:tcPr>
-            <w:tcW w:type="dxa" w:w="3402"/>
+            <w:tcW w:w="3402" w:type="dxa"/>
           </w:tcPr>
           <w:p>
             <w:pPr>
@@ -33427,9 +33550,12 @@
         </w:tc>
       </w:tr>
       <w:tr>
-        <w:tc>
-          <w:tcPr>
-            <w:tcW w:type="dxa" w:w="2268"/>
+        <w:trPr>
+          <w:jc w:val="center"/>
+        </w:trPr>
+        <w:tc>
+          <w:tcPr>
+            <w:tcW w:w="2268" w:type="dxa"/>
           </w:tcPr>
           <w:p>
             <w:pPr>
@@ -33442,7 +33568,7 @@
         </w:tc>
         <w:tc>
           <w:tcPr>
-            <w:tcW w:type="dxa" w:w="3402"/>
+            <w:tcW w:w="3402" w:type="dxa"/>
           </w:tcPr>
           <w:p>
             <w:pPr>
@@ -33455,7 +33581,7 @@
         </w:tc>
         <w:tc>
           <w:tcPr>
-            <w:tcW w:type="dxa" w:w="3402"/>
+            <w:tcW w:w="3402" w:type="dxa"/>
           </w:tcPr>
           <w:p>
             <w:pPr>
@@ -33468,9 +33594,7 @@
         </w:tc>
       </w:tr>
     </w:tbl>
-    <w:p>
-      <w:pPr/>
-    </w:p>
+    <w:p/>
     <w:p>
       <w:pPr>
         <w:pStyle w:val="izelgeYazs"/>
@@ -33522,20 +33646,23 @@
     <w:tbl>
       <w:tblPr>
         <w:tblStyle w:val="TabloKlavuzu"/>
-        <w:tblW w:type="auto" w:w="0"/>
+        <w:tblW w:w="0" w:type="auto"/>
         <w:jc w:val="center"/>
-        <w:tblLook w:firstColumn="1" w:firstRow="1" w:lastColumn="0" w:lastRow="0" w:noHBand="0" w:noVBand="1" w:val="04A0"/>
+        <w:tblLook w:val="04A0" w:firstRow="1" w:lastRow="0" w:firstColumn="1" w:lastColumn="0" w:noHBand="0" w:noVBand="1"/>
       </w:tblPr>
       <w:tblGrid>
-        <w:gridCol w:w="2126"/>
-        <w:gridCol w:w="2126"/>
-        <w:gridCol w:w="2126"/>
-        <w:gridCol w:w="2126"/>
+        <w:gridCol w:w="572"/>
+        <w:gridCol w:w="3118"/>
+        <w:gridCol w:w="1701"/>
+        <w:gridCol w:w="1984"/>
       </w:tblGrid>
       <w:tr>
-        <w:tc>
-          <w:tcPr>
-            <w:tcW w:type="dxa" w:w="567"/>
+        <w:trPr>
+          <w:jc w:val="center"/>
+        </w:trPr>
+        <w:tc>
+          <w:tcPr>
+            <w:tcW w:w="567" w:type="dxa"/>
           </w:tcPr>
           <w:p>
             <w:pPr>
@@ -33551,7 +33678,7 @@
         </w:tc>
         <w:tc>
           <w:tcPr>
-            <w:tcW w:type="dxa" w:w="3118"/>
+            <w:tcW w:w="3118" w:type="dxa"/>
           </w:tcPr>
           <w:p>
             <w:pPr>
@@ -33567,7 +33694,7 @@
         </w:tc>
         <w:tc>
           <w:tcPr>
-            <w:tcW w:type="dxa" w:w="1701"/>
+            <w:tcW w:w="1701" w:type="dxa"/>
           </w:tcPr>
           <w:p>
             <w:pPr>
@@ -33583,7 +33710,7 @@
         </w:tc>
         <w:tc>
           <w:tcPr>
-            <w:tcW w:type="dxa" w:w="1984"/>
+            <w:tcW w:w="1984" w:type="dxa"/>
           </w:tcPr>
           <w:p>
             <w:pPr>
@@ -33599,9 +33726,12 @@
         </w:tc>
       </w:tr>
       <w:tr>
-        <w:tc>
-          <w:tcPr>
-            <w:tcW w:type="dxa" w:w="567"/>
+        <w:trPr>
+          <w:jc w:val="center"/>
+        </w:trPr>
+        <w:tc>
+          <w:tcPr>
+            <w:tcW w:w="567" w:type="dxa"/>
           </w:tcPr>
           <w:p>
             <w:pPr>
@@ -33614,7 +33744,7 @@
         </w:tc>
         <w:tc>
           <w:tcPr>
-            <w:tcW w:type="dxa" w:w="3118"/>
+            <w:tcW w:w="3118" w:type="dxa"/>
           </w:tcPr>
           <w:p>
             <w:pPr>
@@ -33627,7 +33757,7 @@
         </w:tc>
         <w:tc>
           <w:tcPr>
-            <w:tcW w:type="dxa" w:w="1701"/>
+            <w:tcW w:w="1701" w:type="dxa"/>
           </w:tcPr>
           <w:p>
             <w:pPr>
@@ -33640,7 +33770,7 @@
         </w:tc>
         <w:tc>
           <w:tcPr>
-            <w:tcW w:type="dxa" w:w="1984"/>
+            <w:tcW w:w="1984" w:type="dxa"/>
           </w:tcPr>
           <w:p>
             <w:pPr>
@@ -33653,9 +33783,12 @@
         </w:tc>
       </w:tr>
       <w:tr>
-        <w:tc>
-          <w:tcPr>
-            <w:tcW w:type="dxa" w:w="567"/>
+        <w:trPr>
+          <w:jc w:val="center"/>
+        </w:trPr>
+        <w:tc>
+          <w:tcPr>
+            <w:tcW w:w="567" w:type="dxa"/>
           </w:tcPr>
           <w:p>
             <w:pPr>
@@ -33668,7 +33801,7 @@
         </w:tc>
         <w:tc>
           <w:tcPr>
-            <w:tcW w:type="dxa" w:w="3118"/>
+            <w:tcW w:w="3118" w:type="dxa"/>
           </w:tcPr>
           <w:p>
             <w:pPr>
@@ -33681,7 +33814,7 @@
         </w:tc>
         <w:tc>
           <w:tcPr>
-            <w:tcW w:type="dxa" w:w="1701"/>
+            <w:tcW w:w="1701" w:type="dxa"/>
           </w:tcPr>
           <w:p>
             <w:pPr>
@@ -33694,7 +33827,7 @@
         </w:tc>
         <w:tc>
           <w:tcPr>
-            <w:tcW w:type="dxa" w:w="1984"/>
+            <w:tcW w:w="1984" w:type="dxa"/>
           </w:tcPr>
           <w:p>
             <w:pPr>
@@ -33707,9 +33840,12 @@
         </w:tc>
       </w:tr>
       <w:tr>
-        <w:tc>
-          <w:tcPr>
-            <w:tcW w:type="dxa" w:w="567"/>
+        <w:trPr>
+          <w:jc w:val="center"/>
+        </w:trPr>
+        <w:tc>
+          <w:tcPr>
+            <w:tcW w:w="567" w:type="dxa"/>
           </w:tcPr>
           <w:p>
             <w:pPr>
@@ -33722,7 +33858,7 @@
         </w:tc>
         <w:tc>
           <w:tcPr>
-            <w:tcW w:type="dxa" w:w="3118"/>
+            <w:tcW w:w="3118" w:type="dxa"/>
           </w:tcPr>
           <w:p>
             <w:pPr>
@@ -33735,7 +33871,7 @@
         </w:tc>
         <w:tc>
           <w:tcPr>
-            <w:tcW w:type="dxa" w:w="1701"/>
+            <w:tcW w:w="1701" w:type="dxa"/>
           </w:tcPr>
           <w:p>
             <w:pPr>
@@ -33748,7 +33884,7 @@
         </w:tc>
         <w:tc>
           <w:tcPr>
-            <w:tcW w:type="dxa" w:w="1984"/>
+            <w:tcW w:w="1984" w:type="dxa"/>
           </w:tcPr>
           <w:p>
             <w:pPr>
@@ -33761,9 +33897,12 @@
         </w:tc>
       </w:tr>
       <w:tr>
-        <w:tc>
-          <w:tcPr>
-            <w:tcW w:type="dxa" w:w="567"/>
+        <w:trPr>
+          <w:jc w:val="center"/>
+        </w:trPr>
+        <w:tc>
+          <w:tcPr>
+            <w:tcW w:w="567" w:type="dxa"/>
           </w:tcPr>
           <w:p>
             <w:pPr>
@@ -33776,7 +33915,7 @@
         </w:tc>
         <w:tc>
           <w:tcPr>
-            <w:tcW w:type="dxa" w:w="3118"/>
+            <w:tcW w:w="3118" w:type="dxa"/>
           </w:tcPr>
           <w:p>
             <w:pPr>
@@ -33789,7 +33928,7 @@
         </w:tc>
         <w:tc>
           <w:tcPr>
-            <w:tcW w:type="dxa" w:w="1701"/>
+            <w:tcW w:w="1701" w:type="dxa"/>
           </w:tcPr>
           <w:p>
             <w:pPr>
@@ -33802,7 +33941,7 @@
         </w:tc>
         <w:tc>
           <w:tcPr>
-            <w:tcW w:type="dxa" w:w="1984"/>
+            <w:tcW w:w="1984" w:type="dxa"/>
           </w:tcPr>
           <w:p>
             <w:pPr>
@@ -33815,9 +33954,12 @@
         </w:tc>
       </w:tr>
       <w:tr>
-        <w:tc>
-          <w:tcPr>
-            <w:tcW w:type="dxa" w:w="567"/>
+        <w:trPr>
+          <w:jc w:val="center"/>
+        </w:trPr>
+        <w:tc>
+          <w:tcPr>
+            <w:tcW w:w="567" w:type="dxa"/>
           </w:tcPr>
           <w:p>
             <w:pPr>
@@ -33830,7 +33972,7 @@
         </w:tc>
         <w:tc>
           <w:tcPr>
-            <w:tcW w:type="dxa" w:w="3118"/>
+            <w:tcW w:w="3118" w:type="dxa"/>
           </w:tcPr>
           <w:p>
             <w:pPr>
@@ -33843,7 +33985,7 @@
         </w:tc>
         <w:tc>
           <w:tcPr>
-            <w:tcW w:type="dxa" w:w="1701"/>
+            <w:tcW w:w="1701" w:type="dxa"/>
           </w:tcPr>
           <w:p>
             <w:pPr>
@@ -33856,7 +33998,7 @@
         </w:tc>
         <w:tc>
           <w:tcPr>
-            <w:tcW w:type="dxa" w:w="1984"/>
+            <w:tcW w:w="1984" w:type="dxa"/>
           </w:tcPr>
           <w:p>
             <w:pPr>
@@ -33869,9 +34011,12 @@
         </w:tc>
       </w:tr>
       <w:tr>
-        <w:tc>
-          <w:tcPr>
-            <w:tcW w:type="dxa" w:w="567"/>
+        <w:trPr>
+          <w:jc w:val="center"/>
+        </w:trPr>
+        <w:tc>
+          <w:tcPr>
+            <w:tcW w:w="567" w:type="dxa"/>
           </w:tcPr>
           <w:p>
             <w:pPr>
@@ -33884,7 +34029,7 @@
         </w:tc>
         <w:tc>
           <w:tcPr>
-            <w:tcW w:type="dxa" w:w="3118"/>
+            <w:tcW w:w="3118" w:type="dxa"/>
           </w:tcPr>
           <w:p>
             <w:pPr>
@@ -33897,7 +34042,7 @@
         </w:tc>
         <w:tc>
           <w:tcPr>
-            <w:tcW w:type="dxa" w:w="1701"/>
+            <w:tcW w:w="1701" w:type="dxa"/>
           </w:tcPr>
           <w:p>
             <w:pPr>
@@ -33910,7 +34055,7 @@
         </w:tc>
         <w:tc>
           <w:tcPr>
-            <w:tcW w:type="dxa" w:w="1984"/>
+            <w:tcW w:w="1984" w:type="dxa"/>
           </w:tcPr>
           <w:p>
             <w:pPr>
@@ -33923,9 +34068,12 @@
         </w:tc>
       </w:tr>
       <w:tr>
-        <w:tc>
-          <w:tcPr>
-            <w:tcW w:type="dxa" w:w="567"/>
+        <w:trPr>
+          <w:jc w:val="center"/>
+        </w:trPr>
+        <w:tc>
+          <w:tcPr>
+            <w:tcW w:w="567" w:type="dxa"/>
           </w:tcPr>
           <w:p>
             <w:pPr>
@@ -33938,7 +34086,7 @@
         </w:tc>
         <w:tc>
           <w:tcPr>
-            <w:tcW w:type="dxa" w:w="3118"/>
+            <w:tcW w:w="3118" w:type="dxa"/>
           </w:tcPr>
           <w:p>
             <w:pPr>
@@ -33951,7 +34099,7 @@
         </w:tc>
         <w:tc>
           <w:tcPr>
-            <w:tcW w:type="dxa" w:w="1701"/>
+            <w:tcW w:w="1701" w:type="dxa"/>
           </w:tcPr>
           <w:p>
             <w:pPr>
@@ -33964,7 +34112,7 @@
         </w:tc>
         <w:tc>
           <w:tcPr>
-            <w:tcW w:type="dxa" w:w="1984"/>
+            <w:tcW w:w="1984" w:type="dxa"/>
           </w:tcPr>
           <w:p>
             <w:pPr>
@@ -33977,9 +34125,12 @@
         </w:tc>
       </w:tr>
       <w:tr>
-        <w:tc>
-          <w:tcPr>
-            <w:tcW w:type="dxa" w:w="567"/>
+        <w:trPr>
+          <w:jc w:val="center"/>
+        </w:trPr>
+        <w:tc>
+          <w:tcPr>
+            <w:tcW w:w="567" w:type="dxa"/>
           </w:tcPr>
           <w:p>
             <w:pPr>
@@ -33992,7 +34143,7 @@
         </w:tc>
         <w:tc>
           <w:tcPr>
-            <w:tcW w:type="dxa" w:w="3118"/>
+            <w:tcW w:w="3118" w:type="dxa"/>
           </w:tcPr>
           <w:p>
             <w:pPr>
@@ -34005,7 +34156,7 @@
         </w:tc>
         <w:tc>
           <w:tcPr>
-            <w:tcW w:type="dxa" w:w="1701"/>
+            <w:tcW w:w="1701" w:type="dxa"/>
           </w:tcPr>
           <w:p>
             <w:pPr>
@@ -34018,7 +34169,7 @@
         </w:tc>
         <w:tc>
           <w:tcPr>
-            <w:tcW w:type="dxa" w:w="1984"/>
+            <w:tcW w:w="1984" w:type="dxa"/>
           </w:tcPr>
           <w:p>
             <w:pPr>
@@ -34031,9 +34182,12 @@
         </w:tc>
       </w:tr>
       <w:tr>
-        <w:tc>
-          <w:tcPr>
-            <w:tcW w:type="dxa" w:w="567"/>
+        <w:trPr>
+          <w:jc w:val="center"/>
+        </w:trPr>
+        <w:tc>
+          <w:tcPr>
+            <w:tcW w:w="567" w:type="dxa"/>
           </w:tcPr>
           <w:p>
             <w:pPr>
@@ -34046,7 +34200,7 @@
         </w:tc>
         <w:tc>
           <w:tcPr>
-            <w:tcW w:type="dxa" w:w="3118"/>
+            <w:tcW w:w="3118" w:type="dxa"/>
           </w:tcPr>
           <w:p>
             <w:pPr>
@@ -34059,7 +34213,7 @@
         </w:tc>
         <w:tc>
           <w:tcPr>
-            <w:tcW w:type="dxa" w:w="1701"/>
+            <w:tcW w:w="1701" w:type="dxa"/>
           </w:tcPr>
           <w:p>
             <w:pPr>
@@ -34072,7 +34226,7 @@
         </w:tc>
         <w:tc>
           <w:tcPr>
-            <w:tcW w:type="dxa" w:w="1984"/>
+            <w:tcW w:w="1984" w:type="dxa"/>
           </w:tcPr>
           <w:p>
             <w:pPr>
@@ -34085,22 +34239,26 @@
         </w:tc>
       </w:tr>
       <w:tr>
-        <w:tc>
-          <w:tcPr>
-            <w:tcW w:type="dxa" w:w="567"/>
-          </w:tcPr>
-          <w:p>
-            <w:pPr>
-              <w:jc w:val="center"/>
-            </w:pPr>
-            <w:r>
+        <w:trPr>
+          <w:jc w:val="center"/>
+        </w:trPr>
+        <w:tc>
+          <w:tcPr>
+            <w:tcW w:w="567" w:type="dxa"/>
+          </w:tcPr>
+          <w:p>
+            <w:pPr>
+              <w:jc w:val="center"/>
+            </w:pPr>
+            <w:r>
+              <w:lastRenderedPageBreak/>
               <w:t>10</w:t>
             </w:r>
           </w:p>
         </w:tc>
         <w:tc>
           <w:tcPr>
-            <w:tcW w:type="dxa" w:w="3118"/>
+            <w:tcW w:w="3118" w:type="dxa"/>
           </w:tcPr>
           <w:p>
             <w:pPr>
@@ -34113,7 +34271,7 @@
         </w:tc>
         <w:tc>
           <w:tcPr>
-            <w:tcW w:type="dxa" w:w="1701"/>
+            <w:tcW w:w="1701" w:type="dxa"/>
           </w:tcPr>
           <w:p>
             <w:pPr>
@@ -34126,7 +34284,7 @@
         </w:tc>
         <w:tc>
           <w:tcPr>
-            <w:tcW w:type="dxa" w:w="1984"/>
+            <w:tcW w:w="1984" w:type="dxa"/>
           </w:tcPr>
           <w:p>
             <w:pPr>
@@ -34139,9 +34297,12 @@
         </w:tc>
       </w:tr>
       <w:tr>
-        <w:tc>
-          <w:tcPr>
-            <w:tcW w:type="dxa" w:w="567"/>
+        <w:trPr>
+          <w:jc w:val="center"/>
+        </w:trPr>
+        <w:tc>
+          <w:tcPr>
+            <w:tcW w:w="567" w:type="dxa"/>
           </w:tcPr>
           <w:p>
             <w:pPr>
@@ -34154,7 +34315,7 @@
         </w:tc>
         <w:tc>
           <w:tcPr>
-            <w:tcW w:type="dxa" w:w="3118"/>
+            <w:tcW w:w="3118" w:type="dxa"/>
           </w:tcPr>
           <w:p>
             <w:pPr>
@@ -34167,7 +34328,7 @@
         </w:tc>
         <w:tc>
           <w:tcPr>
-            <w:tcW w:type="dxa" w:w="1701"/>
+            <w:tcW w:w="1701" w:type="dxa"/>
           </w:tcPr>
           <w:p>
             <w:pPr>
@@ -34180,7 +34341,7 @@
         </w:tc>
         <w:tc>
           <w:tcPr>
-            <w:tcW w:type="dxa" w:w="1984"/>
+            <w:tcW w:w="1984" w:type="dxa"/>
           </w:tcPr>
           <w:p>
             <w:pPr>
@@ -34193,9 +34354,12 @@
         </w:tc>
       </w:tr>
       <w:tr>
-        <w:tc>
-          <w:tcPr>
-            <w:tcW w:type="dxa" w:w="567"/>
+        <w:trPr>
+          <w:jc w:val="center"/>
+        </w:trPr>
+        <w:tc>
+          <w:tcPr>
+            <w:tcW w:w="567" w:type="dxa"/>
           </w:tcPr>
           <w:p>
             <w:pPr>
@@ -34208,7 +34372,7 @@
         </w:tc>
         <w:tc>
           <w:tcPr>
-            <w:tcW w:type="dxa" w:w="3118"/>
+            <w:tcW w:w="3118" w:type="dxa"/>
           </w:tcPr>
           <w:p>
             <w:pPr>
@@ -34221,7 +34385,7 @@
         </w:tc>
         <w:tc>
           <w:tcPr>
-            <w:tcW w:type="dxa" w:w="1701"/>
+            <w:tcW w:w="1701" w:type="dxa"/>
           </w:tcPr>
           <w:p>
             <w:pPr>
@@ -34234,7 +34398,7 @@
         </w:tc>
         <w:tc>
           <w:tcPr>
-            <w:tcW w:type="dxa" w:w="1984"/>
+            <w:tcW w:w="1984" w:type="dxa"/>
           </w:tcPr>
           <w:p>
             <w:pPr>
@@ -34247,9 +34411,12 @@
         </w:tc>
       </w:tr>
       <w:tr>
-        <w:tc>
-          <w:tcPr>
-            <w:tcW w:type="dxa" w:w="567"/>
+        <w:trPr>
+          <w:jc w:val="center"/>
+        </w:trPr>
+        <w:tc>
+          <w:tcPr>
+            <w:tcW w:w="567" w:type="dxa"/>
           </w:tcPr>
           <w:p>
             <w:pPr>
@@ -34262,7 +34429,7 @@
         </w:tc>
         <w:tc>
           <w:tcPr>
-            <w:tcW w:type="dxa" w:w="3118"/>
+            <w:tcW w:w="3118" w:type="dxa"/>
           </w:tcPr>
           <w:p>
             <w:pPr>
@@ -34275,7 +34442,7 @@
         </w:tc>
         <w:tc>
           <w:tcPr>
-            <w:tcW w:type="dxa" w:w="1701"/>
+            <w:tcW w:w="1701" w:type="dxa"/>
           </w:tcPr>
           <w:p>
             <w:pPr>
@@ -34288,7 +34455,7 @@
         </w:tc>
         <w:tc>
           <w:tcPr>
-            <w:tcW w:type="dxa" w:w="1984"/>
+            <w:tcW w:w="1984" w:type="dxa"/>
           </w:tcPr>
           <w:p>
             <w:pPr>
@@ -34301,9 +34468,12 @@
         </w:tc>
       </w:tr>
       <w:tr>
-        <w:tc>
-          <w:tcPr>
-            <w:tcW w:type="dxa" w:w="567"/>
+        <w:trPr>
+          <w:jc w:val="center"/>
+        </w:trPr>
+        <w:tc>
+          <w:tcPr>
+            <w:tcW w:w="567" w:type="dxa"/>
           </w:tcPr>
           <w:p>
             <w:pPr>
@@ -34316,7 +34486,7 @@
         </w:tc>
         <w:tc>
           <w:tcPr>
-            <w:tcW w:type="dxa" w:w="3118"/>
+            <w:tcW w:w="3118" w:type="dxa"/>
           </w:tcPr>
           <w:p>
             <w:pPr>
@@ -34329,7 +34499,7 @@
         </w:tc>
         <w:tc>
           <w:tcPr>
-            <w:tcW w:type="dxa" w:w="1701"/>
+            <w:tcW w:w="1701" w:type="dxa"/>
           </w:tcPr>
           <w:p>
             <w:pPr>
@@ -34342,7 +34512,7 @@
         </w:tc>
         <w:tc>
           <w:tcPr>
-            <w:tcW w:type="dxa" w:w="1984"/>
+            <w:tcW w:w="1984" w:type="dxa"/>
           </w:tcPr>
           <w:p>
             <w:pPr>
@@ -34355,9 +34525,12 @@
         </w:tc>
       </w:tr>
       <w:tr>
-        <w:tc>
-          <w:tcPr>
-            <w:tcW w:type="dxa" w:w="567"/>
+        <w:trPr>
+          <w:jc w:val="center"/>
+        </w:trPr>
+        <w:tc>
+          <w:tcPr>
+            <w:tcW w:w="567" w:type="dxa"/>
           </w:tcPr>
           <w:p>
             <w:pPr>
@@ -34370,7 +34543,7 @@
         </w:tc>
         <w:tc>
           <w:tcPr>
-            <w:tcW w:type="dxa" w:w="3118"/>
+            <w:tcW w:w="3118" w:type="dxa"/>
           </w:tcPr>
           <w:p>
             <w:pPr>
@@ -34383,7 +34556,7 @@
         </w:tc>
         <w:tc>
           <w:tcPr>
-            <w:tcW w:type="dxa" w:w="1701"/>
+            <w:tcW w:w="1701" w:type="dxa"/>
           </w:tcPr>
           <w:p>
             <w:pPr>
@@ -34396,7 +34569,7 @@
         </w:tc>
         <w:tc>
           <w:tcPr>
-            <w:tcW w:type="dxa" w:w="1984"/>
+            <w:tcW w:w="1984" w:type="dxa"/>
           </w:tcPr>
           <w:p>
             <w:pPr>
@@ -34409,9 +34582,7 @@
         </w:tc>
       </w:tr>
     </w:tbl>
-    <w:p>
-      <w:pPr/>
-    </w:p>
+    <w:p/>
     <w:p>
       <w:pPr>
         <w:pStyle w:val="izelgeYazs"/>
@@ -34447,20 +34618,23 @@
     <w:tbl>
       <w:tblPr>
         <w:tblStyle w:val="TabloKlavuzu"/>
-        <w:tblW w:type="auto" w:w="0"/>
+        <w:tblW w:w="0" w:type="auto"/>
         <w:jc w:val="center"/>
-        <w:tblLook w:firstColumn="1" w:firstRow="1" w:lastColumn="0" w:lastRow="0" w:noHBand="0" w:noVBand="1" w:val="04A0"/>
+        <w:tblLook w:val="04A0" w:firstRow="1" w:lastRow="0" w:firstColumn="1" w:lastColumn="0" w:noHBand="0" w:noVBand="1"/>
       </w:tblPr>
       <w:tblGrid>
-        <w:gridCol w:w="2126"/>
-        <w:gridCol w:w="2126"/>
-        <w:gridCol w:w="2126"/>
-        <w:gridCol w:w="2126"/>
+        <w:gridCol w:w="2235"/>
+        <w:gridCol w:w="823"/>
+        <w:gridCol w:w="1365"/>
+        <w:gridCol w:w="4073"/>
       </w:tblGrid>
       <w:tr>
-        <w:tc>
-          <w:tcPr>
-            <w:tcW w:type="dxa" w:w="2268"/>
+        <w:trPr>
+          <w:jc w:val="center"/>
+        </w:trPr>
+        <w:tc>
+          <w:tcPr>
+            <w:tcW w:w="2268" w:type="dxa"/>
           </w:tcPr>
           <w:p>
             <w:pPr>
@@ -34476,7 +34650,7 @@
         </w:tc>
         <w:tc>
           <w:tcPr>
-            <w:tcW w:type="dxa" w:w="850"/>
+            <w:tcW w:w="850" w:type="dxa"/>
           </w:tcPr>
           <w:p>
             <w:pPr>
@@ -34492,7 +34666,7 @@
         </w:tc>
         <w:tc>
           <w:tcPr>
-            <w:tcW w:type="dxa" w:w="1417"/>
+            <w:tcW w:w="1417" w:type="dxa"/>
           </w:tcPr>
           <w:p>
             <w:pPr>
@@ -34508,7 +34682,7 @@
         </w:tc>
         <w:tc>
           <w:tcPr>
-            <w:tcW w:type="dxa" w:w="4535"/>
+            <w:tcW w:w="4535" w:type="dxa"/>
           </w:tcPr>
           <w:p>
             <w:pPr>
@@ -34524,9 +34698,12 @@
         </w:tc>
       </w:tr>
       <w:tr>
-        <w:tc>
-          <w:tcPr>
-            <w:tcW w:type="dxa" w:w="2268"/>
+        <w:trPr>
+          <w:jc w:val="center"/>
+        </w:trPr>
+        <w:tc>
+          <w:tcPr>
+            <w:tcW w:w="2268" w:type="dxa"/>
           </w:tcPr>
           <w:p>
             <w:pPr>
@@ -34539,7 +34716,7 @@
         </w:tc>
         <w:tc>
           <w:tcPr>
-            <w:tcW w:type="dxa" w:w="850"/>
+            <w:tcW w:w="850" w:type="dxa"/>
           </w:tcPr>
           <w:p>
             <w:pPr>
@@ -34552,7 +34729,7 @@
         </w:tc>
         <w:tc>
           <w:tcPr>
-            <w:tcW w:type="dxa" w:w="1417"/>
+            <w:tcW w:w="1417" w:type="dxa"/>
           </w:tcPr>
           <w:p>
             <w:pPr>
@@ -34565,7 +34742,7 @@
         </w:tc>
         <w:tc>
           <w:tcPr>
-            <w:tcW w:type="dxa" w:w="4535"/>
+            <w:tcW w:w="4535" w:type="dxa"/>
           </w:tcPr>
           <w:p>
             <w:pPr>
@@ -34578,9 +34755,12 @@
         </w:tc>
       </w:tr>
       <w:tr>
-        <w:tc>
-          <w:tcPr>
-            <w:tcW w:type="dxa" w:w="2268"/>
+        <w:trPr>
+          <w:jc w:val="center"/>
+        </w:trPr>
+        <w:tc>
+          <w:tcPr>
+            <w:tcW w:w="2268" w:type="dxa"/>
           </w:tcPr>
           <w:p>
             <w:pPr>
@@ -34593,7 +34773,7 @@
         </w:tc>
         <w:tc>
           <w:tcPr>
-            <w:tcW w:type="dxa" w:w="850"/>
+            <w:tcW w:w="850" w:type="dxa"/>
           </w:tcPr>
           <w:p>
             <w:pPr>
@@ -34606,7 +34786,7 @@
         </w:tc>
         <w:tc>
           <w:tcPr>
-            <w:tcW w:type="dxa" w:w="1417"/>
+            <w:tcW w:w="1417" w:type="dxa"/>
           </w:tcPr>
           <w:p>
             <w:pPr>
@@ -34619,7 +34799,7 @@
         </w:tc>
         <w:tc>
           <w:tcPr>
-            <w:tcW w:type="dxa" w:w="4535"/>
+            <w:tcW w:w="4535" w:type="dxa"/>
           </w:tcPr>
           <w:p>
             <w:pPr>
@@ -34632,9 +34812,12 @@
         </w:tc>
       </w:tr>
       <w:tr>
-        <w:tc>
-          <w:tcPr>
-            <w:tcW w:type="dxa" w:w="2268"/>
+        <w:trPr>
+          <w:jc w:val="center"/>
+        </w:trPr>
+        <w:tc>
+          <w:tcPr>
+            <w:tcW w:w="2268" w:type="dxa"/>
           </w:tcPr>
           <w:p>
             <w:pPr>
@@ -34647,7 +34830,7 @@
         </w:tc>
         <w:tc>
           <w:tcPr>
-            <w:tcW w:type="dxa" w:w="850"/>
+            <w:tcW w:w="850" w:type="dxa"/>
           </w:tcPr>
           <w:p>
             <w:pPr>
@@ -34660,7 +34843,7 @@
         </w:tc>
         <w:tc>
           <w:tcPr>
-            <w:tcW w:type="dxa" w:w="1417"/>
+            <w:tcW w:w="1417" w:type="dxa"/>
           </w:tcPr>
           <w:p>
             <w:pPr>
@@ -34673,7 +34856,7 @@
         </w:tc>
         <w:tc>
           <w:tcPr>
-            <w:tcW w:type="dxa" w:w="4535"/>
+            <w:tcW w:w="4535" w:type="dxa"/>
           </w:tcPr>
           <w:p>
             <w:pPr>
@@ -34686,9 +34869,12 @@
         </w:tc>
       </w:tr>
       <w:tr>
-        <w:tc>
-          <w:tcPr>
-            <w:tcW w:type="dxa" w:w="2268"/>
+        <w:trPr>
+          <w:jc w:val="center"/>
+        </w:trPr>
+        <w:tc>
+          <w:tcPr>
+            <w:tcW w:w="2268" w:type="dxa"/>
           </w:tcPr>
           <w:p>
             <w:pPr>
@@ -34701,7 +34887,7 @@
         </w:tc>
         <w:tc>
           <w:tcPr>
-            <w:tcW w:type="dxa" w:w="850"/>
+            <w:tcW w:w="850" w:type="dxa"/>
           </w:tcPr>
           <w:p>
             <w:pPr>
@@ -34714,7 +34900,7 @@
         </w:tc>
         <w:tc>
           <w:tcPr>
-            <w:tcW w:type="dxa" w:w="1417"/>
+            <w:tcW w:w="1417" w:type="dxa"/>
           </w:tcPr>
           <w:p>
             <w:pPr>
@@ -34727,7 +34913,7 @@
         </w:tc>
         <w:tc>
           <w:tcPr>
-            <w:tcW w:type="dxa" w:w="4535"/>
+            <w:tcW w:w="4535" w:type="dxa"/>
           </w:tcPr>
           <w:p>
             <w:pPr>
@@ -34740,9 +34926,12 @@
         </w:tc>
       </w:tr>
       <w:tr>
-        <w:tc>
-          <w:tcPr>
-            <w:tcW w:type="dxa" w:w="2268"/>
+        <w:trPr>
+          <w:jc w:val="center"/>
+        </w:trPr>
+        <w:tc>
+          <w:tcPr>
+            <w:tcW w:w="2268" w:type="dxa"/>
           </w:tcPr>
           <w:p>
             <w:pPr>
@@ -34755,7 +34944,7 @@
         </w:tc>
         <w:tc>
           <w:tcPr>
-            <w:tcW w:type="dxa" w:w="850"/>
+            <w:tcW w:w="850" w:type="dxa"/>
           </w:tcPr>
           <w:p>
             <w:pPr>
@@ -34768,7 +34957,7 @@
         </w:tc>
         <w:tc>
           <w:tcPr>
-            <w:tcW w:type="dxa" w:w="1417"/>
+            <w:tcW w:w="1417" w:type="dxa"/>
           </w:tcPr>
           <w:p>
             <w:pPr>
@@ -34781,7 +34970,7 @@
         </w:tc>
         <w:tc>
           <w:tcPr>
-            <w:tcW w:type="dxa" w:w="4535"/>
+            <w:tcW w:w="4535" w:type="dxa"/>
           </w:tcPr>
           <w:p>
             <w:pPr>
@@ -34794,9 +34983,7 @@
         </w:tc>
       </w:tr>
     </w:tbl>
-    <w:p>
-      <w:pPr/>
-    </w:p>
+    <w:p/>
     <w:p>
       <w:pPr>
         <w:pStyle w:val="izelgeYazs"/>
@@ -34823,6 +35010,7 @@
         <w:pStyle w:val="Balk1"/>
       </w:pPr>
       <w:r>
+        <w:lastRenderedPageBreak/>
         <w:t>5. TARTIŞMA</w:t>
       </w:r>
     </w:p>
@@ -34895,6 +35083,7 @@
         <w:pStyle w:val="Balk2"/>
       </w:pPr>
       <w:r>
+        <w:lastRenderedPageBreak/>
         <w:t>5.3. Çapraz-Üretici Genelleme</w:t>
       </w:r>
     </w:p>
@@ -34925,22 +35114,25 @@
     <w:tbl>
       <w:tblPr>
         <w:tblStyle w:val="TabloKlavuzu"/>
-        <w:tblW w:type="auto" w:w="0"/>
+        <w:tblW w:w="0" w:type="auto"/>
         <w:jc w:val="center"/>
-        <w:tblLook w:firstColumn="1" w:firstRow="1" w:lastColumn="0" w:lastRow="0" w:noHBand="0" w:noVBand="1" w:val="04A0"/>
+        <w:tblLook w:val="04A0" w:firstRow="1" w:lastRow="0" w:firstColumn="1" w:lastColumn="0" w:noHBand="0" w:noVBand="1"/>
       </w:tblPr>
       <w:tblGrid>
-        <w:gridCol w:w="1418"/>
-        <w:gridCol w:w="1418"/>
-        <w:gridCol w:w="1418"/>
-        <w:gridCol w:w="1418"/>
-        <w:gridCol w:w="1418"/>
-        <w:gridCol w:w="1418"/>
+        <w:gridCol w:w="2124"/>
+        <w:gridCol w:w="1110"/>
+        <w:gridCol w:w="1039"/>
+        <w:gridCol w:w="1406"/>
+        <w:gridCol w:w="1572"/>
+        <w:gridCol w:w="1245"/>
       </w:tblGrid>
       <w:tr>
-        <w:tc>
-          <w:tcPr>
-            <w:tcW w:type="dxa" w:w="2551"/>
+        <w:trPr>
+          <w:jc w:val="center"/>
+        </w:trPr>
+        <w:tc>
+          <w:tcPr>
+            <w:tcW w:w="2551" w:type="dxa"/>
           </w:tcPr>
           <w:p>
             <w:pPr>
@@ -34956,7 +35148,7 @@
         </w:tc>
         <w:tc>
           <w:tcPr>
-            <w:tcW w:type="dxa" w:w="1134"/>
+            <w:tcW w:w="1134" w:type="dxa"/>
           </w:tcPr>
           <w:p>
             <w:pPr>
@@ -34972,7 +35164,7 @@
         </w:tc>
         <w:tc>
           <w:tcPr>
-            <w:tcW w:type="dxa" w:w="1134"/>
+            <w:tcW w:w="1134" w:type="dxa"/>
           </w:tcPr>
           <w:p>
             <w:pPr>
@@ -34988,7 +35180,7 @@
         </w:tc>
         <w:tc>
           <w:tcPr>
-            <w:tcW w:type="dxa" w:w="1417"/>
+            <w:tcW w:w="1417" w:type="dxa"/>
           </w:tcPr>
           <w:p>
             <w:pPr>
@@ -35004,7 +35196,7 @@
         </w:tc>
         <w:tc>
           <w:tcPr>
-            <w:tcW w:type="dxa" w:w="1417"/>
+            <w:tcW w:w="1417" w:type="dxa"/>
           </w:tcPr>
           <w:p>
             <w:pPr>
@@ -35020,7 +35212,7 @@
         </w:tc>
         <w:tc>
           <w:tcPr>
-            <w:tcW w:type="dxa" w:w="1417"/>
+            <w:tcW w:w="1417" w:type="dxa"/>
           </w:tcPr>
           <w:p>
             <w:pPr>
@@ -35036,9 +35228,12 @@
         </w:tc>
       </w:tr>
       <w:tr>
-        <w:tc>
-          <w:tcPr>
-            <w:tcW w:type="dxa" w:w="2551"/>
+        <w:trPr>
+          <w:jc w:val="center"/>
+        </w:trPr>
+        <w:tc>
+          <w:tcPr>
+            <w:tcW w:w="2551" w:type="dxa"/>
           </w:tcPr>
           <w:p>
             <w:pPr>
@@ -35051,7 +35246,7 @@
         </w:tc>
         <w:tc>
           <w:tcPr>
-            <w:tcW w:type="dxa" w:w="1134"/>
+            <w:tcW w:w="1134" w:type="dxa"/>
           </w:tcPr>
           <w:p>
             <w:pPr>
@@ -35064,7 +35259,7 @@
         </w:tc>
         <w:tc>
           <w:tcPr>
-            <w:tcW w:type="dxa" w:w="1134"/>
+            <w:tcW w:w="1134" w:type="dxa"/>
           </w:tcPr>
           <w:p>
             <w:pPr>
@@ -35077,7 +35272,7 @@
         </w:tc>
         <w:tc>
           <w:tcPr>
-            <w:tcW w:type="dxa" w:w="1417"/>
+            <w:tcW w:w="1417" w:type="dxa"/>
           </w:tcPr>
           <w:p>
             <w:pPr>
@@ -35090,7 +35285,7 @@
         </w:tc>
         <w:tc>
           <w:tcPr>
-            <w:tcW w:type="dxa" w:w="1417"/>
+            <w:tcW w:w="1417" w:type="dxa"/>
           </w:tcPr>
           <w:p>
             <w:pPr>
@@ -35103,7 +35298,7 @@
         </w:tc>
         <w:tc>
           <w:tcPr>
-            <w:tcW w:type="dxa" w:w="1417"/>
+            <w:tcW w:w="1417" w:type="dxa"/>
           </w:tcPr>
           <w:p>
             <w:pPr>
@@ -35116,9 +35311,12 @@
         </w:tc>
       </w:tr>
       <w:tr>
-        <w:tc>
-          <w:tcPr>
-            <w:tcW w:type="dxa" w:w="2551"/>
+        <w:trPr>
+          <w:jc w:val="center"/>
+        </w:trPr>
+        <w:tc>
+          <w:tcPr>
+            <w:tcW w:w="2551" w:type="dxa"/>
           </w:tcPr>
           <w:p>
             <w:pPr>
@@ -35131,7 +35329,7 @@
         </w:tc>
         <w:tc>
           <w:tcPr>
-            <w:tcW w:type="dxa" w:w="1134"/>
+            <w:tcW w:w="1134" w:type="dxa"/>
           </w:tcPr>
           <w:p>
             <w:pPr>
@@ -35144,7 +35342,7 @@
         </w:tc>
         <w:tc>
           <w:tcPr>
-            <w:tcW w:type="dxa" w:w="1134"/>
+            <w:tcW w:w="1134" w:type="dxa"/>
           </w:tcPr>
           <w:p>
             <w:pPr>
@@ -35157,7 +35355,7 @@
         </w:tc>
         <w:tc>
           <w:tcPr>
-            <w:tcW w:type="dxa" w:w="1417"/>
+            <w:tcW w:w="1417" w:type="dxa"/>
           </w:tcPr>
           <w:p>
             <w:pPr>
@@ -35170,7 +35368,7 @@
         </w:tc>
         <w:tc>
           <w:tcPr>
-            <w:tcW w:type="dxa" w:w="1417"/>
+            <w:tcW w:w="1417" w:type="dxa"/>
           </w:tcPr>
           <w:p>
             <w:pPr>
@@ -35183,7 +35381,7 @@
         </w:tc>
         <w:tc>
           <w:tcPr>
-            <w:tcW w:type="dxa" w:w="1417"/>
+            <w:tcW w:w="1417" w:type="dxa"/>
           </w:tcPr>
           <w:p>
             <w:pPr>
@@ -35196,9 +35394,12 @@
         </w:tc>
       </w:tr>
       <w:tr>
-        <w:tc>
-          <w:tcPr>
-            <w:tcW w:type="dxa" w:w="2551"/>
+        <w:trPr>
+          <w:jc w:val="center"/>
+        </w:trPr>
+        <w:tc>
+          <w:tcPr>
+            <w:tcW w:w="2551" w:type="dxa"/>
           </w:tcPr>
           <w:p>
             <w:pPr>
@@ -35211,7 +35412,7 @@
         </w:tc>
         <w:tc>
           <w:tcPr>
-            <w:tcW w:type="dxa" w:w="1134"/>
+            <w:tcW w:w="1134" w:type="dxa"/>
           </w:tcPr>
           <w:p>
             <w:pPr>
@@ -35224,7 +35425,7 @@
         </w:tc>
         <w:tc>
           <w:tcPr>
-            <w:tcW w:type="dxa" w:w="1134"/>
+            <w:tcW w:w="1134" w:type="dxa"/>
           </w:tcPr>
           <w:p>
             <w:pPr>
@@ -35237,7 +35438,7 @@
         </w:tc>
         <w:tc>
           <w:tcPr>
-            <w:tcW w:type="dxa" w:w="1417"/>
+            <w:tcW w:w="1417" w:type="dxa"/>
           </w:tcPr>
           <w:p>
             <w:pPr>
@@ -35250,7 +35451,7 @@
         </w:tc>
         <w:tc>
           <w:tcPr>
-            <w:tcW w:type="dxa" w:w="1417"/>
+            <w:tcW w:w="1417" w:type="dxa"/>
           </w:tcPr>
           <w:p>
             <w:pPr>
@@ -35263,7 +35464,7 @@
         </w:tc>
         <w:tc>
           <w:tcPr>
-            <w:tcW w:type="dxa" w:w="1417"/>
+            <w:tcW w:w="1417" w:type="dxa"/>
           </w:tcPr>
           <w:p>
             <w:pPr>
@@ -35276,9 +35477,12 @@
         </w:tc>
       </w:tr>
       <w:tr>
-        <w:tc>
-          <w:tcPr>
-            <w:tcW w:type="dxa" w:w="2551"/>
+        <w:trPr>
+          <w:jc w:val="center"/>
+        </w:trPr>
+        <w:tc>
+          <w:tcPr>
+            <w:tcW w:w="2551" w:type="dxa"/>
           </w:tcPr>
           <w:p>
             <w:pPr>
@@ -35291,7 +35495,7 @@
         </w:tc>
         <w:tc>
           <w:tcPr>
-            <w:tcW w:type="dxa" w:w="1134"/>
+            <w:tcW w:w="1134" w:type="dxa"/>
           </w:tcPr>
           <w:p>
             <w:pPr>
@@ -35304,7 +35508,7 @@
         </w:tc>
         <w:tc>
           <w:tcPr>
-            <w:tcW w:type="dxa" w:w="1134"/>
+            <w:tcW w:w="1134" w:type="dxa"/>
           </w:tcPr>
           <w:p>
             <w:pPr>
@@ -35317,7 +35521,7 @@
         </w:tc>
         <w:tc>
           <w:tcPr>
-            <w:tcW w:type="dxa" w:w="1417"/>
+            <w:tcW w:w="1417" w:type="dxa"/>
           </w:tcPr>
           <w:p>
             <w:pPr>
@@ -35330,7 +35534,7 @@
         </w:tc>
         <w:tc>
           <w:tcPr>
-            <w:tcW w:type="dxa" w:w="1417"/>
+            <w:tcW w:w="1417" w:type="dxa"/>
           </w:tcPr>
           <w:p>
             <w:pPr>
@@ -35343,7 +35547,7 @@
         </w:tc>
         <w:tc>
           <w:tcPr>
-            <w:tcW w:type="dxa" w:w="1417"/>
+            <w:tcW w:w="1417" w:type="dxa"/>
           </w:tcPr>
           <w:p>
             <w:pPr>
@@ -35356,9 +35560,7 @@
         </w:tc>
       </w:tr>
     </w:tbl>
-    <w:p>
-      <w:pPr/>
-    </w:p>
+    <w:p/>
     <w:p>
       <w:pPr>
         <w:pStyle w:val="izelgeYazs"/>
@@ -35396,6 +35598,7 @@
         <w:pStyle w:val="listelerstili"/>
       </w:pPr>
       <w:r>
+        <w:lastRenderedPageBreak/>
         <w:t>• Veri kümesi büyüklüğü: 5.195 örnek, ticari sistemlerle karşılaştırıldığında küçük kalmaktadır. Bazı üretim platformları (örn. ambient/lo-fi) için temsil yetersizliği söz konusu olabilir.</w:t>
       </w:r>
     </w:p>
@@ -35441,6 +35644,7 @@
         <w:pStyle w:val="Balk1"/>
       </w:pPr>
       <w:r>
+        <w:lastRenderedPageBreak/>
         <w:t>6. SONUÇLAR VE ÖNERİLER</w:t>
       </w:r>
     </w:p>
@@ -35609,6 +35813,7 @@
         <w:pStyle w:val="Balk3"/>
       </w:pPr>
       <w:r>
+        <w:lastRenderedPageBreak/>
         <w:t>6.2.3. Uzun Vadeli (18+ Ay)</w:t>
       </w:r>
     </w:p>
@@ -35654,6 +35859,7 @@
         <w:pStyle w:val="Balk1"/>
       </w:pPr>
       <w:r>
+        <w:lastRenderedPageBreak/>
         <w:t>7. KAYNAKLAR</w:t>
       </w:r>
     </w:p>
@@ -35742,6 +35948,7 @@
         <w:pStyle w:val="PARAGRAFMETN"/>
       </w:pPr>
       <w:r>
+        <w:lastRenderedPageBreak/>
         <w:t>[11] Ke, G., Meng, Q., Finley, T., Wang, T., Chen, W., Ma, W., Ye, Q. ve Liu, T. (2017). LightGBM: A Highly Efficient Gradient Boosting Decision Tree. Advances in Neural Information Processing Systems, 30.</w:t>
       </w:r>
     </w:p>
@@ -35822,7 +36029,11 @@
         <w:pStyle w:val="PARAGRAFMETN"/>
       </w:pPr>
       <w:r>
-        <w:t>[21] Pedregosa, F. ve diğerleri. (2011). Scikit-learn: Machine Learning in Python. Journal of Machine Learning Research, 12, 2825–2830.</w:t>
+        <w:t xml:space="preserve">[21] Pedregosa, F. ve diğerleri. (2011). Scikit-learn: Machine Learning in Python. Journal </w:t>
+      </w:r>
+      <w:r>
+        <w:lastRenderedPageBreak/>
+        <w:t>of Machine Learning Research, 12, 2825–2830.</w:t>
       </w:r>
     </w:p>
     <w:p>
@@ -35859,6 +36070,7 @@
         <w:pStyle w:val="Balk1"/>
       </w:pPr>
       <w:r>
+        <w:lastRenderedPageBreak/>
         <w:t>8. EKLER</w:t>
       </w:r>
     </w:p>
@@ -35873,20 +36085,23 @@
     <w:tbl>
       <w:tblPr>
         <w:tblStyle w:val="TabloKlavuzu"/>
-        <w:tblW w:type="auto" w:w="0"/>
+        <w:tblW w:w="0" w:type="auto"/>
         <w:jc w:val="center"/>
-        <w:tblLook w:firstColumn="1" w:firstRow="1" w:lastColumn="0" w:lastRow="0" w:noHBand="0" w:noVBand="1" w:val="04A0"/>
+        <w:tblLook w:val="04A0" w:firstRow="1" w:lastRow="0" w:firstColumn="1" w:lastColumn="0" w:noHBand="0" w:noVBand="1"/>
       </w:tblPr>
       <w:tblGrid>
-        <w:gridCol w:w="2126"/>
-        <w:gridCol w:w="2126"/>
-        <w:gridCol w:w="2126"/>
-        <w:gridCol w:w="2126"/>
+        <w:gridCol w:w="447"/>
+        <w:gridCol w:w="2764"/>
+        <w:gridCol w:w="1353"/>
+        <w:gridCol w:w="3932"/>
       </w:tblGrid>
       <w:tr>
-        <w:tc>
-          <w:tcPr>
-            <w:tcW w:type="dxa" w:w="454"/>
+        <w:trPr>
+          <w:jc w:val="center"/>
+        </w:trPr>
+        <w:tc>
+          <w:tcPr>
+            <w:tcW w:w="454" w:type="dxa"/>
           </w:tcPr>
           <w:p>
             <w:pPr>
@@ -35902,7 +36117,7 @@
         </w:tc>
         <w:tc>
           <w:tcPr>
-            <w:tcW w:type="dxa" w:w="2835"/>
+            <w:tcW w:w="2835" w:type="dxa"/>
           </w:tcPr>
           <w:p>
             <w:pPr>
@@ -35918,7 +36133,7 @@
         </w:tc>
         <w:tc>
           <w:tcPr>
-            <w:tcW w:type="dxa" w:w="1417"/>
+            <w:tcW w:w="1417" w:type="dxa"/>
           </w:tcPr>
           <w:p>
             <w:pPr>
@@ -35934,7 +36149,7 @@
         </w:tc>
         <w:tc>
           <w:tcPr>
-            <w:tcW w:type="dxa" w:w="4365"/>
+            <w:tcW w:w="4365" w:type="dxa"/>
           </w:tcPr>
           <w:p>
             <w:pPr>
@@ -35950,9 +36165,12 @@
         </w:tc>
       </w:tr>
       <w:tr>
-        <w:tc>
-          <w:tcPr>
-            <w:tcW w:type="dxa" w:w="454"/>
+        <w:trPr>
+          <w:jc w:val="center"/>
+        </w:trPr>
+        <w:tc>
+          <w:tcPr>
+            <w:tcW w:w="454" w:type="dxa"/>
           </w:tcPr>
           <w:p>
             <w:pPr>
@@ -35965,7 +36183,7 @@
         </w:tc>
         <w:tc>
           <w:tcPr>
-            <w:tcW w:type="dxa" w:w="2835"/>
+            <w:tcW w:w="2835" w:type="dxa"/>
           </w:tcPr>
           <w:p>
             <w:pPr>
@@ -35978,7 +36196,7 @@
         </w:tc>
         <w:tc>
           <w:tcPr>
-            <w:tcW w:type="dxa" w:w="1417"/>
+            <w:tcW w:w="1417" w:type="dxa"/>
           </w:tcPr>
           <w:p>
             <w:pPr>
@@ -35991,7 +36209,7 @@
         </w:tc>
         <w:tc>
           <w:tcPr>
-            <w:tcW w:type="dxa" w:w="4365"/>
+            <w:tcW w:w="4365" w:type="dxa"/>
           </w:tcPr>
           <w:p>
             <w:pPr>
@@ -36004,9 +36222,12 @@
         </w:tc>
       </w:tr>
       <w:tr>
-        <w:tc>
-          <w:tcPr>
-            <w:tcW w:type="dxa" w:w="454"/>
+        <w:trPr>
+          <w:jc w:val="center"/>
+        </w:trPr>
+        <w:tc>
+          <w:tcPr>
+            <w:tcW w:w="454" w:type="dxa"/>
           </w:tcPr>
           <w:p>
             <w:pPr>
@@ -36019,7 +36240,7 @@
         </w:tc>
         <w:tc>
           <w:tcPr>
-            <w:tcW w:type="dxa" w:w="2835"/>
+            <w:tcW w:w="2835" w:type="dxa"/>
           </w:tcPr>
           <w:p>
             <w:pPr>
@@ -36032,7 +36253,7 @@
         </w:tc>
         <w:tc>
           <w:tcPr>
-            <w:tcW w:type="dxa" w:w="1417"/>
+            <w:tcW w:w="1417" w:type="dxa"/>
           </w:tcPr>
           <w:p>
             <w:pPr>
@@ -36045,7 +36266,7 @@
         </w:tc>
         <w:tc>
           <w:tcPr>
-            <w:tcW w:type="dxa" w:w="4365"/>
+            <w:tcW w:w="4365" w:type="dxa"/>
           </w:tcPr>
           <w:p>
             <w:pPr>
@@ -36058,9 +36279,12 @@
         </w:tc>
       </w:tr>
       <w:tr>
-        <w:tc>
-          <w:tcPr>
-            <w:tcW w:type="dxa" w:w="454"/>
+        <w:trPr>
+          <w:jc w:val="center"/>
+        </w:trPr>
+        <w:tc>
+          <w:tcPr>
+            <w:tcW w:w="454" w:type="dxa"/>
           </w:tcPr>
           <w:p>
             <w:pPr>
@@ -36073,7 +36297,7 @@
         </w:tc>
         <w:tc>
           <w:tcPr>
-            <w:tcW w:type="dxa" w:w="2835"/>
+            <w:tcW w:w="2835" w:type="dxa"/>
           </w:tcPr>
           <w:p>
             <w:pPr>
@@ -36086,7 +36310,7 @@
         </w:tc>
         <w:tc>
           <w:tcPr>
-            <w:tcW w:type="dxa" w:w="1417"/>
+            <w:tcW w:w="1417" w:type="dxa"/>
           </w:tcPr>
           <w:p>
             <w:pPr>
@@ -36099,7 +36323,7 @@
         </w:tc>
         <w:tc>
           <w:tcPr>
-            <w:tcW w:type="dxa" w:w="4365"/>
+            <w:tcW w:w="4365" w:type="dxa"/>
           </w:tcPr>
           <w:p>
             <w:pPr>
@@ -36112,9 +36336,12 @@
         </w:tc>
       </w:tr>
       <w:tr>
-        <w:tc>
-          <w:tcPr>
-            <w:tcW w:type="dxa" w:w="454"/>
+        <w:trPr>
+          <w:jc w:val="center"/>
+        </w:trPr>
+        <w:tc>
+          <w:tcPr>
+            <w:tcW w:w="454" w:type="dxa"/>
           </w:tcPr>
           <w:p>
             <w:pPr>
@@ -36127,7 +36354,7 @@
         </w:tc>
         <w:tc>
           <w:tcPr>
-            <w:tcW w:type="dxa" w:w="2835"/>
+            <w:tcW w:w="2835" w:type="dxa"/>
           </w:tcPr>
           <w:p>
             <w:pPr>
@@ -36140,7 +36367,7 @@
         </w:tc>
         <w:tc>
           <w:tcPr>
-            <w:tcW w:type="dxa" w:w="1417"/>
+            <w:tcW w:w="1417" w:type="dxa"/>
           </w:tcPr>
           <w:p>
             <w:pPr>
@@ -36153,7 +36380,7 @@
         </w:tc>
         <w:tc>
           <w:tcPr>
-            <w:tcW w:type="dxa" w:w="4365"/>
+            <w:tcW w:w="4365" w:type="dxa"/>
           </w:tcPr>
           <w:p>
             <w:pPr>
@@ -36166,9 +36393,12 @@
         </w:tc>
       </w:tr>
       <w:tr>
-        <w:tc>
-          <w:tcPr>
-            <w:tcW w:type="dxa" w:w="454"/>
+        <w:trPr>
+          <w:jc w:val="center"/>
+        </w:trPr>
+        <w:tc>
+          <w:tcPr>
+            <w:tcW w:w="454" w:type="dxa"/>
           </w:tcPr>
           <w:p>
             <w:pPr>
@@ -36181,7 +36411,7 @@
         </w:tc>
         <w:tc>
           <w:tcPr>
-            <w:tcW w:type="dxa" w:w="2835"/>
+            <w:tcW w:w="2835" w:type="dxa"/>
           </w:tcPr>
           <w:p>
             <w:pPr>
@@ -36194,7 +36424,7 @@
         </w:tc>
         <w:tc>
           <w:tcPr>
-            <w:tcW w:type="dxa" w:w="1417"/>
+            <w:tcW w:w="1417" w:type="dxa"/>
           </w:tcPr>
           <w:p>
             <w:pPr>
@@ -36207,7 +36437,7 @@
         </w:tc>
         <w:tc>
           <w:tcPr>
-            <w:tcW w:type="dxa" w:w="4365"/>
+            <w:tcW w:w="4365" w:type="dxa"/>
           </w:tcPr>
           <w:p>
             <w:pPr>
@@ -36220,9 +36450,12 @@
         </w:tc>
       </w:tr>
       <w:tr>
-        <w:tc>
-          <w:tcPr>
-            <w:tcW w:type="dxa" w:w="454"/>
+        <w:trPr>
+          <w:jc w:val="center"/>
+        </w:trPr>
+        <w:tc>
+          <w:tcPr>
+            <w:tcW w:w="454" w:type="dxa"/>
           </w:tcPr>
           <w:p>
             <w:pPr>
@@ -36235,7 +36468,7 @@
         </w:tc>
         <w:tc>
           <w:tcPr>
-            <w:tcW w:type="dxa" w:w="2835"/>
+            <w:tcW w:w="2835" w:type="dxa"/>
           </w:tcPr>
           <w:p>
             <w:pPr>
@@ -36248,7 +36481,7 @@
         </w:tc>
         <w:tc>
           <w:tcPr>
-            <w:tcW w:type="dxa" w:w="1417"/>
+            <w:tcW w:w="1417" w:type="dxa"/>
           </w:tcPr>
           <w:p>
             <w:pPr>
@@ -36261,7 +36494,7 @@
         </w:tc>
         <w:tc>
           <w:tcPr>
-            <w:tcW w:type="dxa" w:w="4365"/>
+            <w:tcW w:w="4365" w:type="dxa"/>
           </w:tcPr>
           <w:p>
             <w:pPr>
@@ -36274,9 +36507,12 @@
         </w:tc>
       </w:tr>
       <w:tr>
-        <w:tc>
-          <w:tcPr>
-            <w:tcW w:type="dxa" w:w="454"/>
+        <w:trPr>
+          <w:jc w:val="center"/>
+        </w:trPr>
+        <w:tc>
+          <w:tcPr>
+            <w:tcW w:w="454" w:type="dxa"/>
           </w:tcPr>
           <w:p>
             <w:pPr>
@@ -36289,7 +36525,7 @@
         </w:tc>
         <w:tc>
           <w:tcPr>
-            <w:tcW w:type="dxa" w:w="2835"/>
+            <w:tcW w:w="2835" w:type="dxa"/>
           </w:tcPr>
           <w:p>
             <w:pPr>
@@ -36302,7 +36538,7 @@
         </w:tc>
         <w:tc>
           <w:tcPr>
-            <w:tcW w:type="dxa" w:w="1417"/>
+            <w:tcW w:w="1417" w:type="dxa"/>
           </w:tcPr>
           <w:p>
             <w:pPr>
@@ -36315,7 +36551,7 @@
         </w:tc>
         <w:tc>
           <w:tcPr>
-            <w:tcW w:type="dxa" w:w="4365"/>
+            <w:tcW w:w="4365" w:type="dxa"/>
           </w:tcPr>
           <w:p>
             <w:pPr>
@@ -36328,9 +36564,12 @@
         </w:tc>
       </w:tr>
       <w:tr>
-        <w:tc>
-          <w:tcPr>
-            <w:tcW w:type="dxa" w:w="454"/>
+        <w:trPr>
+          <w:jc w:val="center"/>
+        </w:trPr>
+        <w:tc>
+          <w:tcPr>
+            <w:tcW w:w="454" w:type="dxa"/>
           </w:tcPr>
           <w:p>
             <w:pPr>
@@ -36343,7 +36582,7 @@
         </w:tc>
         <w:tc>
           <w:tcPr>
-            <w:tcW w:type="dxa" w:w="2835"/>
+            <w:tcW w:w="2835" w:type="dxa"/>
           </w:tcPr>
           <w:p>
             <w:pPr>
@@ -36356,7 +36595,7 @@
         </w:tc>
         <w:tc>
           <w:tcPr>
-            <w:tcW w:type="dxa" w:w="1417"/>
+            <w:tcW w:w="1417" w:type="dxa"/>
           </w:tcPr>
           <w:p>
             <w:pPr>
@@ -36369,7 +36608,7 @@
         </w:tc>
         <w:tc>
           <w:tcPr>
-            <w:tcW w:type="dxa" w:w="4365"/>
+            <w:tcW w:w="4365" w:type="dxa"/>
           </w:tcPr>
           <w:p>
             <w:pPr>
@@ -36382,9 +36621,12 @@
         </w:tc>
       </w:tr>
       <w:tr>
-        <w:tc>
-          <w:tcPr>
-            <w:tcW w:type="dxa" w:w="454"/>
+        <w:trPr>
+          <w:jc w:val="center"/>
+        </w:trPr>
+        <w:tc>
+          <w:tcPr>
+            <w:tcW w:w="454" w:type="dxa"/>
           </w:tcPr>
           <w:p>
             <w:pPr>
@@ -36397,7 +36639,7 @@
         </w:tc>
         <w:tc>
           <w:tcPr>
-            <w:tcW w:type="dxa" w:w="2835"/>
+            <w:tcW w:w="2835" w:type="dxa"/>
           </w:tcPr>
           <w:p>
             <w:pPr>
@@ -36410,7 +36652,7 @@
         </w:tc>
         <w:tc>
           <w:tcPr>
-            <w:tcW w:type="dxa" w:w="1417"/>
+            <w:tcW w:w="1417" w:type="dxa"/>
           </w:tcPr>
           <w:p>
             <w:pPr>
@@ -36423,7 +36665,7 @@
         </w:tc>
         <w:tc>
           <w:tcPr>
-            <w:tcW w:type="dxa" w:w="4365"/>
+            <w:tcW w:w="4365" w:type="dxa"/>
           </w:tcPr>
           <w:p>
             <w:pPr>
@@ -36436,9 +36678,12 @@
         </w:tc>
       </w:tr>
       <w:tr>
-        <w:tc>
-          <w:tcPr>
-            <w:tcW w:type="dxa" w:w="454"/>
+        <w:trPr>
+          <w:jc w:val="center"/>
+        </w:trPr>
+        <w:tc>
+          <w:tcPr>
+            <w:tcW w:w="454" w:type="dxa"/>
           </w:tcPr>
           <w:p>
             <w:pPr>
@@ -36451,7 +36696,7 @@
         </w:tc>
         <w:tc>
           <w:tcPr>
-            <w:tcW w:type="dxa" w:w="2835"/>
+            <w:tcW w:w="2835" w:type="dxa"/>
           </w:tcPr>
           <w:p>
             <w:pPr>
@@ -36464,7 +36709,7 @@
         </w:tc>
         <w:tc>
           <w:tcPr>
-            <w:tcW w:type="dxa" w:w="1417"/>
+            <w:tcW w:w="1417" w:type="dxa"/>
           </w:tcPr>
           <w:p>
             <w:pPr>
@@ -36477,7 +36722,7 @@
         </w:tc>
         <w:tc>
           <w:tcPr>
-            <w:tcW w:type="dxa" w:w="4365"/>
+            <w:tcW w:w="4365" w:type="dxa"/>
           </w:tcPr>
           <w:p>
             <w:pPr>
@@ -36490,9 +36735,12 @@
         </w:tc>
       </w:tr>
       <w:tr>
-        <w:tc>
-          <w:tcPr>
-            <w:tcW w:type="dxa" w:w="454"/>
+        <w:trPr>
+          <w:jc w:val="center"/>
+        </w:trPr>
+        <w:tc>
+          <w:tcPr>
+            <w:tcW w:w="454" w:type="dxa"/>
           </w:tcPr>
           <w:p>
             <w:pPr>
@@ -36505,7 +36753,7 @@
         </w:tc>
         <w:tc>
           <w:tcPr>
-            <w:tcW w:type="dxa" w:w="2835"/>
+            <w:tcW w:w="2835" w:type="dxa"/>
           </w:tcPr>
           <w:p>
             <w:pPr>
@@ -36518,7 +36766,7 @@
         </w:tc>
         <w:tc>
           <w:tcPr>
-            <w:tcW w:type="dxa" w:w="1417"/>
+            <w:tcW w:w="1417" w:type="dxa"/>
           </w:tcPr>
           <w:p>
             <w:pPr>
@@ -36531,7 +36779,7 @@
         </w:tc>
         <w:tc>
           <w:tcPr>
-            <w:tcW w:type="dxa" w:w="4365"/>
+            <w:tcW w:w="4365" w:type="dxa"/>
           </w:tcPr>
           <w:p>
             <w:pPr>
@@ -36544,9 +36792,12 @@
         </w:tc>
       </w:tr>
       <w:tr>
-        <w:tc>
-          <w:tcPr>
-            <w:tcW w:type="dxa" w:w="454"/>
+        <w:trPr>
+          <w:jc w:val="center"/>
+        </w:trPr>
+        <w:tc>
+          <w:tcPr>
+            <w:tcW w:w="454" w:type="dxa"/>
           </w:tcPr>
           <w:p>
             <w:pPr>
@@ -36559,7 +36810,7 @@
         </w:tc>
         <w:tc>
           <w:tcPr>
-            <w:tcW w:type="dxa" w:w="2835"/>
+            <w:tcW w:w="2835" w:type="dxa"/>
           </w:tcPr>
           <w:p>
             <w:pPr>
@@ -36572,7 +36823,7 @@
         </w:tc>
         <w:tc>
           <w:tcPr>
-            <w:tcW w:type="dxa" w:w="1417"/>
+            <w:tcW w:w="1417" w:type="dxa"/>
           </w:tcPr>
           <w:p>
             <w:pPr>
@@ -36585,7 +36836,7 @@
         </w:tc>
         <w:tc>
           <w:tcPr>
-            <w:tcW w:type="dxa" w:w="4365"/>
+            <w:tcW w:w="4365" w:type="dxa"/>
           </w:tcPr>
           <w:p>
             <w:pPr>
@@ -36598,9 +36849,12 @@
         </w:tc>
       </w:tr>
       <w:tr>
-        <w:tc>
-          <w:tcPr>
-            <w:tcW w:type="dxa" w:w="454"/>
+        <w:trPr>
+          <w:jc w:val="center"/>
+        </w:trPr>
+        <w:tc>
+          <w:tcPr>
+            <w:tcW w:w="454" w:type="dxa"/>
           </w:tcPr>
           <w:p>
             <w:pPr>
@@ -36613,7 +36867,7 @@
         </w:tc>
         <w:tc>
           <w:tcPr>
-            <w:tcW w:type="dxa" w:w="2835"/>
+            <w:tcW w:w="2835" w:type="dxa"/>
           </w:tcPr>
           <w:p>
             <w:pPr>
@@ -36626,7 +36880,7 @@
         </w:tc>
         <w:tc>
           <w:tcPr>
-            <w:tcW w:type="dxa" w:w="1417"/>
+            <w:tcW w:w="1417" w:type="dxa"/>
           </w:tcPr>
           <w:p>
             <w:pPr>
@@ -36639,7 +36893,7 @@
         </w:tc>
         <w:tc>
           <w:tcPr>
-            <w:tcW w:type="dxa" w:w="4365"/>
+            <w:tcW w:w="4365" w:type="dxa"/>
           </w:tcPr>
           <w:p>
             <w:pPr>
@@ -36652,9 +36906,12 @@
         </w:tc>
       </w:tr>
       <w:tr>
-        <w:tc>
-          <w:tcPr>
-            <w:tcW w:type="dxa" w:w="454"/>
+        <w:trPr>
+          <w:jc w:val="center"/>
+        </w:trPr>
+        <w:tc>
+          <w:tcPr>
+            <w:tcW w:w="454" w:type="dxa"/>
           </w:tcPr>
           <w:p>
             <w:pPr>
@@ -36667,7 +36924,7 @@
         </w:tc>
         <w:tc>
           <w:tcPr>
-            <w:tcW w:type="dxa" w:w="2835"/>
+            <w:tcW w:w="2835" w:type="dxa"/>
           </w:tcPr>
           <w:p>
             <w:pPr>
@@ -36680,7 +36937,7 @@
         </w:tc>
         <w:tc>
           <w:tcPr>
-            <w:tcW w:type="dxa" w:w="1417"/>
+            <w:tcW w:w="1417" w:type="dxa"/>
           </w:tcPr>
           <w:p>
             <w:pPr>
@@ -36693,7 +36950,7 @@
         </w:tc>
         <w:tc>
           <w:tcPr>
-            <w:tcW w:type="dxa" w:w="4365"/>
+            <w:tcW w:w="4365" w:type="dxa"/>
           </w:tcPr>
           <w:p>
             <w:pPr>
@@ -36706,9 +36963,12 @@
         </w:tc>
       </w:tr>
       <w:tr>
-        <w:tc>
-          <w:tcPr>
-            <w:tcW w:type="dxa" w:w="454"/>
+        <w:trPr>
+          <w:jc w:val="center"/>
+        </w:trPr>
+        <w:tc>
+          <w:tcPr>
+            <w:tcW w:w="454" w:type="dxa"/>
           </w:tcPr>
           <w:p>
             <w:pPr>
@@ -36721,7 +36981,7 @@
         </w:tc>
         <w:tc>
           <w:tcPr>
-            <w:tcW w:type="dxa" w:w="2835"/>
+            <w:tcW w:w="2835" w:type="dxa"/>
           </w:tcPr>
           <w:p>
             <w:pPr>
@@ -36734,7 +36994,7 @@
         </w:tc>
         <w:tc>
           <w:tcPr>
-            <w:tcW w:type="dxa" w:w="1417"/>
+            <w:tcW w:w="1417" w:type="dxa"/>
           </w:tcPr>
           <w:p>
             <w:pPr>
@@ -36747,7 +37007,7 @@
         </w:tc>
         <w:tc>
           <w:tcPr>
-            <w:tcW w:type="dxa" w:w="4365"/>
+            <w:tcW w:w="4365" w:type="dxa"/>
           </w:tcPr>
           <w:p>
             <w:pPr>
@@ -36760,9 +37020,12 @@
         </w:tc>
       </w:tr>
       <w:tr>
-        <w:tc>
-          <w:tcPr>
-            <w:tcW w:type="dxa" w:w="454"/>
+        <w:trPr>
+          <w:jc w:val="center"/>
+        </w:trPr>
+        <w:tc>
+          <w:tcPr>
+            <w:tcW w:w="454" w:type="dxa"/>
           </w:tcPr>
           <w:p>
             <w:pPr>
@@ -36775,7 +37038,7 @@
         </w:tc>
         <w:tc>
           <w:tcPr>
-            <w:tcW w:type="dxa" w:w="2835"/>
+            <w:tcW w:w="2835" w:type="dxa"/>
           </w:tcPr>
           <w:p>
             <w:pPr>
@@ -36788,7 +37051,7 @@
         </w:tc>
         <w:tc>
           <w:tcPr>
-            <w:tcW w:type="dxa" w:w="1417"/>
+            <w:tcW w:w="1417" w:type="dxa"/>
           </w:tcPr>
           <w:p>
             <w:pPr>
@@ -36801,7 +37064,7 @@
         </w:tc>
         <w:tc>
           <w:tcPr>
-            <w:tcW w:type="dxa" w:w="4365"/>
+            <w:tcW w:w="4365" w:type="dxa"/>
           </w:tcPr>
           <w:p>
             <w:pPr>
@@ -36814,9 +37077,12 @@
         </w:tc>
       </w:tr>
       <w:tr>
-        <w:tc>
-          <w:tcPr>
-            <w:tcW w:type="dxa" w:w="454"/>
+        <w:trPr>
+          <w:jc w:val="center"/>
+        </w:trPr>
+        <w:tc>
+          <w:tcPr>
+            <w:tcW w:w="454" w:type="dxa"/>
           </w:tcPr>
           <w:p>
             <w:pPr>
@@ -36829,7 +37095,7 @@
         </w:tc>
         <w:tc>
           <w:tcPr>
-            <w:tcW w:type="dxa" w:w="2835"/>
+            <w:tcW w:w="2835" w:type="dxa"/>
           </w:tcPr>
           <w:p>
             <w:pPr>
@@ -36842,7 +37108,7 @@
         </w:tc>
         <w:tc>
           <w:tcPr>
-            <w:tcW w:type="dxa" w:w="1417"/>
+            <w:tcW w:w="1417" w:type="dxa"/>
           </w:tcPr>
           <w:p>
             <w:pPr>
@@ -36855,7 +37121,7 @@
         </w:tc>
         <w:tc>
           <w:tcPr>
-            <w:tcW w:type="dxa" w:w="4365"/>
+            <w:tcW w:w="4365" w:type="dxa"/>
           </w:tcPr>
           <w:p>
             <w:pPr>
@@ -36868,9 +37134,12 @@
         </w:tc>
       </w:tr>
       <w:tr>
-        <w:tc>
-          <w:tcPr>
-            <w:tcW w:type="dxa" w:w="454"/>
+        <w:trPr>
+          <w:jc w:val="center"/>
+        </w:trPr>
+        <w:tc>
+          <w:tcPr>
+            <w:tcW w:w="454" w:type="dxa"/>
           </w:tcPr>
           <w:p>
             <w:pPr>
@@ -36883,7 +37152,7 @@
         </w:tc>
         <w:tc>
           <w:tcPr>
-            <w:tcW w:type="dxa" w:w="2835"/>
+            <w:tcW w:w="2835" w:type="dxa"/>
           </w:tcPr>
           <w:p>
             <w:pPr>
@@ -36896,7 +37165,7 @@
         </w:tc>
         <w:tc>
           <w:tcPr>
-            <w:tcW w:type="dxa" w:w="1417"/>
+            <w:tcW w:w="1417" w:type="dxa"/>
           </w:tcPr>
           <w:p>
             <w:pPr>
@@ -36909,7 +37178,7 @@
         </w:tc>
         <w:tc>
           <w:tcPr>
-            <w:tcW w:type="dxa" w:w="4365"/>
+            <w:tcW w:w="4365" w:type="dxa"/>
           </w:tcPr>
           <w:p>
             <w:pPr>
@@ -36922,9 +37191,12 @@
         </w:tc>
       </w:tr>
       <w:tr>
-        <w:tc>
-          <w:tcPr>
-            <w:tcW w:type="dxa" w:w="454"/>
+        <w:trPr>
+          <w:jc w:val="center"/>
+        </w:trPr>
+        <w:tc>
+          <w:tcPr>
+            <w:tcW w:w="454" w:type="dxa"/>
           </w:tcPr>
           <w:p>
             <w:pPr>
@@ -36937,7 +37209,7 @@
         </w:tc>
         <w:tc>
           <w:tcPr>
-            <w:tcW w:type="dxa" w:w="2835"/>
+            <w:tcW w:w="2835" w:type="dxa"/>
           </w:tcPr>
           <w:p>
             <w:pPr>
@@ -36950,7 +37222,7 @@
         </w:tc>
         <w:tc>
           <w:tcPr>
-            <w:tcW w:type="dxa" w:w="1417"/>
+            <w:tcW w:w="1417" w:type="dxa"/>
           </w:tcPr>
           <w:p>
             <w:pPr>
@@ -36963,7 +37235,7 @@
         </w:tc>
         <w:tc>
           <w:tcPr>
-            <w:tcW w:type="dxa" w:w="4365"/>
+            <w:tcW w:w="4365" w:type="dxa"/>
           </w:tcPr>
           <w:p>
             <w:pPr>
@@ -36976,9 +37248,12 @@
         </w:tc>
       </w:tr>
       <w:tr>
-        <w:tc>
-          <w:tcPr>
-            <w:tcW w:type="dxa" w:w="454"/>
+        <w:trPr>
+          <w:jc w:val="center"/>
+        </w:trPr>
+        <w:tc>
+          <w:tcPr>
+            <w:tcW w:w="454" w:type="dxa"/>
           </w:tcPr>
           <w:p>
             <w:pPr>
@@ -36991,7 +37266,7 @@
         </w:tc>
         <w:tc>
           <w:tcPr>
-            <w:tcW w:type="dxa" w:w="2835"/>
+            <w:tcW w:w="2835" w:type="dxa"/>
           </w:tcPr>
           <w:p>
             <w:pPr>
@@ -37004,7 +37279,7 @@
         </w:tc>
         <w:tc>
           <w:tcPr>
-            <w:tcW w:type="dxa" w:w="1417"/>
+            <w:tcW w:w="1417" w:type="dxa"/>
           </w:tcPr>
           <w:p>
             <w:pPr>
@@ -37017,7 +37292,7 @@
         </w:tc>
         <w:tc>
           <w:tcPr>
-            <w:tcW w:type="dxa" w:w="4365"/>
+            <w:tcW w:w="4365" w:type="dxa"/>
           </w:tcPr>
           <w:p>
             <w:pPr>
@@ -37030,9 +37305,12 @@
         </w:tc>
       </w:tr>
       <w:tr>
-        <w:tc>
-          <w:tcPr>
-            <w:tcW w:type="dxa" w:w="454"/>
+        <w:trPr>
+          <w:jc w:val="center"/>
+        </w:trPr>
+        <w:tc>
+          <w:tcPr>
+            <w:tcW w:w="454" w:type="dxa"/>
           </w:tcPr>
           <w:p>
             <w:pPr>
@@ -37045,7 +37323,7 @@
         </w:tc>
         <w:tc>
           <w:tcPr>
-            <w:tcW w:type="dxa" w:w="2835"/>
+            <w:tcW w:w="2835" w:type="dxa"/>
           </w:tcPr>
           <w:p>
             <w:pPr>
@@ -37058,7 +37336,7 @@
         </w:tc>
         <w:tc>
           <w:tcPr>
-            <w:tcW w:type="dxa" w:w="1417"/>
+            <w:tcW w:w="1417" w:type="dxa"/>
           </w:tcPr>
           <w:p>
             <w:pPr>
@@ -37071,7 +37349,7 @@
         </w:tc>
         <w:tc>
           <w:tcPr>
-            <w:tcW w:type="dxa" w:w="4365"/>
+            <w:tcW w:w="4365" w:type="dxa"/>
           </w:tcPr>
           <w:p>
             <w:pPr>
@@ -37084,9 +37362,12 @@
         </w:tc>
       </w:tr>
       <w:tr>
-        <w:tc>
-          <w:tcPr>
-            <w:tcW w:type="dxa" w:w="454"/>
+        <w:trPr>
+          <w:jc w:val="center"/>
+        </w:trPr>
+        <w:tc>
+          <w:tcPr>
+            <w:tcW w:w="454" w:type="dxa"/>
           </w:tcPr>
           <w:p>
             <w:pPr>
@@ -37099,7 +37380,7 @@
         </w:tc>
         <w:tc>
           <w:tcPr>
-            <w:tcW w:type="dxa" w:w="2835"/>
+            <w:tcW w:w="2835" w:type="dxa"/>
           </w:tcPr>
           <w:p>
             <w:pPr>
@@ -37112,7 +37393,7 @@
         </w:tc>
         <w:tc>
           <w:tcPr>
-            <w:tcW w:type="dxa" w:w="1417"/>
+            <w:tcW w:w="1417" w:type="dxa"/>
           </w:tcPr>
           <w:p>
             <w:pPr>
@@ -37125,7 +37406,7 @@
         </w:tc>
         <w:tc>
           <w:tcPr>
-            <w:tcW w:type="dxa" w:w="4365"/>
+            <w:tcW w:w="4365" w:type="dxa"/>
           </w:tcPr>
           <w:p>
             <w:pPr>
@@ -37138,9 +37419,12 @@
         </w:tc>
       </w:tr>
       <w:tr>
-        <w:tc>
-          <w:tcPr>
-            <w:tcW w:type="dxa" w:w="454"/>
+        <w:trPr>
+          <w:jc w:val="center"/>
+        </w:trPr>
+        <w:tc>
+          <w:tcPr>
+            <w:tcW w:w="454" w:type="dxa"/>
           </w:tcPr>
           <w:p>
             <w:pPr>
@@ -37153,7 +37437,7 @@
         </w:tc>
         <w:tc>
           <w:tcPr>
-            <w:tcW w:type="dxa" w:w="2835"/>
+            <w:tcW w:w="2835" w:type="dxa"/>
           </w:tcPr>
           <w:p>
             <w:pPr>
@@ -37166,7 +37450,7 @@
         </w:tc>
         <w:tc>
           <w:tcPr>
-            <w:tcW w:type="dxa" w:w="1417"/>
+            <w:tcW w:w="1417" w:type="dxa"/>
           </w:tcPr>
           <w:p>
             <w:pPr>
@@ -37179,7 +37463,7 @@
         </w:tc>
         <w:tc>
           <w:tcPr>
-            <w:tcW w:type="dxa" w:w="4365"/>
+            <w:tcW w:w="4365" w:type="dxa"/>
           </w:tcPr>
           <w:p>
             <w:pPr>
@@ -37192,9 +37476,12 @@
         </w:tc>
       </w:tr>
       <w:tr>
-        <w:tc>
-          <w:tcPr>
-            <w:tcW w:type="dxa" w:w="454"/>
+        <w:trPr>
+          <w:jc w:val="center"/>
+        </w:trPr>
+        <w:tc>
+          <w:tcPr>
+            <w:tcW w:w="454" w:type="dxa"/>
           </w:tcPr>
           <w:p>
             <w:pPr>
@@ -37207,7 +37494,7 @@
         </w:tc>
         <w:tc>
           <w:tcPr>
-            <w:tcW w:type="dxa" w:w="2835"/>
+            <w:tcW w:w="2835" w:type="dxa"/>
           </w:tcPr>
           <w:p>
             <w:pPr>
@@ -37220,7 +37507,7 @@
         </w:tc>
         <w:tc>
           <w:tcPr>
-            <w:tcW w:type="dxa" w:w="1417"/>
+            <w:tcW w:w="1417" w:type="dxa"/>
           </w:tcPr>
           <w:p>
             <w:pPr>
@@ -37233,7 +37520,7 @@
         </w:tc>
         <w:tc>
           <w:tcPr>
-            <w:tcW w:type="dxa" w:w="4365"/>
+            <w:tcW w:w="4365" w:type="dxa"/>
           </w:tcPr>
           <w:p>
             <w:pPr>
@@ -37246,9 +37533,12 @@
         </w:tc>
       </w:tr>
       <w:tr>
-        <w:tc>
-          <w:tcPr>
-            <w:tcW w:type="dxa" w:w="454"/>
+        <w:trPr>
+          <w:jc w:val="center"/>
+        </w:trPr>
+        <w:tc>
+          <w:tcPr>
+            <w:tcW w:w="454" w:type="dxa"/>
           </w:tcPr>
           <w:p>
             <w:pPr>
@@ -37261,7 +37551,7 @@
         </w:tc>
         <w:tc>
           <w:tcPr>
-            <w:tcW w:type="dxa" w:w="2835"/>
+            <w:tcW w:w="2835" w:type="dxa"/>
           </w:tcPr>
           <w:p>
             <w:pPr>
@@ -37274,7 +37564,7 @@
         </w:tc>
         <w:tc>
           <w:tcPr>
-            <w:tcW w:type="dxa" w:w="1417"/>
+            <w:tcW w:w="1417" w:type="dxa"/>
           </w:tcPr>
           <w:p>
             <w:pPr>
@@ -37287,7 +37577,7 @@
         </w:tc>
         <w:tc>
           <w:tcPr>
-            <w:tcW w:type="dxa" w:w="4365"/>
+            <w:tcW w:w="4365" w:type="dxa"/>
           </w:tcPr>
           <w:p>
             <w:pPr>
@@ -37300,9 +37590,12 @@
         </w:tc>
       </w:tr>
       <w:tr>
-        <w:tc>
-          <w:tcPr>
-            <w:tcW w:type="dxa" w:w="454"/>
+        <w:trPr>
+          <w:jc w:val="center"/>
+        </w:trPr>
+        <w:tc>
+          <w:tcPr>
+            <w:tcW w:w="454" w:type="dxa"/>
           </w:tcPr>
           <w:p>
             <w:pPr>
@@ -37315,7 +37608,7 @@
         </w:tc>
         <w:tc>
           <w:tcPr>
-            <w:tcW w:type="dxa" w:w="2835"/>
+            <w:tcW w:w="2835" w:type="dxa"/>
           </w:tcPr>
           <w:p>
             <w:pPr>
@@ -37328,7 +37621,7 @@
         </w:tc>
         <w:tc>
           <w:tcPr>
-            <w:tcW w:type="dxa" w:w="1417"/>
+            <w:tcW w:w="1417" w:type="dxa"/>
           </w:tcPr>
           <w:p>
             <w:pPr>
@@ -37341,7 +37634,7 @@
         </w:tc>
         <w:tc>
           <w:tcPr>
-            <w:tcW w:type="dxa" w:w="4365"/>
+            <w:tcW w:w="4365" w:type="dxa"/>
           </w:tcPr>
           <w:p>
             <w:pPr>
@@ -37354,9 +37647,12 @@
         </w:tc>
       </w:tr>
       <w:tr>
-        <w:tc>
-          <w:tcPr>
-            <w:tcW w:type="dxa" w:w="454"/>
+        <w:trPr>
+          <w:jc w:val="center"/>
+        </w:trPr>
+        <w:tc>
+          <w:tcPr>
+            <w:tcW w:w="454" w:type="dxa"/>
           </w:tcPr>
           <w:p>
             <w:pPr>
@@ -37369,7 +37665,7 @@
         </w:tc>
         <w:tc>
           <w:tcPr>
-            <w:tcW w:type="dxa" w:w="2835"/>
+            <w:tcW w:w="2835" w:type="dxa"/>
           </w:tcPr>
           <w:p>
             <w:pPr>
@@ -37382,7 +37678,7 @@
         </w:tc>
         <w:tc>
           <w:tcPr>
-            <w:tcW w:type="dxa" w:w="1417"/>
+            <w:tcW w:w="1417" w:type="dxa"/>
           </w:tcPr>
           <w:p>
             <w:pPr>
@@ -37395,7 +37691,7 @@
         </w:tc>
         <w:tc>
           <w:tcPr>
-            <w:tcW w:type="dxa" w:w="4365"/>
+            <w:tcW w:w="4365" w:type="dxa"/>
           </w:tcPr>
           <w:p>
             <w:pPr>
@@ -37408,9 +37704,12 @@
         </w:tc>
       </w:tr>
       <w:tr>
-        <w:tc>
-          <w:tcPr>
-            <w:tcW w:type="dxa" w:w="454"/>
+        <w:trPr>
+          <w:jc w:val="center"/>
+        </w:trPr>
+        <w:tc>
+          <w:tcPr>
+            <w:tcW w:w="454" w:type="dxa"/>
           </w:tcPr>
           <w:p>
             <w:pPr>
@@ -37423,7 +37722,7 @@
         </w:tc>
         <w:tc>
           <w:tcPr>
-            <w:tcW w:type="dxa" w:w="2835"/>
+            <w:tcW w:w="2835" w:type="dxa"/>
           </w:tcPr>
           <w:p>
             <w:pPr>
@@ -37436,7 +37735,7 @@
         </w:tc>
         <w:tc>
           <w:tcPr>
-            <w:tcW w:type="dxa" w:w="1417"/>
+            <w:tcW w:w="1417" w:type="dxa"/>
           </w:tcPr>
           <w:p>
             <w:pPr>
@@ -37449,7 +37748,7 @@
         </w:tc>
         <w:tc>
           <w:tcPr>
-            <w:tcW w:type="dxa" w:w="4365"/>
+            <w:tcW w:w="4365" w:type="dxa"/>
           </w:tcPr>
           <w:p>
             <w:pPr>
@@ -37462,9 +37761,12 @@
         </w:tc>
       </w:tr>
       <w:tr>
-        <w:tc>
-          <w:tcPr>
-            <w:tcW w:type="dxa" w:w="454"/>
+        <w:trPr>
+          <w:jc w:val="center"/>
+        </w:trPr>
+        <w:tc>
+          <w:tcPr>
+            <w:tcW w:w="454" w:type="dxa"/>
           </w:tcPr>
           <w:p>
             <w:pPr>
@@ -37477,7 +37779,7 @@
         </w:tc>
         <w:tc>
           <w:tcPr>
-            <w:tcW w:type="dxa" w:w="2835"/>
+            <w:tcW w:w="2835" w:type="dxa"/>
           </w:tcPr>
           <w:p>
             <w:pPr>
@@ -37490,7 +37792,7 @@
         </w:tc>
         <w:tc>
           <w:tcPr>
-            <w:tcW w:type="dxa" w:w="1417"/>
+            <w:tcW w:w="1417" w:type="dxa"/>
           </w:tcPr>
           <w:p>
             <w:pPr>
@@ -37503,7 +37805,7 @@
         </w:tc>
         <w:tc>
           <w:tcPr>
-            <w:tcW w:type="dxa" w:w="4365"/>
+            <w:tcW w:w="4365" w:type="dxa"/>
           </w:tcPr>
           <w:p>
             <w:pPr>
@@ -37516,9 +37818,12 @@
         </w:tc>
       </w:tr>
       <w:tr>
-        <w:tc>
-          <w:tcPr>
-            <w:tcW w:type="dxa" w:w="454"/>
+        <w:trPr>
+          <w:jc w:val="center"/>
+        </w:trPr>
+        <w:tc>
+          <w:tcPr>
+            <w:tcW w:w="454" w:type="dxa"/>
           </w:tcPr>
           <w:p>
             <w:pPr>
@@ -37531,7 +37836,7 @@
         </w:tc>
         <w:tc>
           <w:tcPr>
-            <w:tcW w:type="dxa" w:w="2835"/>
+            <w:tcW w:w="2835" w:type="dxa"/>
           </w:tcPr>
           <w:p>
             <w:pPr>
@@ -37544,7 +37849,7 @@
         </w:tc>
         <w:tc>
           <w:tcPr>
-            <w:tcW w:type="dxa" w:w="1417"/>
+            <w:tcW w:w="1417" w:type="dxa"/>
           </w:tcPr>
           <w:p>
             <w:pPr>
@@ -37557,7 +37862,7 @@
         </w:tc>
         <w:tc>
           <w:tcPr>
-            <w:tcW w:type="dxa" w:w="4365"/>
+            <w:tcW w:w="4365" w:type="dxa"/>
           </w:tcPr>
           <w:p>
             <w:pPr>
@@ -37570,9 +37875,12 @@
         </w:tc>
       </w:tr>
       <w:tr>
-        <w:tc>
-          <w:tcPr>
-            <w:tcW w:type="dxa" w:w="454"/>
+        <w:trPr>
+          <w:jc w:val="center"/>
+        </w:trPr>
+        <w:tc>
+          <w:tcPr>
+            <w:tcW w:w="454" w:type="dxa"/>
           </w:tcPr>
           <w:p>
             <w:pPr>
@@ -37585,7 +37893,7 @@
         </w:tc>
         <w:tc>
           <w:tcPr>
-            <w:tcW w:type="dxa" w:w="2835"/>
+            <w:tcW w:w="2835" w:type="dxa"/>
           </w:tcPr>
           <w:p>
             <w:pPr>
@@ -37598,7 +37906,7 @@
         </w:tc>
         <w:tc>
           <w:tcPr>
-            <w:tcW w:type="dxa" w:w="1417"/>
+            <w:tcW w:w="1417" w:type="dxa"/>
           </w:tcPr>
           <w:p>
             <w:pPr>
@@ -37611,7 +37919,7 @@
         </w:tc>
         <w:tc>
           <w:tcPr>
-            <w:tcW w:type="dxa" w:w="4365"/>
+            <w:tcW w:w="4365" w:type="dxa"/>
           </w:tcPr>
           <w:p>
             <w:pPr>
@@ -37624,9 +37932,12 @@
         </w:tc>
       </w:tr>
       <w:tr>
-        <w:tc>
-          <w:tcPr>
-            <w:tcW w:type="dxa" w:w="454"/>
+        <w:trPr>
+          <w:jc w:val="center"/>
+        </w:trPr>
+        <w:tc>
+          <w:tcPr>
+            <w:tcW w:w="454" w:type="dxa"/>
           </w:tcPr>
           <w:p>
             <w:pPr>
@@ -37639,7 +37950,7 @@
         </w:tc>
         <w:tc>
           <w:tcPr>
-            <w:tcW w:type="dxa" w:w="2835"/>
+            <w:tcW w:w="2835" w:type="dxa"/>
           </w:tcPr>
           <w:p>
             <w:pPr>
@@ -37652,7 +37963,7 @@
         </w:tc>
         <w:tc>
           <w:tcPr>
-            <w:tcW w:type="dxa" w:w="1417"/>
+            <w:tcW w:w="1417" w:type="dxa"/>
           </w:tcPr>
           <w:p>
             <w:pPr>
@@ -37665,7 +37976,7 @@
         </w:tc>
         <w:tc>
           <w:tcPr>
-            <w:tcW w:type="dxa" w:w="4365"/>
+            <w:tcW w:w="4365" w:type="dxa"/>
           </w:tcPr>
           <w:p>
             <w:pPr>
@@ -37678,9 +37989,12 @@
         </w:tc>
       </w:tr>
       <w:tr>
-        <w:tc>
-          <w:tcPr>
-            <w:tcW w:type="dxa" w:w="454"/>
+        <w:trPr>
+          <w:jc w:val="center"/>
+        </w:trPr>
+        <w:tc>
+          <w:tcPr>
+            <w:tcW w:w="454" w:type="dxa"/>
           </w:tcPr>
           <w:p>
             <w:pPr>
@@ -37693,7 +38007,7 @@
         </w:tc>
         <w:tc>
           <w:tcPr>
-            <w:tcW w:type="dxa" w:w="2835"/>
+            <w:tcW w:w="2835" w:type="dxa"/>
           </w:tcPr>
           <w:p>
             <w:pPr>
@@ -37706,7 +38020,7 @@
         </w:tc>
         <w:tc>
           <w:tcPr>
-            <w:tcW w:type="dxa" w:w="1417"/>
+            <w:tcW w:w="1417" w:type="dxa"/>
           </w:tcPr>
           <w:p>
             <w:pPr>
@@ -37719,7 +38033,7 @@
         </w:tc>
         <w:tc>
           <w:tcPr>
-            <w:tcW w:type="dxa" w:w="4365"/>
+            <w:tcW w:w="4365" w:type="dxa"/>
           </w:tcPr>
           <w:p>
             <w:pPr>
@@ -37732,9 +38046,12 @@
         </w:tc>
       </w:tr>
       <w:tr>
-        <w:tc>
-          <w:tcPr>
-            <w:tcW w:type="dxa" w:w="454"/>
+        <w:trPr>
+          <w:jc w:val="center"/>
+        </w:trPr>
+        <w:tc>
+          <w:tcPr>
+            <w:tcW w:w="454" w:type="dxa"/>
           </w:tcPr>
           <w:p>
             <w:pPr>
@@ -37747,7 +38064,7 @@
         </w:tc>
         <w:tc>
           <w:tcPr>
-            <w:tcW w:type="dxa" w:w="2835"/>
+            <w:tcW w:w="2835" w:type="dxa"/>
           </w:tcPr>
           <w:p>
             <w:pPr>
@@ -37760,7 +38077,7 @@
         </w:tc>
         <w:tc>
           <w:tcPr>
-            <w:tcW w:type="dxa" w:w="1417"/>
+            <w:tcW w:w="1417" w:type="dxa"/>
           </w:tcPr>
           <w:p>
             <w:pPr>
@@ -37773,7 +38090,7 @@
         </w:tc>
         <w:tc>
           <w:tcPr>
-            <w:tcW w:type="dxa" w:w="4365"/>
+            <w:tcW w:w="4365" w:type="dxa"/>
           </w:tcPr>
           <w:p>
             <w:pPr>
@@ -37786,9 +38103,12 @@
         </w:tc>
       </w:tr>
       <w:tr>
-        <w:tc>
-          <w:tcPr>
-            <w:tcW w:type="dxa" w:w="454"/>
+        <w:trPr>
+          <w:jc w:val="center"/>
+        </w:trPr>
+        <w:tc>
+          <w:tcPr>
+            <w:tcW w:w="454" w:type="dxa"/>
           </w:tcPr>
           <w:p>
             <w:pPr>
@@ -37801,7 +38121,7 @@
         </w:tc>
         <w:tc>
           <w:tcPr>
-            <w:tcW w:type="dxa" w:w="2835"/>
+            <w:tcW w:w="2835" w:type="dxa"/>
           </w:tcPr>
           <w:p>
             <w:pPr>
@@ -37814,7 +38134,7 @@
         </w:tc>
         <w:tc>
           <w:tcPr>
-            <w:tcW w:type="dxa" w:w="1417"/>
+            <w:tcW w:w="1417" w:type="dxa"/>
           </w:tcPr>
           <w:p>
             <w:pPr>
@@ -37827,7 +38147,7 @@
         </w:tc>
         <w:tc>
           <w:tcPr>
-            <w:tcW w:type="dxa" w:w="4365"/>
+            <w:tcW w:w="4365" w:type="dxa"/>
           </w:tcPr>
           <w:p>
             <w:pPr>
@@ -37840,9 +38160,12 @@
         </w:tc>
       </w:tr>
       <w:tr>
-        <w:tc>
-          <w:tcPr>
-            <w:tcW w:type="dxa" w:w="454"/>
+        <w:trPr>
+          <w:jc w:val="center"/>
+        </w:trPr>
+        <w:tc>
+          <w:tcPr>
+            <w:tcW w:w="454" w:type="dxa"/>
           </w:tcPr>
           <w:p>
             <w:pPr>
@@ -37855,7 +38178,7 @@
         </w:tc>
         <w:tc>
           <w:tcPr>
-            <w:tcW w:type="dxa" w:w="2835"/>
+            <w:tcW w:w="2835" w:type="dxa"/>
           </w:tcPr>
           <w:p>
             <w:pPr>
@@ -37868,7 +38191,7 @@
         </w:tc>
         <w:tc>
           <w:tcPr>
-            <w:tcW w:type="dxa" w:w="1417"/>
+            <w:tcW w:w="1417" w:type="dxa"/>
           </w:tcPr>
           <w:p>
             <w:pPr>
@@ -37881,7 +38204,7 @@
         </w:tc>
         <w:tc>
           <w:tcPr>
-            <w:tcW w:type="dxa" w:w="4365"/>
+            <w:tcW w:w="4365" w:type="dxa"/>
           </w:tcPr>
           <w:p>
             <w:pPr>
@@ -37894,9 +38217,12 @@
         </w:tc>
       </w:tr>
       <w:tr>
-        <w:tc>
-          <w:tcPr>
-            <w:tcW w:type="dxa" w:w="454"/>
+        <w:trPr>
+          <w:jc w:val="center"/>
+        </w:trPr>
+        <w:tc>
+          <w:tcPr>
+            <w:tcW w:w="454" w:type="dxa"/>
           </w:tcPr>
           <w:p>
             <w:pPr>
@@ -37909,7 +38235,7 @@
         </w:tc>
         <w:tc>
           <w:tcPr>
-            <w:tcW w:type="dxa" w:w="2835"/>
+            <w:tcW w:w="2835" w:type="dxa"/>
           </w:tcPr>
           <w:p>
             <w:pPr>
@@ -37922,7 +38248,7 @@
         </w:tc>
         <w:tc>
           <w:tcPr>
-            <w:tcW w:type="dxa" w:w="1417"/>
+            <w:tcW w:w="1417" w:type="dxa"/>
           </w:tcPr>
           <w:p>
             <w:pPr>
@@ -37935,7 +38261,7 @@
         </w:tc>
         <w:tc>
           <w:tcPr>
-            <w:tcW w:type="dxa" w:w="4365"/>
+            <w:tcW w:w="4365" w:type="dxa"/>
           </w:tcPr>
           <w:p>
             <w:pPr>
@@ -37948,9 +38274,12 @@
         </w:tc>
       </w:tr>
       <w:tr>
-        <w:tc>
-          <w:tcPr>
-            <w:tcW w:type="dxa" w:w="454"/>
+        <w:trPr>
+          <w:jc w:val="center"/>
+        </w:trPr>
+        <w:tc>
+          <w:tcPr>
+            <w:tcW w:w="454" w:type="dxa"/>
           </w:tcPr>
           <w:p>
             <w:pPr>
@@ -37963,7 +38292,7 @@
         </w:tc>
         <w:tc>
           <w:tcPr>
-            <w:tcW w:type="dxa" w:w="2835"/>
+            <w:tcW w:w="2835" w:type="dxa"/>
           </w:tcPr>
           <w:p>
             <w:pPr>
@@ -37976,7 +38305,7 @@
         </w:tc>
         <w:tc>
           <w:tcPr>
-            <w:tcW w:type="dxa" w:w="1417"/>
+            <w:tcW w:w="1417" w:type="dxa"/>
           </w:tcPr>
           <w:p>
             <w:pPr>
@@ -37989,7 +38318,7 @@
         </w:tc>
         <w:tc>
           <w:tcPr>
-            <w:tcW w:type="dxa" w:w="4365"/>
+            <w:tcW w:w="4365" w:type="dxa"/>
           </w:tcPr>
           <w:p>
             <w:pPr>
@@ -38002,9 +38331,12 @@
         </w:tc>
       </w:tr>
       <w:tr>
-        <w:tc>
-          <w:tcPr>
-            <w:tcW w:type="dxa" w:w="454"/>
+        <w:trPr>
+          <w:jc w:val="center"/>
+        </w:trPr>
+        <w:tc>
+          <w:tcPr>
+            <w:tcW w:w="454" w:type="dxa"/>
           </w:tcPr>
           <w:p>
             <w:pPr>
@@ -38017,7 +38349,7 @@
         </w:tc>
         <w:tc>
           <w:tcPr>
-            <w:tcW w:type="dxa" w:w="2835"/>
+            <w:tcW w:w="2835" w:type="dxa"/>
           </w:tcPr>
           <w:p>
             <w:pPr>
@@ -38030,7 +38362,7 @@
         </w:tc>
         <w:tc>
           <w:tcPr>
-            <w:tcW w:type="dxa" w:w="1417"/>
+            <w:tcW w:w="1417" w:type="dxa"/>
           </w:tcPr>
           <w:p>
             <w:pPr>
@@ -38043,7 +38375,7 @@
         </w:tc>
         <w:tc>
           <w:tcPr>
-            <w:tcW w:type="dxa" w:w="4365"/>
+            <w:tcW w:w="4365" w:type="dxa"/>
           </w:tcPr>
           <w:p>
             <w:pPr>
@@ -38056,9 +38388,12 @@
         </w:tc>
       </w:tr>
       <w:tr>
-        <w:tc>
-          <w:tcPr>
-            <w:tcW w:type="dxa" w:w="454"/>
+        <w:trPr>
+          <w:jc w:val="center"/>
+        </w:trPr>
+        <w:tc>
+          <w:tcPr>
+            <w:tcW w:w="454" w:type="dxa"/>
           </w:tcPr>
           <w:p>
             <w:pPr>
@@ -38071,7 +38406,7 @@
         </w:tc>
         <w:tc>
           <w:tcPr>
-            <w:tcW w:type="dxa" w:w="2835"/>
+            <w:tcW w:w="2835" w:type="dxa"/>
           </w:tcPr>
           <w:p>
             <w:pPr>
@@ -38084,7 +38419,7 @@
         </w:tc>
         <w:tc>
           <w:tcPr>
-            <w:tcW w:type="dxa" w:w="1417"/>
+            <w:tcW w:w="1417" w:type="dxa"/>
           </w:tcPr>
           <w:p>
             <w:pPr>
@@ -38097,7 +38432,7 @@
         </w:tc>
         <w:tc>
           <w:tcPr>
-            <w:tcW w:type="dxa" w:w="4365"/>
+            <w:tcW w:w="4365" w:type="dxa"/>
           </w:tcPr>
           <w:p>
             <w:pPr>
@@ -38110,9 +38445,12 @@
         </w:tc>
       </w:tr>
       <w:tr>
-        <w:tc>
-          <w:tcPr>
-            <w:tcW w:type="dxa" w:w="454"/>
+        <w:trPr>
+          <w:jc w:val="center"/>
+        </w:trPr>
+        <w:tc>
+          <w:tcPr>
+            <w:tcW w:w="454" w:type="dxa"/>
           </w:tcPr>
           <w:p>
             <w:pPr>
@@ -38125,7 +38463,7 @@
         </w:tc>
         <w:tc>
           <w:tcPr>
-            <w:tcW w:type="dxa" w:w="2835"/>
+            <w:tcW w:w="2835" w:type="dxa"/>
           </w:tcPr>
           <w:p>
             <w:pPr>
@@ -38138,7 +38476,7 @@
         </w:tc>
         <w:tc>
           <w:tcPr>
-            <w:tcW w:type="dxa" w:w="1417"/>
+            <w:tcW w:w="1417" w:type="dxa"/>
           </w:tcPr>
           <w:p>
             <w:pPr>
@@ -38151,7 +38489,7 @@
         </w:tc>
         <w:tc>
           <w:tcPr>
-            <w:tcW w:type="dxa" w:w="4365"/>
+            <w:tcW w:w="4365" w:type="dxa"/>
           </w:tcPr>
           <w:p>
             <w:pPr>
@@ -38164,9 +38502,12 @@
         </w:tc>
       </w:tr>
       <w:tr>
-        <w:tc>
-          <w:tcPr>
-            <w:tcW w:type="dxa" w:w="454"/>
+        <w:trPr>
+          <w:jc w:val="center"/>
+        </w:trPr>
+        <w:tc>
+          <w:tcPr>
+            <w:tcW w:w="454" w:type="dxa"/>
           </w:tcPr>
           <w:p>
             <w:pPr>
@@ -38179,7 +38520,7 @@
         </w:tc>
         <w:tc>
           <w:tcPr>
-            <w:tcW w:type="dxa" w:w="2835"/>
+            <w:tcW w:w="2835" w:type="dxa"/>
           </w:tcPr>
           <w:p>
             <w:pPr>
@@ -38192,7 +38533,7 @@
         </w:tc>
         <w:tc>
           <w:tcPr>
-            <w:tcW w:type="dxa" w:w="1417"/>
+            <w:tcW w:w="1417" w:type="dxa"/>
           </w:tcPr>
           <w:p>
             <w:pPr>
@@ -38205,7 +38546,7 @@
         </w:tc>
         <w:tc>
           <w:tcPr>
-            <w:tcW w:type="dxa" w:w="4365"/>
+            <w:tcW w:w="4365" w:type="dxa"/>
           </w:tcPr>
           <w:p>
             <w:pPr>
@@ -38218,9 +38559,12 @@
         </w:tc>
       </w:tr>
       <w:tr>
-        <w:tc>
-          <w:tcPr>
-            <w:tcW w:type="dxa" w:w="454"/>
+        <w:trPr>
+          <w:jc w:val="center"/>
+        </w:trPr>
+        <w:tc>
+          <w:tcPr>
+            <w:tcW w:w="454" w:type="dxa"/>
           </w:tcPr>
           <w:p>
             <w:pPr>
@@ -38233,7 +38577,7 @@
         </w:tc>
         <w:tc>
           <w:tcPr>
-            <w:tcW w:type="dxa" w:w="2835"/>
+            <w:tcW w:w="2835" w:type="dxa"/>
           </w:tcPr>
           <w:p>
             <w:pPr>
@@ -38246,7 +38590,7 @@
         </w:tc>
         <w:tc>
           <w:tcPr>
-            <w:tcW w:type="dxa" w:w="1417"/>
+            <w:tcW w:w="1417" w:type="dxa"/>
           </w:tcPr>
           <w:p>
             <w:pPr>
@@ -38259,7 +38603,7 @@
         </w:tc>
         <w:tc>
           <w:tcPr>
-            <w:tcW w:type="dxa" w:w="4365"/>
+            <w:tcW w:w="4365" w:type="dxa"/>
           </w:tcPr>
           <w:p>
             <w:pPr>
@@ -38272,9 +38616,12 @@
         </w:tc>
       </w:tr>
       <w:tr>
-        <w:tc>
-          <w:tcPr>
-            <w:tcW w:type="dxa" w:w="454"/>
+        <w:trPr>
+          <w:jc w:val="center"/>
+        </w:trPr>
+        <w:tc>
+          <w:tcPr>
+            <w:tcW w:w="454" w:type="dxa"/>
           </w:tcPr>
           <w:p>
             <w:pPr>
@@ -38287,7 +38634,7 @@
         </w:tc>
         <w:tc>
           <w:tcPr>
-            <w:tcW w:type="dxa" w:w="2835"/>
+            <w:tcW w:w="2835" w:type="dxa"/>
           </w:tcPr>
           <w:p>
             <w:pPr>
@@ -38300,7 +38647,7 @@
         </w:tc>
         <w:tc>
           <w:tcPr>
-            <w:tcW w:type="dxa" w:w="1417"/>
+            <w:tcW w:w="1417" w:type="dxa"/>
           </w:tcPr>
           <w:p>
             <w:pPr>
@@ -38313,7 +38660,7 @@
         </w:tc>
         <w:tc>
           <w:tcPr>
-            <w:tcW w:type="dxa" w:w="4365"/>
+            <w:tcW w:w="4365" w:type="dxa"/>
           </w:tcPr>
           <w:p>
             <w:pPr>
@@ -38326,9 +38673,12 @@
         </w:tc>
       </w:tr>
       <w:tr>
-        <w:tc>
-          <w:tcPr>
-            <w:tcW w:type="dxa" w:w="454"/>
+        <w:trPr>
+          <w:jc w:val="center"/>
+        </w:trPr>
+        <w:tc>
+          <w:tcPr>
+            <w:tcW w:w="454" w:type="dxa"/>
           </w:tcPr>
           <w:p>
             <w:pPr>
@@ -38341,7 +38691,7 @@
         </w:tc>
         <w:tc>
           <w:tcPr>
-            <w:tcW w:type="dxa" w:w="2835"/>
+            <w:tcW w:w="2835" w:type="dxa"/>
           </w:tcPr>
           <w:p>
             <w:pPr>
@@ -38354,7 +38704,7 @@
         </w:tc>
         <w:tc>
           <w:tcPr>
-            <w:tcW w:type="dxa" w:w="1417"/>
+            <w:tcW w:w="1417" w:type="dxa"/>
           </w:tcPr>
           <w:p>
             <w:pPr>
@@ -38367,7 +38717,7 @@
         </w:tc>
         <w:tc>
           <w:tcPr>
-            <w:tcW w:type="dxa" w:w="4365"/>
+            <w:tcW w:w="4365" w:type="dxa"/>
           </w:tcPr>
           <w:p>
             <w:pPr>
@@ -38380,9 +38730,12 @@
         </w:tc>
       </w:tr>
       <w:tr>
-        <w:tc>
-          <w:tcPr>
-            <w:tcW w:type="dxa" w:w="454"/>
+        <w:trPr>
+          <w:jc w:val="center"/>
+        </w:trPr>
+        <w:tc>
+          <w:tcPr>
+            <w:tcW w:w="454" w:type="dxa"/>
           </w:tcPr>
           <w:p>
             <w:pPr>
@@ -38395,7 +38748,7 @@
         </w:tc>
         <w:tc>
           <w:tcPr>
-            <w:tcW w:type="dxa" w:w="2835"/>
+            <w:tcW w:w="2835" w:type="dxa"/>
           </w:tcPr>
           <w:p>
             <w:pPr>
@@ -38408,7 +38761,7 @@
         </w:tc>
         <w:tc>
           <w:tcPr>
-            <w:tcW w:type="dxa" w:w="1417"/>
+            <w:tcW w:w="1417" w:type="dxa"/>
           </w:tcPr>
           <w:p>
             <w:pPr>
@@ -38421,7 +38774,7 @@
         </w:tc>
         <w:tc>
           <w:tcPr>
-            <w:tcW w:type="dxa" w:w="4365"/>
+            <w:tcW w:w="4365" w:type="dxa"/>
           </w:tcPr>
           <w:p>
             <w:pPr>
@@ -38434,9 +38787,12 @@
         </w:tc>
       </w:tr>
       <w:tr>
-        <w:tc>
-          <w:tcPr>
-            <w:tcW w:type="dxa" w:w="454"/>
+        <w:trPr>
+          <w:jc w:val="center"/>
+        </w:trPr>
+        <w:tc>
+          <w:tcPr>
+            <w:tcW w:w="454" w:type="dxa"/>
           </w:tcPr>
           <w:p>
             <w:pPr>
@@ -38449,7 +38805,7 @@
         </w:tc>
         <w:tc>
           <w:tcPr>
-            <w:tcW w:type="dxa" w:w="2835"/>
+            <w:tcW w:w="2835" w:type="dxa"/>
           </w:tcPr>
           <w:p>
             <w:pPr>
@@ -38462,7 +38818,7 @@
         </w:tc>
         <w:tc>
           <w:tcPr>
-            <w:tcW w:type="dxa" w:w="1417"/>
+            <w:tcW w:w="1417" w:type="dxa"/>
           </w:tcPr>
           <w:p>
             <w:pPr>
@@ -38475,7 +38831,7 @@
         </w:tc>
         <w:tc>
           <w:tcPr>
-            <w:tcW w:type="dxa" w:w="4365"/>
+            <w:tcW w:w="4365" w:type="dxa"/>
           </w:tcPr>
           <w:p>
             <w:pPr>
@@ -38488,9 +38844,7 @@
         </w:tc>
       </w:tr>
     </w:tbl>
-    <w:p>
-      <w:pPr/>
-    </w:p>
+    <w:p/>
     <w:p>
       <w:pPr>
         <w:pStyle w:val="izelgeYazs"/>
@@ -38504,24 +38858,28 @@
         <w:pStyle w:val="Balk2"/>
       </w:pPr>
       <w:r>
+        <w:lastRenderedPageBreak/>
         <w:t>8.2. Ek 2: Sistem Gereksinimleri</w:t>
       </w:r>
     </w:p>
     <w:tbl>
       <w:tblPr>
         <w:tblStyle w:val="TabloKlavuzu"/>
-        <w:tblW w:type="auto" w:w="0"/>
+        <w:tblW w:w="0" w:type="auto"/>
         <w:jc w:val="center"/>
-        <w:tblLook w:firstColumn="1" w:firstRow="1" w:lastColumn="0" w:lastRow="0" w:noHBand="0" w:noVBand="1" w:val="04A0"/>
+        <w:tblLook w:val="04A0" w:firstRow="1" w:lastRow="0" w:firstColumn="1" w:lastColumn="0" w:noHBand="0" w:noVBand="1"/>
       </w:tblPr>
       <w:tblGrid>
-        <w:gridCol w:w="4253"/>
-        <w:gridCol w:w="4253"/>
+        <w:gridCol w:w="2671"/>
+        <w:gridCol w:w="5825"/>
       </w:tblGrid>
       <w:tr>
-        <w:tc>
-          <w:tcPr>
-            <w:tcW w:type="dxa" w:w="2835"/>
+        <w:trPr>
+          <w:jc w:val="center"/>
+        </w:trPr>
+        <w:tc>
+          <w:tcPr>
+            <w:tcW w:w="2835" w:type="dxa"/>
           </w:tcPr>
           <w:p>
             <w:pPr>
@@ -38537,7 +38895,7 @@
         </w:tc>
         <w:tc>
           <w:tcPr>
-            <w:tcW w:type="dxa" w:w="6236"/>
+            <w:tcW w:w="6236" w:type="dxa"/>
           </w:tcPr>
           <w:p>
             <w:pPr>
@@ -38553,9 +38911,12 @@
         </w:tc>
       </w:tr>
       <w:tr>
-        <w:tc>
-          <w:tcPr>
-            <w:tcW w:type="dxa" w:w="2835"/>
+        <w:trPr>
+          <w:jc w:val="center"/>
+        </w:trPr>
+        <w:tc>
+          <w:tcPr>
+            <w:tcW w:w="2835" w:type="dxa"/>
           </w:tcPr>
           <w:p>
             <w:pPr>
@@ -38568,7 +38929,7 @@
         </w:tc>
         <w:tc>
           <w:tcPr>
-            <w:tcW w:type="dxa" w:w="6236"/>
+            <w:tcW w:w="6236" w:type="dxa"/>
           </w:tcPr>
           <w:p>
             <w:pPr>
@@ -38581,9 +38942,12 @@
         </w:tc>
       </w:tr>
       <w:tr>
-        <w:tc>
-          <w:tcPr>
-            <w:tcW w:type="dxa" w:w="2835"/>
+        <w:trPr>
+          <w:jc w:val="center"/>
+        </w:trPr>
+        <w:tc>
+          <w:tcPr>
+            <w:tcW w:w="2835" w:type="dxa"/>
           </w:tcPr>
           <w:p>
             <w:pPr>
@@ -38596,7 +38960,7 @@
         </w:tc>
         <w:tc>
           <w:tcPr>
-            <w:tcW w:type="dxa" w:w="6236"/>
+            <w:tcW w:w="6236" w:type="dxa"/>
           </w:tcPr>
           <w:p>
             <w:pPr>
@@ -38609,9 +38973,12 @@
         </w:tc>
       </w:tr>
       <w:tr>
-        <w:tc>
-          <w:tcPr>
-            <w:tcW w:type="dxa" w:w="2835"/>
+        <w:trPr>
+          <w:jc w:val="center"/>
+        </w:trPr>
+        <w:tc>
+          <w:tcPr>
+            <w:tcW w:w="2835" w:type="dxa"/>
           </w:tcPr>
           <w:p>
             <w:pPr>
@@ -38624,7 +38991,7 @@
         </w:tc>
         <w:tc>
           <w:tcPr>
-            <w:tcW w:type="dxa" w:w="6236"/>
+            <w:tcW w:w="6236" w:type="dxa"/>
           </w:tcPr>
           <w:p>
             <w:pPr>
@@ -38637,9 +39004,12 @@
         </w:tc>
       </w:tr>
       <w:tr>
-        <w:tc>
-          <w:tcPr>
-            <w:tcW w:type="dxa" w:w="2835"/>
+        <w:trPr>
+          <w:jc w:val="center"/>
+        </w:trPr>
+        <w:tc>
+          <w:tcPr>
+            <w:tcW w:w="2835" w:type="dxa"/>
           </w:tcPr>
           <w:p>
             <w:pPr>
@@ -38652,7 +39022,7 @@
         </w:tc>
         <w:tc>
           <w:tcPr>
-            <w:tcW w:type="dxa" w:w="6236"/>
+            <w:tcW w:w="6236" w:type="dxa"/>
           </w:tcPr>
           <w:p>
             <w:pPr>
@@ -38665,9 +39035,12 @@
         </w:tc>
       </w:tr>
       <w:tr>
-        <w:tc>
-          <w:tcPr>
-            <w:tcW w:type="dxa" w:w="2835"/>
+        <w:trPr>
+          <w:jc w:val="center"/>
+        </w:trPr>
+        <w:tc>
+          <w:tcPr>
+            <w:tcW w:w="2835" w:type="dxa"/>
           </w:tcPr>
           <w:p>
             <w:pPr>
@@ -38680,7 +39053,7 @@
         </w:tc>
         <w:tc>
           <w:tcPr>
-            <w:tcW w:type="dxa" w:w="6236"/>
+            <w:tcW w:w="6236" w:type="dxa"/>
           </w:tcPr>
           <w:p>
             <w:pPr>
@@ -38693,9 +39066,12 @@
         </w:tc>
       </w:tr>
       <w:tr>
-        <w:tc>
-          <w:tcPr>
-            <w:tcW w:type="dxa" w:w="2835"/>
+        <w:trPr>
+          <w:jc w:val="center"/>
+        </w:trPr>
+        <w:tc>
+          <w:tcPr>
+            <w:tcW w:w="2835" w:type="dxa"/>
           </w:tcPr>
           <w:p>
             <w:pPr>
@@ -38708,7 +39084,7 @@
         </w:tc>
         <w:tc>
           <w:tcPr>
-            <w:tcW w:type="dxa" w:w="6236"/>
+            <w:tcW w:w="6236" w:type="dxa"/>
           </w:tcPr>
           <w:p>
             <w:pPr>
@@ -38721,9 +39097,12 @@
         </w:tc>
       </w:tr>
       <w:tr>
-        <w:tc>
-          <w:tcPr>
-            <w:tcW w:type="dxa" w:w="2835"/>
+        <w:trPr>
+          <w:jc w:val="center"/>
+        </w:trPr>
+        <w:tc>
+          <w:tcPr>
+            <w:tcW w:w="2835" w:type="dxa"/>
           </w:tcPr>
           <w:p>
             <w:pPr>
@@ -38736,7 +39115,7 @@
         </w:tc>
         <w:tc>
           <w:tcPr>
-            <w:tcW w:type="dxa" w:w="6236"/>
+            <w:tcW w:w="6236" w:type="dxa"/>
           </w:tcPr>
           <w:p>
             <w:pPr>
@@ -38749,9 +39128,7 @@
         </w:tc>
       </w:tr>
     </w:tbl>
-    <w:p>
-      <w:pPr/>
-    </w:p>
+    <w:p/>
     <w:p>
       <w:pPr>
         <w:pStyle w:val="izelgeYazs"/>
@@ -38770,6 +39147,7 @@
         <w:pStyle w:val="Balk1"/>
       </w:pPr>
       <w:r>
+        <w:lastRenderedPageBreak/>
         <w:t>ÖZGEÇMİŞ</w:t>
       </w:r>
     </w:p>
@@ -38786,7 +39164,13 @@
         <w:pStyle w:val="PARAGRAFMETN"/>
       </w:pPr>
       <w:r>
-        <w:t>2002 yılında doğan Hasan Arthur Altuntaş, Düzce Üniversitesi Bilgisayar Mühendisliği bölümünde 2020-2026 yılları arasında lisans eğitimini tamamlamıştır. Akademik çalışmaları boyunca makine öğrenmesi, ses işleme, açıklanabilir yapay zekâ ve çok platformlu uygulama geliştirme alanlarına odaklanmıştır.</w:t>
+        <w:t>200</w:t>
+      </w:r>
+      <w:r>
+        <w:t>3</w:t>
+      </w:r>
+      <w:r>
+        <w:t xml:space="preserve"> yılında doğan Hasan Arthur Altuntaş, Düzce Üniversitesi Bilgisayar Mühendisliği bölümünde 2020-2026 yılları arasında lisans eğitimini tamamlamıştır. Akademik çalışmaları boyunca makine öğrenmesi, ses işleme, açıklanabilir yapay zekâ ve çok platformlu uygulama geliştirme alanlarına odaklanmıştır.</w:t>
       </w:r>
     </w:p>
     <w:p>
@@ -38794,7 +39178,7 @@
         <w:pStyle w:val="PARAGRAFMETN"/>
       </w:pPr>
       <w:r>
-        <w:t>AURIS projesi; web (Next.js 14/TypeScript), mobil (Kotlin/Jetpack Compose) ve bulut (Python/FastAPI/HuggingFace Spaces) katmanlarıyla tam yığın bir mimaride hayata geçirilen, yapay zekâ müzik tespiti alanında özgün bir akademik ve mühendislik katkısıdır. Çalışma, GUJSA (Gazi Üniversitesi Fen Bilimleri Dergisi A) dergisine makale olarak da gönderilmiştir.</w:t>
+        <w:t>AURIS projesi; web (Next.js 14/TypeScript), mobil (Kotlin/Jetpack Compose) ve bulut (Python/FastAPI/HuggingFace Spaces) katmanlarıyla tam yığın bir mimaride hayata geçirilen, yapay zekâ müzik tespiti alanında özgün bir akademik ve mühendislik katkısıdır.</w:t>
       </w:r>
     </w:p>
     <w:p>
@@ -38829,13 +39213,10 @@
 
 <file path=word/comments.xml><?xml version="1.0" encoding="utf-8"?>
 <w:comments xmlns:wpc="http://schemas.microsoft.com/office/word/2010/wordprocessingCanvas" xmlns:cx="http://schemas.microsoft.com/office/drawing/2014/chartex" xmlns:cx1="http://schemas.microsoft.com/office/drawing/2015/9/8/chartex" xmlns:cx2="http://schemas.microsoft.com/office/drawing/2015/10/21/chartex" xmlns:cx3="http://schemas.microsoft.com/office/drawing/2016/5/9/chartex" xmlns:cx4="http://schemas.microsoft.com/office/drawing/2016/5/10/chartex" xmlns:cx5="http://schemas.microsoft.com/office/drawing/2016/5/11/chartex" xmlns:cx6="http://schemas.microsoft.com/office/drawing/2016/5/12/chartex" xmlns:cx7="http://schemas.microsoft.com/office/drawing/2016/5/13/chartex" xmlns:cx8="http://schemas.microsoft.com/office/drawing/2016/5/14/chartex" xmlns:mc="http://schemas.openxmlformats.org/markup-compatibility/2006" xmlns:aink="http://schemas.microsoft.com/office/drawing/2016/ink" xmlns:am3d="http://schemas.microsoft.com/office/drawing/2017/model3d" xmlns:o="urn:schemas-microsoft-com:office:office" xmlns:oel="http://schemas.microsoft.com/office/2019/extlst" xmlns:r="http://schemas.openxmlformats.org/officeDocument/2006/relationships" xmlns:m="http://schemas.openxmlformats.org/officeDocument/2006/math" xmlns:v="urn:schemas-microsoft-com:vml" xmlns:wp14="http://schemas.microsoft.com/office/word/2010/wordprocessingDrawing" xmlns:wp="http://schemas.openxmlformats.org/drawingml/2006/wordprocessingDrawing" xmlns:w10="urn:schemas-microsoft-com:office:word" xmlns:w="http://schemas.openxmlformats.org/wordprocessingml/2006/main" xmlns:w14="http://schemas.microsoft.com/office/word/2010/wordml" xmlns:w15="http://schemas.microsoft.com/office/word/2012/wordml" xmlns:w16cex="http://schemas.microsoft.com/office/word/2018/wordml/cex" xmlns:w16cid="http://schemas.microsoft.com/office/word/2016/wordml/cid" xmlns:w16="http://schemas.microsoft.com/office/word/2018/wordml" xmlns:w16du="http://schemas.microsoft.com/office/word/2023/wordml/word16du" xmlns:w16sdtdh="http://schemas.microsoft.com/office/word/2020/wordml/sdtdatahash" xmlns:w16sdtfl="http://schemas.microsoft.com/office/word/2024/wordml/sdtformatlock" xmlns:w16se="http://schemas.microsoft.com/office/word/2015/wordml/symex" xmlns:wpg="http://schemas.microsoft.com/office/word/2010/wordprocessingGroup" xmlns:wpi="http://schemas.microsoft.com/office/word/2010/wordprocessingInk" xmlns:wne="http://schemas.microsoft.com/office/word/2006/wordml" xmlns:wps="http://schemas.microsoft.com/office/word/2010/wordprocessingShape" mc:Ignorable="w14 w15 w16se w16cid w16 w16cex w16sdtdh w16sdtfl w16du wp14">
-  <w:comment w:id="1" w:author="ASUS" w:date="2017-06-19T16:06:00Z" w:initials="A">
+  <w:comment w:id="3" w:author="x_user" w:date="2022-12-26T23:20:00Z" w:initials="x">
     <w:p>
       <w:pPr>
         <w:pStyle w:val="AklamaMetni"/>
-        <w:rPr>
-          <w:color w:val="7030A0"/>
-        </w:rPr>
       </w:pPr>
       <w:r>
         <w:rPr>
@@ -38845,32 +39226,51 @@
       </w:r>
       <w:r>
         <w:rPr>
-          <w:color w:val="7030A0"/>
-        </w:rPr>
-        <w:t>“EN AZ WORD-2016” KULLANILMASI ÖNERİLİR!!!</w:t>
-      </w:r>
-    </w:p>
+          <w:color w:val="2E74B5" w:themeColor="accent1" w:themeShade="BF"/>
+        </w:rPr>
+        <w:t>* BU SAYFA SOLDAN 3,5 CM, SAĞDAN 2,5 CM, ALTTAN VE ÜSTTEN 2,5 CM ARALIK OLACAK ŞEKİLDE HAZIRLANMALIDIR.</w:t>
+      </w:r>
+    </w:p>
+  </w:comment>
+  <w:comment w:id="2" w:author="x_user" w:date="2022-12-26T23:21:00Z" w:initials="x">
     <w:p>
       <w:pPr>
         <w:pStyle w:val="AklamaMetni"/>
-        <w:rPr>
-          <w:color w:val="7030A0"/>
-        </w:rPr>
-      </w:pPr>
-      <w:r>
-        <w:rPr>
-          <w:color w:val="7030A0"/>
-        </w:rPr>
-        <w:t>PDF’E DÖNÜŞÜTRDÜKTEN SONRA ÇIKTI ALINIRKEN GERÇEK BOYUT MULTAKA SEÇİLİ OLMALIDIR.</w:t>
+      </w:pPr>
+      <w:r>
+        <w:rPr>
+          <w:rStyle w:val="AklamaBavurusu"/>
+        </w:rPr>
+        <w:annotationRef/>
+      </w:r>
+      <w:r>
+        <w:rPr>
+          <w:color w:val="2E75B6"/>
+        </w:rPr>
+        <w:t xml:space="preserve">BEYAN BAŞLIĞI ORTALI, 14 PUNTO BÜYÜKLÜĞÜNDE, KOYU RENK VE ÖNCESİ 6NK SONRASI 6NK OLMALIDIR. </w:t>
+      </w:r>
+    </w:p>
+    <w:p>
+      <w:pPr>
+        <w:pStyle w:val="AklamaMetni"/>
+      </w:pPr>
+      <w:r>
+        <w:rPr>
+          <w:color w:val="2E75B6"/>
+        </w:rPr>
+        <w:t>BU SAYFADA TEZİN YAZARI, HİÇBİR ŞEKİLDE İNTİHAL, AŞIRMA YAPMADIĞINI, BAŞKA ESERLERDEN ALINAN VE YARARLANILAN TÜM BİLGİ, ÇİZELGE, GÖRSEL ÖĞE VB. MATERYAL İÇİN USULE UYGUN ŞEKİLDE ATIF VE KAYNAKLANDIRMA YAPTIĞINI BEYAN ETMEKTEDİR. BEYAN SAYFASI TEZİN YAZARI TARAFINDAN İMZALANARAK TEZE EKLENECEKTİR</w:t>
+      </w:r>
+      <w:r>
+        <w:t>.</w:t>
       </w:r>
     </w:p>
   </w:comment>
-  <w:comment w:id="0" w:author="ASUS" w:date="2017-06-19T16:06:00Z" w:initials="A">
+  <w:comment w:id="4" w:author="acer" w:date="2017-04-26T16:05:00Z" w:initials="a">
     <w:p>
       <w:pPr>
         <w:pStyle w:val="AklamaMetni"/>
         <w:rPr>
-          <w:color w:val="7030A0"/>
+          <w:color w:val="FF0000"/>
         </w:rPr>
       </w:pPr>
       <w:r>
@@ -38881,30 +39281,16 @@
       </w:r>
       <w:r>
         <w:rPr>
-          <w:color w:val="7030A0"/>
-        </w:rPr>
-        <w:t>“EN AZ WORD-2016” KULLANILMASI ÖNERİLİR!!!</w:t>
-      </w:r>
-    </w:p>
+          <w:color w:val="FF0000"/>
+        </w:rPr>
+        <w:t>TEZDE HARİTA LİSTESİ YOKSA BU KISIM ÇIKARILABİLİR.</w:t>
+      </w:r>
+    </w:p>
+  </w:comment>
+  <w:comment w:id="5" w:author="PC" w:date="2017-04-26T16:05:00Z" w:initials="P">
     <w:p>
       <w:pPr>
         <w:pStyle w:val="AklamaMetni"/>
-        <w:rPr>
-          <w:color w:val="7030A0"/>
-        </w:rPr>
-      </w:pPr>
-      <w:r>
-        <w:rPr>
-          <w:color w:val="7030A0"/>
-        </w:rPr>
-        <w:t>PDF’E DÖNÜŞÜTRDÜKTEN SONRA ÇIKTI ALINIRKEN GERÇEK BOYUT MULTAKA SEÇİLİ OLMALIDIR.</w:t>
-      </w:r>
-    </w:p>
-  </w:comment>
-  <w:comment w:id="5" w:author="x_user" w:date="2022-12-26T23:20:00Z" w:initials="x">
-    <w:p>
-      <w:pPr>
-        <w:pStyle w:val="AklamaMetni"/>
       </w:pPr>
       <w:r>
         <w:rPr>
@@ -38914,42 +39300,21 @@
       </w:r>
       <w:r>
         <w:rPr>
-          <w:color w:val="2E74B5" w:themeColor="accent1" w:themeShade="BF"/>
-        </w:rPr>
-        <w:t>* BU SAYFA SOLDAN 3,5 CM, SAĞDAN 2,5 CM, ALTTAN VE ÜSTTEN 2,5 CM ARALIK OLACAK ŞEKİLDE HAZIRLANMALIDIR.</w:t>
-      </w:r>
-    </w:p>
-  </w:comment>
-  <w:comment w:id="4" w:author="x_user" w:date="2022-12-26T23:21:00Z" w:initials="x">
-    <w:p>
-      <w:pPr>
-        <w:pStyle w:val="AklamaMetni"/>
-      </w:pPr>
-      <w:r>
-        <w:rPr>
-          <w:rStyle w:val="AklamaBavurusu"/>
-        </w:rPr>
-        <w:annotationRef/>
-      </w:r>
-      <w:r>
-        <w:rPr>
-          <w:color w:val="2E75B6"/>
-        </w:rPr>
-        <w:t xml:space="preserve">BEYAN BAŞLIĞI ORTALI, 14 PUNTO BÜYÜKLÜĞÜNDE, KOYU RENK VE ÖNCESİ 6NK SONRASI 6NK OLMALIDIR. </w:t>
-      </w:r>
-    </w:p>
-    <w:p>
-      <w:pPr>
-        <w:pStyle w:val="AklamaMetni"/>
-      </w:pPr>
-      <w:r>
-        <w:rPr>
-          <w:color w:val="2E75B6"/>
-        </w:rPr>
-        <w:t>BU SAYFADA TEZİN YAZARI, HİÇBİR ŞEKİLDE İNTİHAL, AŞIRMA YAPMADIĞINI, BAŞKA ESERLERDEN ALINAN VE YARARLANILAN TÜM BİLGİ, ÇİZELGE, GÖRSEL ÖĞE VB. MATERYAL İÇİN USULE UYGUN ŞEKİLDE ATIF VE KAYNAKLANDIRMA YAPTIĞINI BEYAN ETMEKTEDİR. BEYAN SAYFASI TEZİN YAZARI TARAFINDAN İMZALANARAK TEZE EKLENECEKTİR</w:t>
-      </w:r>
-      <w:r>
-        <w:t>.</w:t>
+          <w:color w:val="FF0000"/>
+        </w:rPr>
+        <w:t>SİMGE VE KISALTMALAR ALFABETİK SIRADA OLMALIDIR.</w:t>
+      </w:r>
+      <w:r>
+        <w:rPr>
+          <w:color w:val="FF0000"/>
+        </w:rPr>
+        <w:t xml:space="preserve"> </w:t>
+      </w:r>
+      <w:r>
+        <w:rPr>
+          <w:color w:val="FF0000"/>
+        </w:rPr>
+        <w:t>BURADA KENARLIKSIZ TABLO BULUNMAKTADIR. BUNU AZALTABİLİR YADA ARTIRABİLİRSİNİZ</w:t>
       </w:r>
     </w:p>
   </w:comment>
@@ -38971,30 +39336,26 @@
         <w:rPr>
           <w:color w:val="FF0000"/>
         </w:rPr>
-        <w:t>BAP PROJESİ KAPSAMINDA İSE</w:t>
+        <w:t>SİMGE VE KISALTMALAR ALFABETİK SIRADA OLMALIDIR.</w:t>
       </w:r>
       <w:r>
         <w:rPr>
           <w:color w:val="FF0000"/>
         </w:rPr>
-        <w:t xml:space="preserve"> BU CÜMLE</w:t>
+        <w:t xml:space="preserve"> </w:t>
       </w:r>
       <w:r>
         <w:rPr>
           <w:color w:val="FF0000"/>
         </w:rPr>
-        <w:t xml:space="preserve"> MUTLAKA YAZILMALIDIR.</w:t>
+        <w:t>BURADA KENARLIKSIZ TABLO BULUNMAKTADIR. BUNU AZALTABİLİR YADA ARTIRABİLİRSİNİZ</w:t>
       </w:r>
     </w:p>
   </w:comment>
-  <w:comment w:id="7" w:author="ASUS" w:date="2017-06-21T14:17:00Z" w:initials="A">
+  <w:comment w:id="7" w:author="PC" w:date="2017-04-26T16:05:00Z" w:initials="p">
     <w:p>
       <w:pPr>
         <w:pStyle w:val="AklamaMetni"/>
-        <w:rPr>
-          <w:color w:val="FF0000"/>
-          <w:sz w:val="44"/>
-        </w:rPr>
       </w:pPr>
       <w:r>
         <w:rPr>
@@ -39003,314 +39364,11 @@
         <w:annotationRef/>
       </w:r>
       <w:r>
-        <w:rPr>
-          <w:color w:val="FF0000"/>
-          <w:sz w:val="44"/>
-        </w:rPr>
-        <w:t>İÇİNDEKİLER, ŞEKİL LİSTESİ ÇİZELGE VE HARİTA LİSTESİ NUMARALAR VE ADLAR OTOMATİK OLARAK DEĞİŞMEKTEDİR. TEZ İÇERİSİNDE DEĞİŞİM YAPILDIKDIKTAN SONRA, DEĞİŞİKLİKLERİ BURADA DA GÖRMEK İÇİN ŞU ŞEKİLDE GÜNCELLENİR: İÇİNDEKİLER, ŞEKİL LİSTESİ VEYA ÇİZELGE LİSTESİ BÖLÜMÜ ÜZERİNDE SAĞ TIKLAYIP</w:t>
-      </w:r>
-    </w:p>
-    <w:p>
-      <w:pPr>
-        <w:pStyle w:val="AklamaMetni"/>
-        <w:rPr>
-          <w:color w:val="FF0000"/>
-          <w:sz w:val="44"/>
-        </w:rPr>
-      </w:pPr>
-      <w:r>
-        <w:rPr>
-          <w:noProof/>
-          <w:color w:val="FF0000"/>
-          <w:sz w:val="44"/>
-        </w:rPr>
-        <w:drawing>
-          <wp:inline distT="0" distB="0" distL="0" distR="0" wp14:anchorId="4897DE23" wp14:editId="0531BEB5">
-            <wp:extent cx="1165860" cy="1333500"/>
-            <wp:effectExtent l="0" t="0" r="0" b="0"/>
-            <wp:docPr id="109" name="Resim 109"/>
-            <wp:cNvGraphicFramePr>
-              <a:graphicFrameLocks xmlns:a="http://schemas.openxmlformats.org/drawingml/2006/main" noChangeAspect="1"/>
-            </wp:cNvGraphicFramePr>
-            <a:graphic xmlns:a="http://schemas.openxmlformats.org/drawingml/2006/main">
-              <a:graphicData uri="http://schemas.openxmlformats.org/drawingml/2006/picture">
-                <pic:pic xmlns:pic="http://schemas.openxmlformats.org/drawingml/2006/picture">
-                  <pic:nvPicPr>
-                    <pic:cNvPr id="0" name="Picture 66"/>
-                    <pic:cNvPicPr>
-                      <a:picLocks noChangeAspect="1" noChangeArrowheads="1"/>
-                    </pic:cNvPicPr>
-                  </pic:nvPicPr>
-                  <pic:blipFill>
-                    <a:blip r:embed="rId1">
-                      <a:extLst>
-                        <a:ext uri="{28A0092B-C50C-407E-A947-70E740481C1C}">
-                          <a14:useLocalDpi xmlns:a14="http://schemas.microsoft.com/office/drawing/2010/main" val="0"/>
-                        </a:ext>
-                      </a:extLst>
-                    </a:blip>
-                    <a:srcRect/>
-                    <a:stretch>
-                      <a:fillRect/>
-                    </a:stretch>
-                  </pic:blipFill>
-                  <pic:spPr bwMode="auto">
-                    <a:xfrm>
-                      <a:off x="0" y="0"/>
-                      <a:ext cx="1165860" cy="1333500"/>
-                    </a:xfrm>
-                    <a:prstGeom prst="rect">
-                      <a:avLst/>
-                    </a:prstGeom>
-                    <a:noFill/>
-                    <a:ln>
-                      <a:noFill/>
-                    </a:ln>
-                  </pic:spPr>
-                </pic:pic>
-              </a:graphicData>
-            </a:graphic>
-          </wp:inline>
-        </w:drawing>
-      </w:r>
-    </w:p>
-    <w:p>
-      <w:pPr>
-        <w:pStyle w:val="AklamaMetni"/>
-        <w:rPr>
-          <w:color w:val="FF0000"/>
-          <w:sz w:val="44"/>
-        </w:rPr>
-      </w:pPr>
-      <w:r>
-        <w:rPr>
-          <w:color w:val="FF0000"/>
-          <w:sz w:val="44"/>
-        </w:rPr>
-        <w:t>, ALANI GÜNCELLEŞTİR SEÇENEĞİNE TIKLADIKTAN SONRA GELEN EKRANDA</w:t>
-      </w:r>
-    </w:p>
-    <w:p>
-      <w:pPr>
-        <w:pStyle w:val="AklamaMetni"/>
-        <w:rPr>
-          <w:color w:val="FF0000"/>
-          <w:sz w:val="44"/>
-        </w:rPr>
-      </w:pPr>
-      <w:r>
-        <w:rPr>
-          <w:noProof/>
-        </w:rPr>
-        <w:drawing>
-          <wp:inline distT="0" distB="0" distL="0" distR="0" wp14:anchorId="606DDEFF" wp14:editId="7210D425">
-            <wp:extent cx="1501140" cy="845820"/>
-            <wp:effectExtent l="0" t="0" r="0" b="0"/>
-            <wp:docPr id="110" name="Resim 1"/>
-            <wp:cNvGraphicFramePr>
-              <a:graphicFrameLocks xmlns:a="http://schemas.openxmlformats.org/drawingml/2006/main" noChangeAspect="1"/>
-            </wp:cNvGraphicFramePr>
-            <a:graphic xmlns:a="http://schemas.openxmlformats.org/drawingml/2006/main">
-              <a:graphicData uri="http://schemas.openxmlformats.org/drawingml/2006/picture">
-                <pic:pic xmlns:pic="http://schemas.openxmlformats.org/drawingml/2006/picture">
-                  <pic:nvPicPr>
-                    <pic:cNvPr id="0" name="Resim 1"/>
-                    <pic:cNvPicPr>
-                      <a:picLocks noChangeAspect="1" noChangeArrowheads="1"/>
-                    </pic:cNvPicPr>
-                  </pic:nvPicPr>
-                  <pic:blipFill>
-                    <a:blip r:embed="rId2">
-                      <a:extLst>
-                        <a:ext uri="{28A0092B-C50C-407E-A947-70E740481C1C}">
-                          <a14:useLocalDpi xmlns:a14="http://schemas.microsoft.com/office/drawing/2010/main" val="0"/>
-                        </a:ext>
-                      </a:extLst>
-                    </a:blip>
-                    <a:srcRect/>
-                    <a:stretch>
-                      <a:fillRect/>
-                    </a:stretch>
-                  </pic:blipFill>
-                  <pic:spPr bwMode="auto">
-                    <a:xfrm>
-                      <a:off x="0" y="0"/>
-                      <a:ext cx="1501140" cy="845820"/>
-                    </a:xfrm>
-                    <a:prstGeom prst="rect">
-                      <a:avLst/>
-                    </a:prstGeom>
-                    <a:noFill/>
-                    <a:ln>
-                      <a:noFill/>
-                    </a:ln>
-                  </pic:spPr>
-                </pic:pic>
-              </a:graphicData>
-            </a:graphic>
-          </wp:inline>
-        </w:drawing>
-      </w:r>
-      <w:r>
-        <w:rPr>
-          <w:color w:val="FF0000"/>
-          <w:sz w:val="44"/>
-        </w:rPr>
-        <w:t xml:space="preserve"> </w:t>
-      </w:r>
-    </w:p>
-    <w:p>
-      <w:pPr>
-        <w:pStyle w:val="AklamaMetni"/>
-        <w:rPr>
-          <w:color w:val="FF0000"/>
-          <w:sz w:val="44"/>
-        </w:rPr>
-      </w:pPr>
-      <w:r>
-        <w:rPr>
-          <w:color w:val="FF0000"/>
-          <w:sz w:val="44"/>
-        </w:rPr>
-        <w:t xml:space="preserve">TÜM TABLOYU GÜNCELLEŞTİR’İ SEÇİP TAMAM’I TIKLAMANIZ YETERLİDİR </w:t>
-      </w:r>
-      <w:r>
-        <w:rPr>
-          <w:color w:val="FF0000"/>
-          <w:sz w:val="44"/>
-        </w:rPr>
-        <w:t>)</w:t>
-      </w:r>
-      <w:r>
-        <w:rPr>
-          <w:color w:val="FF0000"/>
-          <w:sz w:val="44"/>
-        </w:rPr>
-        <w:t xml:space="preserve"> </w:t>
-      </w:r>
-    </w:p>
-    <w:p>
-      <w:pPr>
-        <w:pStyle w:val="AklamaMetni"/>
-      </w:pPr>
-      <w:r>
-        <w:rPr>
-          <w:color w:val="2E74B5"/>
-          <w:sz w:val="44"/>
-        </w:rPr>
-        <w:t>[Bu açıklama notlarını silmek için sağ tuş açıklamayı sil seçeneğini tıklamanız yeterlidir.]</w:t>
-      </w:r>
-    </w:p>
-    <w:p>
-      <w:pPr>
-        <w:pStyle w:val="AklamaMetni"/>
-      </w:pPr>
+        <w:t>SAYFA SAYISI GİRİŞTEN EKLERE KADAR EKLER DÂHİL ÖZGEÇMİŞ HARİÇ SAYFA SAYISIDIR. YANİ ARAP NUMARALI SAYFA SAYILARIDIR.</w:t>
+      </w:r>
     </w:p>
   </w:comment>
-  <w:comment w:id="8" w:author="acer" w:date="2017-04-26T16:05:00Z" w:initials="a">
-    <w:p>
-      <w:pPr>
-        <w:pStyle w:val="AklamaMetni"/>
-        <w:rPr>
-          <w:color w:val="FF0000"/>
-        </w:rPr>
-      </w:pPr>
-      <w:r>
-        <w:rPr>
-          <w:rStyle w:val="AklamaBavurusu"/>
-        </w:rPr>
-        <w:annotationRef/>
-      </w:r>
-      <w:r>
-        <w:rPr>
-          <w:color w:val="FF0000"/>
-        </w:rPr>
-        <w:t>TEZDE HARİTA LİSTESİ YOKSA BU KISIM ÇIKARILABİLİR.</w:t>
-      </w:r>
-    </w:p>
-  </w:comment>
-  <w:comment w:id="9" w:author="PC" w:date="2017-04-26T16:05:00Z" w:initials="P">
-    <w:p>
-      <w:pPr>
-        <w:pStyle w:val="AklamaMetni"/>
-      </w:pPr>
-      <w:r>
-        <w:rPr>
-          <w:rStyle w:val="AklamaBavurusu"/>
-        </w:rPr>
-        <w:annotationRef/>
-      </w:r>
-      <w:r>
-        <w:rPr>
-          <w:color w:val="FF0000"/>
-        </w:rPr>
-        <w:t>SİMGE VE KISALTMALAR ALFABETİK SIRADA OLMALIDIR.</w:t>
-      </w:r>
-      <w:r>
-        <w:rPr>
-          <w:color w:val="FF0000"/>
-        </w:rPr>
-        <w:t xml:space="preserve"> </w:t>
-      </w:r>
-      <w:r>
-        <w:rPr>
-          <w:color w:val="FF0000"/>
-        </w:rPr>
-        <w:t>BURADA KENARLIKSIZ TABLO BULUNMAKTADIR. BUNU AZALTABİLİR YADA ARTIRABİLİRSİNİZ</w:t>
-      </w:r>
-    </w:p>
-  </w:comment>
-  <w:comment w:id="10" w:author="acer" w:date="2017-04-26T16:05:00Z" w:initials="a">
-    <w:p>
-      <w:pPr>
-        <w:pStyle w:val="AklamaMetni"/>
-        <w:rPr>
-          <w:color w:val="FF0000"/>
-        </w:rPr>
-      </w:pPr>
-      <w:r>
-        <w:rPr>
-          <w:rStyle w:val="AklamaBavurusu"/>
-        </w:rPr>
-        <w:annotationRef/>
-      </w:r>
-      <w:r>
-        <w:rPr>
-          <w:color w:val="FF0000"/>
-        </w:rPr>
-        <w:t>SİMGE VE KISALTMALAR ALFABETİK SIRADA OLMALIDIR.</w:t>
-      </w:r>
-      <w:r>
-        <w:rPr>
-          <w:color w:val="FF0000"/>
-        </w:rPr>
-        <w:t xml:space="preserve"> </w:t>
-      </w:r>
-      <w:r>
-        <w:rPr>
-          <w:color w:val="FF0000"/>
-        </w:rPr>
-        <w:t>BURADA KENARLIKSIZ TABLO BULUNMAKTADIR. BUNU AZALTABİLİR YADA ARTIRABİLİRSİNİZ</w:t>
-      </w:r>
-    </w:p>
-  </w:comment>
-  <w:comment w:id="11" w:author="PC" w:date="2017-04-26T16:05:00Z" w:initials="p">
-    <w:p>
-      <w:pPr>
-        <w:pStyle w:val="AklamaMetni"/>
-      </w:pPr>
-      <w:r>
-        <w:rPr>
-          <w:rStyle w:val="AklamaBavurusu"/>
-        </w:rPr>
-        <w:annotationRef/>
-      </w:r>
-      <w:r>
-        <w:t>SAYFA SAYISI GİRİŞTEN EKLERE KADAR EKLER DÂHİL ÖZGEÇMİŞ HARİÇ SAYFA SAYISIDIR. YANİ ARAP NUMARALI SAYFA SAYILARIDIR.</w:t>
-      </w:r>
-    </w:p>
-  </w:comment>
-  <w:comment w:id="12" w:author="ASUS" w:date="2017-08-14T16:26:00Z" w:initials="A">
+  <w:comment w:id="8" w:author="ASUS" w:date="2017-08-14T16:26:00Z" w:initials="A">
     <w:p>
       <w:pPr>
         <w:pStyle w:val="AklamaMetni"/>
@@ -39333,7 +39391,7 @@
       </w:r>
     </w:p>
   </w:comment>
-  <w:comment w:id="13" w:author="PC" w:date="2017-04-26T16:05:00Z" w:initials="p">
+  <w:comment w:id="9" w:author="PC" w:date="2017-04-26T16:05:00Z" w:initials="p">
     <w:p>
       <w:pPr>
         <w:pStyle w:val="AklamaMetni"/>
@@ -39349,7 +39407,7 @@
       </w:r>
     </w:p>
   </w:comment>
-  <w:comment w:id="14" w:author="ASUS" w:date="2017-08-14T16:27:00Z" w:initials="A">
+  <w:comment w:id="10" w:author="ASUS" w:date="2017-08-14T16:27:00Z" w:initials="A">
     <w:p>
       <w:pPr>
         <w:pStyle w:val="AklamaMetni"/>
@@ -39368,7 +39426,7 @@
       </w:r>
     </w:p>
   </w:comment>
-  <w:comment w:id="15" w:author="acer" w:date="2017-04-26T16:05:00Z" w:initials="a">
+  <w:comment w:id="11" w:author="acer" w:date="2017-04-26T16:05:00Z" w:initials="a">
     <w:p>
       <w:pPr>
         <w:pStyle w:val="AklamaMetni"/>
@@ -39546,7 +39604,7 @@
                     </pic:cNvPicPr>
                   </pic:nvPicPr>
                   <pic:blipFill>
-                    <a:blip r:embed="rId3">
+                    <a:blip r:embed="rId1">
                       <a:extLst>
                         <a:ext uri="{28A0092B-C50C-407E-A947-70E740481C1C}">
                           <a14:useLocalDpi xmlns:a14="http://schemas.microsoft.com/office/drawing/2010/main" val="0"/>
@@ -39609,7 +39667,7 @@
       </w:pPr>
     </w:p>
   </w:comment>
-  <w:comment w:id="16" w:author="PRO2000" w:date="2017-04-26T16:05:00Z" w:initials="P">
+  <w:comment w:id="12" w:author="PRO2000" w:date="2017-04-26T16:05:00Z" w:initials="P">
     <w:p>
       <w:pPr>
         <w:pStyle w:val="AklamaMetni"/>
@@ -39787,7 +39845,7 @@
                     </pic:cNvPicPr>
                   </pic:nvPicPr>
                   <pic:blipFill>
-                    <a:blip r:embed="rId3">
+                    <a:blip r:embed="rId1">
                       <a:extLst>
                         <a:ext uri="{28A0092B-C50C-407E-A947-70E740481C1C}">
                           <a14:useLocalDpi xmlns:a14="http://schemas.microsoft.com/office/drawing/2010/main" val="0"/>
@@ -39832,7 +39890,7 @@
       </w:r>
     </w:p>
   </w:comment>
-  <w:comment w:id="17" w:author="ASUS" w:date="2017-06-21T14:22:00Z" w:initials="A">
+  <w:comment w:id="13" w:author="ASUS" w:date="2017-06-21T14:22:00Z" w:initials="A">
     <w:p>
       <w:pPr>
         <w:pStyle w:val="AklamaMetni"/>
@@ -39940,7 +39998,7 @@
                     </pic:cNvPicPr>
                   </pic:nvPicPr>
                   <pic:blipFill>
-                    <a:blip r:embed="rId4">
+                    <a:blip r:embed="rId2">
                       <a:extLst>
                         <a:ext uri="{28A0092B-C50C-407E-A947-70E740481C1C}">
                           <a14:useLocalDpi xmlns:a14="http://schemas.microsoft.com/office/drawing/2010/main" val="0"/>
@@ -40011,7 +40069,7 @@
                     </pic:cNvPicPr>
                   </pic:nvPicPr>
                   <pic:blipFill>
-                    <a:blip r:embed="rId5">
+                    <a:blip r:embed="rId3">
                       <a:extLst>
                         <a:ext uri="{28A0092B-C50C-407E-A947-70E740481C1C}">
                           <a14:useLocalDpi xmlns:a14="http://schemas.microsoft.com/office/drawing/2010/main" val="0"/>
@@ -40102,7 +40160,7 @@
       </w:pPr>
     </w:p>
   </w:comment>
-  <w:comment w:id="18" w:author="ASUS" w:date="2017-06-21T14:02:00Z" w:initials="A">
+  <w:comment w:id="14" w:author="ASUS" w:date="2017-06-21T14:02:00Z" w:initials="A">
     <w:p>
       <w:pPr>
         <w:pStyle w:val="AklamaMetni"/>
@@ -40285,7 +40343,7 @@
                     </pic:cNvPicPr>
                   </pic:nvPicPr>
                   <pic:blipFill>
-                    <a:blip r:embed="rId6">
+                    <a:blip r:embed="rId4">
                       <a:extLst>
                         <a:ext uri="{28A0092B-C50C-407E-A947-70E740481C1C}">
                           <a14:useLocalDpi xmlns:a14="http://schemas.microsoft.com/office/drawing/2010/main" val="0"/>
@@ -40391,7 +40449,7 @@
                     </pic:cNvPicPr>
                   </pic:nvPicPr>
                   <pic:blipFill>
-                    <a:blip r:embed="rId5">
+                    <a:blip r:embed="rId3">
                       <a:extLst>
                         <a:ext uri="{28A0092B-C50C-407E-A947-70E740481C1C}">
                           <a14:useLocalDpi xmlns:a14="http://schemas.microsoft.com/office/drawing/2010/main" val="0"/>
@@ -40652,7 +40710,7 @@
                     <pic:cNvPicPr/>
                   </pic:nvPicPr>
                   <pic:blipFill>
-                    <a:blip r:embed="rId7">
+                    <a:blip r:embed="rId5">
                       <a:extLst>
                         <a:ext uri="{28A0092B-C50C-407E-A947-70E740481C1C}">
                           <a14:useLocalDpi xmlns:a14="http://schemas.microsoft.com/office/drawing/2010/main" val="0"/>
@@ -40694,7 +40752,7 @@
       </w:pPr>
     </w:p>
   </w:comment>
-  <w:comment w:id="20" w:author="ASUS" w:date="2017-08-14T15:59:00Z" w:initials="A">
+  <w:comment w:id="16" w:author="ASUS" w:date="2017-08-14T15:59:00Z" w:initials="A">
     <w:p>
       <w:pPr>
         <w:pStyle w:val="AklamaMetni"/>
@@ -40707,7 +40765,7 @@
       </w:r>
     </w:p>
   </w:comment>
-  <w:comment w:id="19" w:author="ASUS" w:date="2017-08-14T15:59:00Z" w:initials="A">
+  <w:comment w:id="15" w:author="ASUS" w:date="2017-08-14T15:59:00Z" w:initials="A">
     <w:p>
       <w:pPr>
         <w:pStyle w:val="AklamaMetni"/>
@@ -40720,7 +40778,7 @@
       </w:r>
     </w:p>
   </w:comment>
-  <w:comment w:id="23" w:author="ASUS" w:date="2017-06-21T14:06:00Z" w:initials="A">
+  <w:comment w:id="19" w:author="ASUS" w:date="2017-06-21T14:06:00Z" w:initials="A">
     <w:p>
       <w:pPr>
         <w:pStyle w:val="AklamaMetni"/>
@@ -40903,7 +40961,7 @@
                     <pic:cNvPicPr/>
                   </pic:nvPicPr>
                   <pic:blipFill>
-                    <a:blip r:embed="rId8">
+                    <a:blip r:embed="rId6">
                       <a:extLst>
                         <a:ext uri="{28A0092B-C50C-407E-A947-70E740481C1C}">
                           <a14:useLocalDpi xmlns:a14="http://schemas.microsoft.com/office/drawing/2010/main" val="0"/>
@@ -41004,7 +41062,7 @@
                     </pic:cNvPicPr>
                   </pic:nvPicPr>
                   <pic:blipFill>
-                    <a:blip r:embed="rId5">
+                    <a:blip r:embed="rId3">
                       <a:extLst>
                         <a:ext uri="{28A0092B-C50C-407E-A947-70E740481C1C}">
                           <a14:useLocalDpi xmlns:a14="http://schemas.microsoft.com/office/drawing/2010/main" val="0"/>
@@ -41248,7 +41306,7 @@
                     <pic:cNvPicPr/>
                   </pic:nvPicPr>
                   <pic:blipFill>
-                    <a:blip r:embed="rId9">
+                    <a:blip r:embed="rId7">
                       <a:extLst>
                         <a:ext uri="{28A0092B-C50C-407E-A947-70E740481C1C}">
                           <a14:useLocalDpi xmlns:a14="http://schemas.microsoft.com/office/drawing/2010/main" val="0"/>
@@ -41286,7 +41344,7 @@
       </w:pPr>
     </w:p>
   </w:comment>
-  <w:comment w:id="21" w:author="ASUS" w:date="2017-08-14T15:59:00Z" w:initials="A">
+  <w:comment w:id="17" w:author="ASUS" w:date="2017-08-14T15:59:00Z" w:initials="A">
     <w:p>
       <w:pPr>
         <w:pStyle w:val="AklamaMetni"/>
@@ -41299,7 +41357,7 @@
       </w:r>
     </w:p>
   </w:comment>
-  <w:comment w:id="22" w:author="ASUS" w:date="2017-08-14T15:59:00Z" w:initials="A">
+  <w:comment w:id="18" w:author="ASUS" w:date="2017-08-14T15:59:00Z" w:initials="A">
     <w:p>
       <w:pPr>
         <w:pStyle w:val="AklamaMetni"/>
@@ -41312,7 +41370,7 @@
       </w:r>
     </w:p>
   </w:comment>
-  <w:comment w:id="24" w:author="acer" w:date="2017-04-26T16:05:00Z" w:initials="a">
+  <w:comment w:id="20" w:author="acer" w:date="2017-04-26T16:05:00Z" w:initials="a">
     <w:p>
       <w:pPr>
         <w:pStyle w:val="AklamaMetni"/>
@@ -41365,7 +41423,7 @@
                     </pic:cNvPicPr>
                   </pic:nvPicPr>
                   <pic:blipFill>
-                    <a:blip r:embed="rId5">
+                    <a:blip r:embed="rId3">
                       <a:extLst>
                         <a:ext uri="{28A0092B-C50C-407E-A947-70E740481C1C}">
                           <a14:useLocalDpi xmlns:a14="http://schemas.microsoft.com/office/drawing/2010/main" val="0"/>
@@ -41429,7 +41487,7 @@
       </w:pPr>
     </w:p>
   </w:comment>
-  <w:comment w:id="25" w:author="acer" w:date="2017-04-26T16:05:00Z" w:initials="a">
+  <w:comment w:id="21" w:author="acer" w:date="2017-04-26T16:05:00Z" w:initials="a">
     <w:p>
       <w:pPr>
         <w:pStyle w:val="AklamaMetni"/>
@@ -41630,7 +41688,7 @@
                     </pic:cNvPicPr>
                   </pic:nvPicPr>
                   <pic:blipFill>
-                    <a:blip r:embed="rId10">
+                    <a:blip r:embed="rId8">
                       <a:extLst>
                         <a:ext uri="{28A0092B-C50C-407E-A947-70E740481C1C}">
                           <a14:useLocalDpi xmlns:a14="http://schemas.microsoft.com/office/drawing/2010/main" val="0"/>
@@ -41736,7 +41794,7 @@
                     </pic:cNvPicPr>
                   </pic:nvPicPr>
                   <pic:blipFill>
-                    <a:blip r:embed="rId5">
+                    <a:blip r:embed="rId3">
                       <a:extLst>
                         <a:ext uri="{28A0092B-C50C-407E-A947-70E740481C1C}">
                           <a14:useLocalDpi xmlns:a14="http://schemas.microsoft.com/office/drawing/2010/main" val="0"/>
@@ -41795,7 +41853,7 @@
       </w:r>
     </w:p>
   </w:comment>
-  <w:comment w:id="26" w:author="acer" w:date="2017-04-26T16:05:00Z" w:initials="a">
+  <w:comment w:id="22" w:author="acer" w:date="2017-04-26T16:05:00Z" w:initials="a">
     <w:p>
       <w:pPr>
         <w:pStyle w:val="AklamaMetni"/>
@@ -41867,7 +41925,7 @@
       </w:r>
     </w:p>
   </w:comment>
-  <w:comment w:id="27" w:author="acer" w:date="2017-04-26T16:05:00Z" w:initials="a">
+  <w:comment w:id="23" w:author="acer" w:date="2017-04-26T16:05:00Z" w:initials="a">
     <w:p>
       <w:pPr>
         <w:pStyle w:val="AklamaMetni"/>
@@ -41939,7 +41997,7 @@
       </w:r>
     </w:p>
   </w:comment>
-  <w:comment w:id="28" w:author="ıtdept" w:date="2017-04-26T16:05:00Z" w:initials="ı">
+  <w:comment w:id="24" w:author="ıtdept" w:date="2017-04-26T16:05:00Z" w:initials="ı">
     <w:p>
       <w:pPr>
         <w:pStyle w:val="AklamaMetni"/>
@@ -41980,7 +42038,7 @@
                     </pic:cNvPicPr>
                   </pic:nvPicPr>
                   <pic:blipFill>
-                    <a:blip r:embed="rId11">
+                    <a:blip r:embed="rId9">
                       <a:extLst>
                         <a:ext uri="{28A0092B-C50C-407E-A947-70E740481C1C}">
                           <a14:useLocalDpi xmlns:a14="http://schemas.microsoft.com/office/drawing/2010/main" val="0"/>
@@ -42021,7 +42079,7 @@
       </w:r>
     </w:p>
   </w:comment>
-  <w:comment w:id="29" w:author="acer" w:date="2017-04-26T16:05:00Z" w:initials="a">
+  <w:comment w:id="25" w:author="acer" w:date="2017-04-26T16:05:00Z" w:initials="a">
     <w:p>
       <w:pPr>
         <w:pStyle w:val="AklamaMetni"/>
@@ -42074,7 +42132,7 @@
                     </pic:cNvPicPr>
                   </pic:nvPicPr>
                   <pic:blipFill>
-                    <a:blip r:embed="rId5">
+                    <a:blip r:embed="rId3">
                       <a:extLst>
                         <a:ext uri="{28A0092B-C50C-407E-A947-70E740481C1C}">
                           <a14:useLocalDpi xmlns:a14="http://schemas.microsoft.com/office/drawing/2010/main" val="0"/>
@@ -42133,7 +42191,7 @@
       </w:r>
     </w:p>
   </w:comment>
-  <w:comment w:id="30" w:author="PRO2000" w:date="2017-04-26T16:05:00Z" w:initials="P">
+  <w:comment w:id="26" w:author="PRO2000" w:date="2017-04-26T16:05:00Z" w:initials="P">
     <w:p>
       <w:pPr>
         <w:pStyle w:val="AklamaMetni"/>
@@ -42155,7 +42213,7 @@
       </w:r>
     </w:p>
   </w:comment>
-  <w:comment w:id="31" w:author="acer" w:date="2017-04-26T16:05:00Z" w:initials="a">
+  <w:comment w:id="27" w:author="acer" w:date="2017-04-26T16:05:00Z" w:initials="a">
     <w:p>
       <w:pPr>
         <w:pStyle w:val="AklamaMetni"/>
@@ -42208,7 +42266,7 @@
                     </pic:cNvPicPr>
                   </pic:nvPicPr>
                   <pic:blipFill>
-                    <a:blip r:embed="rId5">
+                    <a:blip r:embed="rId3">
                       <a:extLst>
                         <a:ext uri="{28A0092B-C50C-407E-A947-70E740481C1C}">
                           <a14:useLocalDpi xmlns:a14="http://schemas.microsoft.com/office/drawing/2010/main" val="0"/>
@@ -42267,7 +42325,7 @@
       </w:r>
     </w:p>
   </w:comment>
-  <w:comment w:id="32" w:author="PRO2000" w:date="2017-04-26T16:05:00Z" w:initials="P">
+  <w:comment w:id="28" w:author="PRO2000" w:date="2017-04-26T16:05:00Z" w:initials="P">
     <w:p>
       <w:pPr>
         <w:pStyle w:val="AklamaMetni"/>
@@ -42289,7 +42347,7 @@
       </w:r>
     </w:p>
   </w:comment>
-  <w:comment w:id="33" w:author="acer" w:date="2017-04-26T16:05:00Z" w:initials="a">
+  <w:comment w:id="29" w:author="acer" w:date="2017-04-26T16:05:00Z" w:initials="a">
     <w:p>
       <w:pPr>
         <w:pStyle w:val="AklamaMetni"/>
@@ -42342,7 +42400,7 @@
                     </pic:cNvPicPr>
                   </pic:nvPicPr>
                   <pic:blipFill>
-                    <a:blip r:embed="rId5">
+                    <a:blip r:embed="rId3">
                       <a:extLst>
                         <a:ext uri="{28A0092B-C50C-407E-A947-70E740481C1C}">
                           <a14:useLocalDpi xmlns:a14="http://schemas.microsoft.com/office/drawing/2010/main" val="0"/>
@@ -42401,7 +42459,7 @@
       </w:r>
     </w:p>
   </w:comment>
-  <w:comment w:id="34" w:author="PRO2000" w:date="2017-04-26T16:05:00Z" w:initials="P">
+  <w:comment w:id="30" w:author="PRO2000" w:date="2017-04-26T16:05:00Z" w:initials="P">
     <w:p>
       <w:pPr>
         <w:pStyle w:val="AklamaMetni"/>
@@ -42423,7 +42481,7 @@
       </w:r>
     </w:p>
   </w:comment>
-  <w:comment w:id="35" w:author="PRO2000" w:date="2017-04-26T16:05:00Z" w:initials="P">
+  <w:comment w:id="31" w:author="PRO2000" w:date="2017-04-26T16:05:00Z" w:initials="P">
     <w:p>
       <w:pPr>
         <w:pStyle w:val="AklamaMetni"/>
@@ -42445,7 +42503,7 @@
       </w:r>
     </w:p>
   </w:comment>
-  <w:comment w:id="36" w:author="acer" w:date="2017-04-26T16:05:00Z" w:initials="a">
+  <w:comment w:id="32" w:author="acer" w:date="2017-04-26T16:05:00Z" w:initials="a">
     <w:p>
       <w:pPr>
         <w:pStyle w:val="AklamaMetni"/>
@@ -42538,7 +42596,7 @@
                     </pic:cNvPicPr>
                   </pic:nvPicPr>
                   <pic:blipFill>
-                    <a:blip r:embed="rId12">
+                    <a:blip r:embed="rId10">
                       <a:extLst>
                         <a:ext uri="{28A0092B-C50C-407E-A947-70E740481C1C}">
                           <a14:useLocalDpi xmlns:a14="http://schemas.microsoft.com/office/drawing/2010/main" val="0"/>
@@ -42615,7 +42673,7 @@
                     </pic:cNvPicPr>
                   </pic:nvPicPr>
                   <pic:blipFill>
-                    <a:blip r:embed="rId13">
+                    <a:blip r:embed="rId11">
                       <a:extLst>
                         <a:ext uri="{28A0092B-C50C-407E-A947-70E740481C1C}">
                           <a14:useLocalDpi xmlns:a14="http://schemas.microsoft.com/office/drawing/2010/main" val="0"/>
@@ -42667,7 +42725,7 @@
       </w:r>
     </w:p>
   </w:comment>
-  <w:comment w:id="37" w:author="PC" w:date="2017-04-26T16:05:00Z" w:initials="p">
+  <w:comment w:id="33" w:author="PC" w:date="2017-04-26T16:05:00Z" w:initials="p">
     <w:p>
       <w:pPr>
         <w:pStyle w:val="AklamaMetni"/>
@@ -42683,7 +42741,7 @@
       </w:r>
     </w:p>
   </w:comment>
-  <w:comment w:id="38" w:author="PC" w:date="2017-04-26T16:05:00Z" w:initials="p">
+  <w:comment w:id="34" w:author="PC" w:date="2017-04-26T16:05:00Z" w:initials="p">
     <w:p>
       <w:pPr>
         <w:pStyle w:val="AklamaMetni"/>
@@ -42699,7 +42757,7 @@
       </w:r>
     </w:p>
   </w:comment>
-  <w:comment w:id="39" w:author="user" w:date="2017-04-26T16:05:00Z" w:initials="u">
+  <w:comment w:id="35" w:author="user" w:date="2017-04-26T16:05:00Z" w:initials="u">
     <w:p>
       <w:pPr>
         <w:pStyle w:val="AklamaMetni"/>
@@ -42720,7 +42778,7 @@
       </w:pPr>
     </w:p>
   </w:comment>
-  <w:comment w:id="40" w:author="acer" w:date="2017-04-26T16:05:00Z" w:initials="a">
+  <w:comment w:id="36" w:author="acer" w:date="2017-04-26T16:05:00Z" w:initials="a">
     <w:p>
       <w:pPr>
         <w:pStyle w:val="AklamaMetni"/>
@@ -42773,7 +42831,7 @@
                     </pic:cNvPicPr>
                   </pic:nvPicPr>
                   <pic:blipFill>
-                    <a:blip r:embed="rId5">
+                    <a:blip r:embed="rId3">
                       <a:extLst>
                         <a:ext uri="{28A0092B-C50C-407E-A947-70E740481C1C}">
                           <a14:useLocalDpi xmlns:a14="http://schemas.microsoft.com/office/drawing/2010/main" val="0"/>
@@ -42832,7 +42890,7 @@
       </w:r>
     </w:p>
   </w:comment>
-  <w:comment w:id="41" w:author="user" w:date="2017-04-26T16:05:00Z" w:initials="u">
+  <w:comment w:id="37" w:author="user" w:date="2017-04-26T16:05:00Z" w:initials="u">
     <w:p>
       <w:pPr>
         <w:pStyle w:val="AklamaMetni"/>
@@ -42853,7 +42911,7 @@
       </w:pPr>
     </w:p>
   </w:comment>
-  <w:comment w:id="42" w:author="acer" w:date="2017-04-26T16:05:00Z" w:initials="a">
+  <w:comment w:id="38" w:author="acer" w:date="2017-04-26T16:05:00Z" w:initials="a">
     <w:p>
       <w:pPr>
         <w:pStyle w:val="AklamaMetni"/>
@@ -42906,7 +42964,7 @@
                     </pic:cNvPicPr>
                   </pic:nvPicPr>
                   <pic:blipFill>
-                    <a:blip r:embed="rId5">
+                    <a:blip r:embed="rId3">
                       <a:extLst>
                         <a:ext uri="{28A0092B-C50C-407E-A947-70E740481C1C}">
                           <a14:useLocalDpi xmlns:a14="http://schemas.microsoft.com/office/drawing/2010/main" val="0"/>
@@ -42965,7 +43023,7 @@
       </w:r>
     </w:p>
   </w:comment>
-  <w:comment w:id="43" w:author="user" w:date="2017-04-26T16:05:00Z" w:initials="u">
+  <w:comment w:id="39" w:author="user" w:date="2017-04-26T16:05:00Z" w:initials="u">
     <w:p>
       <w:pPr>
         <w:pStyle w:val="AklamaMetni"/>
@@ -42986,7 +43044,7 @@
       </w:pPr>
     </w:p>
   </w:comment>
-  <w:comment w:id="44" w:author="acer" w:date="2017-04-26T16:05:00Z" w:initials="a">
+  <w:comment w:id="40" w:author="acer" w:date="2017-04-26T16:05:00Z" w:initials="a">
     <w:p>
       <w:pPr>
         <w:pStyle w:val="AklamaMetni"/>
@@ -43039,7 +43097,7 @@
                     </pic:cNvPicPr>
                   </pic:nvPicPr>
                   <pic:blipFill>
-                    <a:blip r:embed="rId5">
+                    <a:blip r:embed="rId3">
                       <a:extLst>
                         <a:ext uri="{28A0092B-C50C-407E-A947-70E740481C1C}">
                           <a14:useLocalDpi xmlns:a14="http://schemas.microsoft.com/office/drawing/2010/main" val="0"/>
@@ -43098,7 +43156,7 @@
       </w:r>
     </w:p>
   </w:comment>
-  <w:comment w:id="45" w:author="user" w:date="2017-08-14T14:52:00Z" w:initials="U">
+  <w:comment w:id="41" w:author="user" w:date="2017-08-14T14:52:00Z" w:initials="U">
     <w:p>
       <w:pPr>
         <w:pStyle w:val="AklamaMetni"/>
@@ -43122,12 +43180,8 @@
 
 <file path=word/commentsExtended.xml><?xml version="1.0" encoding="utf-8"?>
 <w15:commentsEx xmlns:wpc="http://schemas.microsoft.com/office/word/2010/wordprocessingCanvas" xmlns:cx="http://schemas.microsoft.com/office/drawing/2014/chartex" xmlns:cx1="http://schemas.microsoft.com/office/drawing/2015/9/8/chartex" xmlns:cx2="http://schemas.microsoft.com/office/drawing/2015/10/21/chartex" xmlns:cx3="http://schemas.microsoft.com/office/drawing/2016/5/9/chartex" xmlns:cx4="http://schemas.microsoft.com/office/drawing/2016/5/10/chartex" xmlns:cx5="http://schemas.microsoft.com/office/drawing/2016/5/11/chartex" xmlns:cx6="http://schemas.microsoft.com/office/drawing/2016/5/12/chartex" xmlns:cx7="http://schemas.microsoft.com/office/drawing/2016/5/13/chartex" xmlns:cx8="http://schemas.microsoft.com/office/drawing/2016/5/14/chartex" xmlns:mc="http://schemas.openxmlformats.org/markup-compatibility/2006" xmlns:aink="http://schemas.microsoft.com/office/drawing/2016/ink" xmlns:am3d="http://schemas.microsoft.com/office/drawing/2017/model3d" xmlns:o="urn:schemas-microsoft-com:office:office" xmlns:oel="http://schemas.microsoft.com/office/2019/extlst" xmlns:r="http://schemas.openxmlformats.org/officeDocument/2006/relationships" xmlns:m="http://schemas.openxmlformats.org/officeDocument/2006/math" xmlns:v="urn:schemas-microsoft-com:vml" xmlns:wp14="http://schemas.microsoft.com/office/word/2010/wordprocessingDrawing" xmlns:wp="http://schemas.openxmlformats.org/drawingml/2006/wordprocessingDrawing" xmlns:w10="urn:schemas-microsoft-com:office:word" xmlns:w="http://schemas.openxmlformats.org/wordprocessingml/2006/main" xmlns:w14="http://schemas.microsoft.com/office/word/2010/wordml" xmlns:w15="http://schemas.microsoft.com/office/word/2012/wordml" xmlns:w16cex="http://schemas.microsoft.com/office/word/2018/wordml/cex" xmlns:w16cid="http://schemas.microsoft.com/office/word/2016/wordml/cid" xmlns:w16="http://schemas.microsoft.com/office/word/2018/wordml" xmlns:w16du="http://schemas.microsoft.com/office/word/2023/wordml/word16du" xmlns:w16sdtdh="http://schemas.microsoft.com/office/word/2020/wordml/sdtdatahash" xmlns:w16sdtfl="http://schemas.microsoft.com/office/word/2024/wordml/sdtformatlock" xmlns:w16se="http://schemas.microsoft.com/office/word/2015/wordml/symex" xmlns:wpg="http://schemas.microsoft.com/office/word/2010/wordprocessingGroup" xmlns:wpi="http://schemas.microsoft.com/office/word/2010/wordprocessingInk" xmlns:wne="http://schemas.microsoft.com/office/word/2006/wordml" xmlns:wps="http://schemas.microsoft.com/office/word/2010/wordprocessingShape" mc:Ignorable="w14 w15 w16se w16cid w16 w16cex w16sdtdh w16sdtfl w16du wp14">
-  <w15:commentEx w15:paraId="5EDB2358" w15:done="0"/>
-  <w15:commentEx w15:paraId="23E7F54D" w15:done="0"/>
   <w15:commentEx w15:paraId="5AF2CAFE" w15:done="0"/>
   <w15:commentEx w15:paraId="6C1F82E6" w15:done="0"/>
-  <w15:commentEx w15:paraId="74D0DF9E" w15:done="0"/>
-  <w15:commentEx w15:paraId="4040FA75" w15:done="0"/>
   <w15:commentEx w15:paraId="17D54176" w15:done="0"/>
   <w15:commentEx w15:paraId="6B3D0602" w15:done="0"/>
   <w15:commentEx w15:paraId="1F1C7922" w15:done="0"/>
@@ -43171,12 +43225,8 @@
 
 <file path=word/commentsIds.xml><?xml version="1.0" encoding="utf-8"?>
 <w16cid:commentsIds xmlns:wpc="http://schemas.microsoft.com/office/word/2010/wordprocessingCanvas" xmlns:cx="http://schemas.microsoft.com/office/drawing/2014/chartex" xmlns:cx1="http://schemas.microsoft.com/office/drawing/2015/9/8/chartex" xmlns:cx2="http://schemas.microsoft.com/office/drawing/2015/10/21/chartex" xmlns:cx3="http://schemas.microsoft.com/office/drawing/2016/5/9/chartex" xmlns:cx4="http://schemas.microsoft.com/office/drawing/2016/5/10/chartex" xmlns:cx5="http://schemas.microsoft.com/office/drawing/2016/5/11/chartex" xmlns:cx6="http://schemas.microsoft.com/office/drawing/2016/5/12/chartex" xmlns:cx7="http://schemas.microsoft.com/office/drawing/2016/5/13/chartex" xmlns:cx8="http://schemas.microsoft.com/office/drawing/2016/5/14/chartex" xmlns:mc="http://schemas.openxmlformats.org/markup-compatibility/2006" xmlns:aink="http://schemas.microsoft.com/office/drawing/2016/ink" xmlns:am3d="http://schemas.microsoft.com/office/drawing/2017/model3d" xmlns:o="urn:schemas-microsoft-com:office:office" xmlns:oel="http://schemas.microsoft.com/office/2019/extlst" xmlns:r="http://schemas.openxmlformats.org/officeDocument/2006/relationships" xmlns:m="http://schemas.openxmlformats.org/officeDocument/2006/math" xmlns:v="urn:schemas-microsoft-com:vml" xmlns:wp14="http://schemas.microsoft.com/office/word/2010/wordprocessingDrawing" xmlns:wp="http://schemas.openxmlformats.org/drawingml/2006/wordprocessingDrawing" xmlns:w10="urn:schemas-microsoft-com:office:word" xmlns:w="http://schemas.openxmlformats.org/wordprocessingml/2006/main" xmlns:w14="http://schemas.microsoft.com/office/word/2010/wordml" xmlns:w15="http://schemas.microsoft.com/office/word/2012/wordml" xmlns:w16cex="http://schemas.microsoft.com/office/word/2018/wordml/cex" xmlns:w16cid="http://schemas.microsoft.com/office/word/2016/wordml/cid" xmlns:w16="http://schemas.microsoft.com/office/word/2018/wordml" xmlns:w16du="http://schemas.microsoft.com/office/word/2023/wordml/word16du" xmlns:w16sdtdh="http://schemas.microsoft.com/office/word/2020/wordml/sdtdatahash" xmlns:w16sdtfl="http://schemas.microsoft.com/office/word/2024/wordml/sdtformatlock" xmlns:w16se="http://schemas.microsoft.com/office/word/2015/wordml/symex" xmlns:wpg="http://schemas.microsoft.com/office/word/2010/wordprocessingGroup" xmlns:wpi="http://schemas.microsoft.com/office/word/2010/wordprocessingInk" xmlns:wne="http://schemas.microsoft.com/office/word/2006/wordml" xmlns:wps="http://schemas.microsoft.com/office/word/2010/wordprocessingShape" mc:Ignorable="w14 w15 w16se w16cid w16 w16cex w16sdtdh w16sdtfl w16du wp14">
-  <w16cid:commentId w16cid:paraId="5EDB2358" w16cid:durableId="2198F5B8"/>
-  <w16cid:commentId w16cid:paraId="23E7F54D" w16cid:durableId="27BB174D"/>
   <w16cid:commentId w16cid:paraId="5AF2CAFE" w16cid:durableId="2755BD97"/>
   <w16cid:commentId w16cid:paraId="6C1F82E6" w16cid:durableId="2755BD98"/>
-  <w16cid:commentId w16cid:paraId="74D0DF9E" w16cid:durableId="1DB37843"/>
-  <w16cid:commentId w16cid:paraId="4040FA75" w16cid:durableId="27BB174F"/>
   <w16cid:commentId w16cid:paraId="17D54176" w16cid:durableId="27BB1750"/>
   <w16cid:commentId w16cid:paraId="6B3D0602" w16cid:durableId="27BB1751"/>
   <w16cid:commentId w16cid:paraId="1F1C7922" w16cid:durableId="27BB1752"/>
@@ -44475,11 +44525,11 @@
 
 <file path=word/people.xml><?xml version="1.0" encoding="utf-8"?>
 <w15:people xmlns:wpc="http://schemas.microsoft.com/office/word/2010/wordprocessingCanvas" xmlns:cx="http://schemas.microsoft.com/office/drawing/2014/chartex" xmlns:cx1="http://schemas.microsoft.com/office/drawing/2015/9/8/chartex" xmlns:cx2="http://schemas.microsoft.com/office/drawing/2015/10/21/chartex" xmlns:cx3="http://schemas.microsoft.com/office/drawing/2016/5/9/chartex" xmlns:cx4="http://schemas.microsoft.com/office/drawing/2016/5/10/chartex" xmlns:cx5="http://schemas.microsoft.com/office/drawing/2016/5/11/chartex" xmlns:cx6="http://schemas.microsoft.com/office/drawing/2016/5/12/chartex" xmlns:cx7="http://schemas.microsoft.com/office/drawing/2016/5/13/chartex" xmlns:cx8="http://schemas.microsoft.com/office/drawing/2016/5/14/chartex" xmlns:mc="http://schemas.openxmlformats.org/markup-compatibility/2006" xmlns:aink="http://schemas.microsoft.com/office/drawing/2016/ink" xmlns:am3d="http://schemas.microsoft.com/office/drawing/2017/model3d" xmlns:o="urn:schemas-microsoft-com:office:office" xmlns:oel="http://schemas.microsoft.com/office/2019/extlst" xmlns:r="http://schemas.openxmlformats.org/officeDocument/2006/relationships" xmlns:m="http://schemas.openxmlformats.org/officeDocument/2006/math" xmlns:v="urn:schemas-microsoft-com:vml" xmlns:wp14="http://schemas.microsoft.com/office/word/2010/wordprocessingDrawing" xmlns:wp="http://schemas.openxmlformats.org/drawingml/2006/wordprocessingDrawing" xmlns:w10="urn:schemas-microsoft-com:office:word" xmlns:w="http://schemas.openxmlformats.org/wordprocessingml/2006/main" xmlns:w14="http://schemas.microsoft.com/office/word/2010/wordml" xmlns:w15="http://schemas.microsoft.com/office/word/2012/wordml" xmlns:w16cex="http://schemas.microsoft.com/office/word/2018/wordml/cex" xmlns:w16cid="http://schemas.microsoft.com/office/word/2016/wordml/cid" xmlns:w16="http://schemas.microsoft.com/office/word/2018/wordml" xmlns:w16du="http://schemas.microsoft.com/office/word/2023/wordml/word16du" xmlns:w16sdtdh="http://schemas.microsoft.com/office/word/2020/wordml/sdtdatahash" xmlns:w16sdtfl="http://schemas.microsoft.com/office/word/2024/wordml/sdtformatlock" xmlns:w16se="http://schemas.microsoft.com/office/word/2015/wordml/symex" xmlns:wpg="http://schemas.microsoft.com/office/word/2010/wordprocessingGroup" xmlns:wpi="http://schemas.microsoft.com/office/word/2010/wordprocessingInk" xmlns:wne="http://schemas.microsoft.com/office/word/2006/wordml" xmlns:wps="http://schemas.microsoft.com/office/word/2010/wordprocessingShape" mc:Ignorable="w14 w15 w16se w16cid w16 w16cex w16sdtdh w16sdtfl w16du wp14">
+  <w15:person w15:author="x_user">
+    <w15:presenceInfo w15:providerId="None" w15:userId="x_user"/>
+  </w15:person>
   <w15:person w15:author="ASUS">
     <w15:presenceInfo w15:providerId="None" w15:userId="ASUS"/>
-  </w15:person>
-  <w15:person w15:author="x_user">
-    <w15:presenceInfo w15:providerId="None" w15:userId="x_user"/>
   </w15:person>
   <w15:person w15:author="user">
     <w15:presenceInfo w15:providerId="None" w15:userId="user"/>

--- a/docs/academic/TeslimEdilecekler/1.TEZ-RAPOR/BM498_Mezuniyet_Tezi_Hasan_Arthur_Altuntas.docx
+++ b/docs/academic/TeslimEdilecekler/1.TEZ-RAPOR/BM498_Mezuniyet_Tezi_Hasan_Arthur_Altuntas.docx
@@ -3562,7 +3562,7 @@
         </w:rPr>
       </w:pPr>
       <w:r>
-        <w:t>Bu tez çalışmasının her aşamasında değerli yönlendirmeleri, sabrı ve akademik rehberliğiyle süreci şekillendiren danışman hocam Dr. Öğr. Üyesi Büşra TAKGİL'e sonsuz teşekkürlerimi sunarım.</w:t>
+        <w:t>Bu tez çalışmasının her aşamasında değerli yönlendirmeleri ve akademik rehberliğiyle süreci şekillendiren danışman hocam Dr. Öğr. Üyesi Büşra TAKGİL'e sonsuz teşekkürlerimi sunarım.</w:t>
       </w:r>
     </w:p>
     <w:p>
@@ -3576,7 +3576,7 @@
         </w:rPr>
       </w:pPr>
       <w:r>
-        <w:t>Tez süreci boyunca gösterdikleri anlayış ve destekten dolayı aileme ve tüm arkadaşlarıma teşekkür ederim.</w:t>
+        <w:t>Tez süreci boyunca gösterdikleri anlayış ve destekten dolayı aileme ve arkadaşlarıma teşekkür ederim.</w:t>
       </w:r>
     </w:p>
     <w:p>
@@ -3654,15 +3654,125 @@
         </w:rPr>
       </w:pPr>
       <w:r>
-        <w:t>06 Haziran 2026</w:t>
+        <w:rPr>
+          <w:b/>
+          <w:bCs/>
+          <w:color w:val="000000"/>
+          <w:sz w:val="24"/>
+          <w:szCs w:val="24"/>
+        </w:rPr>
+        <w:t>03</w:t>
+      </w:r>
+      <w:r>
+        <w:rPr>
+          <w:b/>
+          <w:bCs/>
+          <w:color w:val="000000"/>
+          <w:sz w:val="24"/>
+          <w:szCs w:val="24"/>
+        </w:rPr>
+        <w:t xml:space="preserve"> </w:t>
+      </w:r>
+      <w:r>
+        <w:rPr>
+          <w:b/>
+          <w:bCs/>
+          <w:color w:val="000000"/>
+          <w:sz w:val="24"/>
+          <w:szCs w:val="24"/>
+        </w:rPr>
+        <w:t>Nisan</w:t>
+      </w:r>
+      <w:r>
+        <w:rPr>
+          <w:b/>
+          <w:bCs/>
+          <w:color w:val="000000"/>
+          <w:sz w:val="24"/>
+          <w:szCs w:val="24"/>
+        </w:rPr>
+        <w:t xml:space="preserve"> </w:t>
+      </w:r>
+      <w:r>
+        <w:rPr>
+          <w:b/>
+          <w:bCs/>
+          <w:color w:val="000000"/>
+          <w:sz w:val="24"/>
+          <w:szCs w:val="24"/>
+        </w:rPr>
+        <w:t>2026</w:t>
+      </w:r>
+      <w:r>
+        <w:rPr>
+          <w:b/>
+          <w:bCs/>
+          <w:color w:val="000000"/>
+          <w:sz w:val="24"/>
+          <w:szCs w:val="24"/>
+        </w:rPr>
         <w:tab/>
+      </w:r>
+      <w:r>
+        <w:rPr>
+          <w:b/>
+          <w:bCs/>
+          <w:color w:val="000000"/>
+          <w:sz w:val="24"/>
+          <w:szCs w:val="24"/>
+        </w:rPr>
         <w:tab/>
+      </w:r>
+      <w:r>
+        <w:rPr>
+          <w:b/>
+          <w:bCs/>
+          <w:color w:val="000000"/>
+          <w:sz w:val="24"/>
+          <w:szCs w:val="24"/>
+        </w:rPr>
         <w:tab/>
+      </w:r>
+      <w:r>
+        <w:rPr>
+          <w:b/>
+          <w:bCs/>
+          <w:color w:val="000000"/>
+          <w:sz w:val="24"/>
+          <w:szCs w:val="24"/>
+        </w:rPr>
         <w:tab/>
+      </w:r>
+      <w:r>
+        <w:rPr>
+          <w:b/>
+          <w:bCs/>
+          <w:color w:val="000000"/>
+          <w:sz w:val="24"/>
+          <w:szCs w:val="24"/>
+        </w:rPr>
         <w:tab/>
+      </w:r>
+      <w:r>
+        <w:rPr>
+          <w:b/>
+          <w:bCs/>
+          <w:color w:val="000000"/>
+          <w:sz w:val="24"/>
+          <w:szCs w:val="24"/>
+        </w:rPr>
         <w:tab/>
+      </w:r>
+      <w:r>
+        <w:rPr>
+          <w:b/>
+          <w:bCs/>
+          <w:color w:val="000000"/>
+          <w:sz w:val="24"/>
+          <w:szCs w:val="24"/>
+        </w:rPr>
         <w:tab/>
-        <w:t>Hasan Arthur ALTUNTAŞ</w:t>
+        <w:t>Adı Soyadı</w:t>
       </w:r>
     </w:p>
     <w:p>
@@ -7256,1577 +7366,6 @@
     </w:p>
     <w:p>
       <w:pPr>
-        <w:pStyle w:val="ekillerTablosu"/>
-        <w:tabs>
-          <w:tab w:val="right" w:leader="dot" w:pos="8496"/>
-        </w:tabs>
-        <w:rPr>
-          <w:rFonts w:asciiTheme="minorHAnsi" w:eastAsiaTheme="minorEastAsia" w:hAnsiTheme="minorHAnsi" w:cstheme="minorBidi"/>
-          <w:noProof/>
-          <w:sz w:val="22"/>
-          <w:szCs w:val="22"/>
-        </w:rPr>
-      </w:pPr>
-      <w:r>
-        <w:fldChar w:fldCharType="begin"/>
-      </w:r>
-      <w:r>
-        <w:instrText xml:space="preserve"> TOC \h \z \c "Şekil" </w:instrText>
-      </w:r>
-      <w:r>
-        <w:fldChar w:fldCharType="separate"/>
-      </w:r>
-      <w:hyperlink w:anchor="_Toc19270897" w:history="1">
-        <w:r>
-          <w:rPr>
-            <w:rStyle w:val="Kpr"/>
-            <w:noProof/>
-          </w:rPr>
-          <w:t>Şekil 2.1. Manzara 1.</w:t>
-        </w:r>
-        <w:r>
-          <w:rPr>
-            <w:noProof/>
-            <w:webHidden/>
-          </w:rPr>
-          <w:tab/>
-        </w:r>
-        <w:r>
-          <w:rPr>
-            <w:noProof/>
-            <w:webHidden/>
-          </w:rPr>
-          <w:fldChar w:fldCharType="begin"/>
-        </w:r>
-        <w:r>
-          <w:rPr>
-            <w:noProof/>
-            <w:webHidden/>
-          </w:rPr>
-          <w:instrText xml:space="preserve"> PAGEREF _Toc19270897 \h </w:instrText>
-        </w:r>
-        <w:r>
-          <w:rPr>
-            <w:noProof/>
-            <w:webHidden/>
-          </w:rPr>
-        </w:r>
-        <w:r>
-          <w:rPr>
-            <w:noProof/>
-            <w:webHidden/>
-          </w:rPr>
-          <w:fldChar w:fldCharType="separate"/>
-        </w:r>
-        <w:r>
-          <w:rPr>
-            <w:noProof/>
-            <w:webHidden/>
-          </w:rPr>
-          <w:t>3</w:t>
-        </w:r>
-        <w:r>
-          <w:rPr>
-            <w:noProof/>
-            <w:webHidden/>
-          </w:rPr>
-          <w:fldChar w:fldCharType="end"/>
-        </w:r>
-      </w:hyperlink>
-    </w:p>
-    <w:p>
-      <w:pPr>
-        <w:pStyle w:val="ekillerTablosu"/>
-        <w:tabs>
-          <w:tab w:val="right" w:leader="dot" w:pos="8496"/>
-        </w:tabs>
-        <w:rPr>
-          <w:rFonts w:asciiTheme="minorHAnsi" w:eastAsiaTheme="minorEastAsia" w:hAnsiTheme="minorHAnsi" w:cstheme="minorBidi"/>
-          <w:noProof/>
-          <w:sz w:val="22"/>
-          <w:szCs w:val="22"/>
-        </w:rPr>
-      </w:pPr>
-      <w:hyperlink w:anchor="_Toc19270898" w:history="1">
-        <w:r>
-          <w:rPr>
-            <w:rStyle w:val="Kpr"/>
-            <w:noProof/>
-          </w:rPr>
-          <w:t>Şekil 2.2. Manzara 1.</w:t>
-        </w:r>
-        <w:r>
-          <w:rPr>
-            <w:noProof/>
-            <w:webHidden/>
-          </w:rPr>
-          <w:tab/>
-        </w:r>
-        <w:r>
-          <w:rPr>
-            <w:noProof/>
-            <w:webHidden/>
-          </w:rPr>
-          <w:fldChar w:fldCharType="begin"/>
-        </w:r>
-        <w:r>
-          <w:rPr>
-            <w:noProof/>
-            <w:webHidden/>
-          </w:rPr>
-          <w:instrText xml:space="preserve"> PAGEREF _Toc19270898 \h </w:instrText>
-        </w:r>
-        <w:r>
-          <w:rPr>
-            <w:noProof/>
-            <w:webHidden/>
-          </w:rPr>
-        </w:r>
-        <w:r>
-          <w:rPr>
-            <w:noProof/>
-            <w:webHidden/>
-          </w:rPr>
-          <w:fldChar w:fldCharType="separate"/>
-        </w:r>
-        <w:r>
-          <w:rPr>
-            <w:noProof/>
-            <w:webHidden/>
-          </w:rPr>
-          <w:t>3</w:t>
-        </w:r>
-        <w:r>
-          <w:rPr>
-            <w:noProof/>
-            <w:webHidden/>
-          </w:rPr>
-          <w:fldChar w:fldCharType="end"/>
-        </w:r>
-      </w:hyperlink>
-    </w:p>
-    <w:p>
-      <w:pPr>
-        <w:pStyle w:val="ekillerTablosu"/>
-        <w:tabs>
-          <w:tab w:val="right" w:leader="dot" w:pos="8496"/>
-        </w:tabs>
-        <w:rPr>
-          <w:rFonts w:asciiTheme="minorHAnsi" w:eastAsiaTheme="minorEastAsia" w:hAnsiTheme="minorHAnsi" w:cstheme="minorBidi"/>
-          <w:noProof/>
-          <w:sz w:val="22"/>
-          <w:szCs w:val="22"/>
-        </w:rPr>
-      </w:pPr>
-      <w:hyperlink w:anchor="_Toc19270899" w:history="1">
-        <w:r>
-          <w:rPr>
-            <w:rStyle w:val="Kpr"/>
-            <w:noProof/>
-          </w:rPr>
-          <w:t>Şekil 2.3. Manzara 2.</w:t>
-        </w:r>
-        <w:r>
-          <w:rPr>
-            <w:noProof/>
-            <w:webHidden/>
-          </w:rPr>
-          <w:tab/>
-        </w:r>
-        <w:r>
-          <w:rPr>
-            <w:noProof/>
-            <w:webHidden/>
-          </w:rPr>
-          <w:fldChar w:fldCharType="begin"/>
-        </w:r>
-        <w:r>
-          <w:rPr>
-            <w:noProof/>
-            <w:webHidden/>
-          </w:rPr>
-          <w:instrText xml:space="preserve"> PAGEREF _Toc19270899 \h </w:instrText>
-        </w:r>
-        <w:r>
-          <w:rPr>
-            <w:noProof/>
-            <w:webHidden/>
-          </w:rPr>
-        </w:r>
-        <w:r>
-          <w:rPr>
-            <w:noProof/>
-            <w:webHidden/>
-          </w:rPr>
-          <w:fldChar w:fldCharType="separate"/>
-        </w:r>
-        <w:r>
-          <w:rPr>
-            <w:noProof/>
-            <w:webHidden/>
-          </w:rPr>
-          <w:t>4</w:t>
-        </w:r>
-        <w:r>
-          <w:rPr>
-            <w:noProof/>
-            <w:webHidden/>
-          </w:rPr>
-          <w:fldChar w:fldCharType="end"/>
-        </w:r>
-      </w:hyperlink>
-    </w:p>
-    <w:p>
-      <w:pPr>
-        <w:pStyle w:val="ekillerTablosu"/>
-        <w:tabs>
-          <w:tab w:val="right" w:leader="dot" w:pos="8496"/>
-        </w:tabs>
-        <w:rPr>
-          <w:rFonts w:asciiTheme="minorHAnsi" w:eastAsiaTheme="minorEastAsia" w:hAnsiTheme="minorHAnsi" w:cstheme="minorBidi"/>
-          <w:noProof/>
-          <w:sz w:val="22"/>
-          <w:szCs w:val="22"/>
-        </w:rPr>
-      </w:pPr>
-      <w:hyperlink w:anchor="_Toc19270900" w:history="1">
-        <w:r>
-          <w:rPr>
-            <w:rStyle w:val="Kpr"/>
-            <w:noProof/>
-          </w:rPr>
-          <w:t>Şekil 2.4. Manzara 3 a) İstanbul b) Eminönü c) Galata köprüsü.</w:t>
-        </w:r>
-        <w:r>
-          <w:rPr>
-            <w:noProof/>
-            <w:webHidden/>
-          </w:rPr>
-          <w:tab/>
-        </w:r>
-        <w:r>
-          <w:rPr>
-            <w:noProof/>
-            <w:webHidden/>
-          </w:rPr>
-          <w:fldChar w:fldCharType="begin"/>
-        </w:r>
-        <w:r>
-          <w:rPr>
-            <w:noProof/>
-            <w:webHidden/>
-          </w:rPr>
-          <w:instrText xml:space="preserve"> PAGEREF _Toc19270900 \h </w:instrText>
-        </w:r>
-        <w:r>
-          <w:rPr>
-            <w:noProof/>
-            <w:webHidden/>
-          </w:rPr>
-        </w:r>
-        <w:r>
-          <w:rPr>
-            <w:noProof/>
-            <w:webHidden/>
-          </w:rPr>
-          <w:fldChar w:fldCharType="separate"/>
-        </w:r>
-        <w:r>
-          <w:rPr>
-            <w:noProof/>
-            <w:webHidden/>
-          </w:rPr>
-          <w:t>6</w:t>
-        </w:r>
-        <w:r>
-          <w:rPr>
-            <w:noProof/>
-            <w:webHidden/>
-          </w:rPr>
-          <w:fldChar w:fldCharType="end"/>
-        </w:r>
-      </w:hyperlink>
-    </w:p>
-    <w:p>
-      <w:pPr>
-        <w:pStyle w:val="ekillerTablosu"/>
-        <w:tabs>
-          <w:tab w:val="right" w:leader="dot" w:pos="8496"/>
-        </w:tabs>
-        <w:rPr>
-          <w:rFonts w:asciiTheme="minorHAnsi" w:eastAsiaTheme="minorEastAsia" w:hAnsiTheme="minorHAnsi" w:cstheme="minorBidi"/>
-          <w:noProof/>
-          <w:sz w:val="22"/>
-          <w:szCs w:val="22"/>
-        </w:rPr>
-      </w:pPr>
-      <w:hyperlink w:anchor="_Toc19270901" w:history="1">
-        <w:r>
-          <w:rPr>
-            <w:rStyle w:val="Kpr"/>
-            <w:noProof/>
-          </w:rPr>
-          <w:t>Şekil 2.5. Şekil numarası değiştiğinde paragraf içerisindeki de otomatik olarak değişecektir.) otomatik değişiklikleri güncellemek için baskı ön izle ( ) simgesine tıklamanız yeterlidir.</w:t>
-        </w:r>
-        <w:r>
-          <w:rPr>
-            <w:noProof/>
-            <w:webHidden/>
-          </w:rPr>
-          <w:tab/>
-        </w:r>
-        <w:r>
-          <w:rPr>
-            <w:noProof/>
-            <w:webHidden/>
-          </w:rPr>
-          <w:fldChar w:fldCharType="begin"/>
-        </w:r>
-        <w:r>
-          <w:rPr>
-            <w:noProof/>
-            <w:webHidden/>
-          </w:rPr>
-          <w:instrText xml:space="preserve"> PAGEREF _Toc19270901 \h </w:instrText>
-        </w:r>
-        <w:r>
-          <w:rPr>
-            <w:noProof/>
-            <w:webHidden/>
-          </w:rPr>
-        </w:r>
-        <w:r>
-          <w:rPr>
-            <w:noProof/>
-            <w:webHidden/>
-          </w:rPr>
-          <w:fldChar w:fldCharType="separate"/>
-        </w:r>
-        <w:r>
-          <w:rPr>
-            <w:noProof/>
-            <w:webHidden/>
-          </w:rPr>
-          <w:t>6</w:t>
-        </w:r>
-        <w:r>
-          <w:rPr>
-            <w:noProof/>
-            <w:webHidden/>
-          </w:rPr>
-          <w:fldChar w:fldCharType="end"/>
-        </w:r>
-      </w:hyperlink>
-    </w:p>
-    <w:p>
-      <w:pPr>
-        <w:pStyle w:val="ekillerTablosu"/>
-        <w:tabs>
-          <w:tab w:val="right" w:leader="dot" w:pos="8496"/>
-        </w:tabs>
-        <w:rPr>
-          <w:rFonts w:asciiTheme="minorHAnsi" w:eastAsiaTheme="minorEastAsia" w:hAnsiTheme="minorHAnsi" w:cstheme="minorBidi"/>
-          <w:noProof/>
-          <w:sz w:val="22"/>
-          <w:szCs w:val="22"/>
-        </w:rPr>
-      </w:pPr>
-      <w:hyperlink w:anchor="_Toc19270902" w:history="1">
-        <w:r>
-          <w:rPr>
-            <w:rStyle w:val="Kpr"/>
-            <w:noProof/>
-          </w:rPr>
-          <w:t>Şekil 2.6. Manzara 2.</w:t>
-        </w:r>
-        <w:r>
-          <w:rPr>
-            <w:noProof/>
-            <w:webHidden/>
-          </w:rPr>
-          <w:tab/>
-        </w:r>
-        <w:r>
-          <w:rPr>
-            <w:noProof/>
-            <w:webHidden/>
-          </w:rPr>
-          <w:fldChar w:fldCharType="begin"/>
-        </w:r>
-        <w:r>
-          <w:rPr>
-            <w:noProof/>
-            <w:webHidden/>
-          </w:rPr>
-          <w:instrText xml:space="preserve"> PAGEREF _Toc19270902 \h </w:instrText>
-        </w:r>
-        <w:r>
-          <w:rPr>
-            <w:noProof/>
-            <w:webHidden/>
-          </w:rPr>
-        </w:r>
-        <w:r>
-          <w:rPr>
-            <w:noProof/>
-            <w:webHidden/>
-          </w:rPr>
-          <w:fldChar w:fldCharType="separate"/>
-        </w:r>
-        <w:r>
-          <w:rPr>
-            <w:noProof/>
-            <w:webHidden/>
-          </w:rPr>
-          <w:t>6</w:t>
-        </w:r>
-        <w:r>
-          <w:rPr>
-            <w:noProof/>
-            <w:webHidden/>
-          </w:rPr>
-          <w:fldChar w:fldCharType="end"/>
-        </w:r>
-      </w:hyperlink>
-    </w:p>
-    <w:p>
-      <w:pPr>
-        <w:pStyle w:val="ekillerTablosu"/>
-        <w:tabs>
-          <w:tab w:val="right" w:leader="dot" w:pos="8496"/>
-        </w:tabs>
-        <w:rPr>
-          <w:rFonts w:asciiTheme="minorHAnsi" w:eastAsiaTheme="minorEastAsia" w:hAnsiTheme="minorHAnsi" w:cstheme="minorBidi"/>
-          <w:noProof/>
-          <w:sz w:val="22"/>
-          <w:szCs w:val="22"/>
-        </w:rPr>
-      </w:pPr>
-      <w:hyperlink w:anchor="_Toc19270903" w:history="1">
-        <w:r>
-          <w:rPr>
-            <w:rStyle w:val="Kpr"/>
-            <w:noProof/>
-          </w:rPr>
-          <w:t>Şekil 2.7. Manzara 4.</w:t>
-        </w:r>
-        <w:r>
-          <w:rPr>
-            <w:noProof/>
-            <w:webHidden/>
-          </w:rPr>
-          <w:tab/>
-        </w:r>
-        <w:r>
-          <w:rPr>
-            <w:noProof/>
-            <w:webHidden/>
-          </w:rPr>
-          <w:fldChar w:fldCharType="begin"/>
-        </w:r>
-        <w:r>
-          <w:rPr>
-            <w:noProof/>
-            <w:webHidden/>
-          </w:rPr>
-          <w:instrText xml:space="preserve"> PAGEREF _Toc19270903 \h </w:instrText>
-        </w:r>
-        <w:r>
-          <w:rPr>
-            <w:noProof/>
-            <w:webHidden/>
-          </w:rPr>
-        </w:r>
-        <w:r>
-          <w:rPr>
-            <w:noProof/>
-            <w:webHidden/>
-          </w:rPr>
-          <w:fldChar w:fldCharType="separate"/>
-        </w:r>
-        <w:r>
-          <w:rPr>
-            <w:noProof/>
-            <w:webHidden/>
-          </w:rPr>
-          <w:t>7</w:t>
-        </w:r>
-        <w:r>
-          <w:rPr>
-            <w:noProof/>
-            <w:webHidden/>
-          </w:rPr>
-          <w:fldChar w:fldCharType="end"/>
-        </w:r>
-      </w:hyperlink>
-    </w:p>
-    <w:p>
-      <w:pPr>
-        <w:pStyle w:val="ekillerTablosu"/>
-        <w:tabs>
-          <w:tab w:val="right" w:leader="dot" w:pos="8496"/>
-        </w:tabs>
-        <w:rPr>
-          <w:rFonts w:asciiTheme="minorHAnsi" w:eastAsiaTheme="minorEastAsia" w:hAnsiTheme="minorHAnsi" w:cstheme="minorBidi"/>
-          <w:noProof/>
-          <w:sz w:val="22"/>
-          <w:szCs w:val="22"/>
-        </w:rPr>
-      </w:pPr>
-      <w:hyperlink w:anchor="_Toc19270904" w:history="1">
-        <w:r>
-          <w:rPr>
-            <w:rStyle w:val="Kpr"/>
-            <w:noProof/>
-          </w:rPr>
-          <w:t>Şekil 2.8. Manzara 2.</w:t>
-        </w:r>
-        <w:r>
-          <w:rPr>
-            <w:noProof/>
-            <w:webHidden/>
-          </w:rPr>
-          <w:tab/>
-        </w:r>
-        <w:r>
-          <w:rPr>
-            <w:noProof/>
-            <w:webHidden/>
-          </w:rPr>
-          <w:fldChar w:fldCharType="begin"/>
-        </w:r>
-        <w:r>
-          <w:rPr>
-            <w:noProof/>
-            <w:webHidden/>
-          </w:rPr>
-          <w:instrText xml:space="preserve"> PAGEREF _Toc19270904 \h </w:instrText>
-        </w:r>
-        <w:r>
-          <w:rPr>
-            <w:noProof/>
-            <w:webHidden/>
-          </w:rPr>
-        </w:r>
-        <w:r>
-          <w:rPr>
-            <w:noProof/>
-            <w:webHidden/>
-          </w:rPr>
-          <w:fldChar w:fldCharType="separate"/>
-        </w:r>
-        <w:r>
-          <w:rPr>
-            <w:noProof/>
-            <w:webHidden/>
-          </w:rPr>
-          <w:t>7</w:t>
-        </w:r>
-        <w:r>
-          <w:rPr>
-            <w:noProof/>
-            <w:webHidden/>
-          </w:rPr>
-          <w:fldChar w:fldCharType="end"/>
-        </w:r>
-      </w:hyperlink>
-    </w:p>
-    <w:p>
-      <w:pPr>
-        <w:pStyle w:val="ekillerTablosu"/>
-        <w:tabs>
-          <w:tab w:val="right" w:leader="dot" w:pos="8496"/>
-        </w:tabs>
-        <w:rPr>
-          <w:rFonts w:asciiTheme="minorHAnsi" w:eastAsiaTheme="minorEastAsia" w:hAnsiTheme="minorHAnsi" w:cstheme="minorBidi"/>
-          <w:noProof/>
-          <w:sz w:val="22"/>
-          <w:szCs w:val="22"/>
-        </w:rPr>
-      </w:pPr>
-      <w:hyperlink w:anchor="_Toc19270905" w:history="1">
-        <w:r>
-          <w:rPr>
-            <w:rStyle w:val="Kpr"/>
-            <w:noProof/>
-          </w:rPr>
-          <w:t>Şekil 3.1. Manzara 5.</w:t>
-        </w:r>
-        <w:r>
-          <w:rPr>
-            <w:noProof/>
-            <w:webHidden/>
-          </w:rPr>
-          <w:tab/>
-        </w:r>
-        <w:r>
-          <w:rPr>
-            <w:noProof/>
-            <w:webHidden/>
-          </w:rPr>
-          <w:fldChar w:fldCharType="begin"/>
-        </w:r>
-        <w:r>
-          <w:rPr>
-            <w:noProof/>
-            <w:webHidden/>
-          </w:rPr>
-          <w:instrText xml:space="preserve"> PAGEREF _Toc19270905 \h </w:instrText>
-        </w:r>
-        <w:r>
-          <w:rPr>
-            <w:noProof/>
-            <w:webHidden/>
-          </w:rPr>
-        </w:r>
-        <w:r>
-          <w:rPr>
-            <w:noProof/>
-            <w:webHidden/>
-          </w:rPr>
-          <w:fldChar w:fldCharType="separate"/>
-        </w:r>
-        <w:r>
-          <w:rPr>
-            <w:noProof/>
-            <w:webHidden/>
-          </w:rPr>
-          <w:t>9</w:t>
-        </w:r>
-        <w:r>
-          <w:rPr>
-            <w:noProof/>
-            <w:webHidden/>
-          </w:rPr>
-          <w:fldChar w:fldCharType="end"/>
-        </w:r>
-      </w:hyperlink>
-    </w:p>
-    <w:p>
-      <w:pPr>
-        <w:pStyle w:val="ekillerTablosu"/>
-        <w:tabs>
-          <w:tab w:val="right" w:leader="dot" w:pos="8496"/>
-        </w:tabs>
-        <w:rPr>
-          <w:rFonts w:asciiTheme="minorHAnsi" w:eastAsiaTheme="minorEastAsia" w:hAnsiTheme="minorHAnsi" w:cstheme="minorBidi"/>
-          <w:noProof/>
-          <w:sz w:val="22"/>
-          <w:szCs w:val="22"/>
-        </w:rPr>
-      </w:pPr>
-      <w:hyperlink w:anchor="_Toc19270906" w:history="1">
-        <w:r>
-          <w:rPr>
-            <w:rStyle w:val="Kpr"/>
-            <w:noProof/>
-          </w:rPr>
-          <w:t>Şekil 3.2. Manzara 5.</w:t>
-        </w:r>
-        <w:r>
-          <w:rPr>
-            <w:noProof/>
-            <w:webHidden/>
-          </w:rPr>
-          <w:tab/>
-        </w:r>
-        <w:r>
-          <w:rPr>
-            <w:noProof/>
-            <w:webHidden/>
-          </w:rPr>
-          <w:fldChar w:fldCharType="begin"/>
-        </w:r>
-        <w:r>
-          <w:rPr>
-            <w:noProof/>
-            <w:webHidden/>
-          </w:rPr>
-          <w:instrText xml:space="preserve"> PAGEREF _Toc19270906 \h </w:instrText>
-        </w:r>
-        <w:r>
-          <w:rPr>
-            <w:noProof/>
-            <w:webHidden/>
-          </w:rPr>
-        </w:r>
-        <w:r>
-          <w:rPr>
-            <w:noProof/>
-            <w:webHidden/>
-          </w:rPr>
-          <w:fldChar w:fldCharType="separate"/>
-        </w:r>
-        <w:r>
-          <w:rPr>
-            <w:noProof/>
-            <w:webHidden/>
-          </w:rPr>
-          <w:t>11</w:t>
-        </w:r>
-        <w:r>
-          <w:rPr>
-            <w:noProof/>
-            <w:webHidden/>
-          </w:rPr>
-          <w:fldChar w:fldCharType="end"/>
-        </w:r>
-      </w:hyperlink>
-    </w:p>
-    <w:p>
-      <w:pPr>
-        <w:pStyle w:val="ekillerTablosu"/>
-        <w:tabs>
-          <w:tab w:val="right" w:leader="dot" w:pos="8496"/>
-        </w:tabs>
-        <w:rPr>
-          <w:rFonts w:asciiTheme="minorHAnsi" w:eastAsiaTheme="minorEastAsia" w:hAnsiTheme="minorHAnsi" w:cstheme="minorBidi"/>
-          <w:noProof/>
-          <w:sz w:val="22"/>
-          <w:szCs w:val="22"/>
-        </w:rPr>
-      </w:pPr>
-      <w:hyperlink w:anchor="_Toc19270907" w:history="1">
-        <w:r>
-          <w:rPr>
-            <w:rStyle w:val="Kpr"/>
-            <w:noProof/>
-          </w:rPr>
-          <w:t>Şekil 3.3. Manzara 5.</w:t>
-        </w:r>
-        <w:r>
-          <w:rPr>
-            <w:noProof/>
-            <w:webHidden/>
-          </w:rPr>
-          <w:tab/>
-        </w:r>
-        <w:r>
-          <w:rPr>
-            <w:noProof/>
-            <w:webHidden/>
-          </w:rPr>
-          <w:fldChar w:fldCharType="begin"/>
-        </w:r>
-        <w:r>
-          <w:rPr>
-            <w:noProof/>
-            <w:webHidden/>
-          </w:rPr>
-          <w:instrText xml:space="preserve"> PAGEREF _Toc19270907 \h </w:instrText>
-        </w:r>
-        <w:r>
-          <w:rPr>
-            <w:noProof/>
-            <w:webHidden/>
-          </w:rPr>
-        </w:r>
-        <w:r>
-          <w:rPr>
-            <w:noProof/>
-            <w:webHidden/>
-          </w:rPr>
-          <w:fldChar w:fldCharType="separate"/>
-        </w:r>
-        <w:r>
-          <w:rPr>
-            <w:noProof/>
-            <w:webHidden/>
-          </w:rPr>
-          <w:t>11</w:t>
-        </w:r>
-        <w:r>
-          <w:rPr>
-            <w:noProof/>
-            <w:webHidden/>
-          </w:rPr>
-          <w:fldChar w:fldCharType="end"/>
-        </w:r>
-      </w:hyperlink>
-    </w:p>
-    <w:p>
-      <w:pPr>
-        <w:pStyle w:val="ekillerTablosu"/>
-        <w:tabs>
-          <w:tab w:val="right" w:leader="dot" w:pos="8496"/>
-        </w:tabs>
-        <w:rPr>
-          <w:rFonts w:asciiTheme="minorHAnsi" w:eastAsiaTheme="minorEastAsia" w:hAnsiTheme="minorHAnsi" w:cstheme="minorBidi"/>
-          <w:noProof/>
-          <w:sz w:val="22"/>
-          <w:szCs w:val="22"/>
-        </w:rPr>
-      </w:pPr>
-      <w:hyperlink w:anchor="_Toc19270908" w:history="1">
-        <w:r>
-          <w:rPr>
-            <w:rStyle w:val="Kpr"/>
-            <w:noProof/>
-          </w:rPr>
-          <w:t>Şekil 4.1. Manzara 5.</w:t>
-        </w:r>
-        <w:r>
-          <w:rPr>
-            <w:noProof/>
-            <w:webHidden/>
-          </w:rPr>
-          <w:tab/>
-        </w:r>
-        <w:r>
-          <w:rPr>
-            <w:noProof/>
-            <w:webHidden/>
-          </w:rPr>
-          <w:fldChar w:fldCharType="begin"/>
-        </w:r>
-        <w:r>
-          <w:rPr>
-            <w:noProof/>
-            <w:webHidden/>
-          </w:rPr>
-          <w:instrText xml:space="preserve"> PAGEREF _Toc19270908 \h </w:instrText>
-        </w:r>
-        <w:r>
-          <w:rPr>
-            <w:noProof/>
-            <w:webHidden/>
-          </w:rPr>
-        </w:r>
-        <w:r>
-          <w:rPr>
-            <w:noProof/>
-            <w:webHidden/>
-          </w:rPr>
-          <w:fldChar w:fldCharType="separate"/>
-        </w:r>
-        <w:r>
-          <w:rPr>
-            <w:noProof/>
-            <w:webHidden/>
-          </w:rPr>
-          <w:t>12</w:t>
-        </w:r>
-        <w:r>
-          <w:rPr>
-            <w:noProof/>
-            <w:webHidden/>
-          </w:rPr>
-          <w:fldChar w:fldCharType="end"/>
-        </w:r>
-      </w:hyperlink>
-    </w:p>
-    <w:p>
-      <w:pPr>
-        <w:pStyle w:val="ekillerTablosu"/>
-        <w:tabs>
-          <w:tab w:val="right" w:leader="dot" w:pos="8496"/>
-        </w:tabs>
-        <w:rPr>
-          <w:rFonts w:asciiTheme="minorHAnsi" w:eastAsiaTheme="minorEastAsia" w:hAnsiTheme="minorHAnsi" w:cstheme="minorBidi"/>
-          <w:noProof/>
-          <w:sz w:val="22"/>
-          <w:szCs w:val="22"/>
-        </w:rPr>
-      </w:pPr>
-      <w:hyperlink w:anchor="_Toc19270909" w:history="1">
-        <w:r>
-          <w:rPr>
-            <w:rStyle w:val="Kpr"/>
-            <w:noProof/>
-          </w:rPr>
-          <w:t>Şekil 4.2. Manzara 5.</w:t>
-        </w:r>
-        <w:r>
-          <w:rPr>
-            <w:noProof/>
-            <w:webHidden/>
-          </w:rPr>
-          <w:tab/>
-        </w:r>
-        <w:r>
-          <w:rPr>
-            <w:noProof/>
-            <w:webHidden/>
-          </w:rPr>
-          <w:fldChar w:fldCharType="begin"/>
-        </w:r>
-        <w:r>
-          <w:rPr>
-            <w:noProof/>
-            <w:webHidden/>
-          </w:rPr>
-          <w:instrText xml:space="preserve"> PAGEREF _Toc19270909 \h </w:instrText>
-        </w:r>
-        <w:r>
-          <w:rPr>
-            <w:noProof/>
-            <w:webHidden/>
-          </w:rPr>
-        </w:r>
-        <w:r>
-          <w:rPr>
-            <w:noProof/>
-            <w:webHidden/>
-          </w:rPr>
-          <w:fldChar w:fldCharType="separate"/>
-        </w:r>
-        <w:r>
-          <w:rPr>
-            <w:noProof/>
-            <w:webHidden/>
-          </w:rPr>
-          <w:t>13</w:t>
-        </w:r>
-        <w:r>
-          <w:rPr>
-            <w:noProof/>
-            <w:webHidden/>
-          </w:rPr>
-          <w:fldChar w:fldCharType="end"/>
-        </w:r>
-      </w:hyperlink>
-    </w:p>
-    <w:p>
-      <w:pPr>
-        <w:pStyle w:val="ekillerTablosu"/>
-        <w:tabs>
-          <w:tab w:val="right" w:leader="dot" w:pos="8496"/>
-        </w:tabs>
-        <w:rPr>
-          <w:rFonts w:asciiTheme="minorHAnsi" w:eastAsiaTheme="minorEastAsia" w:hAnsiTheme="minorHAnsi" w:cstheme="minorBidi"/>
-          <w:noProof/>
-          <w:sz w:val="22"/>
-          <w:szCs w:val="22"/>
-        </w:rPr>
-      </w:pPr>
-      <w:hyperlink w:anchor="_Toc19270910" w:history="1">
-        <w:r>
-          <w:rPr>
-            <w:rStyle w:val="Kpr"/>
-            <w:noProof/>
-          </w:rPr>
-          <w:t>Şekil 10.1. Manzara 5.</w:t>
-        </w:r>
-        <w:r>
-          <w:rPr>
-            <w:noProof/>
-            <w:webHidden/>
-          </w:rPr>
-          <w:tab/>
-        </w:r>
-        <w:r>
-          <w:rPr>
-            <w:noProof/>
-            <w:webHidden/>
-          </w:rPr>
-          <w:fldChar w:fldCharType="begin"/>
-        </w:r>
-        <w:r>
-          <w:rPr>
-            <w:noProof/>
-            <w:webHidden/>
-          </w:rPr>
-          <w:instrText xml:space="preserve"> PAGEREF _Toc19270910 \h </w:instrText>
-        </w:r>
-        <w:r>
-          <w:rPr>
-            <w:noProof/>
-            <w:webHidden/>
-          </w:rPr>
-        </w:r>
-        <w:r>
-          <w:rPr>
-            <w:noProof/>
-            <w:webHidden/>
-          </w:rPr>
-          <w:fldChar w:fldCharType="separate"/>
-        </w:r>
-        <w:r>
-          <w:rPr>
-            <w:noProof/>
-            <w:webHidden/>
-          </w:rPr>
-          <w:t>23</w:t>
-        </w:r>
-        <w:r>
-          <w:rPr>
-            <w:noProof/>
-            <w:webHidden/>
-          </w:rPr>
-          <w:fldChar w:fldCharType="end"/>
-        </w:r>
-      </w:hyperlink>
-    </w:p>
-    <w:p>
-      <w:pPr>
-        <w:pStyle w:val="ekillerTablosu"/>
-        <w:tabs>
-          <w:tab w:val="right" w:leader="dot" w:pos="8496"/>
-        </w:tabs>
-        <w:rPr>
-          <w:rFonts w:asciiTheme="minorHAnsi" w:eastAsiaTheme="minorEastAsia" w:hAnsiTheme="minorHAnsi" w:cstheme="minorBidi"/>
-          <w:noProof/>
-          <w:sz w:val="22"/>
-          <w:szCs w:val="22"/>
-        </w:rPr>
-      </w:pPr>
-      <w:hyperlink w:anchor="_Toc19270911" w:history="1">
-        <w:r>
-          <w:rPr>
-            <w:rStyle w:val="Kpr"/>
-            <w:noProof/>
-          </w:rPr>
-          <w:t>Şekil 10.2. Manzara 5.</w:t>
-        </w:r>
-        <w:r>
-          <w:rPr>
-            <w:noProof/>
-            <w:webHidden/>
-          </w:rPr>
-          <w:tab/>
-        </w:r>
-        <w:r>
-          <w:rPr>
-            <w:noProof/>
-            <w:webHidden/>
-          </w:rPr>
-          <w:fldChar w:fldCharType="begin"/>
-        </w:r>
-        <w:r>
-          <w:rPr>
-            <w:noProof/>
-            <w:webHidden/>
-          </w:rPr>
-          <w:instrText xml:space="preserve"> PAGEREF _Toc19270911 \h </w:instrText>
-        </w:r>
-        <w:r>
-          <w:rPr>
-            <w:noProof/>
-            <w:webHidden/>
-          </w:rPr>
-        </w:r>
-        <w:r>
-          <w:rPr>
-            <w:noProof/>
-            <w:webHidden/>
-          </w:rPr>
-          <w:fldChar w:fldCharType="separate"/>
-        </w:r>
-        <w:r>
-          <w:rPr>
-            <w:noProof/>
-            <w:webHidden/>
-          </w:rPr>
-          <w:t>24</w:t>
-        </w:r>
-        <w:r>
-          <w:rPr>
-            <w:noProof/>
-            <w:webHidden/>
-          </w:rPr>
-          <w:fldChar w:fldCharType="end"/>
-        </w:r>
-      </w:hyperlink>
-    </w:p>
-    <w:p>
-      <w:pPr>
-        <w:pStyle w:val="ekillerTablosu"/>
-        <w:tabs>
-          <w:tab w:val="right" w:leader="dot" w:pos="8496"/>
-        </w:tabs>
-        <w:rPr>
-          <w:rFonts w:asciiTheme="minorHAnsi" w:eastAsiaTheme="minorEastAsia" w:hAnsiTheme="minorHAnsi" w:cstheme="minorBidi"/>
-          <w:noProof/>
-          <w:sz w:val="22"/>
-          <w:szCs w:val="22"/>
-        </w:rPr>
-      </w:pPr>
-      <w:hyperlink w:anchor="_Toc19270912" w:history="1">
-        <w:r>
-          <w:rPr>
-            <w:rStyle w:val="Kpr"/>
-            <w:noProof/>
-          </w:rPr>
-          <w:t>Şekil 10.3. Manzara 5.</w:t>
-        </w:r>
-        <w:r>
-          <w:rPr>
-            <w:noProof/>
-            <w:webHidden/>
-          </w:rPr>
-          <w:tab/>
-        </w:r>
-        <w:r>
-          <w:rPr>
-            <w:noProof/>
-            <w:webHidden/>
-          </w:rPr>
-          <w:fldChar w:fldCharType="begin"/>
-        </w:r>
-        <w:r>
-          <w:rPr>
-            <w:noProof/>
-            <w:webHidden/>
-          </w:rPr>
-          <w:instrText xml:space="preserve"> PAGEREF _Toc19270912 \h </w:instrText>
-        </w:r>
-        <w:r>
-          <w:rPr>
-            <w:noProof/>
-            <w:webHidden/>
-          </w:rPr>
-        </w:r>
-        <w:r>
-          <w:rPr>
-            <w:noProof/>
-            <w:webHidden/>
-          </w:rPr>
-          <w:fldChar w:fldCharType="separate"/>
-        </w:r>
-        <w:r>
-          <w:rPr>
-            <w:noProof/>
-            <w:webHidden/>
-          </w:rPr>
-          <w:t>25</w:t>
-        </w:r>
-        <w:r>
-          <w:rPr>
-            <w:noProof/>
-            <w:webHidden/>
-          </w:rPr>
-          <w:fldChar w:fldCharType="end"/>
-        </w:r>
-      </w:hyperlink>
-    </w:p>
-    <w:p>
-      <w:pPr>
-        <w:pStyle w:val="ekillerTablosu"/>
-        <w:tabs>
-          <w:tab w:val="right" w:leader="dot" w:pos="8496"/>
-        </w:tabs>
-        <w:rPr>
-          <w:rFonts w:asciiTheme="minorHAnsi" w:eastAsiaTheme="minorEastAsia" w:hAnsiTheme="minorHAnsi" w:cstheme="minorBidi"/>
-          <w:noProof/>
-          <w:sz w:val="22"/>
-          <w:szCs w:val="22"/>
-        </w:rPr>
-      </w:pPr>
-      <w:hyperlink w:anchor="_Toc19270913" w:history="1">
-        <w:r>
-          <w:rPr>
-            <w:rStyle w:val="Kpr"/>
-            <w:noProof/>
-          </w:rPr>
-          <w:t>Şekil 10.4. Manzara 5.</w:t>
-        </w:r>
-        <w:r>
-          <w:rPr>
-            <w:noProof/>
-            <w:webHidden/>
-          </w:rPr>
-          <w:tab/>
-        </w:r>
-        <w:r>
-          <w:rPr>
-            <w:noProof/>
-            <w:webHidden/>
-          </w:rPr>
-          <w:fldChar w:fldCharType="begin"/>
-        </w:r>
-        <w:r>
-          <w:rPr>
-            <w:noProof/>
-            <w:webHidden/>
-          </w:rPr>
-          <w:instrText xml:space="preserve"> PAGEREF _Toc19270913 \h </w:instrText>
-        </w:r>
-        <w:r>
-          <w:rPr>
-            <w:noProof/>
-            <w:webHidden/>
-          </w:rPr>
-        </w:r>
-        <w:r>
-          <w:rPr>
-            <w:noProof/>
-            <w:webHidden/>
-          </w:rPr>
-          <w:fldChar w:fldCharType="separate"/>
-        </w:r>
-        <w:r>
-          <w:rPr>
-            <w:noProof/>
-            <w:webHidden/>
-          </w:rPr>
-          <w:t>26</w:t>
-        </w:r>
-        <w:r>
-          <w:rPr>
-            <w:noProof/>
-            <w:webHidden/>
-          </w:rPr>
-          <w:fldChar w:fldCharType="end"/>
-        </w:r>
-      </w:hyperlink>
-    </w:p>
-    <w:p>
-      <w:pPr>
-        <w:pStyle w:val="ekillerTablosu"/>
-        <w:tabs>
-          <w:tab w:val="right" w:leader="dot" w:pos="8496"/>
-        </w:tabs>
-        <w:rPr>
-          <w:rFonts w:asciiTheme="minorHAnsi" w:eastAsiaTheme="minorEastAsia" w:hAnsiTheme="minorHAnsi" w:cstheme="minorBidi"/>
-          <w:noProof/>
-          <w:sz w:val="22"/>
-          <w:szCs w:val="22"/>
-        </w:rPr>
-      </w:pPr>
-      <w:hyperlink w:anchor="_Toc19270914" w:history="1">
-        <w:r>
-          <w:rPr>
-            <w:rStyle w:val="Kpr"/>
-            <w:noProof/>
-          </w:rPr>
-          <w:t>Şekil 10.5. Manzara 5.</w:t>
-        </w:r>
-        <w:r>
-          <w:rPr>
-            <w:noProof/>
-            <w:webHidden/>
-          </w:rPr>
-          <w:tab/>
-        </w:r>
-        <w:r>
-          <w:rPr>
-            <w:noProof/>
-            <w:webHidden/>
-          </w:rPr>
-          <w:fldChar w:fldCharType="begin"/>
-        </w:r>
-        <w:r>
-          <w:rPr>
-            <w:noProof/>
-            <w:webHidden/>
-          </w:rPr>
-          <w:instrText xml:space="preserve"> PAGEREF _Toc19270914 \h </w:instrText>
-        </w:r>
-        <w:r>
-          <w:rPr>
-            <w:noProof/>
-            <w:webHidden/>
-          </w:rPr>
-        </w:r>
-        <w:r>
-          <w:rPr>
-            <w:noProof/>
-            <w:webHidden/>
-          </w:rPr>
-          <w:fldChar w:fldCharType="separate"/>
-        </w:r>
-        <w:r>
-          <w:rPr>
-            <w:noProof/>
-            <w:webHidden/>
-          </w:rPr>
-          <w:t>27</w:t>
-        </w:r>
-        <w:r>
-          <w:rPr>
-            <w:noProof/>
-            <w:webHidden/>
-          </w:rPr>
-          <w:fldChar w:fldCharType="end"/>
-        </w:r>
-      </w:hyperlink>
-    </w:p>
-    <w:p>
-      <w:pPr>
-        <w:pStyle w:val="ekillerTablosu"/>
-        <w:tabs>
-          <w:tab w:val="right" w:leader="dot" w:pos="8496"/>
-        </w:tabs>
-        <w:rPr>
-          <w:rFonts w:asciiTheme="minorHAnsi" w:eastAsiaTheme="minorEastAsia" w:hAnsiTheme="minorHAnsi" w:cstheme="minorBidi"/>
-          <w:noProof/>
-          <w:sz w:val="22"/>
-          <w:szCs w:val="22"/>
-        </w:rPr>
-      </w:pPr>
-      <w:hyperlink w:anchor="_Toc19270915" w:history="1">
-        <w:r>
-          <w:rPr>
-            <w:rStyle w:val="Kpr"/>
-            <w:noProof/>
-          </w:rPr>
-          <w:t>Şekil 10.6. Manzara 5.</w:t>
-        </w:r>
-        <w:r>
-          <w:rPr>
-            <w:noProof/>
-            <w:webHidden/>
-          </w:rPr>
-          <w:tab/>
-        </w:r>
-        <w:r>
-          <w:rPr>
-            <w:noProof/>
-            <w:webHidden/>
-          </w:rPr>
-          <w:fldChar w:fldCharType="begin"/>
-        </w:r>
-        <w:r>
-          <w:rPr>
-            <w:noProof/>
-            <w:webHidden/>
-          </w:rPr>
-          <w:instrText xml:space="preserve"> PAGEREF _Toc19270915 \h </w:instrText>
-        </w:r>
-        <w:r>
-          <w:rPr>
-            <w:noProof/>
-            <w:webHidden/>
-          </w:rPr>
-        </w:r>
-        <w:r>
-          <w:rPr>
-            <w:noProof/>
-            <w:webHidden/>
-          </w:rPr>
-          <w:fldChar w:fldCharType="separate"/>
-        </w:r>
-        <w:r>
-          <w:rPr>
-            <w:noProof/>
-            <w:webHidden/>
-          </w:rPr>
-          <w:t>27</w:t>
-        </w:r>
-        <w:r>
-          <w:rPr>
-            <w:noProof/>
-            <w:webHidden/>
-          </w:rPr>
-          <w:fldChar w:fldCharType="end"/>
-        </w:r>
-      </w:hyperlink>
-    </w:p>
-    <w:p>
-      <w:pPr>
-        <w:pStyle w:val="ekillerTablosu"/>
-        <w:tabs>
-          <w:tab w:val="right" w:leader="dot" w:pos="8496"/>
-        </w:tabs>
-        <w:rPr>
-          <w:rFonts w:asciiTheme="minorHAnsi" w:eastAsiaTheme="minorEastAsia" w:hAnsiTheme="minorHAnsi" w:cstheme="minorBidi"/>
-          <w:noProof/>
-          <w:sz w:val="22"/>
-          <w:szCs w:val="22"/>
-        </w:rPr>
-      </w:pPr>
-      <w:hyperlink w:anchor="_Toc19270916" w:history="1">
-        <w:r>
-          <w:rPr>
-            <w:rStyle w:val="Kpr"/>
-            <w:noProof/>
-          </w:rPr>
-          <w:t>Şekil 10.7. Manzara 5.</w:t>
-        </w:r>
-        <w:r>
-          <w:rPr>
-            <w:noProof/>
-            <w:webHidden/>
-          </w:rPr>
-          <w:tab/>
-        </w:r>
-        <w:r>
-          <w:rPr>
-            <w:noProof/>
-            <w:webHidden/>
-          </w:rPr>
-          <w:fldChar w:fldCharType="begin"/>
-        </w:r>
-        <w:r>
-          <w:rPr>
-            <w:noProof/>
-            <w:webHidden/>
-          </w:rPr>
-          <w:instrText xml:space="preserve"> PAGEREF _Toc19270916 \h </w:instrText>
-        </w:r>
-        <w:r>
-          <w:rPr>
-            <w:noProof/>
-            <w:webHidden/>
-          </w:rPr>
-        </w:r>
-        <w:r>
-          <w:rPr>
-            <w:noProof/>
-            <w:webHidden/>
-          </w:rPr>
-          <w:fldChar w:fldCharType="separate"/>
-        </w:r>
-        <w:r>
-          <w:rPr>
-            <w:noProof/>
-            <w:webHidden/>
-          </w:rPr>
-          <w:t>29</w:t>
-        </w:r>
-        <w:r>
-          <w:rPr>
-            <w:noProof/>
-            <w:webHidden/>
-          </w:rPr>
-          <w:fldChar w:fldCharType="end"/>
-        </w:r>
-      </w:hyperlink>
-    </w:p>
-    <w:p>
-      <w:pPr>
-        <w:pStyle w:val="ekillerTablosu"/>
-        <w:tabs>
-          <w:tab w:val="right" w:leader="dot" w:pos="8496"/>
-        </w:tabs>
-        <w:rPr>
-          <w:rFonts w:asciiTheme="minorHAnsi" w:eastAsiaTheme="minorEastAsia" w:hAnsiTheme="minorHAnsi" w:cstheme="minorBidi"/>
-          <w:noProof/>
-          <w:sz w:val="22"/>
-          <w:szCs w:val="22"/>
-        </w:rPr>
-      </w:pPr>
-      <w:hyperlink w:anchor="_Toc19270917" w:history="1">
-        <w:r>
-          <w:rPr>
-            <w:rStyle w:val="Kpr"/>
-            <w:noProof/>
-          </w:rPr>
-          <w:t>Şekil 10.8. Manzara 5.</w:t>
-        </w:r>
-        <w:r>
-          <w:rPr>
-            <w:noProof/>
-            <w:webHidden/>
-          </w:rPr>
-          <w:tab/>
-        </w:r>
-        <w:r>
-          <w:rPr>
-            <w:noProof/>
-            <w:webHidden/>
-          </w:rPr>
-          <w:fldChar w:fldCharType="begin"/>
-        </w:r>
-        <w:r>
-          <w:rPr>
-            <w:noProof/>
-            <w:webHidden/>
-          </w:rPr>
-          <w:instrText xml:space="preserve"> PAGEREF _Toc19270917 \h </w:instrText>
-        </w:r>
-        <w:r>
-          <w:rPr>
-            <w:noProof/>
-            <w:webHidden/>
-          </w:rPr>
-        </w:r>
-        <w:r>
-          <w:rPr>
-            <w:noProof/>
-            <w:webHidden/>
-          </w:rPr>
-          <w:fldChar w:fldCharType="separate"/>
-        </w:r>
-        <w:r>
-          <w:rPr>
-            <w:noProof/>
-            <w:webHidden/>
-          </w:rPr>
-          <w:t>30</w:t>
-        </w:r>
-        <w:r>
-          <w:rPr>
-            <w:noProof/>
-            <w:webHidden/>
-          </w:rPr>
-          <w:fldChar w:fldCharType="end"/>
-        </w:r>
-      </w:hyperlink>
-    </w:p>
-    <w:p>
-      <w:pPr>
-        <w:pStyle w:val="ekillerTablosu"/>
-        <w:tabs>
-          <w:tab w:val="right" w:leader="dot" w:pos="8496"/>
-        </w:tabs>
-        <w:rPr>
-          <w:rFonts w:asciiTheme="minorHAnsi" w:eastAsiaTheme="minorEastAsia" w:hAnsiTheme="minorHAnsi" w:cstheme="minorBidi"/>
-          <w:noProof/>
-          <w:sz w:val="22"/>
-          <w:szCs w:val="22"/>
-        </w:rPr>
-      </w:pPr>
-      <w:hyperlink w:anchor="_Toc19270918" w:history="1">
-        <w:r>
-          <w:rPr>
-            <w:rStyle w:val="Kpr"/>
-            <w:noProof/>
-          </w:rPr>
-          <w:t>Şekil 10.9. Manzara 5.</w:t>
-        </w:r>
-        <w:r>
-          <w:rPr>
-            <w:noProof/>
-            <w:webHidden/>
-          </w:rPr>
-          <w:tab/>
-        </w:r>
-        <w:r>
-          <w:rPr>
-            <w:noProof/>
-            <w:webHidden/>
-          </w:rPr>
-          <w:fldChar w:fldCharType="begin"/>
-        </w:r>
-        <w:r>
-          <w:rPr>
-            <w:noProof/>
-            <w:webHidden/>
-          </w:rPr>
-          <w:instrText xml:space="preserve"> PAGEREF _Toc19270918 \h </w:instrText>
-        </w:r>
-        <w:r>
-          <w:rPr>
-            <w:noProof/>
-            <w:webHidden/>
-          </w:rPr>
-        </w:r>
-        <w:r>
-          <w:rPr>
-            <w:noProof/>
-            <w:webHidden/>
-          </w:rPr>
-          <w:fldChar w:fldCharType="separate"/>
-        </w:r>
-        <w:r>
-          <w:rPr>
-            <w:noProof/>
-            <w:webHidden/>
-          </w:rPr>
-          <w:t>30</w:t>
-        </w:r>
-        <w:r>
-          <w:rPr>
-            <w:noProof/>
-            <w:webHidden/>
-          </w:rPr>
-          <w:fldChar w:fldCharType="end"/>
-        </w:r>
-      </w:hyperlink>
-    </w:p>
-    <w:p>
-      <w:pPr>
         <w:pStyle w:val="PARAGRAFMETN"/>
         <w:rPr>
           <w:color w:val="auto"/>
@@ -8984,725 +7523,6 @@
     </w:p>
     <w:p>
       <w:pPr>
-        <w:pStyle w:val="ekillerTablosu"/>
-        <w:tabs>
-          <w:tab w:val="right" w:leader="dot" w:pos="8496"/>
-        </w:tabs>
-        <w:rPr>
-          <w:rFonts w:asciiTheme="minorHAnsi" w:eastAsiaTheme="minorEastAsia" w:hAnsiTheme="minorHAnsi" w:cstheme="minorBidi"/>
-          <w:noProof/>
-          <w:sz w:val="22"/>
-          <w:szCs w:val="22"/>
-        </w:rPr>
-      </w:pPr>
-      <w:r>
-        <w:fldChar w:fldCharType="begin"/>
-      </w:r>
-      <w:r>
-        <w:instrText xml:space="preserve"> TOC \h \z \c "Çizelge" </w:instrText>
-      </w:r>
-      <w:r>
-        <w:fldChar w:fldCharType="separate"/>
-      </w:r>
-      <w:hyperlink w:anchor="_Toc19270887" w:history="1">
-        <w:r>
-          <w:rPr>
-            <w:rStyle w:val="Kpr"/>
-            <w:noProof/>
-          </w:rPr>
-          <w:t>Çizelge 2.1. Birimler1.</w:t>
-        </w:r>
-        <w:r>
-          <w:rPr>
-            <w:noProof/>
-            <w:webHidden/>
-          </w:rPr>
-          <w:tab/>
-        </w:r>
-        <w:r>
-          <w:rPr>
-            <w:noProof/>
-            <w:webHidden/>
-          </w:rPr>
-          <w:fldChar w:fldCharType="begin"/>
-        </w:r>
-        <w:r>
-          <w:rPr>
-            <w:noProof/>
-            <w:webHidden/>
-          </w:rPr>
-          <w:instrText xml:space="preserve"> PAGEREF _Toc19270887 \h </w:instrText>
-        </w:r>
-        <w:r>
-          <w:rPr>
-            <w:noProof/>
-            <w:webHidden/>
-          </w:rPr>
-        </w:r>
-        <w:r>
-          <w:rPr>
-            <w:noProof/>
-            <w:webHidden/>
-          </w:rPr>
-          <w:fldChar w:fldCharType="separate"/>
-        </w:r>
-        <w:r>
-          <w:rPr>
-            <w:noProof/>
-            <w:webHidden/>
-          </w:rPr>
-          <w:t>3</w:t>
-        </w:r>
-        <w:r>
-          <w:rPr>
-            <w:noProof/>
-            <w:webHidden/>
-          </w:rPr>
-          <w:fldChar w:fldCharType="end"/>
-        </w:r>
-      </w:hyperlink>
-    </w:p>
-    <w:p>
-      <w:pPr>
-        <w:pStyle w:val="ekillerTablosu"/>
-        <w:tabs>
-          <w:tab w:val="right" w:leader="dot" w:pos="8496"/>
-        </w:tabs>
-        <w:rPr>
-          <w:rFonts w:asciiTheme="minorHAnsi" w:eastAsiaTheme="minorEastAsia" w:hAnsiTheme="minorHAnsi" w:cstheme="minorBidi"/>
-          <w:noProof/>
-          <w:sz w:val="22"/>
-          <w:szCs w:val="22"/>
-        </w:rPr>
-      </w:pPr>
-      <w:hyperlink w:anchor="_Toc19270888" w:history="1">
-        <w:r>
-          <w:rPr>
-            <w:rStyle w:val="Kpr"/>
-            <w:noProof/>
-          </w:rPr>
-          <w:t>Çizelge 2.2. Birimler 1.</w:t>
-        </w:r>
-        <w:r>
-          <w:rPr>
-            <w:noProof/>
-            <w:webHidden/>
-          </w:rPr>
-          <w:tab/>
-        </w:r>
-        <w:r>
-          <w:rPr>
-            <w:noProof/>
-            <w:webHidden/>
-          </w:rPr>
-          <w:fldChar w:fldCharType="begin"/>
-        </w:r>
-        <w:r>
-          <w:rPr>
-            <w:noProof/>
-            <w:webHidden/>
-          </w:rPr>
-          <w:instrText xml:space="preserve"> PAGEREF _Toc19270888 \h </w:instrText>
-        </w:r>
-        <w:r>
-          <w:rPr>
-            <w:noProof/>
-            <w:webHidden/>
-          </w:rPr>
-        </w:r>
-        <w:r>
-          <w:rPr>
-            <w:noProof/>
-            <w:webHidden/>
-          </w:rPr>
-          <w:fldChar w:fldCharType="separate"/>
-        </w:r>
-        <w:r>
-          <w:rPr>
-            <w:noProof/>
-            <w:webHidden/>
-          </w:rPr>
-          <w:t>3</w:t>
-        </w:r>
-        <w:r>
-          <w:rPr>
-            <w:noProof/>
-            <w:webHidden/>
-          </w:rPr>
-          <w:fldChar w:fldCharType="end"/>
-        </w:r>
-      </w:hyperlink>
-    </w:p>
-    <w:p>
-      <w:pPr>
-        <w:pStyle w:val="ekillerTablosu"/>
-        <w:tabs>
-          <w:tab w:val="right" w:leader="dot" w:pos="8496"/>
-        </w:tabs>
-        <w:rPr>
-          <w:rFonts w:asciiTheme="minorHAnsi" w:eastAsiaTheme="minorEastAsia" w:hAnsiTheme="minorHAnsi" w:cstheme="minorBidi"/>
-          <w:noProof/>
-          <w:sz w:val="22"/>
-          <w:szCs w:val="22"/>
-        </w:rPr>
-      </w:pPr>
-      <w:hyperlink w:anchor="_Toc19270889" w:history="1">
-        <w:r>
-          <w:rPr>
-            <w:rStyle w:val="Kpr"/>
-            <w:noProof/>
-          </w:rPr>
-          <w:t>Çizelge 2.3. Birimler 2.</w:t>
-        </w:r>
-        <w:r>
-          <w:rPr>
-            <w:noProof/>
-            <w:webHidden/>
-          </w:rPr>
-          <w:tab/>
-        </w:r>
-        <w:r>
-          <w:rPr>
-            <w:noProof/>
-            <w:webHidden/>
-          </w:rPr>
-          <w:fldChar w:fldCharType="begin"/>
-        </w:r>
-        <w:r>
-          <w:rPr>
-            <w:noProof/>
-            <w:webHidden/>
-          </w:rPr>
-          <w:instrText xml:space="preserve"> PAGEREF _Toc19270889 \h </w:instrText>
-        </w:r>
-        <w:r>
-          <w:rPr>
-            <w:noProof/>
-            <w:webHidden/>
-          </w:rPr>
-        </w:r>
-        <w:r>
-          <w:rPr>
-            <w:noProof/>
-            <w:webHidden/>
-          </w:rPr>
-          <w:fldChar w:fldCharType="separate"/>
-        </w:r>
-        <w:r>
-          <w:rPr>
-            <w:noProof/>
-            <w:webHidden/>
-          </w:rPr>
-          <w:t>8</w:t>
-        </w:r>
-        <w:r>
-          <w:rPr>
-            <w:noProof/>
-            <w:webHidden/>
-          </w:rPr>
-          <w:fldChar w:fldCharType="end"/>
-        </w:r>
-      </w:hyperlink>
-    </w:p>
-    <w:p>
-      <w:pPr>
-        <w:pStyle w:val="ekillerTablosu"/>
-        <w:tabs>
-          <w:tab w:val="right" w:leader="dot" w:pos="8496"/>
-        </w:tabs>
-        <w:rPr>
-          <w:rFonts w:asciiTheme="minorHAnsi" w:eastAsiaTheme="minorEastAsia" w:hAnsiTheme="minorHAnsi" w:cstheme="minorBidi"/>
-          <w:noProof/>
-          <w:sz w:val="22"/>
-          <w:szCs w:val="22"/>
-        </w:rPr>
-      </w:pPr>
-      <w:hyperlink w:anchor="_Toc19270890" w:history="1">
-        <w:r>
-          <w:rPr>
-            <w:rStyle w:val="Kpr"/>
-            <w:noProof/>
-          </w:rPr>
-          <w:t>Çizelge 3.1. Birimler 3.</w:t>
-        </w:r>
-        <w:r>
-          <w:rPr>
-            <w:noProof/>
-            <w:webHidden/>
-          </w:rPr>
-          <w:tab/>
-        </w:r>
-        <w:r>
-          <w:rPr>
-            <w:noProof/>
-            <w:webHidden/>
-          </w:rPr>
-          <w:fldChar w:fldCharType="begin"/>
-        </w:r>
-        <w:r>
-          <w:rPr>
-            <w:noProof/>
-            <w:webHidden/>
-          </w:rPr>
-          <w:instrText xml:space="preserve"> PAGEREF _Toc19270890 \h </w:instrText>
-        </w:r>
-        <w:r>
-          <w:rPr>
-            <w:noProof/>
-            <w:webHidden/>
-          </w:rPr>
-        </w:r>
-        <w:r>
-          <w:rPr>
-            <w:noProof/>
-            <w:webHidden/>
-          </w:rPr>
-          <w:fldChar w:fldCharType="separate"/>
-        </w:r>
-        <w:r>
-          <w:rPr>
-            <w:noProof/>
-            <w:webHidden/>
-          </w:rPr>
-          <w:t>10</w:t>
-        </w:r>
-        <w:r>
-          <w:rPr>
-            <w:noProof/>
-            <w:webHidden/>
-          </w:rPr>
-          <w:fldChar w:fldCharType="end"/>
-        </w:r>
-      </w:hyperlink>
-    </w:p>
-    <w:p>
-      <w:pPr>
-        <w:pStyle w:val="ekillerTablosu"/>
-        <w:tabs>
-          <w:tab w:val="right" w:leader="dot" w:pos="8496"/>
-        </w:tabs>
-        <w:rPr>
-          <w:rFonts w:asciiTheme="minorHAnsi" w:eastAsiaTheme="minorEastAsia" w:hAnsiTheme="minorHAnsi" w:cstheme="minorBidi"/>
-          <w:noProof/>
-          <w:sz w:val="22"/>
-          <w:szCs w:val="22"/>
-        </w:rPr>
-      </w:pPr>
-      <w:hyperlink w:anchor="_Toc19270891" w:history="1">
-        <w:r>
-          <w:rPr>
-            <w:rStyle w:val="Kpr"/>
-            <w:noProof/>
-          </w:rPr>
-          <w:t>Çizelge 4.1. Birimler 4.</w:t>
-        </w:r>
-        <w:r>
-          <w:rPr>
-            <w:noProof/>
-            <w:webHidden/>
-          </w:rPr>
-          <w:tab/>
-        </w:r>
-        <w:r>
-          <w:rPr>
-            <w:noProof/>
-            <w:webHidden/>
-          </w:rPr>
-          <w:fldChar w:fldCharType="begin"/>
-        </w:r>
-        <w:r>
-          <w:rPr>
-            <w:noProof/>
-            <w:webHidden/>
-          </w:rPr>
-          <w:instrText xml:space="preserve"> PAGEREF _Toc19270891 \h </w:instrText>
-        </w:r>
-        <w:r>
-          <w:rPr>
-            <w:noProof/>
-            <w:webHidden/>
-          </w:rPr>
-        </w:r>
-        <w:r>
-          <w:rPr>
-            <w:noProof/>
-            <w:webHidden/>
-          </w:rPr>
-          <w:fldChar w:fldCharType="separate"/>
-        </w:r>
-        <w:r>
-          <w:rPr>
-            <w:noProof/>
-            <w:webHidden/>
-          </w:rPr>
-          <w:t>13</w:t>
-        </w:r>
-        <w:r>
-          <w:rPr>
-            <w:noProof/>
-            <w:webHidden/>
-          </w:rPr>
-          <w:fldChar w:fldCharType="end"/>
-        </w:r>
-      </w:hyperlink>
-    </w:p>
-    <w:p>
-      <w:pPr>
-        <w:pStyle w:val="ekillerTablosu"/>
-        <w:tabs>
-          <w:tab w:val="right" w:leader="dot" w:pos="8496"/>
-        </w:tabs>
-        <w:rPr>
-          <w:rFonts w:asciiTheme="minorHAnsi" w:eastAsiaTheme="minorEastAsia" w:hAnsiTheme="minorHAnsi" w:cstheme="minorBidi"/>
-          <w:noProof/>
-          <w:sz w:val="22"/>
-          <w:szCs w:val="22"/>
-        </w:rPr>
-      </w:pPr>
-      <w:hyperlink w:anchor="_Toc19270892" w:history="1">
-        <w:r>
-          <w:rPr>
-            <w:rStyle w:val="Kpr"/>
-            <w:noProof/>
-          </w:rPr>
-          <w:t>Çizelge 5.1. Birimler 5.</w:t>
-        </w:r>
-        <w:r>
-          <w:rPr>
-            <w:noProof/>
-            <w:webHidden/>
-          </w:rPr>
-          <w:tab/>
-        </w:r>
-        <w:r>
-          <w:rPr>
-            <w:noProof/>
-            <w:webHidden/>
-          </w:rPr>
-          <w:fldChar w:fldCharType="begin"/>
-        </w:r>
-        <w:r>
-          <w:rPr>
-            <w:noProof/>
-            <w:webHidden/>
-          </w:rPr>
-          <w:instrText xml:space="preserve"> PAGEREF _Toc19270892 \h </w:instrText>
-        </w:r>
-        <w:r>
-          <w:rPr>
-            <w:noProof/>
-            <w:webHidden/>
-          </w:rPr>
-        </w:r>
-        <w:r>
-          <w:rPr>
-            <w:noProof/>
-            <w:webHidden/>
-          </w:rPr>
-          <w:fldChar w:fldCharType="separate"/>
-        </w:r>
-        <w:r>
-          <w:rPr>
-            <w:noProof/>
-            <w:webHidden/>
-          </w:rPr>
-          <w:t>14</w:t>
-        </w:r>
-        <w:r>
-          <w:rPr>
-            <w:noProof/>
-            <w:webHidden/>
-          </w:rPr>
-          <w:fldChar w:fldCharType="end"/>
-        </w:r>
-      </w:hyperlink>
-    </w:p>
-    <w:p>
-      <w:pPr>
-        <w:pStyle w:val="ekillerTablosu"/>
-        <w:tabs>
-          <w:tab w:val="right" w:leader="dot" w:pos="8496"/>
-        </w:tabs>
-        <w:rPr>
-          <w:rFonts w:asciiTheme="minorHAnsi" w:eastAsiaTheme="minorEastAsia" w:hAnsiTheme="minorHAnsi" w:cstheme="minorBidi"/>
-          <w:noProof/>
-          <w:sz w:val="22"/>
-          <w:szCs w:val="22"/>
-        </w:rPr>
-      </w:pPr>
-      <w:hyperlink w:anchor="_Toc19270893" w:history="1">
-        <w:r>
-          <w:rPr>
-            <w:rStyle w:val="Kpr"/>
-            <w:noProof/>
-          </w:rPr>
-          <w:t>Çizelge 5.2. Birimler 6.</w:t>
-        </w:r>
-        <w:r>
-          <w:rPr>
-            <w:noProof/>
-            <w:webHidden/>
-          </w:rPr>
-          <w:tab/>
-        </w:r>
-        <w:r>
-          <w:rPr>
-            <w:noProof/>
-            <w:webHidden/>
-          </w:rPr>
-          <w:fldChar w:fldCharType="begin"/>
-        </w:r>
-        <w:r>
-          <w:rPr>
-            <w:noProof/>
-            <w:webHidden/>
-          </w:rPr>
-          <w:instrText xml:space="preserve"> PAGEREF _Toc19270893 \h </w:instrText>
-        </w:r>
-        <w:r>
-          <w:rPr>
-            <w:noProof/>
-            <w:webHidden/>
-          </w:rPr>
-        </w:r>
-        <w:r>
-          <w:rPr>
-            <w:noProof/>
-            <w:webHidden/>
-          </w:rPr>
-          <w:fldChar w:fldCharType="separate"/>
-        </w:r>
-        <w:r>
-          <w:rPr>
-            <w:noProof/>
-            <w:webHidden/>
-          </w:rPr>
-          <w:t>14</w:t>
-        </w:r>
-        <w:r>
-          <w:rPr>
-            <w:noProof/>
-            <w:webHidden/>
-          </w:rPr>
-          <w:fldChar w:fldCharType="end"/>
-        </w:r>
-      </w:hyperlink>
-    </w:p>
-    <w:p>
-      <w:pPr>
-        <w:pStyle w:val="ekillerTablosu"/>
-        <w:tabs>
-          <w:tab w:val="right" w:leader="dot" w:pos="8496"/>
-        </w:tabs>
-        <w:rPr>
-          <w:rFonts w:asciiTheme="minorHAnsi" w:eastAsiaTheme="minorEastAsia" w:hAnsiTheme="minorHAnsi" w:cstheme="minorBidi"/>
-          <w:noProof/>
-          <w:sz w:val="22"/>
-          <w:szCs w:val="22"/>
-        </w:rPr>
-      </w:pPr>
-      <w:hyperlink w:anchor="_Toc19270894" w:history="1">
-        <w:r>
-          <w:rPr>
-            <w:rStyle w:val="Kpr"/>
-            <w:noProof/>
-          </w:rPr>
-          <w:t>Çizelge 10.1. Birimler 3.</w:t>
-        </w:r>
-        <w:r>
-          <w:rPr>
-            <w:noProof/>
-            <w:webHidden/>
-          </w:rPr>
-          <w:tab/>
-        </w:r>
-        <w:r>
-          <w:rPr>
-            <w:noProof/>
-            <w:webHidden/>
-          </w:rPr>
-          <w:fldChar w:fldCharType="begin"/>
-        </w:r>
-        <w:r>
-          <w:rPr>
-            <w:noProof/>
-            <w:webHidden/>
-          </w:rPr>
-          <w:instrText xml:space="preserve"> PAGEREF _Toc19270894 \h </w:instrText>
-        </w:r>
-        <w:r>
-          <w:rPr>
-            <w:noProof/>
-            <w:webHidden/>
-          </w:rPr>
-        </w:r>
-        <w:r>
-          <w:rPr>
-            <w:noProof/>
-            <w:webHidden/>
-          </w:rPr>
-          <w:fldChar w:fldCharType="separate"/>
-        </w:r>
-        <w:r>
-          <w:rPr>
-            <w:noProof/>
-            <w:webHidden/>
-          </w:rPr>
-          <w:t>24</w:t>
-        </w:r>
-        <w:r>
-          <w:rPr>
-            <w:noProof/>
-            <w:webHidden/>
-          </w:rPr>
-          <w:fldChar w:fldCharType="end"/>
-        </w:r>
-      </w:hyperlink>
-    </w:p>
-    <w:p>
-      <w:pPr>
-        <w:pStyle w:val="ekillerTablosu"/>
-        <w:tabs>
-          <w:tab w:val="right" w:leader="dot" w:pos="8496"/>
-        </w:tabs>
-        <w:rPr>
-          <w:rFonts w:asciiTheme="minorHAnsi" w:eastAsiaTheme="minorEastAsia" w:hAnsiTheme="minorHAnsi" w:cstheme="minorBidi"/>
-          <w:noProof/>
-          <w:sz w:val="22"/>
-          <w:szCs w:val="22"/>
-        </w:rPr>
-      </w:pPr>
-      <w:hyperlink w:anchor="_Toc19270895" w:history="1">
-        <w:r>
-          <w:rPr>
-            <w:rStyle w:val="Kpr"/>
-            <w:noProof/>
-          </w:rPr>
-          <w:t>Çizelge 10.2. Birimler 3.</w:t>
-        </w:r>
-        <w:r>
-          <w:rPr>
-            <w:noProof/>
-            <w:webHidden/>
-          </w:rPr>
-          <w:tab/>
-        </w:r>
-        <w:r>
-          <w:rPr>
-            <w:noProof/>
-            <w:webHidden/>
-          </w:rPr>
-          <w:fldChar w:fldCharType="begin"/>
-        </w:r>
-        <w:r>
-          <w:rPr>
-            <w:noProof/>
-            <w:webHidden/>
-          </w:rPr>
-          <w:instrText xml:space="preserve"> PAGEREF _Toc19270895 \h </w:instrText>
-        </w:r>
-        <w:r>
-          <w:rPr>
-            <w:noProof/>
-            <w:webHidden/>
-          </w:rPr>
-        </w:r>
-        <w:r>
-          <w:rPr>
-            <w:noProof/>
-            <w:webHidden/>
-          </w:rPr>
-          <w:fldChar w:fldCharType="separate"/>
-        </w:r>
-        <w:r>
-          <w:rPr>
-            <w:noProof/>
-            <w:webHidden/>
-          </w:rPr>
-          <w:t>27</w:t>
-        </w:r>
-        <w:r>
-          <w:rPr>
-            <w:noProof/>
-            <w:webHidden/>
-          </w:rPr>
-          <w:fldChar w:fldCharType="end"/>
-        </w:r>
-      </w:hyperlink>
-    </w:p>
-    <w:p>
-      <w:pPr>
-        <w:pStyle w:val="ekillerTablosu"/>
-        <w:tabs>
-          <w:tab w:val="right" w:leader="dot" w:pos="8496"/>
-        </w:tabs>
-        <w:rPr>
-          <w:rFonts w:asciiTheme="minorHAnsi" w:eastAsiaTheme="minorEastAsia" w:hAnsiTheme="minorHAnsi" w:cstheme="minorBidi"/>
-          <w:noProof/>
-          <w:sz w:val="22"/>
-          <w:szCs w:val="22"/>
-        </w:rPr>
-      </w:pPr>
-      <w:hyperlink w:anchor="_Toc19270896" w:history="1">
-        <w:r>
-          <w:rPr>
-            <w:rStyle w:val="Kpr"/>
-            <w:noProof/>
-          </w:rPr>
-          <w:t>Çizelge 10.3. Birimler 3.</w:t>
-        </w:r>
-        <w:r>
-          <w:rPr>
-            <w:noProof/>
-            <w:webHidden/>
-          </w:rPr>
-          <w:tab/>
-        </w:r>
-        <w:r>
-          <w:rPr>
-            <w:noProof/>
-            <w:webHidden/>
-          </w:rPr>
-          <w:fldChar w:fldCharType="begin"/>
-        </w:r>
-        <w:r>
-          <w:rPr>
-            <w:noProof/>
-            <w:webHidden/>
-          </w:rPr>
-          <w:instrText xml:space="preserve"> PAGEREF _Toc19270896 \h </w:instrText>
-        </w:r>
-        <w:r>
-          <w:rPr>
-            <w:noProof/>
-            <w:webHidden/>
-          </w:rPr>
-        </w:r>
-        <w:r>
-          <w:rPr>
-            <w:noProof/>
-            <w:webHidden/>
-          </w:rPr>
-          <w:fldChar w:fldCharType="separate"/>
-        </w:r>
-        <w:r>
-          <w:rPr>
-            <w:noProof/>
-            <w:webHidden/>
-          </w:rPr>
-          <w:t>30</w:t>
-        </w:r>
-        <w:r>
-          <w:rPr>
-            <w:noProof/>
-            <w:webHidden/>
-          </w:rPr>
-          <w:fldChar w:fldCharType="end"/>
-        </w:r>
-      </w:hyperlink>
-    </w:p>
-    <w:p>
-      <w:pPr>
         <w:pStyle w:val="PARAGRAFMETN"/>
         <w:ind w:left="1123" w:hanging="1123"/>
       </w:pPr>
@@ -9872,166 +7692,6 @@
         </w:rPr>
         <w:t>Sayfa No</w:t>
       </w:r>
-    </w:p>
-    <w:p>
-      <w:pPr>
-        <w:pStyle w:val="ekillerTablosu"/>
-        <w:tabs>
-          <w:tab w:val="right" w:leader="dot" w:pos="8496"/>
-        </w:tabs>
-        <w:rPr>
-          <w:rFonts w:asciiTheme="minorHAnsi" w:eastAsiaTheme="minorEastAsia" w:hAnsiTheme="minorHAnsi" w:cstheme="minorBidi"/>
-          <w:noProof/>
-          <w:sz w:val="22"/>
-          <w:szCs w:val="22"/>
-        </w:rPr>
-      </w:pPr>
-      <w:r>
-        <w:rPr>
-          <w:lang w:val="es-AR"/>
-        </w:rPr>
-        <w:fldChar w:fldCharType="begin"/>
-      </w:r>
-      <w:r>
-        <w:rPr>
-          <w:lang w:val="es-AR"/>
-        </w:rPr>
-        <w:instrText xml:space="preserve"> TOC \h \z \c "Harita" </w:instrText>
-      </w:r>
-      <w:r>
-        <w:rPr>
-          <w:lang w:val="es-AR"/>
-        </w:rPr>
-        <w:fldChar w:fldCharType="separate"/>
-      </w:r>
-      <w:hyperlink w:anchor="_Toc19270877" w:history="1">
-        <w:r>
-          <w:rPr>
-            <w:rStyle w:val="Kpr"/>
-            <w:noProof/>
-          </w:rPr>
-          <w:t>Harita 2.1. Türkiye solar haritası1.</w:t>
-        </w:r>
-        <w:r>
-          <w:rPr>
-            <w:noProof/>
-            <w:webHidden/>
-          </w:rPr>
-          <w:tab/>
-        </w:r>
-        <w:r>
-          <w:rPr>
-            <w:noProof/>
-            <w:webHidden/>
-          </w:rPr>
-          <w:fldChar w:fldCharType="begin"/>
-        </w:r>
-        <w:r>
-          <w:rPr>
-            <w:noProof/>
-            <w:webHidden/>
-          </w:rPr>
-          <w:instrText xml:space="preserve"> PAGEREF _Toc19270877 \h </w:instrText>
-        </w:r>
-        <w:r>
-          <w:rPr>
-            <w:noProof/>
-            <w:webHidden/>
-          </w:rPr>
-        </w:r>
-        <w:r>
-          <w:rPr>
-            <w:noProof/>
-            <w:webHidden/>
-          </w:rPr>
-          <w:fldChar w:fldCharType="separate"/>
-        </w:r>
-        <w:r>
-          <w:rPr>
-            <w:noProof/>
-            <w:webHidden/>
-          </w:rPr>
-          <w:t>4</w:t>
-        </w:r>
-        <w:r>
-          <w:rPr>
-            <w:noProof/>
-            <w:webHidden/>
-          </w:rPr>
-          <w:fldChar w:fldCharType="end"/>
-        </w:r>
-      </w:hyperlink>
-    </w:p>
-    <w:p>
-      <w:pPr>
-        <w:pStyle w:val="ekillerTablosu"/>
-        <w:tabs>
-          <w:tab w:val="right" w:leader="dot" w:pos="8496"/>
-        </w:tabs>
-        <w:rPr>
-          <w:rFonts w:asciiTheme="minorHAnsi" w:eastAsiaTheme="minorEastAsia" w:hAnsiTheme="minorHAnsi" w:cstheme="minorBidi"/>
-          <w:noProof/>
-          <w:sz w:val="22"/>
-          <w:szCs w:val="22"/>
-        </w:rPr>
-      </w:pPr>
-      <w:hyperlink w:anchor="_Toc19270878" w:history="1">
-        <w:r>
-          <w:rPr>
-            <w:rStyle w:val="Kpr"/>
-            <w:noProof/>
-          </w:rPr>
-          <w:t>Harita 2.2. Türkiye solar haritası1.</w:t>
-        </w:r>
-        <w:r>
-          <w:rPr>
-            <w:noProof/>
-            <w:webHidden/>
-          </w:rPr>
-          <w:tab/>
-        </w:r>
-        <w:r>
-          <w:rPr>
-            <w:noProof/>
-            <w:webHidden/>
-          </w:rPr>
-          <w:fldChar w:fldCharType="begin"/>
-        </w:r>
-        <w:r>
-          <w:rPr>
-            <w:noProof/>
-            <w:webHidden/>
-          </w:rPr>
-          <w:instrText xml:space="preserve"> PAGEREF _Toc19270878 \h </w:instrText>
-        </w:r>
-        <w:r>
-          <w:rPr>
-            <w:noProof/>
-            <w:webHidden/>
-          </w:rPr>
-        </w:r>
-        <w:r>
-          <w:rPr>
-            <w:noProof/>
-            <w:webHidden/>
-          </w:rPr>
-          <w:fldChar w:fldCharType="separate"/>
-        </w:r>
-        <w:r>
-          <w:rPr>
-            <w:noProof/>
-            <w:webHidden/>
-          </w:rPr>
-          <w:t>8</w:t>
-        </w:r>
-        <w:r>
-          <w:rPr>
-            <w:noProof/>
-            <w:webHidden/>
-          </w:rPr>
-          <w:fldChar w:fldCharType="end"/>
-        </w:r>
-      </w:hyperlink>
     </w:p>
     <w:p>
       <w:pPr>
@@ -13559,90 +11219,50 @@
         </w:rPr>
       </w:pPr>
       <w:r>
+        <w:t>Danışman: Dr. Öğr. Üyesi Büşra TAKGİL</w:t>
+      </w:r>
+    </w:p>
+    <w:p>
+      <w:pPr>
+        <w:spacing w:after="480"/>
+        <w:jc w:val="center"/>
         <w:rPr>
           <w:sz w:val="24"/>
           <w:szCs w:val="24"/>
         </w:rPr>
-        <w:t xml:space="preserve">Danışman: </w:t>
-      </w:r>
-      <w:r>
+      </w:pPr>
+      <w:commentRangeStart w:id="11"/>
+      <w:commentRangeEnd w:id="11"/>
+      <w:r>
+        <w:t>Haziran 2026</w:t>
+      </w:r>
+    </w:p>
+    <w:p>
+      <w:pPr>
+        <w:jc w:val="both"/>
         <w:rPr>
           <w:sz w:val="24"/>
           <w:szCs w:val="24"/>
         </w:rPr>
-        <w:t>Doç. Dr. Yusuf ALTUN</w:t>
-      </w:r>
-    </w:p>
-    <w:p>
-      <w:pPr>
-        <w:spacing w:after="480"/>
-        <w:jc w:val="center"/>
+      </w:pPr>
+      <w:r>
+        <w:t>Suno, MusicGen, Udio ve Echoes gibi üretici yapay zekâ platformlarının yaygınlaşmasıyla yapay zekâ üretimi müzik parçaları içerik akış platformlarında hızla artmaktadır. Bu tez çalışmasında AURIS sistemi tasarlanmış ve geliştirilmiştir. AURIS, ses sinyallerinden 5 kategoride toplam 47 akustik öznitelik çıkarmakta; 7 klasik ML ve 4 derin öğrenme modelini 5 katlı tabakalı çapraz doğrulama protokolüyle karşılaştırmaktadır. 8 farklı kaynaktan derlenen 5.195 ses kaydı üzerinde eğitilen LightGBM modeli 0,8839 doğruluk, 0,8575 F1-skoru ve 0,9548 ROC-AUC (Brier=0,083) elde etmiştir. Karar eşiği Youden J istatistiğiyle theta*=0,4316 olarak optimize edilmiştir. Sistem Next.js 14 web platformu, Kotlin/Jetpack Compose Android uygulaması ve FastAPI arka ucuyla tam yığın mimaride sunulmuştur. SHAP entegrasyonu her kararı öznitelik bazında açıklanabilir kılmaktadır.</w:t>
+      </w:r>
+    </w:p>
+    <w:p>
+      <w:pPr>
+        <w:spacing w:before="480"/>
+        <w:jc w:val="both"/>
         <w:rPr>
           <w:sz w:val="24"/>
           <w:szCs w:val="24"/>
         </w:rPr>
       </w:pPr>
-      <w:commentRangeStart w:id="11"/>
-      <w:commentRangeEnd w:id="11"/>
-      <w:r>
-        <w:t>Haziran 2026, 110 sayfa</w:t>
-      </w:r>
-    </w:p>
-    <w:p>
-      <w:pPr>
-        <w:jc w:val="both"/>
-        <w:rPr>
-          <w:sz w:val="24"/>
-          <w:szCs w:val="24"/>
-        </w:rPr>
-      </w:pPr>
-      <w:r>
-        <w:t>Suno, MusicGen, Udio ve Echoes gibi üretici yapay zekâ platformlarının yaygınlaşmasıyla birlikte, yapay zekâ tarafından üretilen müzik parçaları içerik akış platformlarında hızla artmaktadır. Bu gelişme; telif hakkı ihlalleri, sanatçı gelirlerinin adaletsiz dağılımı ve müzik yarışmalarında etik sorunlar gibi ciddi toplumsal sonuçlar doğurmaktadır.</w:t>
-      </w:r>
-    </w:p>
-    <w:p>
-      <w:pPr>
-        <w:pStyle w:val="PARAGRAFMETN"/>
-      </w:pPr>
-      <w:r>
-        <w:t xml:space="preserve">Bu tez çalışmasında AURIS (Acoustic Understanding and Recognition Intelligence System) sistemi tasarlanmış ve geliştirilmiştir. AURIS, ses sinyallerinden librosa kütüphanesi aracılığıyla 5 kategoride (spektral, zamansal, ritmik, harmonik, vokal) toplam 47 akustik öznitelik çıkarmakta; bu öznitelik vektörü üzerinde 7 klasik makine öğrenmesi ve 4 derin öğrenme modelini 5 katlı tabakalı çapraz doğrulama protokolüyle karşılaştırmaktadır.</w:t>
-      </w:r>
-    </w:p>
-    <w:p>
-      <w:pPr>
-        <w:pStyle w:val="PARAGRAFMETN"/>
-      </w:pPr>
-      <w:r>
-        <w:t xml:space="preserve">8 farklı kaynaktan derlenen 5.195 ses kaydından oluşan veri kümesi (3.113 insan, %59,9; 2.082 yapay zekâ, %40,1) üzerinde eğitilen LightGBM modeli; 0,8839 doğruluk, 0,8575 F1-skoru ve 0,9548 ROC-AUC (±0,0023, Brier skoru: 0,083) değerine ulaşmıştır. Karar eşiği Youden J istatistiğiyle θ* = 0,4316 olarak optimize edilmiştir. Öznitelik önemi analizinde spektral düzlük standart sapması (spectral_flatness_std, 0,0619) en güçlü ayrımcı öznitelik olarak belirlenmiştir.</w:t>
-      </w:r>
-    </w:p>
-    <w:p>
-      <w:pPr>
-        <w:pStyle w:val="PARAGRAFMETN"/>
-      </w:pPr>
-      <w:r>
-        <w:t xml:space="preserve">Sistem; Next.js 14/TypeScript web platformu, Kotlin/Jetpack Compose Android uygulaması ve Python FastAPI arka ucundan oluşan tam yığın bir mimaride kullanıma sunulmuştur. SHAP entegrasyonu her sınıflandırma kararını öznitelik bazında açıklanabilir kılmaktadır.</w:t>
-      </w:r>
-    </w:p>
-    <w:p>
-      <w:pPr>
-        <w:pStyle w:val="PARAGRAFMETN"/>
-      </w:pPr>
-      <w:r>
-        <w:t xml:space="preserve">Anahtar Kelimeler: Yapay zekâ müzik tespiti, akustik öznitelik mühendisliği, LightGBM, topluluk öğrenmesi, SHAP açıklanabilirliği, derin öğrenme, müzik bilgi işleme, ses sınıflandırma.</w:t>
-      </w:r>
-    </w:p>
-    <w:p>
-      <w:pPr>
-        <w:spacing w:before="480"/>
-        <w:jc w:val="both"/>
-        <w:rPr>
-          <w:sz w:val="24"/>
-          <w:szCs w:val="24"/>
-        </w:rPr>
-      </w:pPr>
       <w:commentRangeStart w:id="12"/>
       <w:commentRangeEnd w:id="12"/>
+      <w:r>
+        <w:t>Anahtar Kelimeler: yapay zekâ müzik tespiti, akustik öznitelik, LightGBM, topluluk öğrenmesi, ses sınıflandırma.</w:t>
+      </w:r>
     </w:p>
     <w:p>
       <w:pPr>
@@ -13694,7 +11314,7 @@
         <w:rPr>
           <w:b/>
         </w:rPr>
-        <w:t>AURIS: AKUSTİK ÖZNİTELİK TABANLI YAPAY ZEKÂ ÜRETİMİ MÜZİĞİN TESPİTİ İÇİN ÇOK MODELLİ TOPLULUK SİSTEMİ</w:t>
+        <w:t>AURIS: A MULTI-MODEL ENSEMBLE SYSTEM FOR AI-GENERATED MUSIC DETECTION USING ACOUSTIC FEATURES</w:t>
       </w:r>
     </w:p>
     <w:p>
@@ -13733,7 +11353,7 @@
         </w:rPr>
       </w:pPr>
       <w:r>
-        <w:t>Faculty of Engineering, Department of Computer Engineering, Undergraduate Thesis</w:t>
+        <w:t>Faculty of Engineering, Computer Engineering, Undergraduate Thesis</w:t>
       </w:r>
     </w:p>
     <w:p>
@@ -13796,7 +11416,7 @@
       <w:commentRangeStart w:id="13"/>
       <w:commentRangeEnd w:id="13"/>
       <w:r>
-        <w:t>June 2026, 110 pages</w:t>
+        <w:t>June 2026</w:t>
       </w:r>
     </w:p>
     <w:p>
@@ -13809,39 +11429,7 @@
         </w:rPr>
       </w:pPr>
       <w:r>
-        <w:t>Suno, MusicGen, Udio ve Echoes gibi üretici yapay zekâ platformlarının yaygınlaşmasıyla birlikte, yapay zekâ tarafından üretilen müzik parçaları içerik akış platformlarında hızla artmaktadır. Bu gelişme; telif hakkı ihlalleri, sanatçı gelirlerinin adaletsiz dağılımı ve müzik yarışmalarında etik sorunlar gibi ciddi toplumsal sonuçlar doğurmaktadır.</w:t>
-      </w:r>
-    </w:p>
-    <w:p>
-      <w:pPr>
-        <w:pStyle w:val="PARAGRAFMETN"/>
-      </w:pPr>
-      <w:r>
-        <w:t xml:space="preserve">Bu tez çalışmasında AURIS (Acoustic Understanding and Recognition Intelligence System) sistemi tasarlanmış ve geliştirilmiştir. AURIS, ses sinyallerinden librosa kütüphanesi aracılığıyla 5 kategoride (spektral, zamansal, ritmik, harmonik, vokal) toplam 47 akustik öznitelik çıkarmakta; bu öznitelik vektörü üzerinde 7 klasik makine öğrenmesi ve 4 derin öğrenme modelini 5 katlı tabakalı çapraz doğrulama protokolüyle karşılaştırmaktadır.</w:t>
-      </w:r>
-    </w:p>
-    <w:p>
-      <w:pPr>
-        <w:pStyle w:val="PARAGRAFMETN"/>
-      </w:pPr>
-      <w:r>
-        <w:t xml:space="preserve">8 farklı kaynaktan derlenen 5.195 ses kaydından oluşan veri kümesi (3.113 insan, %59,9; 2.082 yapay zekâ, %40,1) üzerinde eğitilen LightGBM modeli; 0,8839 doğruluk, 0,8575 F1-skoru ve 0,9548 ROC-AUC (±0,0023, Brier skoru: 0,083) değerine ulaşmıştır. Karar eşiği Youden J istatistiğiyle θ* = 0,4316 olarak optimize edilmiştir. Öznitelik önemi analizinde spektral düzlük standart sapması (spectral_flatness_std, 0,0619) en güçlü ayrımcı öznitelik olarak belirlenmiştir.</w:t>
-      </w:r>
-    </w:p>
-    <w:p>
-      <w:pPr>
-        <w:pStyle w:val="PARAGRAFMETN"/>
-      </w:pPr>
-      <w:r>
-        <w:t xml:space="preserve">Sistem; Next.js 14/TypeScript web platformu, Kotlin/Jetpack Compose Android uygulaması ve Python FastAPI arka ucundan oluşan tam yığın bir mimaride kullanıma sunulmuştur. SHAP entegrasyonu her sınıflandırma kararını öznitelik bazında açıklanabilir kılmaktadır.</w:t>
-      </w:r>
-    </w:p>
-    <w:p>
-      <w:pPr>
-        <w:pStyle w:val="PARAGRAFMETN"/>
-      </w:pPr>
-      <w:r>
-        <w:t xml:space="preserve">Anahtar Kelimeler: Yapay zekâ müzik tespiti, akustik öznitelik mühendisliği, LightGBM, topluluk öğrenmesi, SHAP açıklanabilirliği, derin öğrenme, müzik bilgi işleme, ses sınıflandırma.</w:t>
+        <w:t>The rapid proliferation of generative AI platforms such as Suno, MusicGen, Udio, and Echoes has led to a dramatic increase in AI-generated music on streaming platforms. This thesis presents AURIS, which extracts 47 acoustic features across five categories using librosa and evaluates 11 classification models under 5-fold stratified cross-validation. The best-performing LightGBM achieves 0.9548 ROC-AUC, 88.39% accuracy, 0.8575 F1-score, and Brier score 0.083. Decision threshold is optimized to theta*=0.4316 via Youden's J statistic. SHAP provides feature-level explanations for every decision.</w:t>
       </w:r>
     </w:p>
     <w:p>
@@ -13855,6 +11443,9 @@
       </w:pPr>
       <w:commentRangeStart w:id="14"/>
       <w:commentRangeEnd w:id="14"/>
+      <w:r>
+        <w:t>Keywords: AI music detection, acoustic features, LightGBM, ensemble learning, audio classification.</w:t>
+      </w:r>
     </w:p>
     <w:p>
       <w:pPr>
@@ -13903,18 +11494,10 @@
       <w:pPr>
         <w:pStyle w:val="Balk1"/>
       </w:pPr>
-      <w:r>
-        <w:t>GİRİŞ</w:t>
-      </w:r>
       <w:commentRangeStart w:id="15"/>
       <w:commentRangeEnd w:id="15"/>
       <w:r>
-        <w:rPr>
-          <w:rStyle w:val="AklamaBavurusu"/>
-          <w:sz w:val="28"/>
-          <w:szCs w:val="28"/>
-        </w:rPr>
-        <w:commentReference w:id="15"/>
+        <w:t>1. GİRİŞ</w:t>
       </w:r>
     </w:p>
     <w:p>
@@ -13930,7 +11513,7 @@
         <w:pStyle w:val="PARAGRAFMETN"/>
       </w:pPr>
       <w:r>
-        <w:t xml:space="preserve">Suno, MusicGen, Udio ve Echoes gibi üretici yapay zekâ platformlarının son yıllarda gösterdiği hızlı ilerleme, müzik üretim alanını köklü biçimde dönüştürmüştür. Bu platformlar, müzik teorisi bilgisi olmayan bir kullanıcının dakikalar içinde yüksek kaliteli müzik üretmesine olanak tanımaktadır. Özellikle Meta tarafından geliştirilen açık kaynak model MusicGen (Copet vd., 2023), Liu vd. tarafından geliştirilen AudioLDM2 (2023) ve ticari platformlar olan Suno ile Udio, yapay zekâ müziğini geniş kitlelere yaymıştır.</w:t>
+        <w:t xml:space="preserve">Suno, MusicGen, Udio ve Echoes gibi üretici yapay zekâ platformlarının son yıllarda gösterdiği hızlı ilerleme, müzik üretim alanını köklü biçimde dönüştürmüştür. Bu platformlar müzik teorisi bilgisi olmayan bir kullanıcının dakikalar içinde yüksek kaliteli müzik üretmesine olanak tanımaktadır. Meta tarafından geliştirilen açık kaynak model MusicGen (Copet vd., 2023), AudioLDM2 (Liu vd., 2023) ve ticari platformlar Suno ile Udio yapay zekâ müziğini geniş kitlelere yaymıştır.</w:t>
       </w:r>
     </w:p>
     <w:p>
@@ -13938,7 +11521,7 @@
         <w:pStyle w:val="PARAGRAFMETN"/>
       </w:pPr>
       <w:r>
-        <w:t xml:space="preserve">Bu teknolojik dönüşüm beraberinde ciddi etik, hukuki ve ekonomik sorunları getirmektedir. Birincisi, yapay zekâ üretimi parçaların insan eserleriyle karışarak streaming platformlarına yüklenmesi telif hakkı ihlallerine zemin hazırlamaktadır. İkincisi, algoritmik öneri sistemleri yapay zekâ üretimi içerikleri insanmış gibi göstererek insan sanatçıların gelirlerini olumsuz etkileyebilmektedir. Üçüncüsü, müzik yarışmaları ve burs değerlendirme süreçlerinde yapay zekâ üretimi eserlerin insan yaratıcılığı olarak sunulması ciddi etik ihlaller doğurmaktadır [1].</w:t>
+        <w:t xml:space="preserve">Bu teknolojik dönüşüm beraberinde ciddi etik, hukuki ve ekonomik sorunları getirmektedir. Yapay zekâ üretimi parçaların insan eserleriyle karışarak streaming platformlarına yüklenmesi telif hakkı ihlallerine zemin hazırlamaktadır. Algoritmik öneri sistemleri yapay zekâ üretimi içerikleri insanmış gibi göstererek insan sanatçıların gelirlerini olumsuz etkileyebilmekte; müzik yarışmalarında ve burs değerlendirmelerinde yapay zekâ eserleri insan yaratıcılığı olarak sunulabilmektedir [1].</w:t>
       </w:r>
     </w:p>
     <w:p>
@@ -13946,7 +11529,15 @@
         <w:pStyle w:val="PARAGRAFMETN"/>
       </w:pPr>
       <w:r>
-        <w:t xml:space="preserve">Yapay zekâ üretimi ses tespiti alanında mevcut araştırmaların büyük bölümü konuşma sentezi ve ses derin sahteciliğine odaklanmış; müziğe özgü tespit sistemleri görece az ilgi görmüştür. Liu vd. (2024), bu alanı "gelişmekte olan" olarak nitelendirmekte ve mevcut yaklaşımların büyük çoğunluğunun tek bir üretici sisteme özgü olduğunu vurgulamaktadır [15]. Bhatt vd. (2025) ise çapraz-üretici genellemenin alanın temel açık problemi olduğunu ortaya koymaktadır [3]. AURIS bu boşluğu kapatmak amacıyla tasarlanmıştır.</w:t>
+        <w:t xml:space="preserve">Yapay zekâ üretimi ses tespiti alanındaki araştırmaların büyük bölümü konuşma sentezi ve ses derin sahteciliğine odaklanmış; müziğe özgü tespit sistemleri görece az ilgi görmüştür. Liu vd. (2024) bu alanı "gelişmekte olan" olarak nitelendirmekte ve mevcut yaklaşımların büyük çoğunluğunun tek bir üretici sisteme özgü olduğunu, dolayısıyla yeni sistemlere genelleme yapamadığını vurgulamaktadır [15]. Bhatt vd. (2025) ise çapraz-üretici genellemenin alanın temel açık problemi olduğunu ortaya koymaktadır [3].</w:t>
+      </w:r>
+    </w:p>
+    <w:p>
+      <w:pPr>
+        <w:pStyle w:val="PARAGRAFMETN"/>
+      </w:pPr>
+      <w:r>
+        <w:t xml:space="preserve">AURIS (Acoustic Understanding and Recognition Intelligence System) bu boşluğu kapatmak amacıyla tasarlanmıştır. 12'den fazla yapay zekâ üretim sistemini kapsayan bir eğitim veri kümesi, 47 boyutlu akustik öznitelik vektörü ve 11 modelin sistematik karşılaştırması ile hem teknik katkı hem yorumlanabilirlik sunan açık kaynaklı bir çözüm önerilmektedir.</w:t>
       </w:r>
     </w:p>
     <w:p>
@@ -13970,7 +11561,7 @@
         <w:pStyle w:val="PARAGRAFMETN"/>
       </w:pPr>
       <w:r>
-        <w:t xml:space="preserve">Bu soruyu yanıtlamak için aşağıdaki hedefler belirlenmiştir: (1) 5 kategoride 47 öznitelikten oluşan kapsamlı ve yorumlanabilir bir akustik öznitelik vektörü tasarlamak; (2) 8 kaynaktan derlenen 5.195 örnekli gerçek dünya veri kümesi oluşturmak; (3) 7 klasik ML ve 4 derin öğrenme modelini aynı protokolle karşılaştırmak; (4) Youden J istatistiğiyle optimize edilmiş karar eşiği belirlemek; (5) SHAP entegrasyonuyla her kararı öznitelik bazında açıklanabilir kılmak; (6) Sistemi web, Android ve API katmanlarıyla üretim ortamına taşımak.</w:t>
+        <w:t xml:space="preserve">Belirlenen hedefler: (1) 5 kategoride 47 öznitelikten oluşan kapsamlı ve yorumlanabilir bir akustik öznitelik vektörü tasarlamak; (2) 8 kaynaktan derlenen 5.195 örnekli gerçek dünya veri kümesi oluşturmak; (3) 7 klasik ML ve 4 derin öğrenme modelini aynı protokolle karşılaştırmak; (4) Youden J istatistiğiyle optimize edilmiş karar eşiği belirlemek; (5) SHAP entegrasyonuyla her kararı öznitelik bazında açıklanabilir kılmak; (6) Sistemi web, Android ve API katmanlarıyla üretim ortamına taşımak.</w:t>
       </w:r>
     </w:p>
     <w:p>
@@ -13986,7 +11577,7 @@
         <w:pStyle w:val="PARAGRAFMETN"/>
       </w:pPr>
       <w:r>
-        <w:t xml:space="preserve">Bu proje iki akademik dönemde geliştirilmiştir. BM401 (2024-2025 Güz Dönemi) aşamasında wav2vec2 tabanlı hibrit bir yaklaşım tasarlanmış, Next.js 14 web platformu ve Kotlin Android uygulaması prototip düzeyinde geliştirilmiştir. BM498 (2024-2025 Bahar Dönemi) aşamasında ise araştırma odağı köklü biçimde değişmiştir: wav2vec2 embedding'lerinin yorumlanamaz yapısı yerine el ile tasarlanmış 47 boyutlu akustik öznitelik vektörüne geçilmiş, veri kümesi 5.195 örneğe genişletilmiş ve SHAP açıklanabilirlik katmanı eklenmiştir.</w:t>
+        <w:t xml:space="preserve">Bu proje iki akademik dönemde geliştirilmiştir. BM401 (2024-2025 Güz Dönemi) aşamasında wav2vec2 tabanlı hibrit bir yaklaşım tasarlanmış, Next.js 14 web platformu ve Kotlin Android uygulaması prototip düzeyinde geliştirilmiştir. BM498 (2024-2025 Bahar Dönemi) aşamasında araştırma odağı köklü biçimde değişmiştir: wav2vec2 embedding'lerinin yorumlanamaz yapısı yerine el ile tasarlanmış 47 boyutlu akustik öznitelik vektörüne geçilmiş, veri kümesi 5.195 örneğe genişletilmiş ve SHAP açıklanabilirlik katmanı eklenmiştir.</w:t>
       </w:r>
     </w:p>
     <w:p>
@@ -14002,988 +11593,259 @@
         <w:pStyle w:val="PARAGRAFMETN"/>
       </w:pPr>
       <w:r>
-        <w:t xml:space="preserve">Bölüm 2'de yapay zekâ müzik üretimi, ses derin sahteciliği tespiti ve mevcut sistemler ele alınmaktadır. Bölüm 3'te veri kümesi, öznitelik mühendisliği, model mimarileri ve eğitim protokolü ayrıntılı biçimde açıklanmaktadır. Bölüm 4'te deneysel bulgular sunulmaktadır. Bölüm 5'te bulgular tartışılmakta, Bölüm 6'da sonuçlar ve gelecek çalışma önerileri yer almaktadır.</w:t>
-      </w:r>
-    </w:p>
-    <w:tbl>
-      <w:tblPr>
-        <w:tblW w:w="5000" w:type="pct"/>
-        <w:tblBorders>
-          <w:top w:val="single" w:sz="4" w:space="0" w:color="auto"/>
-          <w:left w:val="single" w:sz="4" w:space="0" w:color="auto"/>
-          <w:bottom w:val="single" w:sz="4" w:space="0" w:color="auto"/>
-          <w:right w:val="single" w:sz="4" w:space="0" w:color="auto"/>
-          <w:insideH w:val="single" w:sz="4" w:space="0" w:color="auto"/>
-          <w:insideV w:val="single" w:sz="4" w:space="0" w:color="auto"/>
-        </w:tblBorders>
-        <w:tblCellMar>
-          <w:left w:w="0" w:type="dxa"/>
-          <w:right w:w="0" w:type="dxa"/>
-        </w:tblCellMar>
-        <w:tblLook w:val="04A0" w:firstRow="1" w:lastRow="0" w:firstColumn="1" w:lastColumn="0" w:noHBand="0" w:noVBand="1"/>
-      </w:tblPr>
-      <w:tblGrid>
-        <w:gridCol w:w="2126"/>
-        <w:gridCol w:w="2122"/>
-        <w:gridCol w:w="2122"/>
-        <w:gridCol w:w="2126"/>
-      </w:tblGrid>
-      <w:tr>
-        <w:tc>
-          <w:tcPr>
-            <w:tcW w:w="1251" w:type="pct"/>
-            <w:vAlign w:val="center"/>
-          </w:tcPr>
-          <w:p>
-            <w:pPr>
-              <w:spacing w:line="360" w:lineRule="auto"/>
-              <w:jc w:val="center"/>
-              <w:rPr>
-                <w:bCs/>
-                <w:color w:val="000000"/>
-                <w:sz w:val="24"/>
-                <w:szCs w:val="24"/>
-              </w:rPr>
-            </w:pPr>
-            <w:r>
-              <w:rPr>
-                <w:bCs/>
-                <w:color w:val="000000"/>
-                <w:sz w:val="24"/>
-                <w:szCs w:val="24"/>
-              </w:rPr>
-              <w:t>Birim Sistemi</w:t>
-            </w:r>
-          </w:p>
-        </w:tc>
-        <w:tc>
-          <w:tcPr>
-            <w:tcW w:w="1249" w:type="pct"/>
-            <w:vAlign w:val="center"/>
-          </w:tcPr>
-          <w:p>
-            <w:pPr>
-              <w:spacing w:line="360" w:lineRule="auto"/>
-              <w:jc w:val="center"/>
-              <w:rPr>
-                <w:bCs/>
-                <w:color w:val="000000"/>
-                <w:sz w:val="24"/>
-                <w:szCs w:val="24"/>
-              </w:rPr>
-            </w:pPr>
-            <w:r>
-              <w:rPr>
-                <w:bCs/>
-                <w:color w:val="000000"/>
-                <w:sz w:val="24"/>
-                <w:szCs w:val="24"/>
-              </w:rPr>
-              <w:t>Kütle (m)</w:t>
-            </w:r>
-          </w:p>
-        </w:tc>
-        <w:tc>
-          <w:tcPr>
-            <w:tcW w:w="1249" w:type="pct"/>
-            <w:vAlign w:val="center"/>
-          </w:tcPr>
-          <w:p>
-            <w:pPr>
-              <w:spacing w:line="360" w:lineRule="auto"/>
-              <w:jc w:val="center"/>
-              <w:rPr>
-                <w:bCs/>
-                <w:color w:val="000000"/>
-                <w:sz w:val="24"/>
-                <w:szCs w:val="24"/>
-              </w:rPr>
-            </w:pPr>
-            <w:r>
-              <w:rPr>
-                <w:bCs/>
-                <w:color w:val="000000"/>
-                <w:sz w:val="24"/>
-                <w:szCs w:val="24"/>
-              </w:rPr>
-              <w:t>İvme (a)</w:t>
-            </w:r>
-          </w:p>
-        </w:tc>
-        <w:tc>
-          <w:tcPr>
-            <w:tcW w:w="1251" w:type="pct"/>
-            <w:vAlign w:val="center"/>
-          </w:tcPr>
-          <w:p>
-            <w:pPr>
-              <w:spacing w:line="360" w:lineRule="auto"/>
-              <w:jc w:val="center"/>
-              <w:rPr>
-                <w:bCs/>
-                <w:color w:val="000000"/>
-                <w:sz w:val="24"/>
-                <w:szCs w:val="24"/>
-              </w:rPr>
-            </w:pPr>
-            <w:r>
-              <w:rPr>
-                <w:bCs/>
-                <w:color w:val="000000"/>
-                <w:sz w:val="24"/>
-                <w:szCs w:val="24"/>
-              </w:rPr>
-              <w:t>Kuvvet (F)</w:t>
-            </w:r>
-          </w:p>
-        </w:tc>
-      </w:tr>
-      <w:tr>
-        <w:tc>
-          <w:tcPr>
-            <w:tcW w:w="1251" w:type="pct"/>
-            <w:vAlign w:val="center"/>
-          </w:tcPr>
-          <w:p>
-            <w:pPr>
-              <w:spacing w:line="360" w:lineRule="auto"/>
-              <w:jc w:val="center"/>
-              <w:rPr>
-                <w:bCs/>
-                <w:color w:val="000000"/>
-                <w:sz w:val="24"/>
-                <w:szCs w:val="24"/>
-              </w:rPr>
-            </w:pPr>
-            <w:r>
-              <w:rPr>
-                <w:bCs/>
-                <w:color w:val="000000"/>
-                <w:sz w:val="24"/>
-                <w:szCs w:val="24"/>
-              </w:rPr>
-              <w:t>SI</w:t>
-            </w:r>
-          </w:p>
-        </w:tc>
-        <w:tc>
-          <w:tcPr>
-            <w:tcW w:w="1249" w:type="pct"/>
-            <w:vAlign w:val="center"/>
-          </w:tcPr>
-          <w:p>
-            <w:pPr>
-              <w:spacing w:line="360" w:lineRule="auto"/>
-              <w:jc w:val="center"/>
-              <w:rPr>
-                <w:bCs/>
-                <w:color w:val="000000"/>
-                <w:sz w:val="24"/>
-                <w:szCs w:val="24"/>
-              </w:rPr>
-            </w:pPr>
-            <w:r>
-              <w:rPr>
-                <w:bCs/>
-                <w:color w:val="000000"/>
-                <w:sz w:val="24"/>
-                <w:szCs w:val="24"/>
-              </w:rPr>
-              <w:t>kg</w:t>
-            </w:r>
-          </w:p>
-        </w:tc>
-        <w:tc>
-          <w:tcPr>
-            <w:tcW w:w="1249" w:type="pct"/>
-            <w:vAlign w:val="center"/>
-          </w:tcPr>
-          <w:p>
-            <w:pPr>
-              <w:spacing w:line="360" w:lineRule="auto"/>
-              <w:jc w:val="center"/>
-              <w:rPr>
-                <w:bCs/>
-                <w:color w:val="000000"/>
-                <w:sz w:val="24"/>
-                <w:szCs w:val="24"/>
-              </w:rPr>
-            </w:pPr>
-            <w:r>
-              <w:rPr>
-                <w:bCs/>
-                <w:color w:val="000000"/>
-                <w:sz w:val="24"/>
-                <w:szCs w:val="24"/>
-              </w:rPr>
-              <w:t>m/s</w:t>
-            </w:r>
-            <w:r>
-              <w:rPr>
-                <w:bCs/>
-                <w:color w:val="000000"/>
-                <w:sz w:val="24"/>
-                <w:szCs w:val="24"/>
-                <w:vertAlign w:val="superscript"/>
-              </w:rPr>
-              <w:t>2</w:t>
-            </w:r>
-          </w:p>
-        </w:tc>
-        <w:tc>
-          <w:tcPr>
-            <w:tcW w:w="1251" w:type="pct"/>
-            <w:vAlign w:val="center"/>
-          </w:tcPr>
-          <w:p>
-            <w:pPr>
-              <w:spacing w:line="360" w:lineRule="auto"/>
-              <w:jc w:val="center"/>
-              <w:rPr>
-                <w:bCs/>
-                <w:color w:val="000000"/>
-                <w:sz w:val="24"/>
-                <w:szCs w:val="24"/>
-              </w:rPr>
-            </w:pPr>
-            <w:r>
-              <w:rPr>
-                <w:bCs/>
-                <w:color w:val="000000"/>
-                <w:sz w:val="24"/>
-                <w:szCs w:val="24"/>
-              </w:rPr>
-              <w:t>kg m/s</w:t>
-            </w:r>
-            <w:r>
-              <w:rPr>
-                <w:bCs/>
-                <w:color w:val="000000"/>
-                <w:sz w:val="24"/>
-                <w:szCs w:val="24"/>
-                <w:vertAlign w:val="superscript"/>
-              </w:rPr>
-              <w:t>2</w:t>
-            </w:r>
-            <w:r>
-              <w:rPr>
-                <w:bCs/>
-                <w:color w:val="000000"/>
-                <w:sz w:val="24"/>
-                <w:szCs w:val="24"/>
-              </w:rPr>
-              <w:t xml:space="preserve"> (N)</w:t>
-            </w:r>
-          </w:p>
-        </w:tc>
-      </w:tr>
-      <w:tr>
-        <w:tc>
-          <w:tcPr>
-            <w:tcW w:w="1251" w:type="pct"/>
-            <w:vAlign w:val="center"/>
-          </w:tcPr>
-          <w:p>
-            <w:pPr>
-              <w:spacing w:line="360" w:lineRule="auto"/>
-              <w:jc w:val="center"/>
-              <w:rPr>
-                <w:bCs/>
-                <w:color w:val="000000"/>
-                <w:sz w:val="24"/>
-                <w:szCs w:val="24"/>
-              </w:rPr>
-            </w:pPr>
-            <w:r>
-              <w:rPr>
-                <w:bCs/>
-                <w:color w:val="000000"/>
-                <w:sz w:val="24"/>
-                <w:szCs w:val="24"/>
-              </w:rPr>
-              <w:t>cgs</w:t>
-            </w:r>
-          </w:p>
-        </w:tc>
-        <w:tc>
-          <w:tcPr>
-            <w:tcW w:w="1249" w:type="pct"/>
-            <w:vAlign w:val="center"/>
-          </w:tcPr>
-          <w:p>
-            <w:pPr>
-              <w:spacing w:line="360" w:lineRule="auto"/>
-              <w:jc w:val="center"/>
-              <w:rPr>
-                <w:bCs/>
-                <w:color w:val="000000"/>
-                <w:sz w:val="24"/>
-                <w:szCs w:val="24"/>
-              </w:rPr>
-            </w:pPr>
-            <w:r>
-              <w:rPr>
-                <w:bCs/>
-                <w:color w:val="000000"/>
-                <w:sz w:val="24"/>
-                <w:szCs w:val="24"/>
-              </w:rPr>
-              <w:t>g</w:t>
-            </w:r>
-          </w:p>
-        </w:tc>
-        <w:tc>
-          <w:tcPr>
-            <w:tcW w:w="1249" w:type="pct"/>
-            <w:vAlign w:val="center"/>
-          </w:tcPr>
-          <w:p>
-            <w:pPr>
-              <w:spacing w:line="360" w:lineRule="auto"/>
-              <w:jc w:val="center"/>
-              <w:rPr>
-                <w:bCs/>
-                <w:color w:val="000000"/>
-                <w:sz w:val="24"/>
-                <w:szCs w:val="24"/>
-              </w:rPr>
-            </w:pPr>
-            <w:r>
-              <w:rPr>
-                <w:bCs/>
-                <w:color w:val="000000"/>
-                <w:sz w:val="24"/>
-                <w:szCs w:val="24"/>
-              </w:rPr>
-              <w:t>cm/s</w:t>
-            </w:r>
-            <w:r>
-              <w:rPr>
-                <w:bCs/>
-                <w:color w:val="000000"/>
-                <w:sz w:val="24"/>
-                <w:szCs w:val="24"/>
-                <w:vertAlign w:val="superscript"/>
-              </w:rPr>
-              <w:t>2</w:t>
-            </w:r>
-          </w:p>
-        </w:tc>
-        <w:tc>
-          <w:tcPr>
-            <w:tcW w:w="1251" w:type="pct"/>
-            <w:vAlign w:val="center"/>
-          </w:tcPr>
-          <w:p>
-            <w:pPr>
-              <w:spacing w:line="360" w:lineRule="auto"/>
-              <w:jc w:val="center"/>
-              <w:rPr>
-                <w:bCs/>
-                <w:color w:val="000000"/>
-                <w:sz w:val="24"/>
-                <w:szCs w:val="24"/>
-              </w:rPr>
-            </w:pPr>
-            <w:r>
-              <w:rPr>
-                <w:bCs/>
-                <w:color w:val="000000"/>
-                <w:sz w:val="24"/>
-                <w:szCs w:val="24"/>
-              </w:rPr>
-              <w:t>g cm/s</w:t>
-            </w:r>
-            <w:r>
-              <w:rPr>
-                <w:bCs/>
-                <w:color w:val="000000"/>
-                <w:sz w:val="24"/>
-                <w:szCs w:val="24"/>
-                <w:vertAlign w:val="superscript"/>
-              </w:rPr>
-              <w:t>2</w:t>
-            </w:r>
-            <w:r>
-              <w:rPr>
-                <w:bCs/>
-                <w:color w:val="000000"/>
-                <w:sz w:val="24"/>
-                <w:szCs w:val="24"/>
-              </w:rPr>
-              <w:t xml:space="preserve"> (dyn)</w:t>
-            </w:r>
-          </w:p>
-        </w:tc>
-      </w:tr>
-    </w:tbl>
+        <w:t xml:space="preserve">Bölüm 2'de yapay zekâ müzik üretimi, ses derin sahteciliği tespiti ve mevcut sistemler ele alınmaktadır. Bölüm 3'te veri kümesi, öznitelik mühendisliği, model mimarileri ve eğitim protokolü açıklanmaktadır. Bölüm 4'te deneysel bulgular sunulmaktadır. Bölüm 5'te tartışma, Bölüm 6'da sonuçlar ve öneriler yer almaktadır.</w:t>
+      </w:r>
+    </w:p>
+    <w:p>
+      <w:pPr>
+        <w:pStyle w:val="Balk1"/>
+      </w:pPr>
+      <w:commentRangeStart w:id="16"/>
+      <w:commentRangeEnd w:id="16"/>
+      <w:r>
+        <w:t>2. LİTERATÜR TARAMASI</w:t>
+      </w:r>
+    </w:p>
+    <w:p>
+      <w:pPr>
+        <w:pStyle w:val="Balk2"/>
+      </w:pPr>
+      <w:r>
+        <w:t xml:space="preserve">2.1. Yapay Zekâ Müzik Üretim Sistemleri</w:t>
+      </w:r>
+    </w:p>
+    <w:p>
+      <w:pPr>
+        <w:pStyle w:val="PARAGRAFMETN"/>
+      </w:pPr>
+      <w:r>
+        <w:t xml:space="preserve">Müzik üretiminde yapay zekâ kullanımı son yıllarda üç ana paradigma etrafında şekillenmiştir: otoregresif modeller, difüzyon modelleri ve transformer tabanlı metin-müzik dönüşümü. Dhariwal vd. (2020) tarafından geliştirilen Jukebox, ham ses formunda doğrudan waveform üreten ilk büyük ölçekli modeldir [6]. 1,2 milyar parametresiyle dönemin en büyük müzik modeli olan Jukebox, hiyerarşik VQ-VAE mimarisini kullanmaktadır.</w:t>
+      </w:r>
+    </w:p>
+    <w:p>
+      <w:pPr>
+        <w:pStyle w:val="PARAGRAFMETN"/>
+      </w:pPr>
+      <w:r>
+        <w:t xml:space="preserve">Meta AI tarafından geliştirilen MusicGen (Copet vd., 2023), metin ve melodi koşullandırmalı, yüksek kaliteli müzik üretebilen decoder-only transformer mimarisidir [5]. Model EnCodec ses kodlayıcısı üzerine inşa edilmiş; 300M, 1,5B ve 3,3B parametre ölçeklerinde açık kaynak lisansıyla yayımlanmıştır. AudioLDM (Liu vd., 2023), latent difüzyon modellerini ses üretimine uyarlamış; CLAP gösterimleriyle koşullandırılan model metin girdisiyle yüksek kaliteli ses sentezi yapabilmektedir [14].</w:t>
+      </w:r>
+    </w:p>
+    <w:p>
+      <w:pPr>
+        <w:pStyle w:val="Balk2"/>
+      </w:pPr>
+      <w:r>
+        <w:t xml:space="preserve">2.2. Ses Derin Sahteciliği Tespiti</w:t>
+      </w:r>
+    </w:p>
+    <w:p>
+      <w:pPr>
+        <w:pStyle w:val="PARAGRAFMETN"/>
+      </w:pPr>
+      <w:r>
+        <w:t xml:space="preserve">Yapay zekâ üretimi ses tespitine ilişkin sistematik araştırma ilk olarak konuşma sentezi ve ses derin sahteciliği alanında başlamıştır. WaveFake veri kümesi (Frank ve Schönherr, 2021), yedi farklı vocoder mimarisinin çıktılarını barındıran temel bir kıyaslama noktası oluşturmuştur [8]. ADD 2022 Yarışması (Yi vd., 2022), ses derin sahteciliği tespiti alanında üç farklı zorluğu kapsamıştır [23]. Yi vd. (2023), 2008-2023 yılları arasında yayımlanan araştırmaları kapsamlı biçimde incelemiş; MFCC, LFCC, CQT ve mel-spektrogram tabanlı özniteliklerin farklı derin öğrenme sınıflandırıcılarla kombinasyonlarını 17 veri kümesi üzerinde karşılaştırmıştır [24].</w:t>
+      </w:r>
+    </w:p>
+    <w:p>
+      <w:pPr>
+        <w:pStyle w:val="PARAGRAFMETN"/>
+      </w:pPr>
+      <w:r>
+        <w:t xml:space="preserve">Müziğe özgü tespit araştırmaları görece yenidir. Liu vd. (2024), ses derin sahteciliği tespitinden yapay zekâ üretimi müzik tespitine geçişi "yol haritası ve genel bakış" perspektifiyle ele almaktadır [15]. Afchar vd. (2025), oto-kodlayıcı artefaktlarından yararlanarak dedektörlerin %99,8 doğruluğa ulaşabildiğini, ancak MP3 sıkıştırma ve perde kaydırma gibi basit ses işleme işlemlerinin tespit oranlarını önemli ölçüde düşürdüğünü IEEE ICASSP 2025'te sunmuştur [1].</w:t>
+      </w:r>
+    </w:p>
+    <w:p>
+      <w:pPr>
+        <w:pStyle w:val="Balk2"/>
+      </w:pPr>
+      <w:r>
+        <w:t xml:space="preserve">2.3. Transformer Tabanlı Ses Gösterimleri</w:t>
+      </w:r>
+    </w:p>
+    <w:p>
+      <w:pPr>
+        <w:pStyle w:val="PARAGRAFMETN"/>
+      </w:pPr>
+      <w:r>
+        <w:t xml:space="preserve">wav2vec2 (Baevski vd., 2020), etiketlenmemiş konuşma verisi üzerinde öz-denetimli öğrenme yapan bir transformer modelidir [2]. Martín-Doñas ve Álvarez (2022), wav2vec2'yi ADD 2022 yarışmasına doğrudan uygulayarak öznitelik mühendisliği gerektirmeksizin rekabetçi sonuçlar elde etmiştir [18]. CLAP (Elizalde vd., 2023), karşıtsal önceden eğitimi ses-metin embedding uzayına genişletmektedir [7]. Wu vd. (2023) tarafından geliştirilen LAION-CLAP varyantı 630.000 ses-metin çifti üzerinde eğitilmiştir [22]. Kosta vd. (2025) ise Segment Transformer'ı önermiştir [12].</w:t>
+      </w:r>
+    </w:p>
+    <w:p>
+      <w:pPr>
+        <w:pStyle w:val="Balk2"/>
+      </w:pPr>
+      <w:r>
+        <w:t xml:space="preserve">2.4. Topluluk Yöntemleri ve Ses Sınıflandırması</w:t>
+      </w:r>
+    </w:p>
+    <w:p>
+      <w:pPr>
+        <w:pStyle w:val="PARAGRAFMETN"/>
+      </w:pPr>
+      <w:r>
+        <w:t xml:space="preserve">Topluluk yaklaşımları müzik analizi görevlerinde tek model sınıflandırıcılarını tutarlı biçimde geride bırakmaktadır. Kostrzewa vd. (2022), farklı mimarilere sahip sinir ağlarının geniş topluluklarının müzik türü sınıflandırmasında varyansı azalttığını göstermiştir [13]. Gradient boosting yöntemleri, özellikle XGBoost (Chen ve Guestrin, 2016) [4] ve LightGBM (Ke vd., 2017) [11], el ile tasarlanmış ses öznitelik vektörlerine uygulandığında güçlü performans sergilemektedir.</w:t>
+      </w:r>
+    </w:p>
+    <w:p>
+      <w:pPr>
+        <w:pStyle w:val="PARAGRAFMETN"/>
+      </w:pPr>
+      <w:r>
+        <w:t xml:space="preserve">Gan vd. (2024), VMD tabanlı öznitelik ayrıştırmasıyla birleştirilen XGBoost'un müzik türü sınıflandırmasında rekabetçi sonuçlar elde ettiğini bildirmiştir [9]. Liu vd. (2022), çok kanallı ses öznitelik füzyonunu XGBoost ile birleştirerek müzik enstrüman tanımada %97,65 doğruluk elde etmiştir [16]. Gourisaria vd. (2024), MFCC ve STFT özniteliklerinin karşılaştırmalı analizinde her iki öznitelik setinin birlikte kullanılmasının en iyi sonucu verdiğini bulmuştur [10].</w:t>
+      </w:r>
+    </w:p>
+    <w:p>
+      <w:pPr>
+        <w:pStyle w:val="Balk2"/>
+      </w:pPr>
+      <w:r>
+        <w:t xml:space="preserve">2.5. Mevcut Tespit Sistemleri ve Araştırma Boşlukları</w:t>
+      </w:r>
+    </w:p>
+    <w:p>
+      <w:pPr>
+        <w:pStyle w:val="PARAGRAFMETN"/>
+      </w:pPr>
+      <w:r>
+        <w:t xml:space="preserve">IRCAM Amplify, kapalı kaynaklı bir API hizmeti olarak %98,59 doğruluk bildirmekte; ancak eğitim verisi, değerlendirme metodolojisi ve öznitelik mimarisi hakkında şeffaflık sunmamaktadır [1]. Believe AI Radar streaming platformlarına yönelik ticari bir çözüm olup ücretli erişim modeli akademik kullanımı kısıtlamaktadır. lofcz/ai-music-detector açık kaynak olmakla birlikte sistematik çapraz doğrulama eksikliği genelleme kapasitesini sınırlandırmaktadır.</w:t>
+      </w:r>
+    </w:p>
+    <w:p>
+      <w:pPr>
+        <w:pStyle w:val="PARAGRAFMETN"/>
+      </w:pPr>
+      <w:r>
+        <w:t xml:space="preserve">AURIS bu boşlukları kapatmak üzere: (1) kamuya açık kaynaklardan derlenen çok üreticili veri kümesi, (2) şeffaf 5 katlı çapraz doğrulama, (3) SHAP tabanlı açıklanabilirlik ve (4) ücretsiz web ve mobil dağıtım ile mevcut sistemlerden ayrışmaktadır.</w:t>
+      </w:r>
+    </w:p>
+    <w:p>
+      <w:pPr>
+        <w:pStyle w:val="Balk1"/>
+      </w:pPr>
+      <w:commentRangeStart w:id="30"/>
+      <w:commentRangeEnd w:id="30"/>
+      <w:r>
+        <w:t>3. MATERYAL VE YÖNTEM</w:t>
+      </w:r>
+    </w:p>
+    <w:p>
+      <w:pPr>
+        <w:pStyle w:val="Balk2"/>
+      </w:pPr>
+      <w:r>
+        <w:t xml:space="preserve">3.1. Sistem Mimarisine Genel Bakış</w:t>
+      </w:r>
+    </w:p>
+    <w:p>
+      <w:pPr>
+        <w:pStyle w:val="PARAGRAFMETN"/>
+      </w:pPr>
+      <w:r>
+        <w:t xml:space="preserve">AURIS dört ana modülden oluşmaktadır: (1) Ses Ön İşleme — format standartlaştırma, yeniden örnekleme, süre normalizasyonu; (2) Öznitelik Çıkarma — librosa tabanlı 47 boyutlu vektör; (3) Sınıflandırma — 11 modelin 5 katlı çapraz doğrulamayla eğitimi; (4) Açıklama — SHAP değerlerinin hesaplanması ve sunumu. Desteklenen giriş formatları: MP3, WAV, FLAC, OGG (max 50 MB) ve YouTube bağlantısı.</w:t>
+      </w:r>
+    </w:p>
+    <w:p>
+      <w:pPr>
+        <w:pStyle w:val="Balk2"/>
+      </w:pPr>
+      <w:r>
+        <w:t xml:space="preserve">3.2. Veri Kümesi</w:t>
+      </w:r>
+    </w:p>
+    <w:p>
+      <w:pPr>
+        <w:pStyle w:val="Balk3"/>
+      </w:pPr>
+      <w:r>
+        <w:t xml:space="preserve">3.2.1. Derleme Stratejisi ve Etik</w:t>
+      </w:r>
+    </w:p>
+    <w:p>
+      <w:pPr>
+        <w:pStyle w:val="PARAGRAFMETN"/>
+      </w:pPr>
+      <w:r>
+        <w:t xml:space="preserve">AURIS veri kümesi, kaynak kökenine dayalı otomatik etiketleme stratejisiyle oluşturulmuştur. Bilinen yapay zekâ üretim platformlarından gelen örnekler "1" (AI), bilinen insan müziği arşivlerinden gelen örnekler "0" (İnsan) olarak etiketlenmektedir. Yalnızca kamuya açık ve Creative Commons lisanslı ses arşivleri kullanılmıştır. İnsan katılımcılardan birincil veri toplanmamış olduğundan etik kurul izni gerekmemektedir.</w:t>
+      </w:r>
+    </w:p>
+    <w:p>
+      <w:pPr>
+        <w:pStyle w:val="Balk3"/>
+      </w:pPr>
+      <w:r>
+        <w:t xml:space="preserve">3.2.2. Kaynak Dağılımı</w:t>
+      </w:r>
+    </w:p>
+    <w:p>
+      <w:pPr>
+        <w:pStyle w:val="PARAGRAFMETN"/>
+      </w:pPr>
+      <w:r>
+        <w:t xml:space="preserve">Veri kümesi 5.195 ses kaydından oluşmaktadır: 3.113 insan üretimi (%59,9) ve 2.082 yapay zekâ üretimi (%40,1). Kaynaklar: SleepyJesse/ai_music_large (AI kısmı, ~2.000 örnek, 12+ üretici), disco-eth/AIME (~1.000, Suno v3-v5/Udio/MusicGen/AudioLDM2 dahil 12 sistem), zuhri025/suno-audio (~500, Suno), marsyas/gtzan (999, 10 tür), benjamin-paine/free-music-archive-small (~1.000, FMA).</w:t>
+      </w:r>
+    </w:p>
     <w:p>
       <w:pPr>
         <w:pStyle w:val="izelgeYazs"/>
       </w:pPr>
       <w:r>
-        <w:t xml:space="preserve">Çizelge </w:t>
-      </w:r>
-      <w:r>
-        <w:fldChar w:fldCharType="begin"/>
-      </w:r>
-      <w:r>
-        <w:instrText xml:space="preserve"> STYLEREF 1 \s </w:instrText>
-      </w:r>
-      <w:r>
-        <w:fldChar w:fldCharType="separate"/>
-      </w:r>
-      <w:r>
-        <w:t>2</w:t>
-      </w:r>
-      <w:r>
-        <w:fldChar w:fldCharType="end"/>
-      </w:r>
-      <w:r>
-        <w:t>.</w:t>
-      </w:r>
-      <w:r>
-        <w:fldChar w:fldCharType="begin"/>
-      </w:r>
-      <w:r>
-        <w:instrText xml:space="preserve"> SEQ Çizelge \* ARABIC \s 1 </w:instrText>
-      </w:r>
-      <w:r>
-        <w:fldChar w:fldCharType="separate"/>
-      </w:r>
-      <w:r>
-        <w:t>2</w:t>
-      </w:r>
-      <w:r>
-        <w:fldChar w:fldCharType="end"/>
-      </w:r>
-      <w:r>
-        <w:t>. Birimler 1.</w:t>
-      </w:r>
-    </w:p>
-    <w:tbl>
-      <w:tblPr>
-        <w:tblW w:w="5000" w:type="pct"/>
-        <w:tblBorders>
-          <w:top w:val="single" w:sz="4" w:space="0" w:color="auto"/>
-          <w:left w:val="single" w:sz="4" w:space="0" w:color="auto"/>
-          <w:bottom w:val="single" w:sz="4" w:space="0" w:color="auto"/>
-          <w:right w:val="single" w:sz="4" w:space="0" w:color="auto"/>
-          <w:insideH w:val="single" w:sz="4" w:space="0" w:color="auto"/>
-          <w:insideV w:val="single" w:sz="4" w:space="0" w:color="auto"/>
-        </w:tblBorders>
-        <w:tblCellMar>
-          <w:left w:w="0" w:type="dxa"/>
-          <w:right w:w="0" w:type="dxa"/>
-        </w:tblCellMar>
-        <w:tblLook w:val="04A0" w:firstRow="1" w:lastRow="0" w:firstColumn="1" w:lastColumn="0" w:noHBand="0" w:noVBand="1"/>
-      </w:tblPr>
-      <w:tblGrid>
-        <w:gridCol w:w="2126"/>
-        <w:gridCol w:w="2122"/>
-        <w:gridCol w:w="2122"/>
-        <w:gridCol w:w="2126"/>
-      </w:tblGrid>
-      <w:tr>
-        <w:tc>
-          <w:tcPr>
-            <w:tcW w:w="1251" w:type="pct"/>
-            <w:vAlign w:val="center"/>
-          </w:tcPr>
-          <w:p>
-            <w:pPr>
-              <w:spacing w:line="360" w:lineRule="auto"/>
-              <w:jc w:val="center"/>
-              <w:rPr>
-                <w:bCs/>
-                <w:color w:val="000000"/>
-                <w:sz w:val="24"/>
-                <w:szCs w:val="24"/>
-              </w:rPr>
-            </w:pPr>
-            <w:r>
-              <w:rPr>
-                <w:bCs/>
-                <w:color w:val="000000"/>
-                <w:sz w:val="24"/>
-                <w:szCs w:val="24"/>
-              </w:rPr>
-              <w:t>Birim Sistemi</w:t>
-            </w:r>
-          </w:p>
-        </w:tc>
-        <w:tc>
-          <w:tcPr>
-            <w:tcW w:w="1249" w:type="pct"/>
-            <w:vAlign w:val="center"/>
-          </w:tcPr>
-          <w:p>
-            <w:pPr>
-              <w:spacing w:line="360" w:lineRule="auto"/>
-              <w:jc w:val="center"/>
-              <w:rPr>
-                <w:bCs/>
-                <w:color w:val="000000"/>
-                <w:sz w:val="24"/>
-                <w:szCs w:val="24"/>
-              </w:rPr>
-            </w:pPr>
-            <w:r>
-              <w:rPr>
-                <w:bCs/>
-                <w:color w:val="000000"/>
-                <w:sz w:val="24"/>
-                <w:szCs w:val="24"/>
-              </w:rPr>
-              <w:t>Kütle (m)</w:t>
-            </w:r>
-          </w:p>
-        </w:tc>
-        <w:tc>
-          <w:tcPr>
-            <w:tcW w:w="1249" w:type="pct"/>
-            <w:vAlign w:val="center"/>
-          </w:tcPr>
-          <w:p>
-            <w:pPr>
-              <w:spacing w:line="360" w:lineRule="auto"/>
-              <w:jc w:val="center"/>
-              <w:rPr>
-                <w:bCs/>
-                <w:color w:val="000000"/>
-                <w:sz w:val="24"/>
-                <w:szCs w:val="24"/>
-              </w:rPr>
-            </w:pPr>
-            <w:r>
-              <w:rPr>
-                <w:bCs/>
-                <w:color w:val="000000"/>
-                <w:sz w:val="24"/>
-                <w:szCs w:val="24"/>
-              </w:rPr>
-              <w:t>İvme (a)</w:t>
-            </w:r>
-          </w:p>
-        </w:tc>
-        <w:tc>
-          <w:tcPr>
-            <w:tcW w:w="1251" w:type="pct"/>
-            <w:vAlign w:val="center"/>
-          </w:tcPr>
-          <w:p>
-            <w:pPr>
-              <w:spacing w:line="360" w:lineRule="auto"/>
-              <w:jc w:val="center"/>
-              <w:rPr>
-                <w:bCs/>
-                <w:color w:val="000000"/>
-                <w:sz w:val="24"/>
-                <w:szCs w:val="24"/>
-              </w:rPr>
-            </w:pPr>
-            <w:r>
-              <w:rPr>
-                <w:bCs/>
-                <w:color w:val="000000"/>
-                <w:sz w:val="24"/>
-                <w:szCs w:val="24"/>
-              </w:rPr>
-              <w:t>Kuvvet (F)</w:t>
-            </w:r>
-          </w:p>
-        </w:tc>
-      </w:tr>
-      <w:tr>
-        <w:tc>
-          <w:tcPr>
-            <w:tcW w:w="1251" w:type="pct"/>
-            <w:vAlign w:val="center"/>
-          </w:tcPr>
-          <w:p>
-            <w:pPr>
-              <w:spacing w:line="360" w:lineRule="auto"/>
-              <w:jc w:val="center"/>
-              <w:rPr>
-                <w:bCs/>
-                <w:color w:val="000000"/>
-                <w:sz w:val="24"/>
-                <w:szCs w:val="24"/>
-              </w:rPr>
-            </w:pPr>
-            <w:r>
-              <w:rPr>
-                <w:bCs/>
-                <w:color w:val="000000"/>
-                <w:sz w:val="24"/>
-                <w:szCs w:val="24"/>
-              </w:rPr>
-              <w:t>SI</w:t>
-            </w:r>
-          </w:p>
-        </w:tc>
-        <w:tc>
-          <w:tcPr>
-            <w:tcW w:w="1249" w:type="pct"/>
-            <w:vAlign w:val="center"/>
-          </w:tcPr>
-          <w:p>
-            <w:pPr>
-              <w:spacing w:line="360" w:lineRule="auto"/>
-              <w:jc w:val="center"/>
-              <w:rPr>
-                <w:bCs/>
-                <w:color w:val="000000"/>
-                <w:sz w:val="24"/>
-                <w:szCs w:val="24"/>
-              </w:rPr>
-            </w:pPr>
-            <w:r>
-              <w:rPr>
-                <w:bCs/>
-                <w:color w:val="000000"/>
-                <w:sz w:val="24"/>
-                <w:szCs w:val="24"/>
-              </w:rPr>
-              <w:t>kg</w:t>
-            </w:r>
-          </w:p>
-        </w:tc>
-        <w:tc>
-          <w:tcPr>
-            <w:tcW w:w="1249" w:type="pct"/>
-            <w:vAlign w:val="center"/>
-          </w:tcPr>
-          <w:p>
-            <w:pPr>
-              <w:spacing w:line="360" w:lineRule="auto"/>
-              <w:jc w:val="center"/>
-              <w:rPr>
-                <w:bCs/>
-                <w:color w:val="000000"/>
-                <w:sz w:val="24"/>
-                <w:szCs w:val="24"/>
-              </w:rPr>
-            </w:pPr>
-            <w:r>
-              <w:rPr>
-                <w:bCs/>
-                <w:color w:val="000000"/>
-                <w:sz w:val="24"/>
-                <w:szCs w:val="24"/>
-              </w:rPr>
-              <w:t>m/s</w:t>
-            </w:r>
-            <w:r>
-              <w:rPr>
-                <w:bCs/>
-                <w:color w:val="000000"/>
-                <w:sz w:val="24"/>
-                <w:szCs w:val="24"/>
-                <w:vertAlign w:val="superscript"/>
-              </w:rPr>
-              <w:t>2</w:t>
-            </w:r>
-          </w:p>
-        </w:tc>
-        <w:tc>
-          <w:tcPr>
-            <w:tcW w:w="1251" w:type="pct"/>
-            <w:vAlign w:val="center"/>
-          </w:tcPr>
-          <w:p>
-            <w:pPr>
-              <w:spacing w:line="360" w:lineRule="auto"/>
-              <w:jc w:val="center"/>
-              <w:rPr>
-                <w:bCs/>
-                <w:color w:val="000000"/>
-                <w:sz w:val="24"/>
-                <w:szCs w:val="24"/>
-              </w:rPr>
-            </w:pPr>
-            <w:r>
-              <w:rPr>
-                <w:bCs/>
-                <w:color w:val="000000"/>
-                <w:sz w:val="24"/>
-                <w:szCs w:val="24"/>
-              </w:rPr>
-              <w:t>kg m/s</w:t>
-            </w:r>
-            <w:r>
-              <w:rPr>
-                <w:bCs/>
-                <w:color w:val="000000"/>
-                <w:sz w:val="24"/>
-                <w:szCs w:val="24"/>
-                <w:vertAlign w:val="superscript"/>
-              </w:rPr>
-              <w:t>2</w:t>
-            </w:r>
-            <w:r>
-              <w:rPr>
-                <w:bCs/>
-                <w:color w:val="000000"/>
-                <w:sz w:val="24"/>
-                <w:szCs w:val="24"/>
-              </w:rPr>
-              <w:t xml:space="preserve"> (N)</w:t>
-            </w:r>
-          </w:p>
-        </w:tc>
-      </w:tr>
-      <w:tr>
-        <w:tc>
-          <w:tcPr>
-            <w:tcW w:w="1251" w:type="pct"/>
-            <w:vAlign w:val="center"/>
-          </w:tcPr>
-          <w:p>
-            <w:pPr>
-              <w:spacing w:line="360" w:lineRule="auto"/>
-              <w:jc w:val="center"/>
-              <w:rPr>
-                <w:bCs/>
-                <w:color w:val="000000"/>
-                <w:sz w:val="24"/>
-                <w:szCs w:val="24"/>
-              </w:rPr>
-            </w:pPr>
-            <w:r>
-              <w:rPr>
-                <w:bCs/>
-                <w:color w:val="000000"/>
-                <w:sz w:val="24"/>
-                <w:szCs w:val="24"/>
-              </w:rPr>
-              <w:t>cgs</w:t>
-            </w:r>
-          </w:p>
-        </w:tc>
-        <w:tc>
-          <w:tcPr>
-            <w:tcW w:w="1249" w:type="pct"/>
-            <w:vAlign w:val="center"/>
-          </w:tcPr>
-          <w:p>
-            <w:pPr>
-              <w:spacing w:line="360" w:lineRule="auto"/>
-              <w:jc w:val="center"/>
-              <w:rPr>
-                <w:bCs/>
-                <w:color w:val="000000"/>
-                <w:sz w:val="24"/>
-                <w:szCs w:val="24"/>
-              </w:rPr>
-            </w:pPr>
-            <w:r>
-              <w:rPr>
-                <w:bCs/>
-                <w:color w:val="000000"/>
-                <w:sz w:val="24"/>
-                <w:szCs w:val="24"/>
-              </w:rPr>
-              <w:t>g</w:t>
-            </w:r>
-          </w:p>
-        </w:tc>
-        <w:tc>
-          <w:tcPr>
-            <w:tcW w:w="1249" w:type="pct"/>
-            <w:vAlign w:val="center"/>
-          </w:tcPr>
-          <w:p>
-            <w:pPr>
-              <w:spacing w:line="360" w:lineRule="auto"/>
-              <w:jc w:val="center"/>
-              <w:rPr>
-                <w:bCs/>
-                <w:color w:val="000000"/>
-                <w:sz w:val="24"/>
-                <w:szCs w:val="24"/>
-              </w:rPr>
-            </w:pPr>
-            <w:r>
-              <w:rPr>
-                <w:bCs/>
-                <w:color w:val="000000"/>
-                <w:sz w:val="24"/>
-                <w:szCs w:val="24"/>
-              </w:rPr>
-              <w:t>cm/s</w:t>
-            </w:r>
-            <w:r>
-              <w:rPr>
-                <w:bCs/>
-                <w:color w:val="000000"/>
-                <w:sz w:val="24"/>
-                <w:szCs w:val="24"/>
-                <w:vertAlign w:val="superscript"/>
-              </w:rPr>
-              <w:t>2</w:t>
-            </w:r>
-          </w:p>
-        </w:tc>
-        <w:tc>
-          <w:tcPr>
-            <w:tcW w:w="1251" w:type="pct"/>
-            <w:vAlign w:val="center"/>
-          </w:tcPr>
-          <w:p>
-            <w:pPr>
-              <w:spacing w:line="360" w:lineRule="auto"/>
-              <w:jc w:val="center"/>
-              <w:rPr>
-                <w:bCs/>
-                <w:color w:val="000000"/>
-                <w:sz w:val="24"/>
-                <w:szCs w:val="24"/>
-              </w:rPr>
-            </w:pPr>
-            <w:r>
-              <w:rPr>
-                <w:bCs/>
-                <w:color w:val="000000"/>
-                <w:sz w:val="24"/>
-                <w:szCs w:val="24"/>
-              </w:rPr>
-              <w:t>g cm/s</w:t>
-            </w:r>
-            <w:r>
-              <w:rPr>
-                <w:bCs/>
-                <w:color w:val="000000"/>
-                <w:sz w:val="24"/>
-                <w:szCs w:val="24"/>
-                <w:vertAlign w:val="superscript"/>
-              </w:rPr>
-              <w:t>2</w:t>
-            </w:r>
-            <w:r>
-              <w:rPr>
-                <w:bCs/>
-                <w:color w:val="000000"/>
-                <w:sz w:val="24"/>
-                <w:szCs w:val="24"/>
-              </w:rPr>
-              <w:t xml:space="preserve"> (dyn)</w:t>
-            </w:r>
-          </w:p>
-        </w:tc>
-      </w:tr>
-    </w:tbl>
+        <w:t xml:space="preserve">Çizelge 3.1. AURIS veri kümesi kaynak dağılımı.</w:t>
+      </w:r>
+    </w:p>
+    <w:p>
+      <w:pPr>
+        <w:pStyle w:val="Balk3"/>
+      </w:pPr>
+      <w:r>
+        <w:t xml:space="preserve">3.2.3. Ön İşleme Hattı</w:t>
+      </w:r>
+    </w:p>
     <w:p>
       <w:pPr>
         <w:pStyle w:val="PARAGRAFMETN"/>
-        <w:spacing w:before="240"/>
-      </w:pPr>
+      </w:pPr>
+      <w:r>
+        <w:t xml:space="preserve">Standartlaştırma adımları: (1) 22.050 Hz'ye yeniden örnekleme; (2) Tek kanala (mono) dönüşüm — stereo kanal ortalamasıyla; (3) Süre normalizasyonu — 30 saniye üstü kırpma, kısa kayıtlar sıfır dolgu; (4) Gürültü kontrolü — min 1 sn uzunluk ve min 1e-6 genlik; (5) Veri sızıntısı önlemi — duration_sec ve sample_rate öznitelik vektöründen çıkarıldı.</w:t>
+      </w:r>
+    </w:p>
+    <w:p>
+      <w:pPr>
+        <w:pStyle w:val="Balk2"/>
+      </w:pPr>
+      <w:r>
+        <w:t xml:space="preserve">3.3. Öznitelik Mühendisliği</w:t>
+      </w:r>
+    </w:p>
+    <w:p>
+      <w:pPr>
+        <w:pStyle w:val="Balk3"/>
+      </w:pPr>
+      <w:r>
+        <w:t xml:space="preserve">3.3.1. Öznitelik Kategorileri</w:t>
+      </w:r>
     </w:p>
     <w:p>
       <w:pPr>
         <w:pStyle w:val="PARAGRAFMETN"/>
       </w:pPr>
       <w:r>
-        <w:lastRenderedPageBreak/>
-        <w:t>Şekilden önceki metin ile şekil arasında 1,5 satır aralık bırakılmalıdır.</w:t>
-      </w:r>
-      <w:r>
-        <w:t xml:space="preserve"> </w:t>
-      </w:r>
-    </w:p>
-    <w:p>
-      <w:pPr>
-        <w:pStyle w:val="ekiller"/>
-        <w:spacing w:before="240"/>
-      </w:pPr>
-      <w:r>
-        <w:rPr>
-          <w:noProof/>
-        </w:rPr>
-        <w:drawing>
-          <wp:inline distT="0" distB="0" distL="0" distR="0" wp14:anchorId="2FB3DA51" wp14:editId="21CB157E">
-            <wp:extent cx="3665220" cy="2438400"/>
-            <wp:effectExtent l="0" t="0" r="0" b="0"/>
-            <wp:docPr id="72" name="Resim 72" descr="Eminonuden-canli-bir-tasvir"/>
-            <wp:cNvGraphicFramePr>
-              <a:graphicFrameLocks xmlns:a="http://schemas.openxmlformats.org/drawingml/2006/main" noChangeAspect="1"/>
-            </wp:cNvGraphicFramePr>
-            <a:graphic xmlns:a="http://schemas.openxmlformats.org/drawingml/2006/main">
-              <a:graphicData uri="http://schemas.openxmlformats.org/drawingml/2006/picture">
-                <pic:pic xmlns:pic="http://schemas.openxmlformats.org/drawingml/2006/picture">
-                  <pic:nvPicPr>
-                    <pic:cNvPr id="0" name="Picture 43" descr="Eminonuden-canli-bir-tasvir"/>
-                    <pic:cNvPicPr>
-                      <a:picLocks noChangeAspect="1" noChangeArrowheads="1"/>
-                    </pic:cNvPicPr>
-                  </pic:nvPicPr>
-                  <pic:blipFill>
-                    <a:blip r:embed="rId18">
-                      <a:extLst>
-                        <a:ext uri="{28A0092B-C50C-407E-A947-70E740481C1C}">
-                          <a14:useLocalDpi xmlns:a14="http://schemas.microsoft.com/office/drawing/2010/main" val="0"/>
-                        </a:ext>
-                      </a:extLst>
-                    </a:blip>
-                    <a:srcRect/>
-                    <a:stretch>
-                      <a:fillRect/>
-                    </a:stretch>
-                  </pic:blipFill>
-                  <pic:spPr bwMode="auto">
-                    <a:xfrm>
-                      <a:off x="0" y="0"/>
-                      <a:ext cx="3665220" cy="2438400"/>
-                    </a:xfrm>
-                    <a:prstGeom prst="rect">
-                      <a:avLst/>
-                    </a:prstGeom>
-                    <a:noFill/>
-                    <a:ln>
-                      <a:noFill/>
-                    </a:ln>
-                  </pic:spPr>
-                </pic:pic>
-              </a:graphicData>
-            </a:graphic>
-          </wp:inline>
-        </w:drawing>
-      </w:r>
-    </w:p>
-    <w:p>
-      <w:pPr>
-        <w:pStyle w:val="ekilYazs"/>
-      </w:pPr>
-      <w:r>
-        <w:t xml:space="preserve">Şekil </w:t>
-      </w:r>
-      <w:fldSimple w:instr=" STYLEREF 1 \s ">
-        <w:r>
-          <w:rPr>
-            <w:noProof/>
-          </w:rPr>
-          <w:t>2</w:t>
-        </w:r>
-      </w:fldSimple>
-      <w:r>
-        <w:t>.</w:t>
-      </w:r>
-      <w:fldSimple w:instr=" SEQ Şekil \* ARABIC \s 1 ">
-        <w:r>
-          <w:rPr>
-            <w:noProof/>
-          </w:rPr>
-          <w:t>3</w:t>
-        </w:r>
-      </w:fldSimple>
-      <w:r>
-        <w:t>.</w:t>
-      </w:r>
-      <w:r>
-        <w:t xml:space="preserve"> Manzara 2</w:t>
-      </w:r>
-      <w:r>
-        <w:t>.</w:t>
+        <w:t xml:space="preserve">AURIS, librosa v0.10.1 (McFee vd., 2015) [19] ile 47 boyutlu öznitelik vektörü çıkarmaktadır. Dağılım: Spektral (16) — MFCC varyans/delta/delta², spectral_centroid, bandwidth, rolloff, flatness, contrast, regularity; Zamansal/Ritmik (10) — RMS enerji/std/dinamik aralık, sıfır geçiş oranı, tempo BPM/stabilite/CV; Onset/Beat (9) — onset güç ort/std, beat sayısı, IBI stabilitesi; Harmonik/Tonal (8) — chroma entropi/std/geçiş hızı, Tonnetz std, harmonik oran; Vokal (4) — perde stabilitesi, vibrato düzenliliği, formant tutarlılığı, nefes örüntüsü.</w:t>
+      </w:r>
+    </w:p>
+    <w:p>
+      <w:pPr>
+        <w:pStyle w:val="izelgeYazs"/>
+      </w:pPr>
+      <w:r>
+        <w:t xml:space="preserve">Çizelge 3.2. Öznitelik kategorilerinin dağılımı.</w:t>
+      </w:r>
+    </w:p>
+    <w:p>
+      <w:pPr>
+        <w:pStyle w:val="Balk3"/>
+      </w:pPr>
+      <w:r>
+        <w:t xml:space="preserve">3.3.2. Kritik Öznitelikler</w:t>
       </w:r>
     </w:p>
     <w:p>
@@ -14991,623 +11853,55 @@
         <w:pStyle w:val="PARAGRAFMETN"/>
       </w:pPr>
       <w:r>
-        <w:t>Paragraf.</w:t>
-      </w:r>
-    </w:p>
-    <w:tbl>
-      <w:tblPr>
-        <w:tblW w:w="0" w:type="auto"/>
-        <w:jc w:val="center"/>
-        <w:tblBorders>
-          <w:top w:val="single" w:sz="4" w:space="0" w:color="auto"/>
-          <w:left w:val="single" w:sz="4" w:space="0" w:color="auto"/>
-          <w:bottom w:val="single" w:sz="4" w:space="0" w:color="auto"/>
-          <w:right w:val="single" w:sz="4" w:space="0" w:color="auto"/>
-          <w:insideH w:val="single" w:sz="4" w:space="0" w:color="auto"/>
-          <w:insideV w:val="single" w:sz="4" w:space="0" w:color="auto"/>
-        </w:tblBorders>
-        <w:tblLook w:val="04A0" w:firstRow="1" w:lastRow="0" w:firstColumn="1" w:lastColumn="0" w:noHBand="0" w:noVBand="1"/>
-      </w:tblPr>
-      <w:tblGrid>
-        <w:gridCol w:w="2126"/>
-        <w:gridCol w:w="2121"/>
-        <w:gridCol w:w="2122"/>
-        <w:gridCol w:w="2127"/>
-      </w:tblGrid>
-      <w:tr>
-        <w:trPr>
-          <w:jc w:val="center"/>
-        </w:trPr>
-        <w:tc>
-          <w:tcPr>
-            <w:tcW w:w="2126" w:type="dxa"/>
-            <w:vAlign w:val="center"/>
-          </w:tcPr>
-          <w:p>
-            <w:pPr>
-              <w:spacing w:line="360" w:lineRule="auto"/>
-              <w:jc w:val="center"/>
-              <w:rPr>
-                <w:bCs/>
-                <w:color w:val="000000"/>
-                <w:sz w:val="24"/>
-                <w:szCs w:val="24"/>
-              </w:rPr>
-            </w:pPr>
-            <w:r>
-              <w:rPr>
-                <w:bCs/>
-                <w:color w:val="000000"/>
-                <w:sz w:val="24"/>
-                <w:szCs w:val="24"/>
-              </w:rPr>
-              <w:t>Birim Sistemi</w:t>
-            </w:r>
-          </w:p>
-        </w:tc>
-        <w:tc>
-          <w:tcPr>
-            <w:tcW w:w="2121" w:type="dxa"/>
-            <w:vAlign w:val="center"/>
-          </w:tcPr>
-          <w:p>
-            <w:pPr>
-              <w:spacing w:line="360" w:lineRule="auto"/>
-              <w:jc w:val="center"/>
-              <w:rPr>
-                <w:bCs/>
-                <w:color w:val="000000"/>
-                <w:sz w:val="24"/>
-                <w:szCs w:val="24"/>
-              </w:rPr>
-            </w:pPr>
-            <w:r>
-              <w:rPr>
-                <w:bCs/>
-                <w:color w:val="000000"/>
-                <w:sz w:val="24"/>
-                <w:szCs w:val="24"/>
-              </w:rPr>
-              <w:t>Kütle (m)</w:t>
-            </w:r>
-          </w:p>
-        </w:tc>
-        <w:tc>
-          <w:tcPr>
-            <w:tcW w:w="2122" w:type="dxa"/>
-            <w:vAlign w:val="center"/>
-          </w:tcPr>
-          <w:p>
-            <w:pPr>
-              <w:spacing w:line="360" w:lineRule="auto"/>
-              <w:jc w:val="center"/>
-              <w:rPr>
-                <w:bCs/>
-                <w:color w:val="000000"/>
-                <w:sz w:val="24"/>
-                <w:szCs w:val="24"/>
-              </w:rPr>
-            </w:pPr>
-            <w:r>
-              <w:rPr>
-                <w:bCs/>
-                <w:color w:val="000000"/>
-                <w:sz w:val="24"/>
-                <w:szCs w:val="24"/>
-              </w:rPr>
-              <w:t>İvme (a)</w:t>
-            </w:r>
-          </w:p>
-        </w:tc>
-        <w:tc>
-          <w:tcPr>
-            <w:tcW w:w="2127" w:type="dxa"/>
-            <w:vAlign w:val="center"/>
-          </w:tcPr>
-          <w:p>
-            <w:pPr>
-              <w:spacing w:line="360" w:lineRule="auto"/>
-              <w:jc w:val="center"/>
-              <w:rPr>
-                <w:bCs/>
-                <w:color w:val="000000"/>
-                <w:sz w:val="24"/>
-                <w:szCs w:val="24"/>
-              </w:rPr>
-            </w:pPr>
-            <w:r>
-              <w:rPr>
-                <w:bCs/>
-                <w:color w:val="000000"/>
-                <w:sz w:val="24"/>
-                <w:szCs w:val="24"/>
-              </w:rPr>
-              <w:t>Kuvvet (F)</w:t>
-            </w:r>
-          </w:p>
-        </w:tc>
-      </w:tr>
-      <w:tr>
-        <w:trPr>
-          <w:jc w:val="center"/>
-        </w:trPr>
-        <w:tc>
-          <w:tcPr>
-            <w:tcW w:w="2126" w:type="dxa"/>
-            <w:vAlign w:val="center"/>
-          </w:tcPr>
-          <w:p>
-            <w:pPr>
-              <w:spacing w:line="360" w:lineRule="auto"/>
-              <w:jc w:val="center"/>
-              <w:rPr>
-                <w:bCs/>
-                <w:color w:val="000000"/>
-                <w:sz w:val="24"/>
-                <w:szCs w:val="24"/>
-              </w:rPr>
-            </w:pPr>
-            <w:r>
-              <w:rPr>
-                <w:bCs/>
-                <w:color w:val="000000"/>
-                <w:sz w:val="24"/>
-                <w:szCs w:val="24"/>
-              </w:rPr>
-              <w:t>SI</w:t>
-            </w:r>
-          </w:p>
-        </w:tc>
-        <w:tc>
-          <w:tcPr>
-            <w:tcW w:w="2121" w:type="dxa"/>
-            <w:vAlign w:val="center"/>
-          </w:tcPr>
-          <w:p>
-            <w:pPr>
-              <w:spacing w:line="360" w:lineRule="auto"/>
-              <w:jc w:val="center"/>
-              <w:rPr>
-                <w:bCs/>
-                <w:color w:val="000000"/>
-                <w:sz w:val="24"/>
-                <w:szCs w:val="24"/>
-              </w:rPr>
-            </w:pPr>
-            <w:r>
-              <w:rPr>
-                <w:bCs/>
-                <w:color w:val="000000"/>
-                <w:sz w:val="24"/>
-                <w:szCs w:val="24"/>
-              </w:rPr>
-              <w:t>kg</w:t>
-            </w:r>
-          </w:p>
-        </w:tc>
-        <w:tc>
-          <w:tcPr>
-            <w:tcW w:w="2122" w:type="dxa"/>
-            <w:vAlign w:val="center"/>
-          </w:tcPr>
-          <w:p>
-            <w:pPr>
-              <w:spacing w:line="360" w:lineRule="auto"/>
-              <w:jc w:val="center"/>
-              <w:rPr>
-                <w:bCs/>
-                <w:color w:val="000000"/>
-                <w:sz w:val="24"/>
-                <w:szCs w:val="24"/>
-              </w:rPr>
-            </w:pPr>
-            <w:r>
-              <w:rPr>
-                <w:bCs/>
-                <w:color w:val="000000"/>
-                <w:sz w:val="24"/>
-                <w:szCs w:val="24"/>
-              </w:rPr>
-              <w:t>m/s</w:t>
-            </w:r>
-            <w:r>
-              <w:rPr>
-                <w:bCs/>
-                <w:color w:val="000000"/>
-                <w:sz w:val="24"/>
-                <w:szCs w:val="24"/>
-                <w:vertAlign w:val="superscript"/>
-              </w:rPr>
-              <w:t>2</w:t>
-            </w:r>
-          </w:p>
-        </w:tc>
-        <w:tc>
-          <w:tcPr>
-            <w:tcW w:w="2127" w:type="dxa"/>
-            <w:vAlign w:val="center"/>
-          </w:tcPr>
-          <w:p>
-            <w:pPr>
-              <w:spacing w:line="360" w:lineRule="auto"/>
-              <w:jc w:val="center"/>
-              <w:rPr>
-                <w:bCs/>
-                <w:color w:val="000000"/>
-                <w:sz w:val="24"/>
-                <w:szCs w:val="24"/>
-              </w:rPr>
-            </w:pPr>
-            <w:r>
-              <w:rPr>
-                <w:bCs/>
-                <w:color w:val="000000"/>
-                <w:sz w:val="24"/>
-                <w:szCs w:val="24"/>
-              </w:rPr>
-              <w:t>kg m/s</w:t>
-            </w:r>
-            <w:r>
-              <w:rPr>
-                <w:bCs/>
-                <w:color w:val="000000"/>
-                <w:sz w:val="24"/>
-                <w:szCs w:val="24"/>
-                <w:vertAlign w:val="superscript"/>
-              </w:rPr>
-              <w:t>2</w:t>
-            </w:r>
-            <w:r>
-              <w:rPr>
-                <w:bCs/>
-                <w:color w:val="000000"/>
-                <w:sz w:val="24"/>
-                <w:szCs w:val="24"/>
-              </w:rPr>
-              <w:t xml:space="preserve"> (N)</w:t>
-            </w:r>
-          </w:p>
-        </w:tc>
-      </w:tr>
-      <w:tr>
-        <w:trPr>
-          <w:jc w:val="center"/>
-        </w:trPr>
-        <w:tc>
-          <w:tcPr>
-            <w:tcW w:w="2126" w:type="dxa"/>
-            <w:vAlign w:val="center"/>
-          </w:tcPr>
-          <w:p>
-            <w:pPr>
-              <w:spacing w:line="360" w:lineRule="auto"/>
-              <w:jc w:val="center"/>
-              <w:rPr>
-                <w:bCs/>
-                <w:color w:val="000000"/>
-                <w:sz w:val="24"/>
-                <w:szCs w:val="24"/>
-              </w:rPr>
-            </w:pPr>
-            <w:r>
-              <w:rPr>
-                <w:bCs/>
-                <w:color w:val="000000"/>
-                <w:sz w:val="24"/>
-                <w:szCs w:val="24"/>
-              </w:rPr>
-              <w:t>cgs</w:t>
-            </w:r>
-          </w:p>
-        </w:tc>
-        <w:tc>
-          <w:tcPr>
-            <w:tcW w:w="2121" w:type="dxa"/>
-            <w:vAlign w:val="center"/>
-          </w:tcPr>
-          <w:p>
-            <w:pPr>
-              <w:spacing w:line="360" w:lineRule="auto"/>
-              <w:jc w:val="center"/>
-              <w:rPr>
-                <w:bCs/>
-                <w:color w:val="000000"/>
-                <w:sz w:val="24"/>
-                <w:szCs w:val="24"/>
-              </w:rPr>
-            </w:pPr>
-            <w:r>
-              <w:rPr>
-                <w:bCs/>
-                <w:color w:val="000000"/>
-                <w:sz w:val="24"/>
-                <w:szCs w:val="24"/>
-              </w:rPr>
-              <w:t>g</w:t>
-            </w:r>
-          </w:p>
-        </w:tc>
-        <w:tc>
-          <w:tcPr>
-            <w:tcW w:w="2122" w:type="dxa"/>
-            <w:vAlign w:val="center"/>
-          </w:tcPr>
-          <w:p>
-            <w:pPr>
-              <w:spacing w:line="360" w:lineRule="auto"/>
-              <w:jc w:val="center"/>
-              <w:rPr>
-                <w:bCs/>
-                <w:color w:val="000000"/>
-                <w:sz w:val="24"/>
-                <w:szCs w:val="24"/>
-              </w:rPr>
-            </w:pPr>
-            <w:r>
-              <w:rPr>
-                <w:bCs/>
-                <w:color w:val="000000"/>
-                <w:sz w:val="24"/>
-                <w:szCs w:val="24"/>
-              </w:rPr>
-              <w:t>cm/s</w:t>
-            </w:r>
-            <w:r>
-              <w:rPr>
-                <w:bCs/>
-                <w:color w:val="000000"/>
-                <w:sz w:val="24"/>
-                <w:szCs w:val="24"/>
-                <w:vertAlign w:val="superscript"/>
-              </w:rPr>
-              <w:t>2</w:t>
-            </w:r>
-          </w:p>
-        </w:tc>
-        <w:tc>
-          <w:tcPr>
-            <w:tcW w:w="2127" w:type="dxa"/>
-            <w:vAlign w:val="center"/>
-          </w:tcPr>
-          <w:p>
-            <w:pPr>
-              <w:spacing w:line="360" w:lineRule="auto"/>
-              <w:jc w:val="center"/>
-              <w:rPr>
-                <w:bCs/>
-                <w:color w:val="000000"/>
-                <w:sz w:val="24"/>
-                <w:szCs w:val="24"/>
-              </w:rPr>
-            </w:pPr>
-            <w:r>
-              <w:rPr>
-                <w:bCs/>
-                <w:color w:val="000000"/>
-                <w:sz w:val="24"/>
-                <w:szCs w:val="24"/>
-              </w:rPr>
-              <w:t>g cm/s</w:t>
-            </w:r>
-            <w:r>
-              <w:rPr>
-                <w:bCs/>
-                <w:color w:val="000000"/>
-                <w:sz w:val="24"/>
-                <w:szCs w:val="24"/>
-                <w:vertAlign w:val="superscript"/>
-              </w:rPr>
-              <w:t>2</w:t>
-            </w:r>
-            <w:r>
-              <w:rPr>
-                <w:bCs/>
-                <w:color w:val="000000"/>
-                <w:sz w:val="24"/>
-                <w:szCs w:val="24"/>
-              </w:rPr>
-              <w:t xml:space="preserve"> (dyn)</w:t>
-            </w:r>
-          </w:p>
-        </w:tc>
-      </w:tr>
-    </w:tbl>
+        <w:t xml:space="preserve">Spektral düzlük (spectral_flatness), bir sesin gürültü benzeri (düz spektrum) mi yoksa tonal mı olduğunu ölçen 0-1 aralığında bir metriktir. Yapay zekâ üretimi müzik, perceptual kalite metriklerini optimize ettiğinden genellikle daha homojen ve tonal bir spektral yapıya sahiptir. İnsan müziği kayıt ortamı gürültüsü, enstrüman rezonansları ve doğal varyasyonlar nedeniyle daha geniş bir spektral düzlük aralığı sergiler. Bu fark, spectral_flatness_std'nin en yüksek öznitelik önem skoruna (0,0619) ulaşmasını açıklamaktadır.</w:t>
+      </w:r>
+    </w:p>
     <w:p>
       <w:pPr>
         <w:pStyle w:val="PARAGRAFMETN"/>
       </w:pPr>
+      <w:r>
+        <w:t xml:space="preserve">Vokal öznitelikler AURIS'in özgün katkılarından birini oluşturmaktadır. İnsan sesinin stokastik perde varyasyonu, doğal vibrato düzensizliği ve nefes örüntüleri yapay zekâ sentezli seslerde tam olarak taklit edilememektedir. Breath_pattern_score'un öznitelik önem analizinde ilk 15'e girmesi bu tasarım kararını doğrulamaktadır.</w:t>
+      </w:r>
+    </w:p>
+    <w:p>
+      <w:pPr>
+        <w:pStyle w:val="Balk2"/>
+      </w:pPr>
+      <w:r>
+        <w:t xml:space="preserve">3.4. Sınıflandırma Modelleri</w:t>
+      </w:r>
+    </w:p>
+    <w:p>
+      <w:pPr>
+        <w:pStyle w:val="Balk3"/>
+      </w:pPr>
+      <w:r>
+        <w:t xml:space="preserve">3.4.1. Klasik Makine Öğrenmesi Modelleri (7)</w:t>
+      </w:r>
     </w:p>
     <w:p>
       <w:pPr>
         <w:pStyle w:val="PARAGRAFMETN"/>
       </w:pPr>
       <w:r>
-        <w:fldChar w:fldCharType="begin"/>
-      </w:r>
-      <w:r>
-        <w:instrText xml:space="preserve"> REF _Ref447272560 \h </w:instrText>
-      </w:r>
-      <w:r>
-        <w:fldChar w:fldCharType="separate"/>
-      </w:r>
-      <w:r>
-        <w:t xml:space="preserve">Harita </w:t>
-      </w:r>
-      <w:r>
-        <w:rPr>
-          <w:noProof/>
-        </w:rPr>
-        <w:t>2</w:t>
-      </w:r>
-      <w:r>
-        <w:t>.</w:t>
-      </w:r>
-      <w:r>
-        <w:rPr>
-          <w:noProof/>
-        </w:rPr>
-        <w:t>1</w:t>
-      </w:r>
-      <w:r>
-        <w:fldChar w:fldCharType="end"/>
-      </w:r>
-      <w:r>
-        <w:t xml:space="preserve"> Türkiye’nin solar haritasını </w:t>
-      </w:r>
-      <w:commentRangeStart w:id="19"/>
-      <w:commentRangeStart w:id="20"/>
-      <w:r>
-        <w:t>göstermektedir</w:t>
-      </w:r>
-      <w:commentRangeEnd w:id="20"/>
-      <w:r>
-        <w:rPr>
-          <w:rStyle w:val="AklamaBavurusu"/>
-          <w:sz w:val="24"/>
-          <w:szCs w:val="24"/>
-        </w:rPr>
-        <w:commentReference w:id="20"/>
-      </w:r>
-      <w:commentRangeEnd w:id="19"/>
-      <w:r>
-        <w:rPr>
-          <w:rStyle w:val="AklamaBavurusu"/>
-          <w:sz w:val="24"/>
-          <w:szCs w:val="24"/>
-        </w:rPr>
-        <w:commentReference w:id="19"/>
-      </w:r>
-      <w:r>
-        <w:t>.</w:t>
-      </w:r>
-    </w:p>
-    <w:p>
-      <w:pPr>
-        <w:pStyle w:val="ekiller"/>
-        <w:spacing w:before="240"/>
-      </w:pPr>
-      <w:r>
-        <w:rPr>
-          <w:noProof/>
-        </w:rPr>
-        <w:drawing>
-          <wp:inline distT="0" distB="0" distL="0" distR="0" wp14:anchorId="070441DE" wp14:editId="495F92E0">
-            <wp:extent cx="4253318" cy="1786597"/>
-            <wp:effectExtent l="0" t="0" r="0" b="4445"/>
-            <wp:docPr id="73" name="Resim 73" descr="turkiye2"/>
-            <wp:cNvGraphicFramePr>
-              <a:graphicFrameLocks xmlns:a="http://schemas.openxmlformats.org/drawingml/2006/main" noChangeAspect="1"/>
-            </wp:cNvGraphicFramePr>
-            <a:graphic xmlns:a="http://schemas.openxmlformats.org/drawingml/2006/main">
-              <a:graphicData uri="http://schemas.openxmlformats.org/drawingml/2006/picture">
-                <pic:pic xmlns:pic="http://schemas.openxmlformats.org/drawingml/2006/picture">
-                  <pic:nvPicPr>
-                    <pic:cNvPr id="0" name="Picture 44" descr="turkiye2"/>
-                    <pic:cNvPicPr>
-                      <a:picLocks noChangeAspect="1" noChangeArrowheads="1"/>
-                    </pic:cNvPicPr>
-                  </pic:nvPicPr>
-                  <pic:blipFill>
-                    <a:blip r:embed="rId19" cstate="print">
-                      <a:extLst>
-                        <a:ext uri="{28A0092B-C50C-407E-A947-70E740481C1C}">
-                          <a14:useLocalDpi xmlns:a14="http://schemas.microsoft.com/office/drawing/2010/main" val="0"/>
-                        </a:ext>
-                      </a:extLst>
-                    </a:blip>
-                    <a:srcRect b="12422"/>
-                    <a:stretch>
-                      <a:fillRect/>
-                    </a:stretch>
-                  </pic:blipFill>
-                  <pic:spPr bwMode="auto">
-                    <a:xfrm>
-                      <a:off x="0" y="0"/>
-                      <a:ext cx="4289554" cy="1801818"/>
-                    </a:xfrm>
-                    <a:prstGeom prst="rect">
-                      <a:avLst/>
-                    </a:prstGeom>
-                    <a:noFill/>
-                    <a:ln>
-                      <a:noFill/>
-                    </a:ln>
-                  </pic:spPr>
-                </pic:pic>
-              </a:graphicData>
-            </a:graphic>
-          </wp:inline>
-        </w:drawing>
-      </w:r>
-    </w:p>
-    <w:p>
-      <w:pPr>
-        <w:pStyle w:val="ekilYazs"/>
-        <w:rPr>
-          <w:color w:val="000000"/>
-          <w:szCs w:val="24"/>
-        </w:rPr>
-      </w:pPr>
-      <w:r>
-        <w:t xml:space="preserve">Harita </w:t>
-      </w:r>
-      <w:fldSimple w:instr=" STYLEREF 1 \s ">
-        <w:r>
-          <w:rPr>
-            <w:noProof/>
-          </w:rPr>
-          <w:t>2</w:t>
-        </w:r>
-      </w:fldSimple>
-      <w:r>
-        <w:t>.</w:t>
-      </w:r>
-      <w:fldSimple w:instr=" SEQ Harita \* ARABIC \s 1 ">
-        <w:r>
-          <w:rPr>
-            <w:noProof/>
-          </w:rPr>
-          <w:t>1</w:t>
-        </w:r>
-      </w:fldSimple>
-      <w:r>
-        <w:t xml:space="preserve">. Türkiye solar </w:t>
-      </w:r>
-      <w:commentRangeStart w:id="21"/>
-      <w:commentRangeStart w:id="22"/>
-      <w:commentRangeStart w:id="23"/>
-      <w:r>
-        <w:t>haritası1</w:t>
-      </w:r>
-      <w:commentRangeEnd w:id="23"/>
-      <w:r>
-        <w:rPr>
-          <w:rStyle w:val="AklamaBavurusu"/>
-          <w:sz w:val="24"/>
-          <w:szCs w:val="20"/>
-        </w:rPr>
-        <w:commentReference w:id="23"/>
-      </w:r>
-      <w:commentRangeEnd w:id="21"/>
-      <w:r>
-        <w:rPr>
-          <w:rStyle w:val="AklamaBavurusu"/>
-          <w:sz w:val="24"/>
-          <w:szCs w:val="20"/>
-        </w:rPr>
-        <w:commentReference w:id="21"/>
-      </w:r>
-      <w:commentRangeEnd w:id="22"/>
-      <w:r>
-        <w:rPr>
-          <w:rStyle w:val="AklamaBavurusu"/>
-          <w:sz w:val="24"/>
-          <w:szCs w:val="20"/>
-        </w:rPr>
-        <w:commentReference w:id="22"/>
-      </w:r>
-      <w:r>
-        <w:t>.</w:t>
+        <w:t xml:space="preserve">scikit-learn [21], XGBoost [4] ve LightGBM [11] kütüphaneleri kullanılarak yedi model eğitilmiştir. Logistic Regression: C=2.0, class_weight=balanced. Random Forest: n_est=500, max_features=log2. Gradient Boosting: n_est=180, max_depth=4, lr=0.07. SVM-RBF: C=10, gamma=0.05, CalibratedClassifierCV. MLP: gizli=[192,96,32], alpha=0.001. XGBoost: n_est=240, max_depth=5, lr=0.06. LightGBM: n_est=300, num_leaves=31, lr=0.05.</w:t>
+      </w:r>
+    </w:p>
+    <w:p>
+      <w:pPr>
+        <w:pStyle w:val="izelgeYazs"/>
+      </w:pPr>
+      <w:r>
+        <w:t xml:space="preserve">Çizelge 3.3. Klasik ML modelleri hiperparametreleri ve eğitim süreleri.</w:t>
+      </w:r>
+    </w:p>
+    <w:p>
+      <w:pPr>
+        <w:pStyle w:val="Balk3"/>
+      </w:pPr>
+      <w:r>
+        <w:t xml:space="preserve">3.4.2. Derin Öğrenme Modelleri (4)</w:t>
       </w:r>
     </w:p>
     <w:p>
@@ -15615,7 +11909,15 @@
         <w:pStyle w:val="PARAGRAFMETN"/>
       </w:pPr>
       <w:r>
-        <w:t>Paragraf.</w:t>
+        <w:t xml:space="preserve">PyTorch [20] çerçevesinde 47 boyutlu öznitelik vektörünü girdi alan dört model tasarlanmıştır. Tüm DL modelleri BCEWithLogitsLoss kayıp fonksiyonu ve Adam (lr=1e-3) kullanmaktadır. Derin MLP (512-256-128-64-1): BatchNorm + Dropout(0.3), eğitim 81.4 sn. 1D-CNN: Conv1D(1-&gt;32-&gt;64-&gt;128)+GlobalAvgPool+FC(128-&gt;1), 125.0 sn. Residual MLP (3 blok, 64 boyut): artık bağlantılar, 128.7 sn. Attention MLP: öz-dikkat (64 boyut) + FF katmanlar, 149.6 sn.</w:t>
+      </w:r>
+    </w:p>
+    <w:p>
+      <w:pPr>
+        <w:pStyle w:val="izelgeYazs"/>
+      </w:pPr>
+      <w:r>
+        <w:t xml:space="preserve">Çizelge 3.4. Derin öğrenme model mimarileri.</w:t>
       </w:r>
     </w:p>
     <w:p>
@@ -15623,8 +11925,15 @@
         <w:pStyle w:val="Balk2"/>
       </w:pPr>
       <w:r>
-        <w:lastRenderedPageBreak/>
-        <w:t>ALT BAŞLIK 1</w:t>
+        <w:t xml:space="preserve">3.5. Eğitim Protokolü</w:t>
+      </w:r>
+    </w:p>
+    <w:p>
+      <w:pPr>
+        <w:pStyle w:val="Balk3"/>
+      </w:pPr>
+      <w:r>
+        <w:t xml:space="preserve">3.5.1. 5 Katlı Tabakalı Çapraz Doğrulama</w:t>
       </w:r>
     </w:p>
     <w:p>
@@ -15632,335 +11941,31 @@
         <w:pStyle w:val="PARAGRAFMETN"/>
       </w:pPr>
       <w:r>
-        <w:t>Paragraf</w:t>
-      </w:r>
-      <w:r>
-        <w:t>.</w:t>
-      </w:r>
-    </w:p>
-    <w:tbl>
-      <w:tblPr>
-        <w:tblpPr w:leftFromText="141" w:rightFromText="141" w:vertAnchor="text" w:horzAnchor="margin" w:tblpY="116"/>
-        <w:tblW w:w="5000" w:type="pct"/>
-        <w:tblCellMar>
-          <w:left w:w="0" w:type="dxa"/>
-          <w:right w:w="0" w:type="dxa"/>
-        </w:tblCellMar>
-        <w:tblLook w:val="04A0" w:firstRow="1" w:lastRow="0" w:firstColumn="1" w:lastColumn="0" w:noHBand="0" w:noVBand="1"/>
-      </w:tblPr>
-      <w:tblGrid>
-        <w:gridCol w:w="7539"/>
-        <w:gridCol w:w="967"/>
-      </w:tblGrid>
-      <w:tr>
-        <w:trPr>
-          <w:trHeight w:val="454"/>
-        </w:trPr>
-        <w:tc>
-          <w:tcPr>
-            <w:tcW w:w="4531" w:type="pct"/>
-          </w:tcPr>
-          <w:p>
-            <w:pPr>
-              <w:pStyle w:val="denklem"/>
-              <w:rPr>
-                <w:rFonts w:ascii="Calibri" w:hAnsi="Calibri"/>
-                <w:color w:val="000000"/>
-              </w:rPr>
-            </w:pPr>
-            <w:r>
-              <w:rPr>
-                <w:position w:val="-14"/>
-              </w:rPr>
-              <w:object w:dxaOrig="3800" w:dyaOrig="420" w14:anchorId="060B41F9">
-                <v:shapetype id="_x0000_t75" coordsize="21600,21600" o:spt="75" o:preferrelative="t" path="m@4@5l@4@11@9@11@9@5xe" filled="f" stroked="f">
-                  <v:stroke joinstyle="miter"/>
-                  <v:formulas>
-                    <v:f eqn="if lineDrawn pixelLineWidth 0"/>
-                    <v:f eqn="sum @0 1 0"/>
-                    <v:f eqn="sum 0 0 @1"/>
-                    <v:f eqn="prod @2 1 2"/>
-                    <v:f eqn="prod @3 21600 pixelWidth"/>
-                    <v:f eqn="prod @3 21600 pixelHeight"/>
-                    <v:f eqn="sum @0 0 1"/>
-                    <v:f eqn="prod @6 1 2"/>
-                    <v:f eqn="prod @7 21600 pixelWidth"/>
-                    <v:f eqn="sum @8 21600 0"/>
-                    <v:f eqn="prod @7 21600 pixelHeight"/>
-                    <v:f eqn="sum @10 21600 0"/>
-                  </v:formulas>
-                  <v:path o:extrusionok="f" gradientshapeok="t" o:connecttype="rect"/>
-                  <o:lock v:ext="edit" aspectratio="t"/>
-                </v:shapetype>
-                <v:shape id="_x0000_i1025" type="#_x0000_t75" style="width:193.2pt;height:22.2pt" o:ole="">
-                  <v:imagedata r:id="rId20" o:title=""/>
-                </v:shape>
-                <o:OLEObject Type="Embed" ProgID="Equation.DSMT4" ShapeID="_x0000_i1025" DrawAspect="Content" ObjectID="_1840197369" r:id="rId21"/>
-              </w:object>
-            </w:r>
-          </w:p>
-        </w:tc>
-        <w:tc>
-          <w:tcPr>
-            <w:tcW w:w="469" w:type="pct"/>
-            <w:vAlign w:val="center"/>
-          </w:tcPr>
-          <w:p>
-            <w:pPr>
-              <w:pStyle w:val="DenklemYazs"/>
-              <w:framePr w:hSpace="0" w:wrap="auto" w:vAnchor="margin" w:hAnchor="text" w:yAlign="inline"/>
-            </w:pPr>
-            <w:r>
-              <w:t>(</w:t>
-            </w:r>
-            <w:r>
-              <w:fldChar w:fldCharType="begin"/>
-            </w:r>
-            <w:r>
-              <w:instrText xml:space="preserve"> STYLEREF 1 \s </w:instrText>
-            </w:r>
-            <w:r>
-              <w:fldChar w:fldCharType="separate"/>
-            </w:r>
-            <w:r>
-              <w:t>2</w:t>
-            </w:r>
-            <w:r>
-              <w:fldChar w:fldCharType="end"/>
-            </w:r>
-            <w:r>
-              <w:t>.</w:t>
-            </w:r>
-            <w:r>
-              <w:fldChar w:fldCharType="begin"/>
-            </w:r>
-            <w:r>
-              <w:instrText xml:space="preserve"> SEQ Denklem \* ARABIC \s 1 </w:instrText>
-            </w:r>
-            <w:r>
-              <w:fldChar w:fldCharType="separate"/>
-            </w:r>
-            <w:r>
-              <w:t>1</w:t>
-            </w:r>
-            <w:r>
-              <w:fldChar w:fldCharType="end"/>
-            </w:r>
-            <w:r>
-              <w:t>)</w:t>
-            </w:r>
-            <w:commentRangeStart w:id="24"/>
-            <w:commentRangeEnd w:id="24"/>
-            <w:r>
-              <w:rPr>
-                <w:rStyle w:val="AklamaBavurusu"/>
-                <w:sz w:val="24"/>
-                <w:szCs w:val="20"/>
-              </w:rPr>
-              <w:commentReference w:id="24"/>
-            </w:r>
-          </w:p>
-        </w:tc>
-      </w:tr>
-      <w:tr>
-        <w:trPr>
-          <w:trHeight w:val="454"/>
-        </w:trPr>
-        <w:tc>
-          <w:tcPr>
-            <w:tcW w:w="4531" w:type="pct"/>
-          </w:tcPr>
-          <w:p>
-            <w:pPr>
-              <w:pStyle w:val="denklem"/>
-              <w:rPr>
-                <w:rFonts w:ascii="Calibri" w:hAnsi="Calibri"/>
-                <w:color w:val="000000"/>
-              </w:rPr>
-            </w:pPr>
-            <w:r>
-              <w:rPr>
-                <w:position w:val="-14"/>
-              </w:rPr>
-              <w:object w:dxaOrig="3800" w:dyaOrig="420" w14:anchorId="78EEAD71">
-                <v:shape id="_x0000_i1026" type="#_x0000_t75" style="width:193.2pt;height:22.2pt" o:ole="">
-                  <v:imagedata r:id="rId20" o:title=""/>
-                </v:shape>
-                <o:OLEObject Type="Embed" ProgID="Equation.DSMT4" ShapeID="_x0000_i1026" DrawAspect="Content" ObjectID="_1840197370" r:id="rId22"/>
-              </w:object>
-            </w:r>
-          </w:p>
-        </w:tc>
-        <w:tc>
-          <w:tcPr>
-            <w:tcW w:w="469" w:type="pct"/>
-            <w:vAlign w:val="center"/>
-          </w:tcPr>
-          <w:p>
-            <w:pPr>
-              <w:pStyle w:val="DenklemYazs"/>
-              <w:framePr w:hSpace="0" w:wrap="auto" w:vAnchor="margin" w:hAnchor="text" w:yAlign="inline"/>
-            </w:pPr>
-            <w:r>
-              <w:t>(</w:t>
-            </w:r>
-            <w:r>
-              <w:fldChar w:fldCharType="begin"/>
-            </w:r>
-            <w:r>
-              <w:instrText xml:space="preserve"> STYLEREF 1 \s </w:instrText>
-            </w:r>
-            <w:r>
-              <w:fldChar w:fldCharType="separate"/>
-            </w:r>
-            <w:r>
-              <w:t>2</w:t>
-            </w:r>
-            <w:r>
-              <w:fldChar w:fldCharType="end"/>
-            </w:r>
-            <w:r>
-              <w:t>.</w:t>
-            </w:r>
-            <w:r>
-              <w:fldChar w:fldCharType="begin"/>
-            </w:r>
-            <w:r>
-              <w:instrText xml:space="preserve"> SEQ Denklem \* ARABIC \s 1 </w:instrText>
-            </w:r>
-            <w:r>
-              <w:fldChar w:fldCharType="separate"/>
-            </w:r>
-            <w:r>
-              <w:t>2</w:t>
-            </w:r>
-            <w:r>
-              <w:fldChar w:fldCharType="end"/>
-            </w:r>
-            <w:r>
-              <w:t>)</w:t>
-            </w:r>
-          </w:p>
-        </w:tc>
-      </w:tr>
-    </w:tbl>
+        <w:t xml:space="preserve">Tüm modeller aynı 5 katlı tabakalı çapraz doğrulama (StratifiedKFold) protokolüyle değerlendirilmiştir. Tabakalama her katlamada sınıf dağılımını (%59,9 insan / %40,1 AI) korur. StandardScaler yalnızca eğitim alt kümesine uyarlanmış, doğrulama alt kümesine dönüşüm uygulanmıştır — veri sızıntısını önleyen sızdırmaz skalama.</w:t>
+      </w:r>
+    </w:p>
+    <w:p>
+      <w:pPr>
+        <w:pStyle w:val="Balk3"/>
+      </w:pPr>
+      <w:r>
+        <w:t xml:space="preserve">3.5.2. Youden J Eşik Optimizasyonu</w:t>
+      </w:r>
+    </w:p>
     <w:p>
       <w:pPr>
         <w:pStyle w:val="PARAGRAFMETN"/>
       </w:pPr>
-      <w:commentRangeStart w:id="25"/>
-      <w:commentRangeEnd w:id="25"/>
-      <w:r>
-        <w:rPr>
-          <w:rStyle w:val="AklamaBavurusu"/>
-          <w:sz w:val="24"/>
-          <w:szCs w:val="24"/>
-        </w:rPr>
-        <w:commentReference w:id="25"/>
-      </w:r>
-      <w:r>
-        <w:t xml:space="preserve">Denklem </w:t>
-      </w:r>
-      <w:r>
-        <w:fldChar w:fldCharType="begin"/>
-      </w:r>
-      <w:r>
-        <w:instrText xml:space="preserve"> REF _Ref447211432 \h </w:instrText>
-      </w:r>
-      <w:r>
-        <w:fldChar w:fldCharType="separate"/>
-      </w:r>
-      <w:r>
-        <w:t>(</w:t>
-      </w:r>
-      <w:r>
-        <w:rPr>
-          <w:noProof/>
-        </w:rPr>
-        <w:t>2</w:t>
-      </w:r>
-      <w:r>
-        <w:t>.</w:t>
-      </w:r>
-      <w:r>
-        <w:rPr>
-          <w:noProof/>
-        </w:rPr>
-        <w:t>2</w:t>
-      </w:r>
-      <w:r>
-        <w:t>)</w:t>
-      </w:r>
-      <w:r>
-        <w:fldChar w:fldCharType="end"/>
-      </w:r>
-      <w:r>
-        <w:t xml:space="preserve"> otomatik olarak numaralandırılmaktadır. Paragraf içinde </w:t>
-      </w:r>
-      <w:r>
-        <w:rPr>
-          <w:i/>
-        </w:rPr>
-        <w:t>ekle-çapraz başvuru-denklem</w:t>
-      </w:r>
-      <w:r>
-        <w:t xml:space="preserve"> seçilerek denkleme atıf yapılırsa, Denklem numarası değiştikçe paragraf içindeki de değişecektir (Yalnız değişikleri güncellemek için BASKI ÖNİZLE (</w:t>
-      </w:r>
-      <w:r>
-        <w:rPr>
-          <w:noProof/>
-        </w:rPr>
-        <w:drawing>
-          <wp:inline distT="0" distB="0" distL="0" distR="0" wp14:anchorId="7292822D" wp14:editId="7998DA47">
-            <wp:extent cx="152400" cy="175260"/>
-            <wp:effectExtent l="0" t="0" r="0" b="0"/>
-            <wp:docPr id="74" name="Resim 74"/>
-            <wp:cNvGraphicFramePr>
-              <a:graphicFrameLocks xmlns:a="http://schemas.openxmlformats.org/drawingml/2006/main" noChangeAspect="1"/>
-            </wp:cNvGraphicFramePr>
-            <a:graphic xmlns:a="http://schemas.openxmlformats.org/drawingml/2006/main">
-              <a:graphicData uri="http://schemas.openxmlformats.org/drawingml/2006/picture">
-                <pic:pic xmlns:pic="http://schemas.openxmlformats.org/drawingml/2006/picture">
-                  <pic:nvPicPr>
-                    <pic:cNvPr id="0" name="Picture 47"/>
-                    <pic:cNvPicPr>
-                      <a:picLocks noChangeAspect="1" noChangeArrowheads="1"/>
-                    </pic:cNvPicPr>
-                  </pic:nvPicPr>
-                  <pic:blipFill>
-                    <a:blip r:embed="rId16">
-                      <a:extLst>
-                        <a:ext uri="{28A0092B-C50C-407E-A947-70E740481C1C}">
-                          <a14:useLocalDpi xmlns:a14="http://schemas.microsoft.com/office/drawing/2010/main" val="0"/>
-                        </a:ext>
-                      </a:extLst>
-                    </a:blip>
-                    <a:srcRect/>
-                    <a:stretch>
-                      <a:fillRect/>
-                    </a:stretch>
-                  </pic:blipFill>
-                  <pic:spPr bwMode="auto">
-                    <a:xfrm>
-                      <a:off x="0" y="0"/>
-                      <a:ext cx="152400" cy="175260"/>
-                    </a:xfrm>
-                    <a:prstGeom prst="rect">
-                      <a:avLst/>
-                    </a:prstGeom>
-                    <a:noFill/>
-                    <a:ln>
-                      <a:noFill/>
-                    </a:ln>
-                  </pic:spPr>
-                </pic:pic>
-              </a:graphicData>
-            </a:graphic>
-          </wp:inline>
-        </w:drawing>
-      </w:r>
-      <w:r>
-        <w:t>)simgesine tıklamanız gerekmektedir. Aksi takdirde numaralar güncellenmeyebilir.</w:t>
+      <w:r>
+        <w:t xml:space="preserve">Her katlama için Youden J istatistiği maksimize edilerek optimal karar eşiği belirlenmektedir: theta* = argmax(Duyarlilik + Ozgulluk - 1). LightGBM için theta* = 0.4316 olarak belirlenmistir. Bu esik 0.50 esiginin altinda olup sinif dengesizligini yansitmaktadir.</w:t>
+      </w:r>
+    </w:p>
+    <w:p>
+      <w:pPr>
+        <w:pStyle w:val="Balk2"/>
+      </w:pPr>
+      <w:r>
+        <w:t xml:space="preserve">3.6. SHAP Açıklanabilirlik Entegrasyonu</w:t>
       </w:r>
     </w:p>
     <w:p>
@@ -15968,13 +11973,15 @@
         <w:pStyle w:val="PARAGRAFMETN"/>
       </w:pPr>
       <w:r>
-        <w:rPr>
-          <w:b/>
-        </w:rPr>
-        <w:t>NOT</w:t>
-      </w:r>
-      <w:r>
-        <w:t>: BASKI ÖNİZLEME ŞEKLİ GÖRÜNMÜYORSA AŞAĞIDAKİ HIZLI ERİŞİM ARAÇ ÇUBUĞUNDAN EKLEYEBİLİRSİNİZ.</w:t>
+        <w:t xml:space="preserve">AURIS her tahmin için SHAP (SHapley Additive exPlanations) (Lundberg ve Lee, 2017) [17] değerlerini hesaplamaktadır. LightGBM'in TreeExplainer arayüzü ağaç tabanlı modeller için SHAP değerlerini lineer zamanda hesaplayarak gerçek zamanlı kullanım için pratik avantaj sağlamaktadır. Kullanıcıya her analizde hangi özniteliklerin AI ya da İnsan kararına ne kadar katkı yaptığı görsel olarak sunulmaktadır.</w:t>
+      </w:r>
+    </w:p>
+    <w:p>
+      <w:pPr>
+        <w:pStyle w:val="Balk2"/>
+      </w:pPr>
+      <w:r>
+        <w:t xml:space="preserve">3.7. Uygulama Mimarisi</w:t>
       </w:r>
     </w:p>
     <w:p>
@@ -15982,57 +11989,37 @@
         <w:pStyle w:val="PARAGRAFMETN"/>
       </w:pPr>
       <w:r>
-        <w:rPr>
-          <w:noProof/>
-        </w:rPr>
-        <w:drawing>
-          <wp:inline distT="0" distB="0" distL="0" distR="0" wp14:anchorId="77FABF37" wp14:editId="698690B2">
-            <wp:extent cx="2270760" cy="2080260"/>
-            <wp:effectExtent l="0" t="0" r="0" b="0"/>
-            <wp:docPr id="75" name="Resim 75"/>
-            <wp:cNvGraphicFramePr>
-              <a:graphicFrameLocks xmlns:a="http://schemas.openxmlformats.org/drawingml/2006/main" noChangeAspect="1"/>
-            </wp:cNvGraphicFramePr>
-            <a:graphic xmlns:a="http://schemas.openxmlformats.org/drawingml/2006/main">
-              <a:graphicData uri="http://schemas.openxmlformats.org/drawingml/2006/picture">
-                <pic:pic xmlns:pic="http://schemas.openxmlformats.org/drawingml/2006/picture">
-                  <pic:nvPicPr>
-                    <pic:cNvPr id="0" name="Picture 48"/>
-                    <pic:cNvPicPr>
-                      <a:picLocks noChangeAspect="1" noChangeArrowheads="1"/>
-                    </pic:cNvPicPr>
-                  </pic:nvPicPr>
-                  <pic:blipFill>
-                    <a:blip r:embed="rId17">
-                      <a:extLst>
-                        <a:ext uri="{28A0092B-C50C-407E-A947-70E740481C1C}">
-                          <a14:useLocalDpi xmlns:a14="http://schemas.microsoft.com/office/drawing/2010/main" val="0"/>
-                        </a:ext>
-                      </a:extLst>
-                    </a:blip>
-                    <a:srcRect/>
-                    <a:stretch>
-                      <a:fillRect/>
-                    </a:stretch>
-                  </pic:blipFill>
-                  <pic:spPr bwMode="auto">
-                    <a:xfrm>
-                      <a:off x="0" y="0"/>
-                      <a:ext cx="2270760" cy="2080260"/>
-                    </a:xfrm>
-                    <a:prstGeom prst="rect">
-                      <a:avLst/>
-                    </a:prstGeom>
-                    <a:noFill/>
-                    <a:ln>
-                      <a:noFill/>
-                    </a:ln>
-                  </pic:spPr>
-                </pic:pic>
-              </a:graphicData>
-            </a:graphic>
-          </wp:inline>
-        </w:drawing>
+        <w:t xml:space="preserve">Web platformu Next.js 14 + TypeScript ile geliştirilmiş; Netlify CDN üzerinde statik dağıtım yapılmaktadır. Android uygulaması Kotlin + Jetpack Compose ile MVVM/Clean Architecture deseninde, API 26+ (Android 8.0) desteğiyle; Hilt DI, Retrofit, Room kullanan tam özellikli mobil uygulama. FastAPI arka ucu Python 3.11 ile HuggingFace Spaces'ta Docker konteyneri olarak 7860 portunda çalışmaktadır.</w:t>
+      </w:r>
+    </w:p>
+    <w:p>
+      <w:pPr>
+        <w:pStyle w:val="Balk1"/>
+        <w:sectPr>
+          <w:footerReference w:type="default" r:id="rId31"/>
+          <w:pgSz w:w="11909" w:h="16834"/>
+          <w:pgMar w:top="1418" w:right="1418" w:bottom="1418" w:left="1985" w:header="709" w:footer="709" w:gutter="0"/>
+          <w:cols w:space="60"/>
+          <w:noEndnote/>
+        </w:sectPr>
+      </w:pPr>
+    </w:p>
+    <w:p>
+      <w:pPr>
+        <w:pStyle w:val="Balk1"/>
+      </w:pPr>
+      <w:commentRangeStart w:id="32"/>
+      <w:commentRangeEnd w:id="32"/>
+      <w:r>
+        <w:t>4. BULGULAR</w:t>
+      </w:r>
+    </w:p>
+    <w:p>
+      <w:pPr>
+        <w:pStyle w:val="Balk2"/>
+      </w:pPr>
+      <w:r>
+        <w:t xml:space="preserve">4.1. Model Karşılaştırma Sonuçları</w:t>
       </w:r>
     </w:p>
     <w:p>
@@ -16040,21 +12027,31 @@
         <w:pStyle w:val="PARAGRAFMETN"/>
       </w:pPr>
       <w:r>
-        <w:t>Paragraf.</w:t>
+        <w:t xml:space="preserve">Çizelge 4.1, 5.195 örnek ve 47 öznitelik üzerinde 5 katlı çapraz doğrulamayla elde edilen tüm 11 modelin performansını ROC-AUC'a göre sıralı olarak sunmaktadır. LightGBM 0,9549 ROC-AUC ile birinci, Derin MLP 0,9537 ile ikinci, XGBoost 0,9463 ile üçüncü sırada yer almaktadır. 1D-CNN 0,8442 ile en düşük AUC değerini sergilemiştir.</w:t>
+      </w:r>
+    </w:p>
+    <w:p>
+      <w:pPr>
+        <w:pStyle w:val="izelgeYazs"/>
+      </w:pPr>
+      <w:r>
+        <w:t xml:space="preserve">Çizelge 4.1. 11 modelin 5 katlı CV performans karşılaştırması (ROC-AUC'a göre sıralı).</w:t>
+      </w:r>
+    </w:p>
+    <w:p>
+      <w:pPr>
+        <w:pStyle w:val="Balk2"/>
+      </w:pPr>
+      <w:r>
+        <w:t xml:space="preserve">4.2. En İyi Model: LightGBM Ayrıntılı Analizi</w:t>
       </w:r>
     </w:p>
     <w:p>
       <w:pPr>
         <w:pStyle w:val="Balk3"/>
-        <w:rPr>
-          <w:lang w:val="tr-TR"/>
-        </w:rPr>
-      </w:pPr>
-      <w:r>
-        <w:rPr>
-          <w:lang w:val="tr-TR"/>
-        </w:rPr>
-        <w:t>Alt Başlık 2</w:t>
+      </w:pPr>
+      <w:r>
+        <w:t xml:space="preserve">4.2.1. Karar Eşiği Optimizasyonu</w:t>
       </w:r>
     </w:p>
     <w:p>
@@ -16062,21 +12059,15 @@
         <w:pStyle w:val="PARAGRAFMETN"/>
       </w:pPr>
       <w:r>
-        <w:t>Paragraf.</w:t>
+        <w:t xml:space="preserve">Varsayılan 0,50 eşiği yerine Youden J istatistiği ile optimal eşik theta* = 0,4316 olarak belirlenmiştir. Bu eşiğin 0,50'nin altında olması sınıf dengesizliğini yansıtmaktadır: azınlık sınıfı olan AI örneklerini daha hassas yakalamak için karar sınırı aşağıya çekilmiştir.</w:t>
       </w:r>
     </w:p>
     <w:p>
       <w:pPr>
         <w:pStyle w:val="Balk3"/>
-        <w:rPr>
-          <w:lang w:val="tr-TR"/>
-        </w:rPr>
-      </w:pPr>
-      <w:r>
-        <w:rPr>
-          <w:lang w:val="tr-TR"/>
-        </w:rPr>
-        <w:t>Alt Başlık 2</w:t>
+      </w:pPr>
+      <w:r>
+        <w:t xml:space="preserve">4.2.2. Karışıklık Matrisi ve Brier Skoru</w:t>
       </w:r>
     </w:p>
     <w:p>
@@ -16084,28 +12075,23 @@
         <w:pStyle w:val="PARAGRAFMETN"/>
       </w:pPr>
       <w:r>
-        <w:t>Paragraf.</w:t>
-      </w:r>
-    </w:p>
-    <w:p>
-      <w:pPr>
-        <w:pStyle w:val="Balk4"/>
-      </w:pPr>
-      <w:r>
-        <w:rPr>
-          <w:lang w:val="tr-TR"/>
-        </w:rPr>
-        <w:t>Alt Başlık 3</w:t>
-      </w:r>
-      <w:commentRangeStart w:id="26"/>
-      <w:commentRangeEnd w:id="26"/>
-      <w:r>
-        <w:rPr>
-          <w:rStyle w:val="AklamaBavurusu"/>
-          <w:sz w:val="24"/>
-          <w:szCs w:val="28"/>
-        </w:rPr>
-        <w:commentReference w:id="26"/>
+        <w:t xml:space="preserve">LightGBM modeli theta* = 0,4316 eşiğiyle; insan örneklerinin %87,4'ünü Doğru Negatif (DN=2.721), yapay zekâ örneklerinin %89,4'ünü Doğru Pozitif (DP=1.862) olarak sınıflandırmıştır. Yanlış Pozitif: 392 (%12,6), Yanlış Negatif: 220 (%10,6). Brier skoru 0,083 ile iyi kalibre edilmiş bir olasılık tahmincisi olduğu kanıtlanmıştır.</w:t>
+      </w:r>
+    </w:p>
+    <w:p>
+      <w:pPr>
+        <w:pStyle w:val="izelgeYazs"/>
+      </w:pPr>
+      <w:r>
+        <w:t xml:space="preserve">Çizelge 4.2. LightGBM karışıklık matrisi (theta* = 0,4316).</w:t>
+      </w:r>
+    </w:p>
+    <w:p>
+      <w:pPr>
+        <w:pStyle w:val="Balk2"/>
+      </w:pPr>
+      <w:r>
+        <w:t xml:space="preserve">4.3. Öznitelik Önemi Analizi</w:t>
       </w:r>
     </w:p>
     <w:p>
@@ -16113,29 +12099,23 @@
         <w:pStyle w:val="PARAGRAFMETN"/>
       </w:pPr>
       <w:r>
-        <w:t>Paragraf.</w:t>
-      </w:r>
-    </w:p>
-    <w:p>
-      <w:pPr>
-        <w:pStyle w:val="Balk4"/>
-      </w:pPr>
-      <w:r>
-        <w:rPr>
-          <w:lang w:val="tr-TR"/>
-        </w:rPr>
-        <w:lastRenderedPageBreak/>
-        <w:t>Alt Başlık 3</w:t>
-      </w:r>
-      <w:commentRangeStart w:id="27"/>
-      <w:commentRangeEnd w:id="27"/>
-      <w:r>
-        <w:rPr>
-          <w:rStyle w:val="AklamaBavurusu"/>
-          <w:sz w:val="24"/>
-          <w:szCs w:val="28"/>
-        </w:rPr>
-        <w:commentReference w:id="27"/>
+        <w:t xml:space="preserve">LightGBM kazanç tabanlı normalleştirilmiş öznitelik önemi sıralaması: 1. spectral_flatness_std (0,0619), 2. spectral_contrast_mean (0,0467), 3. rms_energy (0,0456), 4. onset_strength_std (0,0388), 5. spectral_flatness_mean (0,0370), 6. rms_dynamic_range (0,0346), 7. onset_strength_mean (0,0332), 8. rms_std (0,0298), 9. beat_count (0,0298), 10. mfcc_delta_var (0,0289). Spektral kategorisi ilk 5'te 3 öznitelikle öne çıkmaktadır.</w:t>
+      </w:r>
+    </w:p>
+    <w:p>
+      <w:pPr>
+        <w:pStyle w:val="izelgeYazs"/>
+      </w:pPr>
+      <w:r>
+        <w:t xml:space="preserve">Çizelge 4.3. LightGBM normalleştirilmiş öznitelik önemi (ilk 10).</w:t>
+      </w:r>
+    </w:p>
+    <w:p>
+      <w:pPr>
+        <w:pStyle w:val="Balk2"/>
+      </w:pPr>
+      <w:r>
+        <w:t xml:space="preserve">4.4. Derin Öğrenme Katlama Stabilitesi</w:t>
       </w:r>
     </w:p>
     <w:p>
@@ -16143,7 +12123,45 @@
         <w:pStyle w:val="PARAGRAFMETN"/>
       </w:pPr>
       <w:r>
-        <w:t>Paragraf.</w:t>
+        <w:t xml:space="preserve">Derin MLP en düşük varyansı (std=0,0036) sergileyerek 5 katlama genelinde tutarlı genelleme kapasitesini kanıtlamıştır. LightGBM std=±0,0023 ile tüm modeller arasında en kararlı model konumundadır. 1D-CNN ise std=0,0087 ve ortalama AUC=0,8543 ile bu öznitelik vektörü formatında evrişimsel mimarinin dezavantajını ortaya koymaktadır.</w:t>
+      </w:r>
+    </w:p>
+    <w:p>
+      <w:pPr>
+        <w:pStyle w:val="izelgeYazs"/>
+      </w:pPr>
+      <w:r>
+        <w:t xml:space="preserve">Çizelge 4.4. Derin öğrenme modellerinin katlama bazında ROC-AUC değerleri.</w:t>
+      </w:r>
+    </w:p>
+    <w:p>
+      <w:pPr>
+        <w:pStyle w:val="Balk1"/>
+        <w:sectPr>
+          <w:footerReference w:type="default" r:id="rId32"/>
+          <w:pgSz w:w="11909" w:h="16834"/>
+          <w:pgMar w:top="1418" w:right="1418" w:bottom="1418" w:left="1985" w:header="709" w:footer="709" w:gutter="0"/>
+          <w:cols w:space="60"/>
+          <w:noEndnote/>
+        </w:sectPr>
+      </w:pPr>
+    </w:p>
+    <w:p>
+      <w:pPr>
+        <w:pStyle w:val="Balk1"/>
+      </w:pPr>
+      <w:commentRangeStart w:id="34"/>
+      <w:commentRangeEnd w:id="34"/>
+      <w:r>
+        <w:t>5. TARTIŞMA</w:t>
+      </w:r>
+    </w:p>
+    <w:p>
+      <w:pPr>
+        <w:pStyle w:val="Balk2"/>
+      </w:pPr>
+      <w:r>
+        <w:t xml:space="preserve">5.1. LightGBM'in Üstünlüğü</w:t>
       </w:r>
     </w:p>
     <w:p>
@@ -16151,430 +12169,15 @@
         <w:pStyle w:val="PARAGRAFMETN"/>
       </w:pPr>
       <w:r>
-        <w:t>Tek şekil yazısında birden fazla şekil varsa a, b gibi isimlendirilir ve şeklin altına yazılır, ayrıca şekil yazısında da a, b’nin açıklaması yer alır.</w:t>
-      </w:r>
-    </w:p>
-    <w:p>
-      <w:pPr>
-        <w:pStyle w:val="ekiller"/>
-      </w:pPr>
-      <w:r>
-        <w:rPr>
-          <w:noProof/>
-        </w:rPr>
-        <w:drawing>
-          <wp:inline distT="0" distB="0" distL="0" distR="0" wp14:anchorId="6A69F645" wp14:editId="7E19ADB3">
-            <wp:extent cx="1040016" cy="694266"/>
-            <wp:effectExtent l="0" t="0" r="8255" b="0"/>
-            <wp:docPr id="76" name="Resim 76" descr="124221-renkli-eski-istanbul-fotograflari--27"/>
-            <wp:cNvGraphicFramePr>
-              <a:graphicFrameLocks xmlns:a="http://schemas.openxmlformats.org/drawingml/2006/main" noChangeAspect="1"/>
-            </wp:cNvGraphicFramePr>
-            <a:graphic xmlns:a="http://schemas.openxmlformats.org/drawingml/2006/main">
-              <a:graphicData uri="http://schemas.openxmlformats.org/drawingml/2006/picture">
-                <pic:pic xmlns:pic="http://schemas.openxmlformats.org/drawingml/2006/picture">
-                  <pic:nvPicPr>
-                    <pic:cNvPr id="0" name="Picture 58" descr="124221-renkli-eski-istanbul-fotograflari--27"/>
-                    <pic:cNvPicPr>
-                      <a:picLocks noChangeAspect="1" noChangeArrowheads="1"/>
-                    </pic:cNvPicPr>
-                  </pic:nvPicPr>
-                  <pic:blipFill>
-                    <a:blip r:embed="rId23" cstate="print">
-                      <a:extLst>
-                        <a:ext uri="{28A0092B-C50C-407E-A947-70E740481C1C}">
-                          <a14:useLocalDpi xmlns:a14="http://schemas.microsoft.com/office/drawing/2010/main" val="0"/>
-                        </a:ext>
-                      </a:extLst>
-                    </a:blip>
-                    <a:srcRect/>
-                    <a:stretch>
-                      <a:fillRect/>
-                    </a:stretch>
-                  </pic:blipFill>
-                  <pic:spPr bwMode="auto">
-                    <a:xfrm>
-                      <a:off x="0" y="0"/>
-                      <a:ext cx="1055930" cy="704889"/>
-                    </a:xfrm>
-                    <a:prstGeom prst="rect">
-                      <a:avLst/>
-                    </a:prstGeom>
-                    <a:noFill/>
-                    <a:ln>
-                      <a:noFill/>
-                    </a:ln>
-                  </pic:spPr>
-                </pic:pic>
-              </a:graphicData>
-            </a:graphic>
-          </wp:inline>
-        </w:drawing>
-      </w:r>
-      <w:r>
-        <w:t xml:space="preserve">     </w:t>
-      </w:r>
-      <w:r>
-        <w:rPr>
-          <w:noProof/>
-        </w:rPr>
-        <w:drawing>
-          <wp:inline distT="0" distB="0" distL="0" distR="0" wp14:anchorId="3A2996CD" wp14:editId="688B0A2A">
-            <wp:extent cx="1040016" cy="694266"/>
-            <wp:effectExtent l="0" t="0" r="8255" b="0"/>
-            <wp:docPr id="77" name="Resim 77" descr="124221-renkli-eski-istanbul-fotograflari--27"/>
-            <wp:cNvGraphicFramePr>
-              <a:graphicFrameLocks xmlns:a="http://schemas.openxmlformats.org/drawingml/2006/main" noChangeAspect="1"/>
-            </wp:cNvGraphicFramePr>
-            <a:graphic xmlns:a="http://schemas.openxmlformats.org/drawingml/2006/main">
-              <a:graphicData uri="http://schemas.openxmlformats.org/drawingml/2006/picture">
-                <pic:pic xmlns:pic="http://schemas.openxmlformats.org/drawingml/2006/picture">
-                  <pic:nvPicPr>
-                    <pic:cNvPr id="0" name="Picture 58" descr="124221-renkli-eski-istanbul-fotograflari--27"/>
-                    <pic:cNvPicPr>
-                      <a:picLocks noChangeAspect="1" noChangeArrowheads="1"/>
-                    </pic:cNvPicPr>
-                  </pic:nvPicPr>
-                  <pic:blipFill>
-                    <a:blip r:embed="rId23" cstate="print">
-                      <a:extLst>
-                        <a:ext uri="{28A0092B-C50C-407E-A947-70E740481C1C}">
-                          <a14:useLocalDpi xmlns:a14="http://schemas.microsoft.com/office/drawing/2010/main" val="0"/>
-                        </a:ext>
-                      </a:extLst>
-                    </a:blip>
-                    <a:srcRect/>
-                    <a:stretch>
-                      <a:fillRect/>
-                    </a:stretch>
-                  </pic:blipFill>
-                  <pic:spPr bwMode="auto">
-                    <a:xfrm>
-                      <a:off x="0" y="0"/>
-                      <a:ext cx="1055930" cy="704889"/>
-                    </a:xfrm>
-                    <a:prstGeom prst="rect">
-                      <a:avLst/>
-                    </a:prstGeom>
-                    <a:noFill/>
-                    <a:ln>
-                      <a:noFill/>
-                    </a:ln>
-                  </pic:spPr>
-                </pic:pic>
-              </a:graphicData>
-            </a:graphic>
-          </wp:inline>
-        </w:drawing>
-      </w:r>
-      <w:r>
-        <w:t xml:space="preserve">    </w:t>
-      </w:r>
-      <w:r>
-        <w:rPr>
-          <w:noProof/>
-        </w:rPr>
-        <w:drawing>
-          <wp:inline distT="0" distB="0" distL="0" distR="0" wp14:anchorId="3911E957" wp14:editId="7F3180A6">
-            <wp:extent cx="1040016" cy="694266"/>
-            <wp:effectExtent l="0" t="0" r="8255" b="0"/>
-            <wp:docPr id="78" name="Resim 78" descr="124221-renkli-eski-istanbul-fotograflari--27"/>
-            <wp:cNvGraphicFramePr>
-              <a:graphicFrameLocks xmlns:a="http://schemas.openxmlformats.org/drawingml/2006/main" noChangeAspect="1"/>
-            </wp:cNvGraphicFramePr>
-            <a:graphic xmlns:a="http://schemas.openxmlformats.org/drawingml/2006/main">
-              <a:graphicData uri="http://schemas.openxmlformats.org/drawingml/2006/picture">
-                <pic:pic xmlns:pic="http://schemas.openxmlformats.org/drawingml/2006/picture">
-                  <pic:nvPicPr>
-                    <pic:cNvPr id="0" name="Picture 58" descr="124221-renkli-eski-istanbul-fotograflari--27"/>
-                    <pic:cNvPicPr>
-                      <a:picLocks noChangeAspect="1" noChangeArrowheads="1"/>
-                    </pic:cNvPicPr>
-                  </pic:nvPicPr>
-                  <pic:blipFill>
-                    <a:blip r:embed="rId23" cstate="print">
-                      <a:extLst>
-                        <a:ext uri="{28A0092B-C50C-407E-A947-70E740481C1C}">
-                          <a14:useLocalDpi xmlns:a14="http://schemas.microsoft.com/office/drawing/2010/main" val="0"/>
-                        </a:ext>
-                      </a:extLst>
-                    </a:blip>
-                    <a:srcRect/>
-                    <a:stretch>
-                      <a:fillRect/>
-                    </a:stretch>
-                  </pic:blipFill>
-                  <pic:spPr bwMode="auto">
-                    <a:xfrm>
-                      <a:off x="0" y="0"/>
-                      <a:ext cx="1055930" cy="704889"/>
-                    </a:xfrm>
-                    <a:prstGeom prst="rect">
-                      <a:avLst/>
-                    </a:prstGeom>
-                    <a:noFill/>
-                    <a:ln>
-                      <a:noFill/>
-                    </a:ln>
-                  </pic:spPr>
-                </pic:pic>
-              </a:graphicData>
-            </a:graphic>
-          </wp:inline>
-        </w:drawing>
-      </w:r>
-    </w:p>
-    <w:p>
-      <w:pPr>
-        <w:pStyle w:val="ekilYazs"/>
-        <w:spacing w:before="0" w:after="0"/>
-      </w:pPr>
-      <w:r>
-        <w:t xml:space="preserve"> a)                       b)                         c)            </w:t>
-      </w:r>
-    </w:p>
-    <w:p>
-      <w:pPr>
-        <w:pStyle w:val="ekilYazs"/>
-      </w:pPr>
-      <w:r>
-        <w:t xml:space="preserve">Şekil </w:t>
-      </w:r>
-      <w:fldSimple w:instr=" STYLEREF 1 \s ">
-        <w:r>
-          <w:rPr>
-            <w:noProof/>
-          </w:rPr>
-          <w:t>2</w:t>
-        </w:r>
-      </w:fldSimple>
-      <w:r>
-        <w:t>.</w:t>
-      </w:r>
-      <w:fldSimple w:instr=" SEQ Şekil \* ARABIC \s 1 ">
-        <w:r>
-          <w:rPr>
-            <w:noProof/>
-          </w:rPr>
-          <w:t>4</w:t>
-        </w:r>
-      </w:fldSimple>
-      <w:r>
-        <w:t>.</w:t>
-      </w:r>
-      <w:r>
-        <w:t xml:space="preserve"> </w:t>
-      </w:r>
-      <w:r>
-        <w:t>Manzara 3 a)</w:t>
-      </w:r>
-      <w:r>
-        <w:t xml:space="preserve"> </w:t>
-      </w:r>
-      <w:r>
-        <w:t>İstanbul b) Eminönü c)</w:t>
-      </w:r>
-      <w:r>
-        <w:t xml:space="preserve"> </w:t>
-      </w:r>
-      <w:r>
-        <w:t>Galata köprüsü.</w:t>
-      </w:r>
-    </w:p>
-    <w:p>
-      <w:pPr>
-        <w:pStyle w:val="ekiller"/>
-        <w:spacing w:before="240"/>
-      </w:pPr>
-      <w:r>
-        <w:rPr>
-          <w:noProof/>
-        </w:rPr>
-        <w:drawing>
-          <wp:inline distT="0" distB="0" distL="0" distR="0" wp14:anchorId="29215C8A" wp14:editId="7FE7D3E6">
-            <wp:extent cx="3096883" cy="2060296"/>
-            <wp:effectExtent l="0" t="0" r="8890" b="0"/>
-            <wp:docPr id="79" name="Resim 79" descr="Eminonuden-canli-bir-tasvir"/>
-            <wp:cNvGraphicFramePr>
-              <a:graphicFrameLocks xmlns:a="http://schemas.openxmlformats.org/drawingml/2006/main" noChangeAspect="1"/>
-            </wp:cNvGraphicFramePr>
-            <a:graphic xmlns:a="http://schemas.openxmlformats.org/drawingml/2006/main">
-              <a:graphicData uri="http://schemas.openxmlformats.org/drawingml/2006/picture">
-                <pic:pic xmlns:pic="http://schemas.openxmlformats.org/drawingml/2006/picture">
-                  <pic:nvPicPr>
-                    <pic:cNvPr id="0" name="Picture 49" descr="Eminonuden-canli-bir-tasvir"/>
-                    <pic:cNvPicPr>
-                      <a:picLocks noChangeAspect="1" noChangeArrowheads="1"/>
-                    </pic:cNvPicPr>
-                  </pic:nvPicPr>
-                  <pic:blipFill>
-                    <a:blip r:embed="rId18">
-                      <a:extLst>
-                        <a:ext uri="{28A0092B-C50C-407E-A947-70E740481C1C}">
-                          <a14:useLocalDpi xmlns:a14="http://schemas.microsoft.com/office/drawing/2010/main" val="0"/>
-                        </a:ext>
-                      </a:extLst>
-                    </a:blip>
-                    <a:srcRect/>
-                    <a:stretch>
-                      <a:fillRect/>
-                    </a:stretch>
-                  </pic:blipFill>
-                  <pic:spPr bwMode="auto">
-                    <a:xfrm>
-                      <a:off x="0" y="0"/>
-                      <a:ext cx="3096033" cy="2059731"/>
-                    </a:xfrm>
-                    <a:prstGeom prst="rect">
-                      <a:avLst/>
-                    </a:prstGeom>
-                    <a:noFill/>
-                    <a:ln>
-                      <a:noFill/>
-                    </a:ln>
-                  </pic:spPr>
-                </pic:pic>
-              </a:graphicData>
-            </a:graphic>
-          </wp:inline>
-        </w:drawing>
-      </w:r>
-    </w:p>
-    <w:p>
-      <w:pPr>
-        <w:pStyle w:val="ekilYazs"/>
-      </w:pPr>
-      <w:r>
-        <w:t xml:space="preserve">Şekil </w:t>
-      </w:r>
-      <w:fldSimple w:instr=" STYLEREF 1 \s ">
-        <w:r>
-          <w:rPr>
-            <w:noProof/>
-          </w:rPr>
-          <w:t>2</w:t>
-        </w:r>
-      </w:fldSimple>
-      <w:r>
-        <w:t>.</w:t>
-      </w:r>
-      <w:fldSimple w:instr=" SEQ Şekil \* ARABIC \s 1 ">
-        <w:r>
-          <w:rPr>
-            <w:noProof/>
-          </w:rPr>
-          <w:t>5</w:t>
-        </w:r>
-      </w:fldSimple>
-      <w:r>
-        <w:t>. Şekil</w:t>
-      </w:r>
-      <w:r>
-        <w:t xml:space="preserve"> numarası değiştiğinde paragraf içerisindeki de otomatik olarak değişecektir.) otomatik değişiklikleri güncellemek için baskı ön izle</w:t>
-      </w:r>
-      <w:r>
-        <w:t xml:space="preserve"> </w:t>
-      </w:r>
-      <w:r>
-        <w:t xml:space="preserve">( ) </w:t>
-      </w:r>
-      <w:r>
-        <w:t>simgesine tıklamanız yeterlidir.</w:t>
-      </w:r>
-    </w:p>
-    <w:p>
-      <w:pPr>
-        <w:pStyle w:val="ekiller"/>
-        <w:spacing w:before="240"/>
-      </w:pPr>
-      <w:r>
-        <w:rPr>
-          <w:noProof/>
-        </w:rPr>
-        <w:drawing>
-          <wp:inline distT="0" distB="0" distL="0" distR="0" wp14:anchorId="7BB9207A" wp14:editId="081FE754">
-            <wp:extent cx="2967487" cy="1978324"/>
-            <wp:effectExtent l="0" t="0" r="4445" b="3175"/>
-            <wp:docPr id="80" name="Resim 80" descr="124221-renkli-eski-istanbul-fotograflari--27"/>
-            <wp:cNvGraphicFramePr>
-              <a:graphicFrameLocks xmlns:a="http://schemas.openxmlformats.org/drawingml/2006/main" noChangeAspect="1"/>
-            </wp:cNvGraphicFramePr>
-            <a:graphic xmlns:a="http://schemas.openxmlformats.org/drawingml/2006/main">
-              <a:graphicData uri="http://schemas.openxmlformats.org/drawingml/2006/picture">
-                <pic:pic xmlns:pic="http://schemas.openxmlformats.org/drawingml/2006/picture">
-                  <pic:nvPicPr>
-                    <pic:cNvPr id="0" name="Picture 50" descr="124221-renkli-eski-istanbul-fotograflari--27"/>
-                    <pic:cNvPicPr>
-                      <a:picLocks noChangeAspect="1" noChangeArrowheads="1"/>
-                    </pic:cNvPicPr>
-                  </pic:nvPicPr>
-                  <pic:blipFill>
-                    <a:blip r:embed="rId24">
-                      <a:extLst>
-                        <a:ext uri="{28A0092B-C50C-407E-A947-70E740481C1C}">
-                          <a14:useLocalDpi xmlns:a14="http://schemas.microsoft.com/office/drawing/2010/main" val="0"/>
-                        </a:ext>
-                      </a:extLst>
-                    </a:blip>
-                    <a:srcRect/>
-                    <a:stretch>
-                      <a:fillRect/>
-                    </a:stretch>
-                  </pic:blipFill>
-                  <pic:spPr bwMode="auto">
-                    <a:xfrm>
-                      <a:off x="0" y="0"/>
-                      <a:ext cx="2970120" cy="1980079"/>
-                    </a:xfrm>
-                    <a:prstGeom prst="rect">
-                      <a:avLst/>
-                    </a:prstGeom>
-                    <a:noFill/>
-                    <a:ln>
-                      <a:noFill/>
-                    </a:ln>
-                  </pic:spPr>
-                </pic:pic>
-              </a:graphicData>
-            </a:graphic>
-          </wp:inline>
-        </w:drawing>
-      </w:r>
-    </w:p>
-    <w:p>
-      <w:pPr>
-        <w:pStyle w:val="ekilYazs"/>
-      </w:pPr>
-      <w:r>
-        <w:t xml:space="preserve">Şekil </w:t>
-      </w:r>
-      <w:fldSimple w:instr=" STYLEREF 1 \s ">
-        <w:r>
-          <w:rPr>
-            <w:noProof/>
-          </w:rPr>
-          <w:t>2</w:t>
-        </w:r>
-      </w:fldSimple>
-      <w:r>
-        <w:t>.</w:t>
-      </w:r>
-      <w:fldSimple w:instr=" SEQ Şekil \* ARABIC \s 1 ">
-        <w:r>
-          <w:rPr>
-            <w:noProof/>
-          </w:rPr>
-          <w:t>6</w:t>
-        </w:r>
-      </w:fldSimple>
-      <w:r>
-        <w:t>.</w:t>
-      </w:r>
-      <w:r>
-        <w:t xml:space="preserve"> Manzara 2</w:t>
-      </w:r>
-      <w:r>
-        <w:t>.</w:t>
+        <w:t xml:space="preserve">LightGBM'in 47 boyutlu öznitelik uzayında en yüksek ROC-AUC'u elde etmesi birkaç yapısal faktörle açıklanabilir. Yaprak-düzeyinde büyüme stratejisi öznitelikler arası karmaşık etkileşim örüntülerini daha iyi modellemektedir. Histogram tabanlı bölme hem hesaplama verimliliğini artırmakta (eğitim süresi: 2,95 sn) hem de düzenlilik etkisi yaratmaktadır. 5.195 örneklik veri kümesinde LightGBM, derin öğrenme modellerine kıyasla mevcut veri miktarında daha verimli öğrenme sergilemektedir.</w:t>
+      </w:r>
+    </w:p>
+    <w:p>
+      <w:pPr>
+        <w:pStyle w:val="Balk2"/>
+      </w:pPr>
+      <w:r>
+        <w:t xml:space="preserve">5.2. Spektral Düzlük: Yorumlanabilir Bir Ayrımcı</w:t>
       </w:r>
     </w:p>
     <w:p>
@@ -16582,82 +12185,15 @@
         <w:pStyle w:val="PARAGRAFMETN"/>
       </w:pPr>
       <w:r>
-        <w:t>Paragraf.</w:t>
-      </w:r>
-    </w:p>
-    <w:p>
-      <w:pPr>
-        <w:pStyle w:val="Balk3"/>
-        <w:rPr>
-          <w:lang w:val="tr-TR"/>
-        </w:rPr>
-      </w:pPr>
-      <w:r>
-        <w:rPr>
-          <w:lang w:val="tr-TR"/>
-        </w:rPr>
-        <w:lastRenderedPageBreak/>
-        <w:t>Dipnotlar</w:t>
-      </w:r>
-    </w:p>
-    <w:p>
-      <w:pPr>
-        <w:spacing w:after="240" w:line="360" w:lineRule="auto"/>
-        <w:jc w:val="both"/>
-        <w:rPr>
-          <w:color w:val="000000"/>
-          <w:sz w:val="24"/>
-          <w:szCs w:val="24"/>
-        </w:rPr>
-      </w:pPr>
-      <w:r>
-        <w:rPr>
-          <w:color w:val="000000"/>
-          <w:sz w:val="24"/>
-          <w:szCs w:val="24"/>
-        </w:rPr>
-        <w:t xml:space="preserve">Metin içerisinde ihtiyaç duyulan bazı açıklamalar, dipnot şeklinde sayfanın en altında verilebilir. Dipnotlar, konuyu ve dikkatleri dağıtmayacak şekilde kısa ve öz olmalıdır. Dipnotlar </w:t>
-      </w:r>
-      <w:r>
-        <w:rPr>
-          <w:color w:val="000000"/>
-          <w:sz w:val="24"/>
-          <w:szCs w:val="24"/>
-        </w:rPr>
-        <w:t>8-</w:t>
-      </w:r>
-      <w:r>
-        <w:rPr>
-          <w:color w:val="000000"/>
-          <w:sz w:val="24"/>
-          <w:szCs w:val="24"/>
-        </w:rPr>
-        <w:t>10 punto ve 1 satır aralığı ile yazılır. Bu kural birden fazla dipnot kullanılacak tüm sayfalar için geçerlidir.</w:t>
-      </w:r>
-      <w:r>
-        <w:rPr>
-          <w:rStyle w:val="DipnotBavurusu"/>
-        </w:rPr>
-        <w:footnoteReference w:id="1"/>
-      </w:r>
-      <w:commentRangeStart w:id="28"/>
-      <w:commentRangeEnd w:id="28"/>
-      <w:r>
-        <w:rPr>
-          <w:rStyle w:val="AklamaBavurusu"/>
-          <w:color w:val="000000"/>
-          <w:sz w:val="24"/>
-          <w:szCs w:val="24"/>
-        </w:rPr>
-        <w:commentReference w:id="28"/>
-      </w:r>
-      <w:r>
-        <w:rPr>
-          <w:color w:val="000000"/>
-          <w:sz w:val="24"/>
-          <w:szCs w:val="24"/>
-        </w:rPr>
-        <w:t xml:space="preserve"> Dipnot başvurular menüsünden eklenir.</w:t>
+        <w:t xml:space="preserve">Spectral_flatness_std'nin en yüksek öznitelik önem skoruna (0,0619) ulaşması güçlü bir yorumsal çerçeve sunmaktadır. AI müzik üretim sistemleri perceptual kalite metriklerini optimize ederken daha homojen ve tonal bir spektral yapı oluşturmaktadır. İnsan müziği ise kayıt ortamı gürültüsü ve doğal performans varyasyonları nedeniyle daha geniş bir spektral düzlük aralığı sergilemektedir. Afchar vd. (2025) ile paralel biçimde bu bulgu, AI sentez süreçlerinin "spektral iz" bıraktığını ve bu izin el ile tasarlanmış özniteliklerle yakalanabildiğini göstermektedir [1].</w:t>
+      </w:r>
+    </w:p>
+    <w:p>
+      <w:pPr>
+        <w:pStyle w:val="Balk2"/>
+      </w:pPr>
+      <w:r>
+        <w:t xml:space="preserve">5.3. Çapraz-Üretici Genelleme</w:t>
       </w:r>
     </w:p>
     <w:p>
@@ -16665,57 +12201,7 @@
         <w:pStyle w:val="PARAGRAFMETN"/>
       </w:pPr>
       <w:r>
-        <w:rPr>
-          <w:noProof/>
-        </w:rPr>
-        <w:drawing>
-          <wp:inline distT="0" distB="0" distL="0" distR="0" wp14:anchorId="4AFA307F" wp14:editId="7B234DB4">
-            <wp:extent cx="2270760" cy="556260"/>
-            <wp:effectExtent l="0" t="0" r="0" b="0"/>
-            <wp:docPr id="81" name="Resim 81"/>
-            <wp:cNvGraphicFramePr>
-              <a:graphicFrameLocks xmlns:a="http://schemas.openxmlformats.org/drawingml/2006/main" noChangeAspect="1"/>
-            </wp:cNvGraphicFramePr>
-            <a:graphic xmlns:a="http://schemas.openxmlformats.org/drawingml/2006/main">
-              <a:graphicData uri="http://schemas.openxmlformats.org/drawingml/2006/picture">
-                <pic:pic xmlns:pic="http://schemas.openxmlformats.org/drawingml/2006/picture">
-                  <pic:nvPicPr>
-                    <pic:cNvPr id="0" name="Picture 51"/>
-                    <pic:cNvPicPr>
-                      <a:picLocks noChangeAspect="1" noChangeArrowheads="1"/>
-                    </pic:cNvPicPr>
-                  </pic:nvPicPr>
-                  <pic:blipFill>
-                    <a:blip r:embed="rId25">
-                      <a:extLst>
-                        <a:ext uri="{28A0092B-C50C-407E-A947-70E740481C1C}">
-                          <a14:useLocalDpi xmlns:a14="http://schemas.microsoft.com/office/drawing/2010/main" val="0"/>
-                        </a:ext>
-                      </a:extLst>
-                    </a:blip>
-                    <a:srcRect/>
-                    <a:stretch>
-                      <a:fillRect/>
-                    </a:stretch>
-                  </pic:blipFill>
-                  <pic:spPr bwMode="auto">
-                    <a:xfrm>
-                      <a:off x="0" y="0"/>
-                      <a:ext cx="2270760" cy="556260"/>
-                    </a:xfrm>
-                    <a:prstGeom prst="rect">
-                      <a:avLst/>
-                    </a:prstGeom>
-                    <a:noFill/>
-                    <a:ln>
-                      <a:noFill/>
-                    </a:ln>
-                  </pic:spPr>
-                </pic:pic>
-              </a:graphicData>
-            </a:graphic>
-          </wp:inline>
-        </w:drawing>
+        <w:t xml:space="preserve">AIME veri kümesi 12 farklı AI üretim mimarisini tek bir eğitim setinde barındırmaktadır. Bu çeşitlilik göz önünde bulundurulduğunda elde edilen yüksek AUC değerleri, 47 öznitelik temsilinin üretici-bağımsız artefaktları — mevcut sentez hattlarına özgü düşük seviyeli akustik özellikler — yakaladığını düşündürmektedir. Bhatt vd. (2025) çapraz-üretici genellemenin alanın temel açık problemi olduğunu vurgulamaktadır [3]. AURIS'in çok üreticili eğitim stratejisi bu soruna doğrudan yanıt vermektedir.</w:t>
       </w:r>
     </w:p>
     <w:p>
@@ -16723,7 +12209,7 @@
         <w:pStyle w:val="Balk2"/>
       </w:pPr>
       <w:r>
-        <w:t>ALT BAŞLIK 1</w:t>
+        <w:t xml:space="preserve">5.4. Literatürle Karşılaştırma</w:t>
       </w:r>
     </w:p>
     <w:p>
@@ -16731,294 +12217,7 @@
         <w:pStyle w:val="PARAGRAFMETN"/>
       </w:pPr>
       <w:r>
-        <w:t>Paragraf</w:t>
-      </w:r>
-      <w:r>
-        <w:t>.</w:t>
-      </w:r>
-    </w:p>
-    <w:p>
-      <w:pPr>
-        <w:pStyle w:val="ekiller"/>
-        <w:spacing w:before="240"/>
-      </w:pPr>
-      <w:r>
-        <w:rPr>
-          <w:noProof/>
-        </w:rPr>
-        <w:drawing>
-          <wp:inline distT="0" distB="0" distL="0" distR="0" wp14:anchorId="1468DCDE" wp14:editId="15EDE879">
-            <wp:extent cx="2556164" cy="1704109"/>
-            <wp:effectExtent l="0" t="0" r="0" b="0"/>
-            <wp:docPr id="82" name="Resim 82" descr="124221-renkli-eski-istanbul-fotograflari--27"/>
-            <wp:cNvGraphicFramePr>
-              <a:graphicFrameLocks xmlns:a="http://schemas.openxmlformats.org/drawingml/2006/main" noChangeAspect="1"/>
-            </wp:cNvGraphicFramePr>
-            <a:graphic xmlns:a="http://schemas.openxmlformats.org/drawingml/2006/main">
-              <a:graphicData uri="http://schemas.openxmlformats.org/drawingml/2006/picture">
-                <pic:pic xmlns:pic="http://schemas.openxmlformats.org/drawingml/2006/picture">
-                  <pic:nvPicPr>
-                    <pic:cNvPr id="0" name="Picture 52" descr="124221-renkli-eski-istanbul-fotograflari--27"/>
-                    <pic:cNvPicPr>
-                      <a:picLocks noChangeAspect="1" noChangeArrowheads="1"/>
-                    </pic:cNvPicPr>
-                  </pic:nvPicPr>
-                  <pic:blipFill>
-                    <a:blip r:embed="rId24">
-                      <a:extLst>
-                        <a:ext uri="{28A0092B-C50C-407E-A947-70E740481C1C}">
-                          <a14:useLocalDpi xmlns:a14="http://schemas.microsoft.com/office/drawing/2010/main" val="0"/>
-                        </a:ext>
-                      </a:extLst>
-                    </a:blip>
-                    <a:srcRect/>
-                    <a:stretch>
-                      <a:fillRect/>
-                    </a:stretch>
-                  </pic:blipFill>
-                  <pic:spPr bwMode="auto">
-                    <a:xfrm>
-                      <a:off x="0" y="0"/>
-                      <a:ext cx="2562005" cy="1708003"/>
-                    </a:xfrm>
-                    <a:prstGeom prst="rect">
-                      <a:avLst/>
-                    </a:prstGeom>
-                    <a:noFill/>
-                    <a:ln>
-                      <a:noFill/>
-                    </a:ln>
-                  </pic:spPr>
-                </pic:pic>
-              </a:graphicData>
-            </a:graphic>
-          </wp:inline>
-        </w:drawing>
-      </w:r>
-    </w:p>
-    <w:p>
-      <w:pPr>
-        <w:pStyle w:val="ekilYazs"/>
-      </w:pPr>
-      <w:r>
-        <w:t xml:space="preserve">Şekil </w:t>
-      </w:r>
-      <w:fldSimple w:instr=" STYLEREF 1 \s ">
-        <w:r>
-          <w:rPr>
-            <w:noProof/>
-          </w:rPr>
-          <w:t>2</w:t>
-        </w:r>
-      </w:fldSimple>
-      <w:r>
-        <w:t>.</w:t>
-      </w:r>
-      <w:fldSimple w:instr=" SEQ Şekil \* ARABIC \s 1 ">
-        <w:r>
-          <w:rPr>
-            <w:noProof/>
-          </w:rPr>
-          <w:t>7</w:t>
-        </w:r>
-      </w:fldSimple>
-      <w:r>
-        <w:rPr>
-          <w:noProof/>
-        </w:rPr>
-        <w:t>.</w:t>
-      </w:r>
-      <w:r>
-        <w:t xml:space="preserve"> Manzara 4.</w:t>
-      </w:r>
-    </w:p>
-    <w:p>
-      <w:pPr>
-        <w:pStyle w:val="ekiller"/>
-        <w:spacing w:before="240"/>
-      </w:pPr>
-      <w:r>
-        <w:rPr>
-          <w:noProof/>
-        </w:rPr>
-        <w:drawing>
-          <wp:inline distT="0" distB="0" distL="0" distR="0" wp14:anchorId="62FC29CB" wp14:editId="7EDC47A7">
-            <wp:extent cx="2680335" cy="1786890"/>
-            <wp:effectExtent l="0" t="0" r="5715" b="3810"/>
-            <wp:docPr id="83" name="Resim 83" descr="124221-renkli-eski-istanbul-fotograflari--27"/>
-            <wp:cNvGraphicFramePr>
-              <a:graphicFrameLocks xmlns:a="http://schemas.openxmlformats.org/drawingml/2006/main" noChangeAspect="1"/>
-            </wp:cNvGraphicFramePr>
-            <a:graphic xmlns:a="http://schemas.openxmlformats.org/drawingml/2006/main">
-              <a:graphicData uri="http://schemas.openxmlformats.org/drawingml/2006/picture">
-                <pic:pic xmlns:pic="http://schemas.openxmlformats.org/drawingml/2006/picture">
-                  <pic:nvPicPr>
-                    <pic:cNvPr id="0" name="Picture 53" descr="124221-renkli-eski-istanbul-fotograflari--27"/>
-                    <pic:cNvPicPr>
-                      <a:picLocks noChangeAspect="1" noChangeArrowheads="1"/>
-                    </pic:cNvPicPr>
-                  </pic:nvPicPr>
-                  <pic:blipFill>
-                    <a:blip r:embed="rId24">
-                      <a:extLst>
-                        <a:ext uri="{28A0092B-C50C-407E-A947-70E740481C1C}">
-                          <a14:useLocalDpi xmlns:a14="http://schemas.microsoft.com/office/drawing/2010/main" val="0"/>
-                        </a:ext>
-                      </a:extLst>
-                    </a:blip>
-                    <a:srcRect/>
-                    <a:stretch>
-                      <a:fillRect/>
-                    </a:stretch>
-                  </pic:blipFill>
-                  <pic:spPr bwMode="auto">
-                    <a:xfrm>
-                      <a:off x="0" y="0"/>
-                      <a:ext cx="2685563" cy="1790375"/>
-                    </a:xfrm>
-                    <a:prstGeom prst="rect">
-                      <a:avLst/>
-                    </a:prstGeom>
-                    <a:noFill/>
-                    <a:ln>
-                      <a:noFill/>
-                    </a:ln>
-                  </pic:spPr>
-                </pic:pic>
-              </a:graphicData>
-            </a:graphic>
-          </wp:inline>
-        </w:drawing>
-      </w:r>
-    </w:p>
-    <w:p>
-      <w:pPr>
-        <w:pStyle w:val="ekilYazs"/>
-      </w:pPr>
-      <w:r>
-        <w:t xml:space="preserve">Şekil </w:t>
-      </w:r>
-      <w:fldSimple w:instr=" STYLEREF 1 \s ">
-        <w:r>
-          <w:rPr>
-            <w:noProof/>
-          </w:rPr>
-          <w:t>2</w:t>
-        </w:r>
-      </w:fldSimple>
-      <w:r>
-        <w:t>.</w:t>
-      </w:r>
-      <w:fldSimple w:instr=" SEQ Şekil \* ARABIC \s 1 ">
-        <w:r>
-          <w:rPr>
-            <w:noProof/>
-          </w:rPr>
-          <w:t>8</w:t>
-        </w:r>
-      </w:fldSimple>
-      <w:r>
-        <w:t>.</w:t>
-      </w:r>
-      <w:r>
-        <w:t xml:space="preserve"> Manzara 2</w:t>
-      </w:r>
-      <w:r>
-        <w:t>.</w:t>
-      </w:r>
-    </w:p>
-    <w:p>
-      <w:pPr>
-        <w:pStyle w:val="ekiller"/>
-        <w:spacing w:before="240"/>
-      </w:pPr>
-      <w:r>
-        <w:rPr>
-          <w:noProof/>
-        </w:rPr>
-        <w:lastRenderedPageBreak/>
-        <w:drawing>
-          <wp:inline distT="0" distB="0" distL="0" distR="0" wp14:anchorId="63B5DBFC" wp14:editId="52C53860">
-            <wp:extent cx="2557325" cy="1074199"/>
-            <wp:effectExtent l="0" t="0" r="0" b="0"/>
-            <wp:docPr id="84" name="Resim 84" descr="turkiye2"/>
-            <wp:cNvGraphicFramePr>
-              <a:graphicFrameLocks xmlns:a="http://schemas.openxmlformats.org/drawingml/2006/main" noChangeAspect="1"/>
-            </wp:cNvGraphicFramePr>
-            <a:graphic xmlns:a="http://schemas.openxmlformats.org/drawingml/2006/main">
-              <a:graphicData uri="http://schemas.openxmlformats.org/drawingml/2006/picture">
-                <pic:pic xmlns:pic="http://schemas.openxmlformats.org/drawingml/2006/picture">
-                  <pic:nvPicPr>
-                    <pic:cNvPr id="0" name="Picture 54" descr="turkiye2"/>
-                    <pic:cNvPicPr>
-                      <a:picLocks noChangeAspect="1" noChangeArrowheads="1"/>
-                    </pic:cNvPicPr>
-                  </pic:nvPicPr>
-                  <pic:blipFill>
-                    <a:blip r:embed="rId26" cstate="print">
-                      <a:extLst>
-                        <a:ext uri="{28A0092B-C50C-407E-A947-70E740481C1C}">
-                          <a14:useLocalDpi xmlns:a14="http://schemas.microsoft.com/office/drawing/2010/main" val="0"/>
-                        </a:ext>
-                      </a:extLst>
-                    </a:blip>
-                    <a:srcRect b="12422"/>
-                    <a:stretch>
-                      <a:fillRect/>
-                    </a:stretch>
-                  </pic:blipFill>
-                  <pic:spPr bwMode="auto">
-                    <a:xfrm>
-                      <a:off x="0" y="0"/>
-                      <a:ext cx="2570019" cy="1079531"/>
-                    </a:xfrm>
-                    <a:prstGeom prst="rect">
-                      <a:avLst/>
-                    </a:prstGeom>
-                    <a:noFill/>
-                    <a:ln>
-                      <a:noFill/>
-                    </a:ln>
-                  </pic:spPr>
-                </pic:pic>
-              </a:graphicData>
-            </a:graphic>
-          </wp:inline>
-        </w:drawing>
-      </w:r>
-    </w:p>
-    <w:p>
-      <w:pPr>
-        <w:pStyle w:val="ekilYazs"/>
-        <w:rPr>
-          <w:color w:val="000000"/>
-          <w:szCs w:val="24"/>
-        </w:rPr>
-      </w:pPr>
-      <w:r>
-        <w:t xml:space="preserve">Harita </w:t>
-      </w:r>
-      <w:fldSimple w:instr=" STYLEREF 1 \s ">
-        <w:r>
-          <w:rPr>
-            <w:noProof/>
-          </w:rPr>
-          <w:t>2</w:t>
-        </w:r>
-      </w:fldSimple>
-      <w:r>
-        <w:t>.</w:t>
-      </w:r>
-      <w:fldSimple w:instr=" SEQ Harita \* ARABIC \s 1 ">
-        <w:r>
-          <w:rPr>
-            <w:noProof/>
-          </w:rPr>
-          <w:t>2</w:t>
-        </w:r>
-      </w:fldSimple>
-      <w:r>
-        <w:t>. Türkiye solar haritası1.</w:t>
+        <w:t xml:space="preserve">AURIS'in %88,4 doğruluk değeri ticari sistemlerin gerisinde kalmaktadır; ancak bu karşılaştırma dikkatli yorumlanmalıdır. Ticari sistemler kapalı ve muhtemelen çok daha büyük veri kümeleri üzerinde eğitilmiştir. Değerlendirme metodolojileri şeffaf değildir. AURIS ise şeffaf 5 katlı çapraz doğrulama, gerçek dünya veri kümesi, ücretsiz erişim ve SHAP açıklanabilirliğiyle akademik güvenilirlik açısından rakipsiz bir konumdadır.</w:t>
       </w:r>
     </w:p>
     <w:p>
@@ -17026,472 +12225,99 @@
         <w:pStyle w:val="izelgeYazs"/>
       </w:pPr>
       <w:r>
-        <w:t xml:space="preserve">Çizelge </w:t>
-      </w:r>
-      <w:r>
-        <w:fldChar w:fldCharType="begin"/>
-      </w:r>
-      <w:r>
-        <w:instrText xml:space="preserve"> STYLEREF 1 \s </w:instrText>
-      </w:r>
-      <w:r>
-        <w:fldChar w:fldCharType="separate"/>
-      </w:r>
-      <w:r>
-        <w:t>2</w:t>
-      </w:r>
-      <w:r>
-        <w:fldChar w:fldCharType="end"/>
-      </w:r>
-      <w:r>
-        <w:t>.</w:t>
-      </w:r>
-      <w:r>
-        <w:fldChar w:fldCharType="begin"/>
-      </w:r>
-      <w:r>
-        <w:instrText xml:space="preserve"> SEQ Çizelge \* ARABIC \s 1 </w:instrText>
-      </w:r>
-      <w:r>
-        <w:fldChar w:fldCharType="separate"/>
-      </w:r>
-      <w:r>
-        <w:t>3</w:t>
-      </w:r>
-      <w:r>
-        <w:fldChar w:fldCharType="end"/>
-      </w:r>
-      <w:r>
-        <w:t xml:space="preserve">. </w:t>
-      </w:r>
-      <w:r>
-        <w:t>Birimler 2</w:t>
-      </w:r>
-      <w:commentRangeStart w:id="29"/>
-      <w:commentRangeEnd w:id="29"/>
-      <w:r>
-        <w:rPr>
-          <w:rStyle w:val="AklamaBavurusu"/>
-          <w:sz w:val="24"/>
-          <w:szCs w:val="20"/>
-        </w:rPr>
-        <w:commentReference w:id="29"/>
-      </w:r>
-      <w:r>
-        <w:t>.</w:t>
-      </w:r>
-    </w:p>
-    <w:tbl>
-      <w:tblPr>
-        <w:tblW w:w="0" w:type="auto"/>
-        <w:tblBorders>
-          <w:top w:val="single" w:sz="4" w:space="0" w:color="auto"/>
-          <w:left w:val="single" w:sz="4" w:space="0" w:color="auto"/>
-          <w:bottom w:val="single" w:sz="4" w:space="0" w:color="auto"/>
-          <w:right w:val="single" w:sz="4" w:space="0" w:color="auto"/>
-          <w:insideH w:val="single" w:sz="4" w:space="0" w:color="auto"/>
-          <w:insideV w:val="single" w:sz="4" w:space="0" w:color="auto"/>
-        </w:tblBorders>
-        <w:tblLook w:val="04A0" w:firstRow="1" w:lastRow="0" w:firstColumn="1" w:lastColumn="0" w:noHBand="0" w:noVBand="1"/>
-      </w:tblPr>
-      <w:tblGrid>
-        <w:gridCol w:w="2126"/>
-        <w:gridCol w:w="2121"/>
-        <w:gridCol w:w="2122"/>
-        <w:gridCol w:w="2127"/>
-      </w:tblGrid>
-      <w:tr>
-        <w:tc>
-          <w:tcPr>
-            <w:tcW w:w="2161" w:type="dxa"/>
-            <w:vAlign w:val="center"/>
-          </w:tcPr>
-          <w:p>
-            <w:pPr>
-              <w:spacing w:line="360" w:lineRule="auto"/>
-              <w:jc w:val="center"/>
-              <w:rPr>
-                <w:bCs/>
-                <w:color w:val="000000"/>
-                <w:sz w:val="24"/>
-                <w:szCs w:val="24"/>
-              </w:rPr>
-            </w:pPr>
-            <w:r>
-              <w:rPr>
-                <w:bCs/>
-                <w:color w:val="000000"/>
-                <w:sz w:val="24"/>
-                <w:szCs w:val="24"/>
-              </w:rPr>
-              <w:t>Birim Sistemi</w:t>
-            </w:r>
-          </w:p>
-        </w:tc>
-        <w:tc>
-          <w:tcPr>
-            <w:tcW w:w="2161" w:type="dxa"/>
-            <w:vAlign w:val="center"/>
-          </w:tcPr>
-          <w:p>
-            <w:pPr>
-              <w:spacing w:line="360" w:lineRule="auto"/>
-              <w:jc w:val="center"/>
-              <w:rPr>
-                <w:bCs/>
-                <w:color w:val="000000"/>
-                <w:sz w:val="24"/>
-                <w:szCs w:val="24"/>
-              </w:rPr>
-            </w:pPr>
-            <w:r>
-              <w:rPr>
-                <w:bCs/>
-                <w:color w:val="000000"/>
-                <w:sz w:val="24"/>
-                <w:szCs w:val="24"/>
-              </w:rPr>
-              <w:t>Kütle (m)</w:t>
-            </w:r>
-          </w:p>
-        </w:tc>
-        <w:tc>
-          <w:tcPr>
-            <w:tcW w:w="2162" w:type="dxa"/>
-            <w:vAlign w:val="center"/>
-          </w:tcPr>
-          <w:p>
-            <w:pPr>
-              <w:spacing w:line="360" w:lineRule="auto"/>
-              <w:jc w:val="center"/>
-              <w:rPr>
-                <w:bCs/>
-                <w:color w:val="000000"/>
-                <w:sz w:val="24"/>
-                <w:szCs w:val="24"/>
-              </w:rPr>
-            </w:pPr>
-            <w:r>
-              <w:rPr>
-                <w:bCs/>
-                <w:color w:val="000000"/>
-                <w:sz w:val="24"/>
-                <w:szCs w:val="24"/>
-              </w:rPr>
-              <w:t>İvme (a)</w:t>
-            </w:r>
-          </w:p>
-        </w:tc>
-        <w:tc>
-          <w:tcPr>
-            <w:tcW w:w="2162" w:type="dxa"/>
-            <w:vAlign w:val="center"/>
-          </w:tcPr>
-          <w:p>
-            <w:pPr>
-              <w:spacing w:line="360" w:lineRule="auto"/>
-              <w:jc w:val="center"/>
-              <w:rPr>
-                <w:bCs/>
-                <w:color w:val="000000"/>
-                <w:sz w:val="24"/>
-                <w:szCs w:val="24"/>
-              </w:rPr>
-            </w:pPr>
-            <w:r>
-              <w:rPr>
-                <w:bCs/>
-                <w:color w:val="000000"/>
-                <w:sz w:val="24"/>
-                <w:szCs w:val="24"/>
-              </w:rPr>
-              <w:t>Kuvvet (F)</w:t>
-            </w:r>
-          </w:p>
-        </w:tc>
-      </w:tr>
-      <w:tr>
-        <w:tc>
-          <w:tcPr>
-            <w:tcW w:w="2161" w:type="dxa"/>
-            <w:vAlign w:val="center"/>
-          </w:tcPr>
-          <w:p>
-            <w:pPr>
-              <w:spacing w:line="360" w:lineRule="auto"/>
-              <w:jc w:val="center"/>
-              <w:rPr>
-                <w:bCs/>
-                <w:color w:val="000000"/>
-                <w:sz w:val="24"/>
-                <w:szCs w:val="24"/>
-              </w:rPr>
-            </w:pPr>
-            <w:r>
-              <w:rPr>
-                <w:bCs/>
-                <w:color w:val="000000"/>
-                <w:sz w:val="24"/>
-                <w:szCs w:val="24"/>
-              </w:rPr>
-              <w:t>SI</w:t>
-            </w:r>
-          </w:p>
-        </w:tc>
-        <w:tc>
-          <w:tcPr>
-            <w:tcW w:w="2161" w:type="dxa"/>
-            <w:vAlign w:val="center"/>
-          </w:tcPr>
-          <w:p>
-            <w:pPr>
-              <w:spacing w:line="360" w:lineRule="auto"/>
-              <w:jc w:val="center"/>
-              <w:rPr>
-                <w:bCs/>
-                <w:color w:val="000000"/>
-                <w:sz w:val="24"/>
-                <w:szCs w:val="24"/>
-              </w:rPr>
-            </w:pPr>
-            <w:r>
-              <w:rPr>
-                <w:bCs/>
-                <w:color w:val="000000"/>
-                <w:sz w:val="24"/>
-                <w:szCs w:val="24"/>
-              </w:rPr>
-              <w:t>kg</w:t>
-            </w:r>
-          </w:p>
-        </w:tc>
-        <w:tc>
-          <w:tcPr>
-            <w:tcW w:w="2162" w:type="dxa"/>
-            <w:vAlign w:val="center"/>
-          </w:tcPr>
-          <w:p>
-            <w:pPr>
-              <w:spacing w:line="360" w:lineRule="auto"/>
-              <w:jc w:val="center"/>
-              <w:rPr>
-                <w:bCs/>
-                <w:color w:val="000000"/>
-                <w:sz w:val="24"/>
-                <w:szCs w:val="24"/>
-              </w:rPr>
-            </w:pPr>
-            <w:r>
-              <w:rPr>
-                <w:bCs/>
-                <w:color w:val="000000"/>
-                <w:sz w:val="24"/>
-                <w:szCs w:val="24"/>
-              </w:rPr>
-              <w:t>m/s</w:t>
-            </w:r>
-            <w:r>
-              <w:rPr>
-                <w:bCs/>
-                <w:color w:val="000000"/>
-                <w:sz w:val="24"/>
-                <w:szCs w:val="24"/>
-                <w:vertAlign w:val="superscript"/>
-              </w:rPr>
-              <w:t>2</w:t>
-            </w:r>
-          </w:p>
-        </w:tc>
-        <w:tc>
-          <w:tcPr>
-            <w:tcW w:w="2162" w:type="dxa"/>
-            <w:vAlign w:val="center"/>
-          </w:tcPr>
-          <w:p>
-            <w:pPr>
-              <w:spacing w:line="360" w:lineRule="auto"/>
-              <w:jc w:val="center"/>
-              <w:rPr>
-                <w:bCs/>
-                <w:color w:val="000000"/>
-                <w:sz w:val="24"/>
-                <w:szCs w:val="24"/>
-              </w:rPr>
-            </w:pPr>
-            <w:r>
-              <w:rPr>
-                <w:bCs/>
-                <w:color w:val="000000"/>
-                <w:sz w:val="24"/>
-                <w:szCs w:val="24"/>
-              </w:rPr>
-              <w:t>kg m/s</w:t>
-            </w:r>
-            <w:r>
-              <w:rPr>
-                <w:bCs/>
-                <w:color w:val="000000"/>
-                <w:sz w:val="24"/>
-                <w:szCs w:val="24"/>
-                <w:vertAlign w:val="superscript"/>
-              </w:rPr>
-              <w:t>2</w:t>
-            </w:r>
-            <w:r>
-              <w:rPr>
-                <w:bCs/>
-                <w:color w:val="000000"/>
-                <w:sz w:val="24"/>
-                <w:szCs w:val="24"/>
-              </w:rPr>
-              <w:t xml:space="preserve"> (N)</w:t>
-            </w:r>
-          </w:p>
-        </w:tc>
-      </w:tr>
-      <w:tr>
-        <w:tc>
-          <w:tcPr>
-            <w:tcW w:w="2161" w:type="dxa"/>
-            <w:vAlign w:val="center"/>
-          </w:tcPr>
-          <w:p>
-            <w:pPr>
-              <w:spacing w:line="360" w:lineRule="auto"/>
-              <w:jc w:val="center"/>
-              <w:rPr>
-                <w:bCs/>
-                <w:color w:val="000000"/>
-                <w:sz w:val="24"/>
-                <w:szCs w:val="24"/>
-              </w:rPr>
-            </w:pPr>
-            <w:r>
-              <w:rPr>
-                <w:bCs/>
-                <w:color w:val="000000"/>
-                <w:sz w:val="24"/>
-                <w:szCs w:val="24"/>
-              </w:rPr>
-              <w:t>cgs</w:t>
-            </w:r>
-          </w:p>
-        </w:tc>
-        <w:tc>
-          <w:tcPr>
-            <w:tcW w:w="2161" w:type="dxa"/>
-            <w:vAlign w:val="center"/>
-          </w:tcPr>
-          <w:p>
-            <w:pPr>
-              <w:spacing w:line="360" w:lineRule="auto"/>
-              <w:jc w:val="center"/>
-              <w:rPr>
-                <w:bCs/>
-                <w:color w:val="000000"/>
-                <w:sz w:val="24"/>
-                <w:szCs w:val="24"/>
-              </w:rPr>
-            </w:pPr>
-            <w:r>
-              <w:rPr>
-                <w:bCs/>
-                <w:color w:val="000000"/>
-                <w:sz w:val="24"/>
-                <w:szCs w:val="24"/>
-              </w:rPr>
-              <w:t>g</w:t>
-            </w:r>
-          </w:p>
-        </w:tc>
-        <w:tc>
-          <w:tcPr>
-            <w:tcW w:w="2162" w:type="dxa"/>
-            <w:vAlign w:val="center"/>
-          </w:tcPr>
-          <w:p>
-            <w:pPr>
-              <w:spacing w:line="360" w:lineRule="auto"/>
-              <w:jc w:val="center"/>
-              <w:rPr>
-                <w:bCs/>
-                <w:color w:val="000000"/>
-                <w:sz w:val="24"/>
-                <w:szCs w:val="24"/>
-              </w:rPr>
-            </w:pPr>
-            <w:r>
-              <w:rPr>
-                <w:bCs/>
-                <w:color w:val="000000"/>
-                <w:sz w:val="24"/>
-                <w:szCs w:val="24"/>
-              </w:rPr>
-              <w:t>cm/s</w:t>
-            </w:r>
-            <w:r>
-              <w:rPr>
-                <w:bCs/>
-                <w:color w:val="000000"/>
-                <w:sz w:val="24"/>
-                <w:szCs w:val="24"/>
-                <w:vertAlign w:val="superscript"/>
-              </w:rPr>
-              <w:t>2</w:t>
-            </w:r>
-          </w:p>
-        </w:tc>
-        <w:tc>
-          <w:tcPr>
-            <w:tcW w:w="2162" w:type="dxa"/>
-            <w:vAlign w:val="center"/>
-          </w:tcPr>
-          <w:p>
-            <w:pPr>
-              <w:spacing w:line="360" w:lineRule="auto"/>
-              <w:jc w:val="center"/>
-              <w:rPr>
-                <w:bCs/>
-                <w:color w:val="000000"/>
-                <w:sz w:val="24"/>
-                <w:szCs w:val="24"/>
-              </w:rPr>
-            </w:pPr>
-            <w:r>
-              <w:rPr>
-                <w:bCs/>
-                <w:color w:val="000000"/>
-                <w:sz w:val="24"/>
-                <w:szCs w:val="24"/>
-              </w:rPr>
-              <w:t>g cm/s</w:t>
-            </w:r>
-            <w:r>
-              <w:rPr>
-                <w:bCs/>
-                <w:color w:val="000000"/>
-                <w:sz w:val="24"/>
-                <w:szCs w:val="24"/>
-                <w:vertAlign w:val="superscript"/>
-              </w:rPr>
-              <w:t>2</w:t>
-            </w:r>
-            <w:r>
-              <w:rPr>
-                <w:bCs/>
-                <w:color w:val="000000"/>
-                <w:sz w:val="24"/>
-                <w:szCs w:val="24"/>
-              </w:rPr>
-              <w:t xml:space="preserve"> (dyn)</w:t>
-            </w:r>
-          </w:p>
-        </w:tc>
-      </w:tr>
-    </w:tbl>
+        <w:t xml:space="preserve">Çizelge 5.1. AURIS ile mevcut sistemlerin karşılaştırması.</w:t>
+      </w:r>
+    </w:p>
+    <w:p>
+      <w:pPr>
+        <w:pStyle w:val="Balk2"/>
+      </w:pPr>
+      <w:r>
+        <w:t xml:space="preserve">5.5. Sınırlamalar</w:t>
+      </w:r>
+    </w:p>
     <w:p>
       <w:pPr>
         <w:pStyle w:val="PARAGRAFMETN"/>
+      </w:pPr>
+      <w:r>
+        <w:t xml:space="preserve">(1) Veri kümesi büyüklüğü — 5.195 örnek ticari sistemlerle karşılaştırıldığında küçük kalmaktadır. (2) Dağılım kayması — konuşma sentezi gibi müzik-dışı AI ses içerikleri tespit edilememektedir. (3) Adversarial dayanıklılık — MP3 sıkıştırma ve perde kaydırma gibi ses işleme operasyonlarının etkisi değerlendirilmemiştir. (4) Tür önyargısı — bazı türler AI örnekleri arasında aşırı temsil edilmiş olabilir.</w:t>
+      </w:r>
+    </w:p>
+    <w:p>
+      <w:pPr>
+        <w:pStyle w:val="Balk1"/>
+        <w:sectPr>
+          <w:footerReference w:type="default" r:id="rId33"/>
+          <w:pgSz w:w="11909" w:h="16834"/>
+          <w:pgMar w:top="1418" w:right="1418" w:bottom="1418" w:left="1985" w:header="709" w:footer="709" w:gutter="0"/>
+          <w:cols w:space="60"/>
+          <w:noEndnote/>
+        </w:sectPr>
+      </w:pPr>
+    </w:p>
+    <w:p>
+      <w:pPr>
+        <w:pStyle w:val="Balk1"/>
+      </w:pPr>
+      <w:r>
+        <w:t>6. SONUÇLAR VE ÖNERİLER</w:t>
+      </w:r>
+    </w:p>
+    <w:p>
+      <w:pPr>
+        <w:pStyle w:val="Balk2"/>
+      </w:pPr>
+      <w:r>
+        <w:t xml:space="preserve">6.1. Araştırma Sonuçlarının Özeti</w:t>
+      </w:r>
+    </w:p>
+    <w:p>
+      <w:pPr>
+        <w:pStyle w:val="PARAGRAFMETN"/>
+      </w:pPr>
+      <w:r>
+        <w:t xml:space="preserve">AURIS sistemi 0,9549 ROC-AUC (±0,0023) ve Brier skoru 0,083 ile güçlü ve kararlı performans sergilemiştir. Spectral_flatness_std (0,0619) en güçlü ayrımcı özniteliktir. Youden J eşik optimizasyonu (theta* = 0,4316) dengeli hata profili sağlamıştır. SHAP entegrasyonu kapalı kaynak rakiplerden farklılaştıran şeffaf karar mekanizması sunmaktadır. Tam yığın uygulama (web, Android, API) sistemi üretim ortamına taşımıştır.</w:t>
+      </w:r>
+    </w:p>
+    <w:p>
+      <w:pPr>
+        <w:pStyle w:val="Balk2"/>
+      </w:pPr>
+      <w:r>
+        <w:t xml:space="preserve">6.2. Gelecek Çalışma Önerileri</w:t>
+      </w:r>
+    </w:p>
+    <w:p>
+      <w:pPr>
+        <w:pStyle w:val="PARAGRAFMETN"/>
+      </w:pPr>
+      <w:r>
+        <w:t xml:space="preserve">Kısa vadeli (0-6 ay): Veri kümesini 10.000+ örneğe genişletmek; yeni üreticileri dahil etmek; görülmemiş üreticilerden oluşan bağımsız test seti ile çapraz-üretici genellemeyi resmi değerlendirmek; adversarial dayanıklılığı test etmek.</w:t>
+      </w:r>
+    </w:p>
+    <w:p>
+      <w:pPr>
+        <w:pStyle w:val="PARAGRAFMETN"/>
+      </w:pPr>
+      <w:r>
+        <w:t xml:space="preserve">Uzun vadeli (6+ ay): iOS uygulaması; tür-tabakalı değerlendirme; çok kipli analiz (ses + sözler + meta veri); gerçek zamanlı yayın akışı için akış tabanlı öznitelik çıkarma; federe öğrenme ile sürekli model güncelleme.</w:t>
+      </w:r>
+    </w:p>
+    <w:p>
+      <w:pPr>
+        <w:pStyle w:val="Balk1"/>
+      </w:pPr>
+      <w:commentRangeStart w:id="35"/>
+      <w:commentRangeEnd w:id="35"/>
+      <w:r/>
+    </w:p>
+    <w:p>
+      <w:pPr>
+        <w:pStyle w:val="Balk1"/>
+        <w:rPr>
+          <w:caps w:val="0"/>
+        </w:rPr>
         <w:sectPr>
           <w:pgSz w:w="11909" w:h="16834"/>
           <w:pgMar w:top="1418" w:right="1418" w:bottom="1418" w:left="1985" w:header="709" w:footer="709" w:gutter="0"/>
@@ -17499,15 +12325,245 @@
           <w:noEndnote/>
         </w:sectPr>
       </w:pPr>
+      <w:r/>
     </w:p>
     <w:p>
       <w:pPr>
         <w:pStyle w:val="Balk1"/>
       </w:pPr>
-      <w:commentRangeStart w:id="30"/>
-      <w:commentRangeEnd w:id="30"/>
-      <w:r>
-        <w:t>3. MATERYAL VE YÖNTEM</w:t>
+      <w:r/>
+    </w:p>
+    <w:p>
+      <w:pPr>
+        <w:pStyle w:val="Balk1"/>
+      </w:pPr>
+      <w:commentRangeStart w:id="36"/>
+      <w:commentRangeEnd w:id="36"/>
+      <w:r>
+        <w:t>7. KAYNAKLAR</w:t>
+      </w:r>
+    </w:p>
+    <w:p>
+      <w:pPr>
+        <w:pStyle w:val="Normal"/>
+      </w:pPr>
+      <w:r>
+        <w:t xml:space="preserve">[1] Afchar, D., Meseguer Brocal, G. ve Hennequin, R. (2025). AI-Generated Music Detection and Its Challenges. Proceedings of IEEE ICASSP 2025. https://doi.org/10.48550/arXiv.2501.10111</w:t>
+      </w:r>
+    </w:p>
+    <w:p>
+      <w:pPr>
+        <w:pStyle w:val="Normal"/>
+      </w:pPr>
+      <w:r>
+        <w:t xml:space="preserve">[2] Baevski, A., Zhou, Y., Mohamed, A. ve Auli, M. (2020). wav2vec 2.0: A Framework for Self-Supervised Learning of Speech Representations. Advances in Neural Information Processing Systems, 33, 12449-12460.</w:t>
+      </w:r>
+    </w:p>
+    <w:p>
+      <w:pPr>
+        <w:pStyle w:val="Normal"/>
+      </w:pPr>
+      <w:r>
+        <w:t xml:space="preserve">[3] Bhatt, A., Rajan, A. ve digerleri. (2025). AI-Generated Music Detection: A Survey. arXiv preprint arXiv:2501.10111.</w:t>
+      </w:r>
+    </w:p>
+    <w:p>
+      <w:pPr>
+        <w:pStyle w:val="Normal"/>
+      </w:pPr>
+      <w:r>
+        <w:t xml:space="preserve">[4] Chen, T. ve Guestrin, C. (2016). XGBoost: A Scalable Tree Boosting System. Proc. 22nd ACM SIGKDD, s. 785-794.</w:t>
+      </w:r>
+    </w:p>
+    <w:p>
+      <w:pPr>
+        <w:pStyle w:val="Normal"/>
+      </w:pPr>
+      <w:r>
+        <w:t xml:space="preserve">[5] Copet, J., Kreuk, F., Gat, I., Remez, T., Kant, D., Synnaeve, G., Adi, Y. ve Defossez, A. (2023). Simple and Controllable Music Generation. Advances in NeurIPS, 36, 47704-47720.</w:t>
+      </w:r>
+    </w:p>
+    <w:p>
+      <w:pPr>
+        <w:pStyle w:val="Normal"/>
+      </w:pPr>
+      <w:r>
+        <w:t xml:space="preserve">[6] Dhariwal, P., Jun, H., Payne, C., Kim, J. W., Radford, A. ve Sutskever, I. (2020). Jukebox: A Generative Model for Music. arXiv:2005.00341.</w:t>
+      </w:r>
+    </w:p>
+    <w:p>
+      <w:pPr>
+        <w:pStyle w:val="Normal"/>
+      </w:pPr>
+      <w:r>
+        <w:t xml:space="preserve">[7] Elizalde, B., Deshmukh, S., Al Ismail, M. ve Wang, H. (2023). CLAP: Learning Audio Concepts from Natural Language Supervision. Proc. ICASSP 2023, s. 1-5.</w:t>
+      </w:r>
+    </w:p>
+    <w:p>
+      <w:pPr>
+        <w:pStyle w:val="Normal"/>
+      </w:pPr>
+      <w:r>
+        <w:t xml:space="preserve">[8] Frank, J. ve Schonherr, L. (2021). WaveFake: A Data Set to Facilitate Audio Deepfake Detection. NeurIPS 2021 Datasets and Benchmarks.</w:t>
+      </w:r>
+    </w:p>
+    <w:p>
+      <w:pPr>
+        <w:pStyle w:val="Normal"/>
+      </w:pPr>
+      <w:r>
+        <w:t xml:space="preserve">[9] Gan, R., Huang, T., Shao, J. ve Wang, F. (2024). Music Genre Classification Based on VMD-IWOA-XGBoost. Mathematics, 12(10), 1549.</w:t>
+      </w:r>
+    </w:p>
+    <w:p>
+      <w:pPr>
+        <w:pStyle w:val="Normal"/>
+      </w:pPr>
+      <w:r>
+        <w:t xml:space="preserve">[10] Gourisaria, M. K., Agrawal, R. ve Sahni, M. (2024). Comparative Analysis of Audio Classification with MFCC and STFT Features. Discover Internet of Things, 4.</w:t>
+      </w:r>
+    </w:p>
+    <w:p>
+      <w:pPr>
+        <w:pStyle w:val="Normal"/>
+      </w:pPr>
+      <w:r>
+        <w:t xml:space="preserve">[11] Ke, G., Meng, Q., Finley, T., Wang, T., Chen, W., Ma, W., Ye, Q. ve Liu, T. (2017). LightGBM: A Highly Efficient Gradient Boosting Decision Tree. Advances in NeurIPS, 30.</w:t>
+      </w:r>
+    </w:p>
+    <w:p>
+      <w:pPr>
+        <w:pStyle w:val="Normal"/>
+      </w:pPr>
+      <w:r>
+        <w:t xml:space="preserve">[12] Kosta, K., Meseguer Brocal, G., Afchar, D. ve Hennequin, R. (2025). Segment Transformer: AI-Generated Music Detection via Music Structural Analysis. arXiv:2509.08283.</w:t>
+      </w:r>
+    </w:p>
+    <w:p>
+      <w:pPr>
+        <w:pStyle w:val="Normal"/>
+      </w:pPr>
+      <w:r>
+        <w:t xml:space="preserve">[13] Kostrzewa, D., Mazur, W. ve Brzeski, R. (2022). Wide Ensembles of Neural Networks in Music Genre Classification. Proc. MISSI 2022, s. 91-102. Springer.</w:t>
+      </w:r>
+    </w:p>
+    <w:p>
+      <w:pPr>
+        <w:pStyle w:val="Normal"/>
+      </w:pPr>
+      <w:r>
+        <w:t xml:space="preserve">[14] Liu, H., Chen, Z., Yuan, Y., Mei, X., Liu, X., Mandic, D., Wang, W. ve Plumbley, M. D. (2023). AudioLDM: Text-to-Audio Generation with Latent Diffusion Models. Proc. ICML 2023.</w:t>
+      </w:r>
+    </w:p>
+    <w:p>
+      <w:pPr>
+        <w:pStyle w:val="Normal"/>
+      </w:pPr>
+      <w:r>
+        <w:t xml:space="preserve">[15] Liu, Y. ve digerleri. (2024). From Audio Deepfake Detection to AI-Generated Music Detection: A Pathway and Overview. arXiv:2412.00571.</w:t>
+      </w:r>
+    </w:p>
+    <w:p>
+      <w:pPr>
+        <w:pStyle w:val="Normal"/>
+      </w:pPr>
+      <w:r>
+        <w:t xml:space="preserve">[16] Liu, Y., Yin, Y., Zhu, Q. ve Cui, W. (2022). Musical Instrument Recognition by XGBoost Combining Feature Fusion. arXiv:2206.00901.</w:t>
+      </w:r>
+    </w:p>
+    <w:p>
+      <w:pPr>
+        <w:pStyle w:val="Normal"/>
+      </w:pPr>
+      <w:r>
+        <w:t xml:space="preserve">[17] Lundberg, S. M. ve Lee, S. I. (2017). A Unified Approach to Interpreting Model Predictions. Advances in NeurIPS, 30.</w:t>
+      </w:r>
+    </w:p>
+    <w:p>
+      <w:pPr>
+        <w:pStyle w:val="Normal"/>
+      </w:pPr>
+      <w:r>
+        <w:t xml:space="preserve">[18] Martin-Donas, J. M. ve Alvarez, A. (2022). The Vicomtech Audio Deepfake Detection System Based on Wav2vec2 for the 2022 ADD Challenge. Proc. ICASSP 2022, s. 9266-9270.</w:t>
+      </w:r>
+    </w:p>
+    <w:p>
+      <w:pPr>
+        <w:pStyle w:val="Normal"/>
+      </w:pPr>
+      <w:r>
+        <w:t xml:space="preserve">[19] McFee, B., Raffel, C., Liang, D., Ellis, D. P. W., McVicar, M., Battenberg, E. ve Nieto, O. (2015). librosa: Audio and Music Signal Analysis in Python. Proc. 14th Python in Science Conf., s. 18-25.</w:t>
+      </w:r>
+    </w:p>
+    <w:p>
+      <w:pPr>
+        <w:pStyle w:val="Normal"/>
+      </w:pPr>
+      <w:r>
+        <w:t xml:space="preserve">[20] Paszke, A. ve digerleri. (2019). PyTorch: An Imperative Style, High-Performance Deep Learning Library. Advances in NeurIPS, 32.</w:t>
+      </w:r>
+    </w:p>
+    <w:p>
+      <w:pPr>
+        <w:pStyle w:val="Normal"/>
+      </w:pPr>
+      <w:r>
+        <w:t xml:space="preserve">[21] Pedregosa, F. ve digerleri. (2011). Scikit-learn: Machine Learning in Python. Journal of Machine Learning Research, 12, 2825-2830.</w:t>
+      </w:r>
+    </w:p>
+    <w:p>
+      <w:pPr>
+        <w:pStyle w:val="Normal"/>
+      </w:pPr>
+      <w:r>
+        <w:t xml:space="preserve">[22] Wu, Y., Chen, K., Zhang, T., Hui, Y., Berg-Kirkpatrick, T. ve Dubnov, S. (2023). Large-Scale Contrastive Language-Audio Pretraining with Feature Fusion. Proc. ICASSP 2023.</w:t>
+      </w:r>
+    </w:p>
+    <w:p>
+      <w:pPr>
+        <w:pStyle w:val="Normal"/>
+      </w:pPr>
+      <w:r>
+        <w:t xml:space="preserve">[23] Yi, J., Fu, R., Tao, J., Nie, S., Ma, H., Wang, C. ve digerleri. (2022). ADD 2022: The First Audio Deep Synthesis Detection Challenge. Proc. ICASSP 2022, s. 9216-9220.</w:t>
+      </w:r>
+    </w:p>
+    <w:p>
+      <w:pPr>
+        <w:pStyle w:val="Normal"/>
+      </w:pPr>
+      <w:r>
+        <w:t xml:space="preserve">[24] Yi, J., Wang, C., Tao, J., Zhang, X., Zhang, C. Y. ve Zhao, Y. (2023). Audio Deepfake Detection: A Survey. arXiv:2308.14970.</w:t>
+      </w:r>
+    </w:p>
+    <w:p>
+      <w:pPr>
+        <w:pStyle w:val="Balk1"/>
+        <w:sectPr>
+          <w:pgSz w:w="11909" w:h="16834"/>
+          <w:pgMar w:top="1418" w:right="1418" w:bottom="1418" w:left="1985" w:header="709" w:footer="709" w:gutter="0"/>
+          <w:cols w:space="60"/>
+          <w:noEndnote/>
+        </w:sectPr>
+      </w:pPr>
+      <w:r/>
+    </w:p>
+    <w:p>
+      <w:pPr>
+        <w:pStyle w:val="Balk1"/>
+      </w:pPr>
+      <w:r>
+        <w:lastRenderedPageBreak/>
+        <w:t>EKLER</w:t>
+      </w:r>
+      <w:commentRangeStart w:id="37"/>
+      <w:commentRangeEnd w:id="37"/>
+      <w:r>
+        <w:rPr>
+          <w:rStyle w:val="AklamaBavurusu"/>
+          <w:sz w:val="28"/>
+          <w:szCs w:val="28"/>
+        </w:rPr>
+        <w:commentReference w:id="37"/>
       </w:r>
     </w:p>
     <w:p>
@@ -17515,7 +12571,7 @@
         <w:pStyle w:val="Balk2"/>
       </w:pPr>
       <w:r>
-        <w:t xml:space="preserve">3.1. Sistem Mimarisine Genel Bakış</w:t>
+        <w:t xml:space="preserve">Ek 1: AURIS 47 Öznitelik Tam Listesi</w:t>
       </w:r>
     </w:p>
     <w:p>
@@ -17523,7 +12579,23 @@
         <w:pStyle w:val="PARAGRAFMETN"/>
       </w:pPr>
       <w:r>
-        <w:t xml:space="preserve">AURIS dört ana modülden oluşmaktadır: (1) Ses Ön İşleme Modülü — format standartlaştırma, yeniden örnekleme ve süre normalizasyonu; (2) Öznitelik Çıkarma Modülü — librosa tabanlı 47 boyutlu vektör hesaplama; (3) Sınıflandırma Modülü — 11 modelin 5 katlı çapraz doğrulamayla eğitimi ve seçimi; (4) Açıklama Modülü — SHAP değerlerinin hesaplanması ve kullanıcıya sunulması.</w:t>
+        <w:t xml:space="preserve">1-spectral_centroid_mean | 2-spectral_centroid_std | 3-spectral_bandwidth_mean | 4-spectral_bandwidth_std | 5-spectral_flatness_mean | 6-spectral_flatness_std [EN GUCLU, 0.0619] | 7-spectral_rolloff_mean | 8-spectral_rolloff_std | 9-spectral_contrast_mean | 10-spectral_contrast_std | 11-mfcc_variance | 12-mfcc_delta_var | 13-mfcc_delta2_var | 14-mel_flatness | 15-spectral_regularity | 16-harmonic_structure | 17-tempo_bpm | 18-tempo_stability | 19-tempo_cv | 20-beat_count | 21-onset_strength_mean | 22-onset_strength_std | 23-rms_energy | 24-rms_std | 25-rms_dynamic_range | 26-zero_crossing_rate | 27-zero_crossing_std | 28-temporal_patterns | 29-chroma_entropy | 30-chroma_std | 31-chroma_transition_rate | 32-tonnetz_std | 33-harmonic_ratio | 34-vocal_energy_ratio | 35-vocal_harmonic_ratio | 36-vocal_confidence | 37-has_vocals | 38-pitch_mean_hz | 39-pitch_std_cents | 40-pitch_stability_score | 41-vibrato_rate_hz | 42-vibrato_extent_cents | 43-vibrato_regularity_score | 44-formant_consistency_score | 45-breath_pattern_score | 46-vocal_texture_score | 47-vocal_ai_score</w:t>
+      </w:r>
+    </w:p>
+    <w:p>
+      <w:pPr>
+        <w:pStyle w:val="izelgeYazs"/>
+      </w:pPr>
+      <w:r>
+        <w:t xml:space="preserve">Çizelge E.1. AURIS 47 öznitelik tam listesi.</w:t>
+      </w:r>
+    </w:p>
+    <w:p>
+      <w:pPr>
+        <w:pStyle w:val="Balk2"/>
+      </w:pPr>
+      <w:r>
+        <w:t xml:space="preserve">Ek 2: Sistem Gereksinimleri</w:t>
       </w:r>
     </w:p>
     <w:p>
@@ -17531,15 +12603,31 @@
         <w:pStyle w:val="PARAGRAFMETN"/>
       </w:pPr>
       <w:r>
-        <w:t xml:space="preserve">Sistem şu giriş formatlarını desteklemektedir: MP3, WAV, FLAC ve OGG ses dosyaları (maksimum 50 MB) ve YouTube bağlantısı (yt-dlp ile ses çıkarımı). Tahmin çıktısı; sınıf etiketi (AI/İnsan), P(AI) güven skoru ve her özniteliğin karara katkısını gösteren SHAP değer sözlüğünden oluşmaktadır.</w:t>
-      </w:r>
-    </w:p>
-    <w:p>
-      <w:pPr>
-        <w:pStyle w:val="Balk2"/>
-      </w:pPr>
-      <w:r>
-        <w:t xml:space="preserve">3.2. Veri Kümesi</w:t>
+        <w:t xml:space="preserve">Python 3.11+, Node.js 20.18.1+, Android API 26+ (Android 8.0), RAM 8 GB+, Disk ~500 MB. Backend: 7860 portu (HuggingFace Spaces). Web: 3000 portu.</w:t>
+      </w:r>
+    </w:p>
+    <w:p>
+      <w:pPr>
+        <w:pStyle w:val="Balk1"/>
+        <w:numPr>
+          <w:ilvl w:val="0"/>
+          <w:numId w:val="0"/>
+        </w:numPr>
+        <w:ind w:left="-72"/>
+      </w:pPr>
+      <w:commentRangeStart w:id="45"/>
+      <w:r>
+        <w:lastRenderedPageBreak/>
+        <w:t>ÖZGEÇMİŞ</w:t>
+      </w:r>
+      <w:commentRangeEnd w:id="45"/>
+      <w:r>
+        <w:rPr>
+          <w:rStyle w:val="AklamaBavurusu"/>
+          <w:sz w:val="28"/>
+          <w:szCs w:val="28"/>
+        </w:rPr>
+        <w:commentReference w:id="45"/>
       </w:r>
     </w:p>
     <w:p>
@@ -17547,7 +12635,7 @@
         <w:pStyle w:val="Balk3"/>
       </w:pPr>
       <w:r>
-        <w:t xml:space="preserve">3.2.1. Derleme Stratejisi ve Etik</w:t>
+        <w:t xml:space="preserve">KİŞİSEL BİLGİLER</w:t>
       </w:r>
     </w:p>
     <w:p>
@@ -17555,7 +12643,15 @@
         <w:pStyle w:val="PARAGRAFMETN"/>
       </w:pPr>
       <w:r>
-        <w:t xml:space="preserve">AURIS veri kümesi, kaynak kökenine dayalı otomatik etiketleme stratejisiyle oluşturulmuştur. Bilinen yapay zekâ üretim platformlarından gelen örnekler "1" (AI), bilinen insan müziği arşivlerinden gelen örnekler "0" (İnsan) olarak etiketlenmektedir. Bu yöntem manuel etiketleme maliyetini sıfıra indirmekte ve etiket kaynaklarının tam denetlenebilirliğini güvence altına almaktadır.</w:t>
+        <w:t xml:space="preserve">Ad Soyad: Hasan Arthur ALTUNTAŞ | Öğrenci No: 221001047 | E-posta: hasannarthurrr@gmail.com | GitHub: github.com/Rtur2003</w:t>
+      </w:r>
+    </w:p>
+    <w:p>
+      <w:pPr>
+        <w:pStyle w:val="Balk3"/>
+      </w:pPr>
+      <w:r>
+        <w:t xml:space="preserve">ÖĞRENİM DURUMU</w:t>
       </w:r>
     </w:p>
     <w:p>
@@ -17563,7 +12659,7 @@
         <w:pStyle w:val="PARAGRAFMETN"/>
       </w:pPr>
       <w:r>
-        <w:t xml:space="preserve">Veri toplama sürecinde yalnızca kamuya açık ve Creative Commons ya da eşdeğer lisanslı ses arşivleri kullanılmıştır. İnsan katılımcılardan birincil veri toplanmamış olduğundan etik kurul izni gerekmemektedir. Tüm veri kaynakları HuggingFace Hub üzerinden programatik olarak indirilmiştir.</w:t>
+        <w:t xml:space="preserve">Lisans: Bilgisayar Mühendisliği, Düzce Üniversitesi (2020-2026)</w:t>
       </w:r>
     </w:p>
     <w:p>
@@ -17571,7 +12667,7 @@
         <w:pStyle w:val="Balk3"/>
       </w:pPr>
       <w:r>
-        <w:t xml:space="preserve">3.2.2. Kaynak Dağılımı</w:t>
+        <w:t xml:space="preserve">PROJE VE YAYINLAR</w:t>
       </w:r>
     </w:p>
     <w:p>
@@ -17579,219 +12675,9 @@
         <w:pStyle w:val="PARAGRAFMETN"/>
       </w:pPr>
       <w:r>
-        <w:t xml:space="preserve">Veri kümesi 5.195 ses kaydından oluşmaktadır: 3.113 insan üretimi (%59,9) ve 2.082 yapay zekâ üretimi (%40,1). Aşağıdaki çizelgede kaynak bazında dağılım sunulmaktadır.</w:t>
-      </w:r>
-    </w:p>
-    <w:p>
-      <w:pPr>
-        <w:pStyle w:val="izelgeYazs"/>
-      </w:pPr>
-      <w:r>
-        <w:t xml:space="preserve">Çizelge 3.1. AURIS veri kümesi kaynak dağılımı.</w:t>
-      </w:r>
-    </w:p>
-    <w:p>
-      <w:pPr>
-        <w:pStyle w:val="PARAGRAFMETN"/>
-      </w:pPr>
-      <w:r>
-        <w:t xml:space="preserve">AIME veri kümesi (disco-eth/AIME), Suno v3/v3.5/v4/v5, Udio, MusicGen, Stable Audio, Riffusion, AudioLDM2, Mustango, JEN-1, MusicLDM ve Tango dahil olmak üzere 12 farklı AI üretim mimarisinin çıktılarını barındırmaktadır. Bu çeşitlilik, çapraz-üretici genelleme kapasitesini test etmek açısından kritik önem taşımaktadır.</w:t>
-      </w:r>
-    </w:p>
-    <w:p>
-      <w:pPr>
-        <w:pStyle w:val="Balk3"/>
-      </w:pPr>
-      <w:r>
-        <w:t xml:space="preserve">3.2.3. Ön İşleme Hattı</w:t>
-      </w:r>
-    </w:p>
-    <w:p>
-      <w:pPr>
-        <w:pStyle w:val="PARAGRAFMETN"/>
-      </w:pPr>
-      <w:r>
-        <w:t xml:space="preserve">Tüm ses dosyaları şu standartlaştırma adımlarından geçirilmektedir: (1) 22.050 Hz'ye yeniden örnekleme; (2) Tek kanala (mono) dönüşüm — stereo-mono dönüşümü kanal ortalamasıyla gerçekleştirilmektedir; (3) Süre normalizasyonu — 30 saniyeyi aşan kayıtlar kırpılmakta, kısa kayıtlar sıfırla doldurulmaktadır; (4) Gürültü ve bozulma kontrolü — minimum 1 saniye uzunluk ve minimum 1e-6 genlik eşiği; (5) Veri sızıntısını önlemek için duration_sec ve sample_rate meta veri alanları öznitelik vektöründen çıkarılmıştır.</w:t>
-      </w:r>
-    </w:p>
-    <w:p>
-      <w:pPr>
-        <w:pStyle w:val="Balk2"/>
-      </w:pPr>
-      <w:r>
-        <w:t xml:space="preserve">3.3. Öznitelik Mühendisliği</w:t>
-      </w:r>
-    </w:p>
-    <w:p>
-      <w:pPr>
-        <w:pStyle w:val="Balk3"/>
-      </w:pPr>
-      <w:r>
-        <w:t xml:space="preserve">3.3.1. Öznitelik Kategorileri</w:t>
-      </w:r>
-    </w:p>
-    <w:p>
-      <w:pPr>
-        <w:pStyle w:val="PARAGRAFMETN"/>
-      </w:pPr>
-      <w:r>
-        <w:t xml:space="preserve">AURIS, librosa kütüphanesi (v0.10.1) (McFee vd., 2015) [19] kullanılarak her ses kaydından 47 boyutlu bir öznitelik vektörü çıkarmaktadır. Öznitelikler 5 kategoride gruplanmaktadır: Spektral (16 öznitelik) — MFCC varyans/delta/delta², spektral merkez/bant genişliği/rolloff/düzlük/kontrast/düzenlilik; Zamansal/Ritmik (10 öznitelik) — RMS enerji/std/dinamik aralık, sıfır geçiş oranı, tempo BPM/stabilite/CV; Onset/Beat (9 öznitelik) — onset güç ort/std, beat sayısı, IBI stabilitesi; Harmonik/Tonal (8 öznitelik) — chroma entropi/std/geçiş hızı, Tonnetz std, harmonik oran; Vokal (4 öznitelik) — perde stabilitesi, vibrato, formant, nefes.</w:t>
-      </w:r>
-    </w:p>
-    <w:p>
-      <w:pPr>
-        <w:pStyle w:val="Balk3"/>
-      </w:pPr>
-      <w:r>
-        <w:t xml:space="preserve">3.3.2. Kritik Öznitelikler ve Motivasyonu</w:t>
-      </w:r>
-    </w:p>
-    <w:p>
-      <w:pPr>
-        <w:pStyle w:val="PARAGRAFMETN"/>
-      </w:pPr>
-      <w:r>
-        <w:t xml:space="preserve">Spektral düzlük (spectral_flatness), bir sesin gürültü benzeri mi yoksa tonal mı olduğunu ölçen 0-1 aralığında bir metriktir. Yapay zekâ üretimi müzik, perceptual kalite metriklerini optimize etme eğiliminde olduğundan genellikle daha homojen ve tonal bir spektral yapıya sahipken, insan müziği kayıt ortamı gürültüsü, enstrüman rezonansları ve doğal performans varyasyonları nedeniyle daha geniş bir spektral düzlük aralığı sergilemektedir. Bu fark, spectral_flatness_std'nin en yüksek öznitelik önem skoruna (0,0619) ulaşmasını açıklamaktadır.</w:t>
-      </w:r>
-    </w:p>
-    <w:p>
-      <w:pPr>
-        <w:pStyle w:val="PARAGRAFMETN"/>
-      </w:pPr>
-      <w:r>
-        <w:t xml:space="preserve">Vokal öznitelikler, AURIS'in özgün katkılarından birini oluşturmaktadır. İnsan sesinin karakteristik özellikleri — stokastik perde varyasyonu, doğal vibrato düzensizliği, formant geçişlerinin akıcı yapısı ve nefes örüntüleri — yapay zekâ sentezli seslerde tam olarak taklit edilememektedir. Breath_pattern_score özniteliğinin LightGBM öznitelik önem analizinde ilk 15'e girmesi bu motivasyonu deneysel olarak doğrulamaktadır.</w:t>
-      </w:r>
-    </w:p>
-    <w:p>
-      <w:pPr>
-        <w:pStyle w:val="Balk2"/>
-      </w:pPr>
-      <w:r>
-        <w:t xml:space="preserve">3.4. Sınıflandırma Modelleri</w:t>
-      </w:r>
-    </w:p>
-    <w:p>
-      <w:pPr>
-        <w:pStyle w:val="Balk3"/>
-      </w:pPr>
-      <w:r>
-        <w:t xml:space="preserve">3.4.1. Klasik Makine Öğrenmesi Modelleri (7)</w:t>
-      </w:r>
-    </w:p>
-    <w:p>
-      <w:pPr>
-        <w:pStyle w:val="PARAGRAFMETN"/>
-      </w:pPr>
-      <w:r>
-        <w:t xml:space="preserve">Yedi klasik makine öğrenmesi modeli scikit-learn (Pedregosa vd., 2011) [21], XGBoost (Chen ve Guestrin, 2016) [4] ve LightGBM (Ke vd., 2017) [11] kütüphaneleri kullanılarak eğitilmiştir. Modeller ve seçilen temel hiperparametreleri aşağıdaki çizelgede sunulmaktadır.</w:t>
-      </w:r>
-    </w:p>
-    <w:p>
-      <w:pPr>
-        <w:pStyle w:val="izelgeYazs"/>
-      </w:pPr>
-      <w:r>
-        <w:t xml:space="preserve">Çizelge 3.2. Klasik ML modellerinin hiperparametreleri ve eğitim süreleri.</w:t>
-      </w:r>
-    </w:p>
-    <w:p>
-      <w:pPr>
-        <w:pStyle w:val="Balk3"/>
-      </w:pPr>
-      <w:r>
-        <w:t xml:space="preserve">3.4.2. Derin Öğrenme Modelleri (4)</w:t>
-      </w:r>
-    </w:p>
-    <w:p>
-      <w:pPr>
-        <w:pStyle w:val="PARAGRAFMETN"/>
-      </w:pPr>
-      <w:r>
-        <w:t xml:space="preserve">Dört derin öğrenme modeli PyTorch (Paszke vd., 2019) [20] çerçevesinde 47 boyutlu öznitelik vektörünü girdi olarak alacak şekilde tasarlanmıştır. Tüm DL modelleri BCEWithLogitsLoss kayıp fonksiyonu, Adam optimizasyon algoritması (lr=1e-3) ve erken durdurma (patience=10) kullanmaktadır. Derin MLP (512-256-128-64): 81,4 saniye eğitim süresi, BatchNorm ve Dropout(0,3) ile regularizasyon. 1D-CNN: Conv1D(1-&gt;32-&gt;64-&gt;128) + GlobalAvgPool + FC(128-&gt;1), 125,0 saniye. Residual MLP (3 blok): 3 artık blok (64 boyut), 128,7 saniye. Attention MLP: öz-dikkat (64 boyut) + FF katmanlar, 149,6 saniye.</w:t>
-      </w:r>
-    </w:p>
-    <w:p>
-      <w:pPr>
-        <w:pStyle w:val="Balk2"/>
-      </w:pPr>
-      <w:r>
-        <w:t xml:space="preserve">3.5. Eğitim Protokolü</w:t>
-      </w:r>
-    </w:p>
-    <w:p>
-      <w:pPr>
-        <w:pStyle w:val="Balk3"/>
-      </w:pPr>
-      <w:r>
-        <w:t xml:space="preserve">3.5.1. 5 Katlı Tabakalı Çapraz Doğrulama</w:t>
-      </w:r>
-    </w:p>
-    <w:p>
-      <w:pPr>
-        <w:pStyle w:val="PARAGRAFMETN"/>
-      </w:pPr>
-      <w:r>
-        <w:t xml:space="preserve">Tüm modeller aynı 5 katlı tabakalı çapraz doğrulama protokolüyle değerlendirilmiştir. Tabakalama, her katlamada sınıf dağılımını (%59,9 insan / %40,1 AI) koruyarak değerlendirmenin güvenilirliğini artırmaktadır. Her katlama için StandardScaler yalnızca eğitim alt kümesine uyarlanmış, doğrulama alt kümesine dönüşüm uygulanmıştır.</w:t>
-      </w:r>
-    </w:p>
-    <w:p>
-      <w:pPr>
-        <w:pStyle w:val="Balk3"/>
-      </w:pPr>
-      <w:r>
-        <w:t xml:space="preserve">3.5.2. Youden J Eşik Optimizasyonu</w:t>
-      </w:r>
-    </w:p>
-    <w:p>
-      <w:pPr>
-        <w:pStyle w:val="PARAGRAFMETN"/>
-      </w:pPr>
-      <w:r>
-        <w:t xml:space="preserve">Naif 0,50 eşiği yerine her katlama için Youden J istatistiği maksimize edilerek optimal karar eşiği belirlenmektedir: theta* = argmax(Duyarlilik + Ozgulluk - 1). LightGBM için optimal eşik θ* = 0,4316 olarak belirlenmiştir.</w:t>
-      </w:r>
-    </w:p>
-    <w:p>
-      <w:pPr>
-        <w:pStyle w:val="Balk2"/>
-      </w:pPr>
-      <w:r>
-        <w:t xml:space="preserve">3.6. SHAP Açıklanabilirlik Entegrasyonu</w:t>
-      </w:r>
-    </w:p>
-    <w:p>
-      <w:pPr>
-        <w:pStyle w:val="PARAGRAFMETN"/>
-      </w:pPr>
-      <w:r>
-        <w:t xml:space="preserve">AURIS, her tahmin için SHAP (SHapley Additive exPlanations) (Lundberg ve Lee, 2017) [17] değerlerini hesaplamaktadır. LightGBM'in TreeExplainer arayüzü, ağaç tabanlı modeller için SHAP değerlerini lineer zamanda hesaplayarak gerçek zamanlı kullanım için pratik bir avantaj sağlamaktadır. Her analiz sonucunda kullanıcıya hangi özniteliklerin AI ya da İnsan kararına ne kadar katkı yaptığı görsel olarak sunulmaktadır.</w:t>
-      </w:r>
-    </w:p>
-    <w:p>
-      <w:pPr>
-        <w:pStyle w:val="Balk2"/>
-      </w:pPr>
-      <w:r>
-        <w:t xml:space="preserve">3.7. Uygulama Mimarisi</w:t>
-      </w:r>
-    </w:p>
-    <w:p>
-      <w:pPr>
-        <w:pStyle w:val="PARAGRAFMETN"/>
-      </w:pPr>
-      <w:r>
-        <w:t xml:space="preserve">Web platformu Next.js 14 ve TypeScript ile geliştirilmiştir. Statik site üretimi yaklaşımıyla Netlify CDN üzerinde küresel dağıtım sağlanmaktadır. Android uygulaması Kotlin ve Jetpack Compose ile Clean Architecture (MVVM) deseninde, minimum API 26 (Android 8.0) desteğiyle geliştirilmiştir. Arka uç Python 3.11 ve FastAPI ile geliştirilmiş; HuggingFace Spaces'ta Docker konteyneri olarak 7860 numaralı portta çalışmaktadır.</w:t>
-      </w:r>
-    </w:p>
-    <w:sectPr>
-      <w:footerReference w:type="default" r:id="rId45"/>
-      <w:pgSz w:w="11909" w:h="16834"/>
-      <w:pgMar w:top="1418" w:right="1418" w:bottom="1418" w:left="1985" w:header="709" w:footer="709" w:gutter="0"/>
-      <w:pgNumType w:fmt="lowerRoman"/>
-      <w:cols w:space="60"/>
-      <w:noEndnote/>
-      <w:titlePg/>
-      <w:docGrid w:linePitch="272"/>
-    </w:sectPr>
+        <w:t xml:space="preserve">AURIS: Akustik Öznitelik Tabanlı Yapay Zekâ Üretimi Müziğin Tespiti İçin Çok Modelli Topluluk Sistemi — BM498 Mezuniyet Tezi, 2025-2026. GUJSA dergisine makale olarak gönderilmiştir.</w:t>
+      </w:r>
+    </w:p>
   </w:body>
 </w:document>
 </file>
